--- a/Laporan Praktikum Pemrosesan Data UTS projek.docx
+++ b/Laporan Praktikum Pemrosesan Data UTS projek.docx
@@ -229,52 +229,951 @@
         <w:tabs>
           <w:tab w:val="right" w:pos="8505"/>
         </w:tabs>
-        <w:spacing w:line="480" w:lineRule="auto"/>
+        <w:spacing w:after="0" w:line="276" w:lineRule="auto"/>
         <w:jc w:val="center"/>
         <w:rPr>
           <w:rFonts w:ascii="Times New Roman" w:hAnsi="Times New Roman" w:cs="Times New Roman"/>
-          <w:sz w:val="24"/>
-          <w:szCs w:val="24"/>
+          <w:b/>
+          <w:bCs/>
+          <w:sz w:val="28"/>
+          <w:szCs w:val="28"/>
         </w:rPr>
       </w:pPr>
       <w:r>
         <w:rPr>
           <w:rFonts w:ascii="Times New Roman" w:hAnsi="Times New Roman" w:cs="Times New Roman"/>
-          <w:sz w:val="24"/>
-          <w:szCs w:val="24"/>
-        </w:rPr>
-        <w:lastRenderedPageBreak/>
-        <w:t>BAB 1</w:t>
+          <w:b/>
+          <w:bCs/>
+          <w:sz w:val="28"/>
+          <w:szCs w:val="28"/>
+        </w:rPr>
+        <w:t xml:space="preserve">BAB </w:t>
       </w:r>
+      <w:r>
+        <w:rPr>
+          <w:rFonts w:ascii="Times New Roman" w:hAnsi="Times New Roman" w:cs="Times New Roman"/>
+          <w:b/>
+          <w:bCs/>
+          <w:sz w:val="28"/>
+          <w:szCs w:val="28"/>
+        </w:rPr>
+        <w:t>I</w:t>
+      </w:r>
+    </w:p>
+    <w:p>
+      <w:pPr>
+        <w:tabs>
+          <w:tab w:val="right" w:pos="8505"/>
+        </w:tabs>
+        <w:spacing w:after="0" w:line="276" w:lineRule="auto"/>
+        <w:jc w:val="center"/>
+        <w:rPr>
+          <w:rFonts w:ascii="Times New Roman" w:hAnsi="Times New Roman" w:cs="Times New Roman"/>
+          <w:b/>
+          <w:bCs/>
+          <w:sz w:val="28"/>
+          <w:szCs w:val="28"/>
+        </w:rPr>
+      </w:pPr>
+      <w:r>
+        <w:rPr>
+          <w:rFonts w:ascii="Times New Roman" w:hAnsi="Times New Roman" w:cs="Times New Roman"/>
+          <w:b/>
+          <w:bCs/>
+          <w:sz w:val="28"/>
+          <w:szCs w:val="28"/>
+        </w:rPr>
+        <w:t>PENDAHULUAN</w:t>
+      </w:r>
+    </w:p>
+    <w:p>
+      <w:pPr>
+        <w:tabs>
+          <w:tab w:val="right" w:pos="8505"/>
+        </w:tabs>
+        <w:spacing w:line="276" w:lineRule="auto"/>
+        <w:jc w:val="both"/>
+        <w:rPr>
+          <w:rFonts w:ascii="Times New Roman" w:hAnsi="Times New Roman" w:cs="Times New Roman"/>
+          <w:b/>
+          <w:bCs/>
+          <w:sz w:val="28"/>
+          <w:szCs w:val="28"/>
+        </w:rPr>
+      </w:pPr>
     </w:p>
     <w:p>
       <w:pPr>
         <w:pStyle w:val="ListParagraph"/>
         <w:numPr>
           <w:ilvl w:val="0"/>
-          <w:numId w:val="9"/>
+          <w:numId w:val="13"/>
         </w:numPr>
         <w:tabs>
           <w:tab w:val="right" w:pos="8505"/>
         </w:tabs>
-        <w:spacing w:line="480" w:lineRule="auto"/>
+        <w:spacing w:line="276" w:lineRule="auto"/>
         <w:jc w:val="both"/>
         <w:rPr>
           <w:rFonts w:ascii="Times New Roman" w:hAnsi="Times New Roman" w:cs="Times New Roman"/>
-          <w:sz w:val="24"/>
-          <w:szCs w:val="24"/>
+          <w:sz w:val="28"/>
+          <w:szCs w:val="28"/>
         </w:rPr>
       </w:pPr>
       <w:r>
         <w:rPr>
           <w:rFonts w:ascii="Times New Roman" w:hAnsi="Times New Roman" w:cs="Times New Roman"/>
-          <w:sz w:val="24"/>
-          <w:szCs w:val="24"/>
-        </w:rPr>
-        <w:t>Latar Belakang</w:t>
+          <w:sz w:val="28"/>
+          <w:szCs w:val="28"/>
+        </w:rPr>
+        <w:t xml:space="preserve"> Latar Belakang</w:t>
+      </w:r>
+    </w:p>
+    <w:p>
+      <w:pPr>
+        <w:pStyle w:val="ListParagraph"/>
+        <w:tabs>
+          <w:tab w:val="right" w:pos="8505"/>
+        </w:tabs>
+        <w:ind w:firstLine="567"/>
+        <w:jc w:val="both"/>
+        <w:rPr>
+          <w:rFonts w:ascii="Times New Roman" w:hAnsi="Times New Roman" w:cs="Times New Roman"/>
+          <w:sz w:val="28"/>
+          <w:szCs w:val="28"/>
+        </w:rPr>
+      </w:pPr>
+      <w:r>
+        <w:rPr>
+          <w:rFonts w:ascii="Times New Roman" w:hAnsi="Times New Roman" w:cs="Times New Roman"/>
+          <w:sz w:val="28"/>
+          <w:szCs w:val="28"/>
+        </w:rPr>
+        <w:tab/>
+      </w:r>
+      <w:r>
+        <w:rPr>
+          <w:rFonts w:ascii="Times New Roman" w:hAnsi="Times New Roman" w:cs="Times New Roman"/>
+          <w:sz w:val="28"/>
+          <w:szCs w:val="28"/>
+        </w:rPr>
+        <w:t>Perkembangan teknologi digital telah mendorong pertumbuhan cryptocurrency sebagai salah satu instrumen investasi yang populer. Pasar cryptocurrency dikenal memiliki tingkat volatilitas yang tinggi, di mana harga aset dapat berubah secara signifikan dalam waktu yang singkat. Kondisi ini menjadikan informasi mengenai koin dengan kenaikan tertinggi (Top Gainers) dan penurunan terdalam (Top Losers) sebagai indikator penting dalam memahami pergerakan dan sentimen pasar.</w:t>
+      </w:r>
+    </w:p>
+    <w:p>
+      <w:pPr>
+        <w:pStyle w:val="ListParagraph"/>
+        <w:tabs>
+          <w:tab w:val="right" w:pos="8505"/>
+        </w:tabs>
+        <w:ind w:firstLine="567"/>
+        <w:jc w:val="both"/>
+        <w:rPr>
+          <w:rFonts w:ascii="Times New Roman" w:hAnsi="Times New Roman" w:cs="Times New Roman"/>
+          <w:sz w:val="28"/>
+          <w:szCs w:val="28"/>
+        </w:rPr>
+      </w:pPr>
+      <w:r>
+        <w:rPr>
+          <w:rFonts w:ascii="Times New Roman" w:hAnsi="Times New Roman" w:cs="Times New Roman"/>
+          <w:sz w:val="28"/>
+          <w:szCs w:val="28"/>
+        </w:rPr>
+        <w:t>Dalam praktiknya, pengumpulan data terkait pergerakan harga kripto sering dilakukan secara manual melalui situs web penyedia informasi pasar. Metode ini kurang efisien karena memerlukan waktu yang cukup lama dan berpotensi menimbulkan kesalahan pencatatan. Selain itu, pembaruan data secara berkala menjadi sulit dilakukan apabila tidak menggunakan sistem otomatis.</w:t>
+      </w:r>
+    </w:p>
+    <w:p>
+      <w:pPr>
+        <w:pStyle w:val="ListParagraph"/>
+        <w:tabs>
+          <w:tab w:val="right" w:pos="8505"/>
+        </w:tabs>
+        <w:ind w:firstLine="567"/>
+        <w:jc w:val="both"/>
+        <w:rPr>
+          <w:rFonts w:ascii="Times New Roman" w:hAnsi="Times New Roman" w:cs="Times New Roman"/>
+          <w:sz w:val="28"/>
+          <w:szCs w:val="28"/>
+        </w:rPr>
+      </w:pPr>
+      <w:r>
+        <w:rPr>
+          <w:rFonts w:ascii="Times New Roman" w:hAnsi="Times New Roman" w:cs="Times New Roman"/>
+          <w:sz w:val="28"/>
+          <w:szCs w:val="28"/>
+        </w:rPr>
+        <w:t>Untuk mengatasi permasalahan tersebut, diperlukan teknik otomatisasi pengambilan data menggunakan metode web scraping. Teknik ini memungkinkan proses ekstraksi data dari web dilakukan secara sistematis dan terstruktur. Data yang diperoleh kemudian dapat diproses lebih lanjut melalui tahap pembersihan (data cleaning) agar siap untuk dianalisis.</w:t>
+      </w:r>
+    </w:p>
+    <w:p>
+      <w:pPr>
+        <w:pStyle w:val="ListParagraph"/>
+        <w:tabs>
+          <w:tab w:val="right" w:pos="8505"/>
+        </w:tabs>
+        <w:ind w:firstLine="567"/>
+        <w:jc w:val="both"/>
+        <w:rPr>
+          <w:rFonts w:ascii="Times New Roman" w:hAnsi="Times New Roman" w:cs="Times New Roman"/>
+          <w:sz w:val="28"/>
+          <w:szCs w:val="28"/>
+        </w:rPr>
+      </w:pPr>
+      <w:r>
+        <w:rPr>
+          <w:rFonts w:ascii="Times New Roman" w:hAnsi="Times New Roman" w:cs="Times New Roman"/>
+          <w:sz w:val="28"/>
+          <w:szCs w:val="28"/>
+        </w:rPr>
+        <w:t>Berdasarkan hal tersebut, praktikum ini bertujuan untuk mengimplementasikan tahapan pemrosesan data mulai dari ekstraksi data, pembersihan, hingga visualisasi informasi. Dengan demikian, diharapkan dapat diperoleh gambaran yang lebih cepat, akurat, dan informatif mengenai kondisi pasar cryptocurrency terkini.</w:t>
+      </w:r>
+    </w:p>
+    <w:p>
+      <w:pPr>
+        <w:pStyle w:val="ListParagraph"/>
+        <w:tabs>
+          <w:tab w:val="right" w:pos="8505"/>
+        </w:tabs>
+        <w:ind w:firstLine="567"/>
+        <w:jc w:val="both"/>
+        <w:rPr>
+          <w:rFonts w:ascii="Times New Roman" w:hAnsi="Times New Roman" w:cs="Times New Roman"/>
+          <w:sz w:val="28"/>
+          <w:szCs w:val="28"/>
+        </w:rPr>
+      </w:pPr>
+    </w:p>
+    <w:p>
+      <w:pPr>
+        <w:pStyle w:val="ListParagraph"/>
+        <w:tabs>
+          <w:tab w:val="right" w:pos="8505"/>
+        </w:tabs>
+        <w:ind w:firstLine="567"/>
+        <w:jc w:val="both"/>
+        <w:rPr>
+          <w:rFonts w:ascii="Times New Roman" w:hAnsi="Times New Roman" w:cs="Times New Roman"/>
+          <w:sz w:val="28"/>
+          <w:szCs w:val="28"/>
+        </w:rPr>
+      </w:pPr>
+    </w:p>
+    <w:p>
+      <w:pPr>
+        <w:pStyle w:val="ListParagraph"/>
+        <w:tabs>
+          <w:tab w:val="right" w:pos="8505"/>
+        </w:tabs>
+        <w:ind w:firstLine="567"/>
+        <w:jc w:val="both"/>
+        <w:rPr>
+          <w:rFonts w:ascii="Times New Roman" w:hAnsi="Times New Roman" w:cs="Times New Roman"/>
+          <w:sz w:val="28"/>
+          <w:szCs w:val="28"/>
+        </w:rPr>
+      </w:pPr>
+    </w:p>
+    <w:p>
+      <w:pPr>
+        <w:pStyle w:val="ListParagraph"/>
+        <w:tabs>
+          <w:tab w:val="right" w:pos="8505"/>
+        </w:tabs>
+        <w:jc w:val="both"/>
+        <w:rPr>
+          <w:rFonts w:ascii="Times New Roman" w:hAnsi="Times New Roman" w:cs="Times New Roman"/>
+          <w:sz w:val="28"/>
+          <w:szCs w:val="28"/>
+        </w:rPr>
+      </w:pPr>
+    </w:p>
+    <w:p>
+      <w:pPr>
+        <w:pStyle w:val="ListParagraph"/>
+        <w:numPr>
+          <w:ilvl w:val="0"/>
+          <w:numId w:val="13"/>
+        </w:numPr>
+        <w:tabs>
+          <w:tab w:val="right" w:pos="8505"/>
+        </w:tabs>
+        <w:jc w:val="both"/>
+        <w:rPr>
+          <w:rFonts w:ascii="Times New Roman" w:hAnsi="Times New Roman" w:cs="Times New Roman"/>
+          <w:sz w:val="28"/>
+          <w:szCs w:val="28"/>
+        </w:rPr>
+      </w:pPr>
+      <w:r>
+        <w:rPr>
+          <w:rFonts w:ascii="Times New Roman" w:hAnsi="Times New Roman" w:cs="Times New Roman"/>
+          <w:sz w:val="28"/>
+          <w:szCs w:val="28"/>
+        </w:rPr>
+        <w:lastRenderedPageBreak/>
+        <w:t xml:space="preserve"> Rumusan Masalah</w:t>
+      </w:r>
+    </w:p>
+    <w:p>
+      <w:pPr>
+        <w:pStyle w:val="ListParagraph"/>
+        <w:numPr>
+          <w:ilvl w:val="0"/>
+          <w:numId w:val="13"/>
+        </w:numPr>
+        <w:tabs>
+          <w:tab w:val="right" w:pos="8505"/>
+        </w:tabs>
+        <w:jc w:val="both"/>
+        <w:rPr>
+          <w:rFonts w:ascii="Times New Roman" w:hAnsi="Times New Roman" w:cs="Times New Roman"/>
+          <w:sz w:val="28"/>
+          <w:szCs w:val="28"/>
+        </w:rPr>
+      </w:pPr>
+      <w:r>
+        <w:rPr>
+          <w:rFonts w:ascii="Times New Roman" w:hAnsi="Times New Roman" w:cs="Times New Roman"/>
+          <w:sz w:val="28"/>
+          <w:szCs w:val="28"/>
+        </w:rPr>
+        <w:t>Tujuan</w:t>
+      </w:r>
+    </w:p>
+    <w:p>
+      <w:pPr>
+        <w:pStyle w:val="ListParagraph"/>
+        <w:numPr>
+          <w:ilvl w:val="0"/>
+          <w:numId w:val="13"/>
+        </w:numPr>
+        <w:tabs>
+          <w:tab w:val="right" w:pos="8505"/>
+        </w:tabs>
+        <w:jc w:val="both"/>
+        <w:rPr>
+          <w:rFonts w:ascii="Times New Roman" w:hAnsi="Times New Roman" w:cs="Times New Roman"/>
+          <w:sz w:val="28"/>
+          <w:szCs w:val="28"/>
+        </w:rPr>
+      </w:pPr>
+      <w:r>
+        <w:rPr>
+          <w:rFonts w:ascii="Times New Roman" w:hAnsi="Times New Roman" w:cs="Times New Roman"/>
+          <w:sz w:val="28"/>
+          <w:szCs w:val="28"/>
+        </w:rPr>
+        <w:t>Manfaat</w:t>
+      </w:r>
+    </w:p>
+    <w:p>
+      <w:pPr>
+        <w:tabs>
+          <w:tab w:val="right" w:pos="8505"/>
+        </w:tabs>
+        <w:jc w:val="both"/>
+        <w:rPr>
+          <w:rFonts w:ascii="Times New Roman" w:hAnsi="Times New Roman" w:cs="Times New Roman"/>
+          <w:sz w:val="28"/>
+          <w:szCs w:val="28"/>
+        </w:rPr>
+      </w:pPr>
+    </w:p>
+    <w:p>
+      <w:pPr>
+        <w:tabs>
+          <w:tab w:val="right" w:pos="8505"/>
+        </w:tabs>
+        <w:spacing w:after="0"/>
+        <w:jc w:val="center"/>
+        <w:rPr>
+          <w:rFonts w:ascii="Times New Roman" w:hAnsi="Times New Roman" w:cs="Times New Roman"/>
+          <w:b/>
+          <w:bCs/>
+          <w:sz w:val="28"/>
+          <w:szCs w:val="28"/>
+        </w:rPr>
+      </w:pPr>
+      <w:r>
+        <w:rPr>
+          <w:rFonts w:ascii="Times New Roman" w:hAnsi="Times New Roman" w:cs="Times New Roman"/>
+          <w:b/>
+          <w:bCs/>
+          <w:sz w:val="28"/>
+          <w:szCs w:val="28"/>
+        </w:rPr>
+        <w:t>BAB II</w:t>
+      </w:r>
+    </w:p>
+    <w:p>
+      <w:pPr>
+        <w:tabs>
+          <w:tab w:val="right" w:pos="8505"/>
+        </w:tabs>
+        <w:spacing w:after="0"/>
+        <w:jc w:val="center"/>
+        <w:rPr>
+          <w:rFonts w:ascii="Times New Roman" w:hAnsi="Times New Roman" w:cs="Times New Roman"/>
+          <w:b/>
+          <w:bCs/>
+          <w:sz w:val="28"/>
+          <w:szCs w:val="28"/>
+        </w:rPr>
+      </w:pPr>
+      <w:r>
+        <w:rPr>
+          <w:rFonts w:ascii="Times New Roman" w:hAnsi="Times New Roman" w:cs="Times New Roman"/>
+          <w:b/>
+          <w:bCs/>
+          <w:sz w:val="28"/>
+          <w:szCs w:val="28"/>
+        </w:rPr>
+        <w:t>T</w:t>
+      </w:r>
+      <w:r>
+        <w:rPr>
+          <w:rFonts w:ascii="Times New Roman" w:hAnsi="Times New Roman" w:cs="Times New Roman"/>
+          <w:b/>
+          <w:bCs/>
+          <w:sz w:val="28"/>
+          <w:szCs w:val="28"/>
+        </w:rPr>
+        <w:t>INJAUAN PUSTAKA</w:t>
+      </w:r>
+    </w:p>
+    <w:p>
+      <w:pPr>
+        <w:pStyle w:val="ListParagraph"/>
+        <w:numPr>
+          <w:ilvl w:val="0"/>
+          <w:numId w:val="14"/>
+        </w:numPr>
+        <w:tabs>
+          <w:tab w:val="right" w:pos="8505"/>
+        </w:tabs>
+        <w:spacing w:after="0"/>
+        <w:jc w:val="both"/>
+        <w:rPr>
+          <w:rFonts w:ascii="Times New Roman" w:hAnsi="Times New Roman" w:cs="Times New Roman"/>
+          <w:sz w:val="28"/>
+          <w:szCs w:val="28"/>
+        </w:rPr>
+      </w:pPr>
+      <w:r>
+        <w:rPr>
+          <w:rFonts w:ascii="Times New Roman" w:hAnsi="Times New Roman" w:cs="Times New Roman"/>
+          <w:sz w:val="28"/>
+          <w:szCs w:val="28"/>
+        </w:rPr>
+        <w:t xml:space="preserve"> Cryptocurency</w:t>
+      </w:r>
+    </w:p>
+    <w:p>
+      <w:pPr>
+        <w:pStyle w:val="ListParagraph"/>
+        <w:numPr>
+          <w:ilvl w:val="0"/>
+          <w:numId w:val="14"/>
+        </w:numPr>
+        <w:tabs>
+          <w:tab w:val="right" w:pos="8505"/>
+        </w:tabs>
+        <w:spacing w:after="0"/>
+        <w:jc w:val="both"/>
+        <w:rPr>
+          <w:rFonts w:ascii="Times New Roman" w:hAnsi="Times New Roman" w:cs="Times New Roman"/>
+          <w:sz w:val="28"/>
+          <w:szCs w:val="28"/>
+        </w:rPr>
+      </w:pPr>
+      <w:r>
+        <w:rPr>
+          <w:rFonts w:ascii="Times New Roman" w:hAnsi="Times New Roman" w:cs="Times New Roman"/>
+          <w:sz w:val="28"/>
+          <w:szCs w:val="28"/>
+        </w:rPr>
+        <w:t>Web Scrapping</w:t>
+      </w:r>
+    </w:p>
+    <w:p>
+      <w:pPr>
+        <w:pStyle w:val="ListParagraph"/>
+        <w:numPr>
+          <w:ilvl w:val="0"/>
+          <w:numId w:val="14"/>
+        </w:numPr>
+        <w:tabs>
+          <w:tab w:val="right" w:pos="8505"/>
+        </w:tabs>
+        <w:spacing w:after="0"/>
+        <w:jc w:val="both"/>
+        <w:rPr>
+          <w:rFonts w:ascii="Times New Roman" w:hAnsi="Times New Roman" w:cs="Times New Roman"/>
+          <w:sz w:val="28"/>
+          <w:szCs w:val="28"/>
+        </w:rPr>
+      </w:pPr>
+      <w:r>
+        <w:rPr>
+          <w:rFonts w:ascii="Times New Roman" w:hAnsi="Times New Roman" w:cs="Times New Roman"/>
+          <w:sz w:val="28"/>
+          <w:szCs w:val="28"/>
+        </w:rPr>
+        <w:t xml:space="preserve"> Data Processing</w:t>
+      </w:r>
+    </w:p>
+    <w:p>
+      <w:pPr>
+        <w:pStyle w:val="ListParagraph"/>
+        <w:numPr>
+          <w:ilvl w:val="0"/>
+          <w:numId w:val="14"/>
+        </w:numPr>
+        <w:tabs>
+          <w:tab w:val="right" w:pos="8505"/>
+        </w:tabs>
+        <w:spacing w:after="0"/>
+        <w:jc w:val="both"/>
+        <w:rPr>
+          <w:rFonts w:ascii="Times New Roman" w:hAnsi="Times New Roman" w:cs="Times New Roman"/>
+          <w:sz w:val="28"/>
+          <w:szCs w:val="28"/>
+        </w:rPr>
+      </w:pPr>
+      <w:r>
+        <w:rPr>
+          <w:rFonts w:ascii="Times New Roman" w:hAnsi="Times New Roman" w:cs="Times New Roman"/>
+          <w:sz w:val="28"/>
+          <w:szCs w:val="28"/>
+        </w:rPr>
+        <w:t>Data Visualitation</w:t>
+      </w:r>
+    </w:p>
+    <w:p>
+      <w:pPr>
+        <w:pStyle w:val="ListParagraph"/>
+        <w:numPr>
+          <w:ilvl w:val="0"/>
+          <w:numId w:val="14"/>
+        </w:numPr>
+        <w:tabs>
+          <w:tab w:val="right" w:pos="8505"/>
+        </w:tabs>
+        <w:spacing w:after="0"/>
+        <w:jc w:val="both"/>
+        <w:rPr>
+          <w:rFonts w:ascii="Times New Roman" w:hAnsi="Times New Roman" w:cs="Times New Roman"/>
+          <w:sz w:val="28"/>
+          <w:szCs w:val="28"/>
+        </w:rPr>
+      </w:pPr>
+      <w:r>
+        <w:rPr>
+          <w:rFonts w:ascii="Times New Roman" w:hAnsi="Times New Roman" w:cs="Times New Roman"/>
+          <w:sz w:val="28"/>
+          <w:szCs w:val="28"/>
+        </w:rPr>
+        <w:t>Tools</w:t>
+      </w:r>
+    </w:p>
+    <w:p>
+      <w:pPr>
+        <w:pStyle w:val="ListParagraph"/>
+        <w:tabs>
+          <w:tab w:val="right" w:pos="8505"/>
+        </w:tabs>
+        <w:spacing w:after="0"/>
+        <w:ind w:left="795"/>
+        <w:jc w:val="both"/>
+        <w:rPr>
+          <w:rFonts w:ascii="Times New Roman" w:hAnsi="Times New Roman" w:cs="Times New Roman"/>
+          <w:sz w:val="28"/>
+          <w:szCs w:val="28"/>
+        </w:rPr>
+      </w:pPr>
+    </w:p>
+    <w:p>
+      <w:pPr>
+        <w:tabs>
+          <w:tab w:val="right" w:pos="8505"/>
+        </w:tabs>
+        <w:spacing w:after="0"/>
+        <w:jc w:val="center"/>
+        <w:rPr>
+          <w:rFonts w:ascii="Times New Roman" w:hAnsi="Times New Roman" w:cs="Times New Roman"/>
+          <w:b/>
+          <w:bCs/>
+          <w:sz w:val="28"/>
+          <w:szCs w:val="28"/>
+        </w:rPr>
+      </w:pPr>
+    </w:p>
+    <w:p>
+      <w:pPr>
+        <w:tabs>
+          <w:tab w:val="right" w:pos="8505"/>
+        </w:tabs>
+        <w:spacing w:after="0"/>
+        <w:jc w:val="center"/>
+        <w:rPr>
+          <w:rFonts w:ascii="Times New Roman" w:hAnsi="Times New Roman" w:cs="Times New Roman"/>
+          <w:b/>
+          <w:bCs/>
+          <w:sz w:val="28"/>
+          <w:szCs w:val="28"/>
+        </w:rPr>
+      </w:pPr>
+    </w:p>
+    <w:p>
+      <w:pPr>
+        <w:tabs>
+          <w:tab w:val="right" w:pos="8505"/>
+        </w:tabs>
+        <w:spacing w:after="0"/>
+        <w:jc w:val="center"/>
+        <w:rPr>
+          <w:rFonts w:ascii="Times New Roman" w:hAnsi="Times New Roman" w:cs="Times New Roman"/>
+          <w:b/>
+          <w:bCs/>
+          <w:sz w:val="28"/>
+          <w:szCs w:val="28"/>
+        </w:rPr>
+      </w:pPr>
+      <w:r>
+        <w:rPr>
+          <w:rFonts w:ascii="Times New Roman" w:hAnsi="Times New Roman" w:cs="Times New Roman"/>
+          <w:b/>
+          <w:bCs/>
+          <w:sz w:val="28"/>
+          <w:szCs w:val="28"/>
+        </w:rPr>
+        <w:t>BAB II</w:t>
+      </w:r>
+      <w:r>
+        <w:rPr>
+          <w:rFonts w:ascii="Times New Roman" w:hAnsi="Times New Roman" w:cs="Times New Roman"/>
+          <w:b/>
+          <w:bCs/>
+          <w:sz w:val="28"/>
+          <w:szCs w:val="28"/>
+        </w:rPr>
+        <w:t>I</w:t>
+      </w:r>
+    </w:p>
+    <w:p>
+      <w:pPr>
+        <w:tabs>
+          <w:tab w:val="right" w:pos="8505"/>
+        </w:tabs>
+        <w:spacing w:after="0"/>
+        <w:jc w:val="center"/>
+        <w:rPr>
+          <w:rFonts w:ascii="Times New Roman" w:hAnsi="Times New Roman" w:cs="Times New Roman"/>
+          <w:b/>
+          <w:bCs/>
+          <w:sz w:val="28"/>
+          <w:szCs w:val="28"/>
+        </w:rPr>
+      </w:pPr>
+      <w:r>
+        <w:rPr>
+          <w:rFonts w:ascii="Times New Roman" w:hAnsi="Times New Roman" w:cs="Times New Roman"/>
+          <w:b/>
+          <w:bCs/>
+          <w:sz w:val="28"/>
+          <w:szCs w:val="28"/>
+        </w:rPr>
+        <w:t>T</w:t>
+      </w:r>
+      <w:r>
+        <w:rPr>
+          <w:rFonts w:ascii="Times New Roman" w:hAnsi="Times New Roman" w:cs="Times New Roman"/>
+          <w:b/>
+          <w:bCs/>
+          <w:sz w:val="28"/>
+          <w:szCs w:val="28"/>
+        </w:rPr>
+        <w:t>AHAPAN LANGKAH LANGKAH ANALISA DATA</w:t>
+      </w:r>
+    </w:p>
+    <w:p>
+      <w:pPr>
+        <w:tabs>
+          <w:tab w:val="right" w:pos="8505"/>
+        </w:tabs>
+        <w:spacing w:after="0"/>
+        <w:jc w:val="center"/>
+        <w:rPr>
+          <w:rFonts w:ascii="Times New Roman" w:hAnsi="Times New Roman" w:cs="Times New Roman"/>
+          <w:b/>
+          <w:bCs/>
+          <w:sz w:val="28"/>
+          <w:szCs w:val="28"/>
+        </w:rPr>
+      </w:pPr>
+    </w:p>
+    <w:p>
+      <w:pPr>
+        <w:pStyle w:val="ListParagraph"/>
+        <w:numPr>
+          <w:ilvl w:val="0"/>
+          <w:numId w:val="15"/>
+        </w:numPr>
+        <w:tabs>
+          <w:tab w:val="right" w:pos="8505"/>
+        </w:tabs>
+        <w:spacing w:after="0"/>
+        <w:jc w:val="both"/>
+        <w:rPr>
+          <w:rFonts w:ascii="Times New Roman" w:hAnsi="Times New Roman" w:cs="Times New Roman"/>
+          <w:sz w:val="28"/>
+          <w:szCs w:val="28"/>
+        </w:rPr>
+      </w:pPr>
+      <w:r>
+        <w:rPr>
+          <w:rFonts w:ascii="Times New Roman" w:hAnsi="Times New Roman" w:cs="Times New Roman"/>
+          <w:sz w:val="28"/>
+          <w:szCs w:val="28"/>
+        </w:rPr>
+        <w:t xml:space="preserve"> Jenis dan Pendekatan analisis</w:t>
+      </w:r>
+    </w:p>
+    <w:p>
+      <w:pPr>
+        <w:pStyle w:val="ListParagraph"/>
+        <w:numPr>
+          <w:ilvl w:val="0"/>
+          <w:numId w:val="15"/>
+        </w:numPr>
+        <w:tabs>
+          <w:tab w:val="right" w:pos="8505"/>
+        </w:tabs>
+        <w:spacing w:after="0"/>
+        <w:jc w:val="both"/>
+        <w:rPr>
+          <w:rFonts w:ascii="Times New Roman" w:hAnsi="Times New Roman" w:cs="Times New Roman"/>
+          <w:sz w:val="28"/>
+          <w:szCs w:val="28"/>
+        </w:rPr>
+      </w:pPr>
+      <w:r>
+        <w:rPr>
+          <w:rFonts w:ascii="Times New Roman" w:hAnsi="Times New Roman" w:cs="Times New Roman"/>
+          <w:sz w:val="28"/>
+          <w:szCs w:val="28"/>
+        </w:rPr>
+        <w:t xml:space="preserve"> Sumber dan jenis data</w:t>
+      </w:r>
+    </w:p>
+    <w:p>
+      <w:pPr>
+        <w:pStyle w:val="ListParagraph"/>
+        <w:numPr>
+          <w:ilvl w:val="0"/>
+          <w:numId w:val="15"/>
+        </w:numPr>
+        <w:tabs>
+          <w:tab w:val="right" w:pos="8505"/>
+        </w:tabs>
+        <w:spacing w:after="0"/>
+        <w:jc w:val="both"/>
+        <w:rPr>
+          <w:rFonts w:ascii="Times New Roman" w:hAnsi="Times New Roman" w:cs="Times New Roman"/>
+          <w:sz w:val="28"/>
+          <w:szCs w:val="28"/>
+        </w:rPr>
+      </w:pPr>
+      <w:r>
+        <w:rPr>
+          <w:rFonts w:ascii="Times New Roman" w:hAnsi="Times New Roman" w:cs="Times New Roman"/>
+          <w:sz w:val="28"/>
+          <w:szCs w:val="28"/>
+        </w:rPr>
+        <w:t xml:space="preserve"> Tahapan analisis Data</w:t>
       </w:r>
       <w:bookmarkStart w:id="0" w:name="_GoBack"/>
       <w:bookmarkEnd w:id="0"/>
+    </w:p>
+    <w:p>
+      <w:pPr>
+        <w:tabs>
+          <w:tab w:val="right" w:pos="8505"/>
+        </w:tabs>
+        <w:spacing w:after="0"/>
+        <w:jc w:val="center"/>
+        <w:rPr>
+          <w:rFonts w:ascii="Times New Roman" w:hAnsi="Times New Roman" w:cs="Times New Roman"/>
+          <w:b/>
+          <w:bCs/>
+          <w:sz w:val="28"/>
+          <w:szCs w:val="28"/>
+        </w:rPr>
+      </w:pPr>
+    </w:p>
+    <w:p>
+      <w:pPr>
+        <w:tabs>
+          <w:tab w:val="right" w:pos="8505"/>
+        </w:tabs>
+        <w:spacing w:after="0"/>
+        <w:jc w:val="center"/>
+        <w:rPr>
+          <w:rFonts w:ascii="Times New Roman" w:hAnsi="Times New Roman" w:cs="Times New Roman"/>
+          <w:b/>
+          <w:bCs/>
+          <w:sz w:val="28"/>
+          <w:szCs w:val="28"/>
+        </w:rPr>
+      </w:pPr>
+      <w:r>
+        <w:rPr>
+          <w:rFonts w:ascii="Times New Roman" w:hAnsi="Times New Roman" w:cs="Times New Roman"/>
+          <w:b/>
+          <w:bCs/>
+          <w:sz w:val="28"/>
+          <w:szCs w:val="28"/>
+        </w:rPr>
+        <w:t>BAB IV</w:t>
+      </w:r>
+    </w:p>
+    <w:p>
+      <w:pPr>
+        <w:tabs>
+          <w:tab w:val="right" w:pos="8505"/>
+        </w:tabs>
+        <w:spacing w:after="0"/>
+        <w:jc w:val="center"/>
+        <w:rPr>
+          <w:rFonts w:ascii="Times New Roman" w:hAnsi="Times New Roman" w:cs="Times New Roman"/>
+          <w:b/>
+          <w:bCs/>
+          <w:sz w:val="28"/>
+          <w:szCs w:val="28"/>
+        </w:rPr>
+      </w:pPr>
+      <w:r>
+        <w:rPr>
+          <w:rFonts w:ascii="Times New Roman" w:hAnsi="Times New Roman" w:cs="Times New Roman"/>
+          <w:b/>
+          <w:bCs/>
+          <w:sz w:val="28"/>
+          <w:szCs w:val="28"/>
+        </w:rPr>
+        <w:t xml:space="preserve">HASIL &amp; PEMBAHASAN </w:t>
+      </w:r>
+    </w:p>
+    <w:p>
+      <w:pPr>
+        <w:tabs>
+          <w:tab w:val="right" w:pos="8505"/>
+        </w:tabs>
+        <w:spacing w:after="0"/>
+        <w:jc w:val="center"/>
+        <w:rPr>
+          <w:rFonts w:ascii="Times New Roman" w:hAnsi="Times New Roman" w:cs="Times New Roman"/>
+          <w:b/>
+          <w:bCs/>
+          <w:sz w:val="28"/>
+          <w:szCs w:val="28"/>
+        </w:rPr>
+      </w:pPr>
+    </w:p>
+    <w:p>
+      <w:pPr>
+        <w:tabs>
+          <w:tab w:val="right" w:pos="8505"/>
+        </w:tabs>
+        <w:spacing w:after="0"/>
+        <w:jc w:val="center"/>
+        <w:rPr>
+          <w:rFonts w:ascii="Times New Roman" w:hAnsi="Times New Roman" w:cs="Times New Roman"/>
+          <w:b/>
+          <w:bCs/>
+          <w:sz w:val="28"/>
+          <w:szCs w:val="28"/>
+        </w:rPr>
+      </w:pPr>
+      <w:r>
+        <w:rPr>
+          <w:rFonts w:ascii="Times New Roman" w:hAnsi="Times New Roman" w:cs="Times New Roman"/>
+          <w:b/>
+          <w:bCs/>
+          <w:sz w:val="28"/>
+          <w:szCs w:val="28"/>
+        </w:rPr>
+        <w:t xml:space="preserve">BAB V </w:t>
+      </w:r>
+    </w:p>
+    <w:p>
+      <w:pPr>
+        <w:tabs>
+          <w:tab w:val="right" w:pos="8505"/>
+        </w:tabs>
+        <w:spacing w:after="0"/>
+        <w:jc w:val="center"/>
+        <w:rPr>
+          <w:rFonts w:ascii="Times New Roman" w:hAnsi="Times New Roman" w:cs="Times New Roman"/>
+          <w:b/>
+          <w:bCs/>
+          <w:sz w:val="28"/>
+          <w:szCs w:val="28"/>
+        </w:rPr>
+      </w:pPr>
+      <w:r>
+        <w:rPr>
+          <w:rFonts w:ascii="Times New Roman" w:hAnsi="Times New Roman" w:cs="Times New Roman"/>
+          <w:b/>
+          <w:bCs/>
+          <w:sz w:val="28"/>
+          <w:szCs w:val="28"/>
+        </w:rPr>
+        <w:t>KESIMPULAN</w:t>
+      </w:r>
+    </w:p>
+    <w:p>
+      <w:pPr>
+        <w:pStyle w:val="ListParagraph"/>
+        <w:tabs>
+          <w:tab w:val="right" w:pos="8505"/>
+        </w:tabs>
+        <w:jc w:val="both"/>
+        <w:rPr>
+          <w:rFonts w:ascii="Times New Roman" w:hAnsi="Times New Roman" w:cs="Times New Roman"/>
+          <w:sz w:val="28"/>
+          <w:szCs w:val="28"/>
+        </w:rPr>
+      </w:pPr>
+    </w:p>
+    <w:p>
+      <w:pPr>
+        <w:pStyle w:val="ListParagraph"/>
+        <w:tabs>
+          <w:tab w:val="right" w:pos="8505"/>
+        </w:tabs>
+        <w:jc w:val="both"/>
+        <w:rPr>
+          <w:rFonts w:ascii="Times New Roman" w:hAnsi="Times New Roman" w:cs="Times New Roman"/>
+          <w:sz w:val="28"/>
+          <w:szCs w:val="28"/>
+        </w:rPr>
+      </w:pPr>
+    </w:p>
+    <w:p>
+      <w:pPr>
+        <w:pStyle w:val="ListParagraph"/>
+        <w:tabs>
+          <w:tab w:val="right" w:pos="8505"/>
+        </w:tabs>
+        <w:spacing w:line="240" w:lineRule="auto"/>
+        <w:jc w:val="both"/>
+        <w:rPr>
+          <w:rFonts w:ascii="Times New Roman" w:hAnsi="Times New Roman" w:cs="Times New Roman"/>
+          <w:sz w:val="28"/>
+          <w:szCs w:val="28"/>
+        </w:rPr>
+      </w:pPr>
     </w:p>
     <w:sectPr>
       <w:footerReference w:type="default" r:id="rId9"/>
@@ -383,6 +1282,321 @@
 <file path=word/numbering.xml><?xml version="1.0" encoding="utf-8"?>
 <w:numbering xmlns:wpc="http://schemas.microsoft.com/office/word/2010/wordprocessingCanvas" xmlns:cx="http://schemas.microsoft.com/office/drawing/2014/chartex" xmlns:cx1="http://schemas.microsoft.com/office/drawing/2015/9/8/chartex" xmlns:cx2="http://schemas.microsoft.com/office/drawing/2015/10/21/chartex" xmlns:cx3="http://schemas.microsoft.com/office/drawing/2016/5/9/chartex" xmlns:cx4="http://schemas.microsoft.com/office/drawing/2016/5/10/chartex" xmlns:cx5="http://schemas.microsoft.com/office/drawing/2016/5/11/chartex" xmlns:cx6="http://schemas.microsoft.com/office/drawing/2016/5/12/chartex" xmlns:cx7="http://schemas.microsoft.com/office/drawing/2016/5/13/chartex" xmlns:cx8="http://schemas.microsoft.com/office/drawing/2016/5/14/chartex" xmlns:mc="http://schemas.openxmlformats.org/markup-compatibility/2006" xmlns:aink="http://schemas.microsoft.com/office/drawing/2016/ink" xmlns:am3d="http://schemas.microsoft.com/office/drawing/2017/model3d" xmlns:o="urn:schemas-microsoft-com:office:office" xmlns:r="http://schemas.openxmlformats.org/officeDocument/2006/relationships" xmlns:m="http://schemas.openxmlformats.org/officeDocument/2006/math" xmlns:v="urn:schemas-microsoft-com:vml" xmlns:wp14="http://schemas.microsoft.com/office/word/2010/wordprocessingDrawing" xmlns:wp="http://schemas.openxmlformats.org/drawingml/2006/wordprocessingDrawing" xmlns:w10="urn:schemas-microsoft-com:office:word" xmlns:w="http://schemas.openxmlformats.org/wordprocessingml/2006/main" xmlns:w14="http://schemas.microsoft.com/office/word/2010/wordml" xmlns:w15="http://schemas.microsoft.com/office/word/2012/wordml" xmlns:w16cex="http://schemas.microsoft.com/office/word/2018/wordml/cex" xmlns:w16cid="http://schemas.microsoft.com/office/word/2016/wordml/cid" xmlns:w16="http://schemas.microsoft.com/office/word/2018/wordml" xmlns:w16se="http://schemas.microsoft.com/office/word/2015/wordml/symex" xmlns:wpg="http://schemas.microsoft.com/office/word/2010/wordprocessingGroup" xmlns:wpi="http://schemas.microsoft.com/office/word/2010/wordprocessingInk" xmlns:wne="http://schemas.microsoft.com/office/word/2006/wordml" xmlns:wps="http://schemas.microsoft.com/office/word/2010/wordprocessingShape" mc:Ignorable="w14 w15 w16se w16cid w16 w16cex wp14">
   <w:abstractNum w:abstractNumId="0" w15:restartNumberingAfterBreak="0">
+    <w:nsid w:val="01DC0526"/>
+    <w:multiLevelType w:val="multilevel"/>
+    <w:tmpl w:val="00DA0B34"/>
+    <w:lvl w:ilvl="0">
+      <w:start w:val="1"/>
+      <w:numFmt w:val="decimal"/>
+      <w:lvlText w:val="%1."/>
+      <w:lvlJc w:val="left"/>
+      <w:pPr>
+        <w:ind w:left="360" w:hanging="360"/>
+      </w:pPr>
+      <w:rPr>
+        <w:rFonts w:hint="default"/>
+      </w:rPr>
+    </w:lvl>
+    <w:lvl w:ilvl="1">
+      <w:start w:val="1"/>
+      <w:numFmt w:val="decimal"/>
+      <w:lvlText w:val="%1.%2."/>
+      <w:lvlJc w:val="left"/>
+      <w:pPr>
+        <w:ind w:left="792" w:hanging="432"/>
+      </w:pPr>
+      <w:rPr>
+        <w:rFonts w:hint="default"/>
+      </w:rPr>
+    </w:lvl>
+    <w:lvl w:ilvl="2">
+      <w:start w:val="1"/>
+      <w:numFmt w:val="decimal"/>
+      <w:lvlText w:val="%1.%2.%3."/>
+      <w:lvlJc w:val="left"/>
+      <w:pPr>
+        <w:ind w:left="1224" w:hanging="504"/>
+      </w:pPr>
+      <w:rPr>
+        <w:rFonts w:hint="default"/>
+      </w:rPr>
+    </w:lvl>
+    <w:lvl w:ilvl="3">
+      <w:start w:val="1"/>
+      <w:numFmt w:val="decimal"/>
+      <w:lvlText w:val="%1.%2.%3.%4."/>
+      <w:lvlJc w:val="left"/>
+      <w:pPr>
+        <w:ind w:left="1728" w:hanging="648"/>
+      </w:pPr>
+      <w:rPr>
+        <w:rFonts w:hint="default"/>
+      </w:rPr>
+    </w:lvl>
+    <w:lvl w:ilvl="4">
+      <w:start w:val="1"/>
+      <w:numFmt w:val="decimal"/>
+      <w:lvlText w:val="%1.%2.%3.%4.%5."/>
+      <w:lvlJc w:val="left"/>
+      <w:pPr>
+        <w:ind w:left="2232" w:hanging="792"/>
+      </w:pPr>
+      <w:rPr>
+        <w:rFonts w:hint="default"/>
+      </w:rPr>
+    </w:lvl>
+    <w:lvl w:ilvl="5">
+      <w:start w:val="1"/>
+      <w:numFmt w:val="decimal"/>
+      <w:lvlText w:val="%1.%2.%3.%4.%5.%6."/>
+      <w:lvlJc w:val="left"/>
+      <w:pPr>
+        <w:ind w:left="2736" w:hanging="936"/>
+      </w:pPr>
+      <w:rPr>
+        <w:rFonts w:hint="default"/>
+      </w:rPr>
+    </w:lvl>
+    <w:lvl w:ilvl="6">
+      <w:start w:val="1"/>
+      <w:numFmt w:val="decimal"/>
+      <w:lvlText w:val="%1.%2.%3.%4.%5.%6.%7."/>
+      <w:lvlJc w:val="left"/>
+      <w:pPr>
+        <w:ind w:left="3240" w:hanging="1080"/>
+      </w:pPr>
+      <w:rPr>
+        <w:rFonts w:hint="default"/>
+      </w:rPr>
+    </w:lvl>
+    <w:lvl w:ilvl="7">
+      <w:start w:val="1"/>
+      <w:numFmt w:val="decimal"/>
+      <w:lvlText w:val="%1.%2.%3.%4.%5.%6.%7.%8."/>
+      <w:lvlJc w:val="left"/>
+      <w:pPr>
+        <w:ind w:left="3744" w:hanging="1224"/>
+      </w:pPr>
+      <w:rPr>
+        <w:rFonts w:hint="default"/>
+      </w:rPr>
+    </w:lvl>
+    <w:lvl w:ilvl="8">
+      <w:start w:val="1"/>
+      <w:numFmt w:val="decimal"/>
+      <w:lvlText w:val="%1.%2.%3.%4.%5.%6.%7.%8.%9."/>
+      <w:lvlJc w:val="left"/>
+      <w:pPr>
+        <w:ind w:left="4320" w:hanging="1440"/>
+      </w:pPr>
+      <w:rPr>
+        <w:rFonts w:hint="default"/>
+      </w:rPr>
+    </w:lvl>
+  </w:abstractNum>
+  <w:abstractNum w:abstractNumId="1" w15:restartNumberingAfterBreak="0">
+    <w:nsid w:val="07713828"/>
+    <w:multiLevelType w:val="multilevel"/>
+    <w:tmpl w:val="00DA0B34"/>
+    <w:lvl w:ilvl="0">
+      <w:start w:val="1"/>
+      <w:numFmt w:val="decimal"/>
+      <w:lvlText w:val="%1."/>
+      <w:lvlJc w:val="left"/>
+      <w:pPr>
+        <w:ind w:left="360" w:hanging="360"/>
+      </w:pPr>
+      <w:rPr>
+        <w:rFonts w:hint="default"/>
+      </w:rPr>
+    </w:lvl>
+    <w:lvl w:ilvl="1">
+      <w:start w:val="1"/>
+      <w:numFmt w:val="decimal"/>
+      <w:lvlText w:val="%1.%2."/>
+      <w:lvlJc w:val="left"/>
+      <w:pPr>
+        <w:ind w:left="792" w:hanging="432"/>
+      </w:pPr>
+      <w:rPr>
+        <w:rFonts w:hint="default"/>
+      </w:rPr>
+    </w:lvl>
+    <w:lvl w:ilvl="2">
+      <w:start w:val="1"/>
+      <w:numFmt w:val="decimal"/>
+      <w:lvlText w:val="%1.%2.%3."/>
+      <w:lvlJc w:val="left"/>
+      <w:pPr>
+        <w:ind w:left="1224" w:hanging="504"/>
+      </w:pPr>
+      <w:rPr>
+        <w:rFonts w:hint="default"/>
+      </w:rPr>
+    </w:lvl>
+    <w:lvl w:ilvl="3">
+      <w:start w:val="1"/>
+      <w:numFmt w:val="decimal"/>
+      <w:lvlText w:val="%1.%2.%3.%4."/>
+      <w:lvlJc w:val="left"/>
+      <w:pPr>
+        <w:ind w:left="1728" w:hanging="648"/>
+      </w:pPr>
+      <w:rPr>
+        <w:rFonts w:hint="default"/>
+      </w:rPr>
+    </w:lvl>
+    <w:lvl w:ilvl="4">
+      <w:start w:val="1"/>
+      <w:numFmt w:val="decimal"/>
+      <w:lvlText w:val="%1.%2.%3.%4.%5."/>
+      <w:lvlJc w:val="left"/>
+      <w:pPr>
+        <w:ind w:left="2232" w:hanging="792"/>
+      </w:pPr>
+      <w:rPr>
+        <w:rFonts w:hint="default"/>
+      </w:rPr>
+    </w:lvl>
+    <w:lvl w:ilvl="5">
+      <w:start w:val="1"/>
+      <w:numFmt w:val="decimal"/>
+      <w:lvlText w:val="%1.%2.%3.%4.%5.%6."/>
+      <w:lvlJc w:val="left"/>
+      <w:pPr>
+        <w:ind w:left="2736" w:hanging="936"/>
+      </w:pPr>
+      <w:rPr>
+        <w:rFonts w:hint="default"/>
+      </w:rPr>
+    </w:lvl>
+    <w:lvl w:ilvl="6">
+      <w:start w:val="1"/>
+      <w:numFmt w:val="decimal"/>
+      <w:lvlText w:val="%1.%2.%3.%4.%5.%6.%7."/>
+      <w:lvlJc w:val="left"/>
+      <w:pPr>
+        <w:ind w:left="3240" w:hanging="1080"/>
+      </w:pPr>
+      <w:rPr>
+        <w:rFonts w:hint="default"/>
+      </w:rPr>
+    </w:lvl>
+    <w:lvl w:ilvl="7">
+      <w:start w:val="1"/>
+      <w:numFmt w:val="decimal"/>
+      <w:lvlText w:val="%1.%2.%3.%4.%5.%6.%7.%8."/>
+      <w:lvlJc w:val="left"/>
+      <w:pPr>
+        <w:ind w:left="3744" w:hanging="1224"/>
+      </w:pPr>
+      <w:rPr>
+        <w:rFonts w:hint="default"/>
+      </w:rPr>
+    </w:lvl>
+    <w:lvl w:ilvl="8">
+      <w:start w:val="1"/>
+      <w:numFmt w:val="decimal"/>
+      <w:lvlText w:val="%1.%2.%3.%4.%5.%6.%7.%8.%9."/>
+      <w:lvlJc w:val="left"/>
+      <w:pPr>
+        <w:ind w:left="4320" w:hanging="1440"/>
+      </w:pPr>
+      <w:rPr>
+        <w:rFonts w:hint="default"/>
+      </w:rPr>
+    </w:lvl>
+  </w:abstractNum>
+  <w:abstractNum w:abstractNumId="2" w15:restartNumberingAfterBreak="0">
+    <w:nsid w:val="0E144E96"/>
+    <w:multiLevelType w:val="hybridMultilevel"/>
+    <w:tmpl w:val="3A4E5022"/>
+    <w:lvl w:ilvl="0" w:tplc="0FF20BC6">
+      <w:start w:val="1"/>
+      <w:numFmt w:val="decimal"/>
+      <w:lvlText w:val="3.%1"/>
+      <w:lvlJc w:val="left"/>
+      <w:pPr>
+        <w:ind w:left="720" w:hanging="360"/>
+      </w:pPr>
+      <w:rPr>
+        <w:rFonts w:hint="default"/>
+      </w:rPr>
+    </w:lvl>
+    <w:lvl w:ilvl="1" w:tplc="38090019" w:tentative="1">
+      <w:start w:val="1"/>
+      <w:numFmt w:val="lowerLetter"/>
+      <w:lvlText w:val="%2."/>
+      <w:lvlJc w:val="left"/>
+      <w:pPr>
+        <w:ind w:left="1440" w:hanging="360"/>
+      </w:pPr>
+    </w:lvl>
+    <w:lvl w:ilvl="2" w:tplc="3809001B" w:tentative="1">
+      <w:start w:val="1"/>
+      <w:numFmt w:val="lowerRoman"/>
+      <w:lvlText w:val="%3."/>
+      <w:lvlJc w:val="right"/>
+      <w:pPr>
+        <w:ind w:left="2160" w:hanging="180"/>
+      </w:pPr>
+    </w:lvl>
+    <w:lvl w:ilvl="3" w:tplc="3809000F" w:tentative="1">
+      <w:start w:val="1"/>
+      <w:numFmt w:val="decimal"/>
+      <w:lvlText w:val="%4."/>
+      <w:lvlJc w:val="left"/>
+      <w:pPr>
+        <w:ind w:left="2880" w:hanging="360"/>
+      </w:pPr>
+    </w:lvl>
+    <w:lvl w:ilvl="4" w:tplc="38090019" w:tentative="1">
+      <w:start w:val="1"/>
+      <w:numFmt w:val="lowerLetter"/>
+      <w:lvlText w:val="%5."/>
+      <w:lvlJc w:val="left"/>
+      <w:pPr>
+        <w:ind w:left="3600" w:hanging="360"/>
+      </w:pPr>
+    </w:lvl>
+    <w:lvl w:ilvl="5" w:tplc="3809001B" w:tentative="1">
+      <w:start w:val="1"/>
+      <w:numFmt w:val="lowerRoman"/>
+      <w:lvlText w:val="%6."/>
+      <w:lvlJc w:val="right"/>
+      <w:pPr>
+        <w:ind w:left="4320" w:hanging="180"/>
+      </w:pPr>
+    </w:lvl>
+    <w:lvl w:ilvl="6" w:tplc="3809000F" w:tentative="1">
+      <w:start w:val="1"/>
+      <w:numFmt w:val="decimal"/>
+      <w:lvlText w:val="%7."/>
+      <w:lvlJc w:val="left"/>
+      <w:pPr>
+        <w:ind w:left="5040" w:hanging="360"/>
+      </w:pPr>
+    </w:lvl>
+    <w:lvl w:ilvl="7" w:tplc="38090019" w:tentative="1">
+      <w:start w:val="1"/>
+      <w:numFmt w:val="lowerLetter"/>
+      <w:lvlText w:val="%8."/>
+      <w:lvlJc w:val="left"/>
+      <w:pPr>
+        <w:ind w:left="5760" w:hanging="360"/>
+      </w:pPr>
+    </w:lvl>
+    <w:lvl w:ilvl="8" w:tplc="3809001B" w:tentative="1">
+      <w:start w:val="1"/>
+      <w:numFmt w:val="lowerRoman"/>
+      <w:lvlText w:val="%9."/>
+      <w:lvlJc w:val="right"/>
+      <w:pPr>
+        <w:ind w:left="6480" w:hanging="180"/>
+      </w:pPr>
+    </w:lvl>
+  </w:abstractNum>
+  <w:abstractNum w:abstractNumId="3" w15:restartNumberingAfterBreak="0">
     <w:nsid w:val="1F442E14"/>
     <w:multiLevelType w:val="hybridMultilevel"/>
     <w:tmpl w:val="DE6A125A"/>
@@ -468,7 +1682,7 @@
       </w:pPr>
     </w:lvl>
   </w:abstractNum>
-  <w:abstractNum w:abstractNumId="1" w15:restartNumberingAfterBreak="0">
+  <w:abstractNum w:abstractNumId="4" w15:restartNumberingAfterBreak="0">
     <w:nsid w:val="22460519"/>
     <w:multiLevelType w:val="hybridMultilevel"/>
     <w:tmpl w:val="6B9492A0"/>
@@ -554,7 +1768,7 @@
       </w:pPr>
     </w:lvl>
   </w:abstractNum>
-  <w:abstractNum w:abstractNumId="2" w15:restartNumberingAfterBreak="0">
+  <w:abstractNum w:abstractNumId="5" w15:restartNumberingAfterBreak="0">
     <w:nsid w:val="2F82503A"/>
     <w:multiLevelType w:val="hybridMultilevel"/>
     <w:tmpl w:val="C388E9D2"/>
@@ -640,7 +1854,7 @@
       </w:pPr>
     </w:lvl>
   </w:abstractNum>
-  <w:abstractNum w:abstractNumId="3" w15:restartNumberingAfterBreak="0">
+  <w:abstractNum w:abstractNumId="6" w15:restartNumberingAfterBreak="0">
     <w:nsid w:val="384B5215"/>
     <w:multiLevelType w:val="hybridMultilevel"/>
     <w:tmpl w:val="48508BAA"/>
@@ -726,7 +1940,7 @@
       </w:pPr>
     </w:lvl>
   </w:abstractNum>
-  <w:abstractNum w:abstractNumId="4" w15:restartNumberingAfterBreak="0">
+  <w:abstractNum w:abstractNumId="7" w15:restartNumberingAfterBreak="0">
     <w:nsid w:val="3B463813"/>
     <w:multiLevelType w:val="hybridMultilevel"/>
     <w:tmpl w:val="C75C8704"/>
@@ -812,7 +2026,7 @@
       </w:pPr>
     </w:lvl>
   </w:abstractNum>
-  <w:abstractNum w:abstractNumId="5" w15:restartNumberingAfterBreak="0">
+  <w:abstractNum w:abstractNumId="8" w15:restartNumberingAfterBreak="0">
     <w:nsid w:val="3CB3660D"/>
     <w:multiLevelType w:val="hybridMultilevel"/>
     <w:tmpl w:val="B128CA32"/>
@@ -903,7 +2117,96 @@
       </w:pPr>
     </w:lvl>
   </w:abstractNum>
-  <w:abstractNum w:abstractNumId="6" w15:restartNumberingAfterBreak="0">
+  <w:abstractNum w:abstractNumId="9" w15:restartNumberingAfterBreak="0">
+    <w:nsid w:val="4AF276C4"/>
+    <w:multiLevelType w:val="hybridMultilevel"/>
+    <w:tmpl w:val="324871FC"/>
+    <w:lvl w:ilvl="0" w:tplc="666C9FD4">
+      <w:start w:val="1"/>
+      <w:numFmt w:val="decimal"/>
+      <w:lvlText w:val="2.%1"/>
+      <w:lvlJc w:val="left"/>
+      <w:pPr>
+        <w:ind w:left="795" w:hanging="360"/>
+      </w:pPr>
+      <w:rPr>
+        <w:rFonts w:hint="default"/>
+      </w:rPr>
+    </w:lvl>
+    <w:lvl w:ilvl="1" w:tplc="38090019" w:tentative="1">
+      <w:start w:val="1"/>
+      <w:numFmt w:val="lowerLetter"/>
+      <w:lvlText w:val="%2."/>
+      <w:lvlJc w:val="left"/>
+      <w:pPr>
+        <w:ind w:left="1515" w:hanging="360"/>
+      </w:pPr>
+    </w:lvl>
+    <w:lvl w:ilvl="2" w:tplc="3809001B" w:tentative="1">
+      <w:start w:val="1"/>
+      <w:numFmt w:val="lowerRoman"/>
+      <w:lvlText w:val="%3."/>
+      <w:lvlJc w:val="right"/>
+      <w:pPr>
+        <w:ind w:left="2235" w:hanging="180"/>
+      </w:pPr>
+    </w:lvl>
+    <w:lvl w:ilvl="3" w:tplc="3809000F" w:tentative="1">
+      <w:start w:val="1"/>
+      <w:numFmt w:val="decimal"/>
+      <w:lvlText w:val="%4."/>
+      <w:lvlJc w:val="left"/>
+      <w:pPr>
+        <w:ind w:left="2955" w:hanging="360"/>
+      </w:pPr>
+    </w:lvl>
+    <w:lvl w:ilvl="4" w:tplc="38090019" w:tentative="1">
+      <w:start w:val="1"/>
+      <w:numFmt w:val="lowerLetter"/>
+      <w:lvlText w:val="%5."/>
+      <w:lvlJc w:val="left"/>
+      <w:pPr>
+        <w:ind w:left="3675" w:hanging="360"/>
+      </w:pPr>
+    </w:lvl>
+    <w:lvl w:ilvl="5" w:tplc="3809001B" w:tentative="1">
+      <w:start w:val="1"/>
+      <w:numFmt w:val="lowerRoman"/>
+      <w:lvlText w:val="%6."/>
+      <w:lvlJc w:val="right"/>
+      <w:pPr>
+        <w:ind w:left="4395" w:hanging="180"/>
+      </w:pPr>
+    </w:lvl>
+    <w:lvl w:ilvl="6" w:tplc="3809000F" w:tentative="1">
+      <w:start w:val="1"/>
+      <w:numFmt w:val="decimal"/>
+      <w:lvlText w:val="%7."/>
+      <w:lvlJc w:val="left"/>
+      <w:pPr>
+        <w:ind w:left="5115" w:hanging="360"/>
+      </w:pPr>
+    </w:lvl>
+    <w:lvl w:ilvl="7" w:tplc="38090019" w:tentative="1">
+      <w:start w:val="1"/>
+      <w:numFmt w:val="lowerLetter"/>
+      <w:lvlText w:val="%8."/>
+      <w:lvlJc w:val="left"/>
+      <w:pPr>
+        <w:ind w:left="5835" w:hanging="360"/>
+      </w:pPr>
+    </w:lvl>
+    <w:lvl w:ilvl="8" w:tplc="3809001B" w:tentative="1">
+      <w:start w:val="1"/>
+      <w:numFmt w:val="lowerRoman"/>
+      <w:lvlText w:val="%9."/>
+      <w:lvlJc w:val="right"/>
+      <w:pPr>
+        <w:ind w:left="6555" w:hanging="180"/>
+      </w:pPr>
+    </w:lvl>
+  </w:abstractNum>
+  <w:abstractNum w:abstractNumId="10" w15:restartNumberingAfterBreak="0">
     <w:nsid w:val="5314732B"/>
     <w:multiLevelType w:val="hybridMultilevel"/>
     <w:tmpl w:val="F48094D4"/>
@@ -992,7 +2295,7 @@
       </w:pPr>
     </w:lvl>
   </w:abstractNum>
-  <w:abstractNum w:abstractNumId="7" w15:restartNumberingAfterBreak="0">
+  <w:abstractNum w:abstractNumId="11" w15:restartNumberingAfterBreak="0">
     <w:nsid w:val="6731208F"/>
     <w:multiLevelType w:val="multilevel"/>
     <w:tmpl w:val="3809001F"/>
@@ -1078,7 +2381,7 @@
       </w:pPr>
     </w:lvl>
   </w:abstractNum>
-  <w:abstractNum w:abstractNumId="8" w15:restartNumberingAfterBreak="0">
+  <w:abstractNum w:abstractNumId="12" w15:restartNumberingAfterBreak="0">
     <w:nsid w:val="6C374C59"/>
     <w:multiLevelType w:val="hybridMultilevel"/>
     <w:tmpl w:val="574ED282"/>
@@ -1164,32 +2467,232 @@
       </w:pPr>
     </w:lvl>
   </w:abstractNum>
+  <w:abstractNum w:abstractNumId="13" w15:restartNumberingAfterBreak="0">
+    <w:nsid w:val="74B35933"/>
+    <w:multiLevelType w:val="hybridMultilevel"/>
+    <w:tmpl w:val="D4AEBE16"/>
+    <w:lvl w:ilvl="0" w:tplc="665EBCD0">
+      <w:start w:val="1"/>
+      <w:numFmt w:val="decimal"/>
+      <w:lvlText w:val="1.%1"/>
+      <w:lvlJc w:val="left"/>
+      <w:pPr>
+        <w:ind w:left="720" w:hanging="360"/>
+      </w:pPr>
+      <w:rPr>
+        <w:rFonts w:hint="default"/>
+      </w:rPr>
+    </w:lvl>
+    <w:lvl w:ilvl="1" w:tplc="38090019" w:tentative="1">
+      <w:start w:val="1"/>
+      <w:numFmt w:val="lowerLetter"/>
+      <w:lvlText w:val="%2."/>
+      <w:lvlJc w:val="left"/>
+      <w:pPr>
+        <w:ind w:left="1440" w:hanging="360"/>
+      </w:pPr>
+    </w:lvl>
+    <w:lvl w:ilvl="2" w:tplc="3809001B" w:tentative="1">
+      <w:start w:val="1"/>
+      <w:numFmt w:val="lowerRoman"/>
+      <w:lvlText w:val="%3."/>
+      <w:lvlJc w:val="right"/>
+      <w:pPr>
+        <w:ind w:left="2160" w:hanging="180"/>
+      </w:pPr>
+    </w:lvl>
+    <w:lvl w:ilvl="3" w:tplc="3809000F" w:tentative="1">
+      <w:start w:val="1"/>
+      <w:numFmt w:val="decimal"/>
+      <w:lvlText w:val="%4."/>
+      <w:lvlJc w:val="left"/>
+      <w:pPr>
+        <w:ind w:left="2880" w:hanging="360"/>
+      </w:pPr>
+    </w:lvl>
+    <w:lvl w:ilvl="4" w:tplc="38090019" w:tentative="1">
+      <w:start w:val="1"/>
+      <w:numFmt w:val="lowerLetter"/>
+      <w:lvlText w:val="%5."/>
+      <w:lvlJc w:val="left"/>
+      <w:pPr>
+        <w:ind w:left="3600" w:hanging="360"/>
+      </w:pPr>
+    </w:lvl>
+    <w:lvl w:ilvl="5" w:tplc="3809001B" w:tentative="1">
+      <w:start w:val="1"/>
+      <w:numFmt w:val="lowerRoman"/>
+      <w:lvlText w:val="%6."/>
+      <w:lvlJc w:val="right"/>
+      <w:pPr>
+        <w:ind w:left="4320" w:hanging="180"/>
+      </w:pPr>
+    </w:lvl>
+    <w:lvl w:ilvl="6" w:tplc="3809000F" w:tentative="1">
+      <w:start w:val="1"/>
+      <w:numFmt w:val="decimal"/>
+      <w:lvlText w:val="%7."/>
+      <w:lvlJc w:val="left"/>
+      <w:pPr>
+        <w:ind w:left="5040" w:hanging="360"/>
+      </w:pPr>
+    </w:lvl>
+    <w:lvl w:ilvl="7" w:tplc="38090019" w:tentative="1">
+      <w:start w:val="1"/>
+      <w:numFmt w:val="lowerLetter"/>
+      <w:lvlText w:val="%8."/>
+      <w:lvlJc w:val="left"/>
+      <w:pPr>
+        <w:ind w:left="5760" w:hanging="360"/>
+      </w:pPr>
+    </w:lvl>
+    <w:lvl w:ilvl="8" w:tplc="3809001B" w:tentative="1">
+      <w:start w:val="1"/>
+      <w:numFmt w:val="lowerRoman"/>
+      <w:lvlText w:val="%9."/>
+      <w:lvlJc w:val="right"/>
+      <w:pPr>
+        <w:ind w:left="6480" w:hanging="180"/>
+      </w:pPr>
+    </w:lvl>
+  </w:abstractNum>
+  <w:abstractNum w:abstractNumId="14" w15:restartNumberingAfterBreak="0">
+    <w:nsid w:val="79382432"/>
+    <w:multiLevelType w:val="hybridMultilevel"/>
+    <w:tmpl w:val="2C68FE82"/>
+    <w:lvl w:ilvl="0" w:tplc="83524BA2">
+      <w:start w:val="1"/>
+      <w:numFmt w:val="decimal"/>
+      <w:lvlText w:val="%1.0"/>
+      <w:lvlJc w:val="left"/>
+      <w:pPr>
+        <w:ind w:left="720" w:hanging="360"/>
+      </w:pPr>
+      <w:rPr>
+        <w:rFonts w:ascii="Times New Roman" w:hAnsi="Times New Roman" w:cs="Times New Roman" w:hint="default"/>
+        <w:b/>
+        <w:bCs/>
+        <w:sz w:val="24"/>
+        <w:szCs w:val="24"/>
+      </w:rPr>
+    </w:lvl>
+    <w:lvl w:ilvl="1" w:tplc="38090019" w:tentative="1">
+      <w:start w:val="1"/>
+      <w:numFmt w:val="lowerLetter"/>
+      <w:lvlText w:val="%2."/>
+      <w:lvlJc w:val="left"/>
+      <w:pPr>
+        <w:ind w:left="1440" w:hanging="360"/>
+      </w:pPr>
+    </w:lvl>
+    <w:lvl w:ilvl="2" w:tplc="3809001B" w:tentative="1">
+      <w:start w:val="1"/>
+      <w:numFmt w:val="lowerRoman"/>
+      <w:lvlText w:val="%3."/>
+      <w:lvlJc w:val="right"/>
+      <w:pPr>
+        <w:ind w:left="2160" w:hanging="180"/>
+      </w:pPr>
+    </w:lvl>
+    <w:lvl w:ilvl="3" w:tplc="3809000F" w:tentative="1">
+      <w:start w:val="1"/>
+      <w:numFmt w:val="decimal"/>
+      <w:lvlText w:val="%4."/>
+      <w:lvlJc w:val="left"/>
+      <w:pPr>
+        <w:ind w:left="2880" w:hanging="360"/>
+      </w:pPr>
+    </w:lvl>
+    <w:lvl w:ilvl="4" w:tplc="38090019" w:tentative="1">
+      <w:start w:val="1"/>
+      <w:numFmt w:val="lowerLetter"/>
+      <w:lvlText w:val="%5."/>
+      <w:lvlJc w:val="left"/>
+      <w:pPr>
+        <w:ind w:left="3600" w:hanging="360"/>
+      </w:pPr>
+    </w:lvl>
+    <w:lvl w:ilvl="5" w:tplc="3809001B" w:tentative="1">
+      <w:start w:val="1"/>
+      <w:numFmt w:val="lowerRoman"/>
+      <w:lvlText w:val="%6."/>
+      <w:lvlJc w:val="right"/>
+      <w:pPr>
+        <w:ind w:left="4320" w:hanging="180"/>
+      </w:pPr>
+    </w:lvl>
+    <w:lvl w:ilvl="6" w:tplc="3809000F" w:tentative="1">
+      <w:start w:val="1"/>
+      <w:numFmt w:val="decimal"/>
+      <w:lvlText w:val="%7."/>
+      <w:lvlJc w:val="left"/>
+      <w:pPr>
+        <w:ind w:left="5040" w:hanging="360"/>
+      </w:pPr>
+    </w:lvl>
+    <w:lvl w:ilvl="7" w:tplc="38090019" w:tentative="1">
+      <w:start w:val="1"/>
+      <w:numFmt w:val="lowerLetter"/>
+      <w:lvlText w:val="%8."/>
+      <w:lvlJc w:val="left"/>
+      <w:pPr>
+        <w:ind w:left="5760" w:hanging="360"/>
+      </w:pPr>
+    </w:lvl>
+    <w:lvl w:ilvl="8" w:tplc="3809001B" w:tentative="1">
+      <w:start w:val="1"/>
+      <w:numFmt w:val="lowerRoman"/>
+      <w:lvlText w:val="%9."/>
+      <w:lvlJc w:val="right"/>
+      <w:pPr>
+        <w:ind w:left="6480" w:hanging="180"/>
+      </w:pPr>
+    </w:lvl>
+  </w:abstractNum>
   <w:num w:numId="1">
+    <w:abstractNumId w:val="6"/>
+  </w:num>
+  <w:num w:numId="2">
     <w:abstractNumId w:val="3"/>
   </w:num>
-  <w:num w:numId="2">
+  <w:num w:numId="3">
+    <w:abstractNumId w:val="4"/>
+  </w:num>
+  <w:num w:numId="4">
+    <w:abstractNumId w:val="7"/>
+  </w:num>
+  <w:num w:numId="5">
+    <w:abstractNumId w:val="5"/>
+  </w:num>
+  <w:num w:numId="6">
+    <w:abstractNumId w:val="12"/>
+  </w:num>
+  <w:num w:numId="7">
+    <w:abstractNumId w:val="10"/>
+  </w:num>
+  <w:num w:numId="8">
+    <w:abstractNumId w:val="11"/>
+  </w:num>
+  <w:num w:numId="9">
+    <w:abstractNumId w:val="8"/>
+  </w:num>
+  <w:num w:numId="10">
+    <w:abstractNumId w:val="1"/>
+  </w:num>
+  <w:num w:numId="11">
     <w:abstractNumId w:val="0"/>
   </w:num>
-  <w:num w:numId="3">
-    <w:abstractNumId w:val="1"/>
+  <w:num w:numId="12">
+    <w:abstractNumId w:val="14"/>
   </w:num>
-  <w:num w:numId="4">
-    <w:abstractNumId w:val="4"/>
+  <w:num w:numId="13">
+    <w:abstractNumId w:val="13"/>
   </w:num>
-  <w:num w:numId="5">
+  <w:num w:numId="14">
+    <w:abstractNumId w:val="9"/>
+  </w:num>
+  <w:num w:numId="15">
     <w:abstractNumId w:val="2"/>
-  </w:num>
-  <w:num w:numId="6">
-    <w:abstractNumId w:val="8"/>
-  </w:num>
-  <w:num w:numId="7">
-    <w:abstractNumId w:val="6"/>
-  </w:num>
-  <w:num w:numId="8">
-    <w:abstractNumId w:val="7"/>
-  </w:num>
-  <w:num w:numId="9">
-    <w:abstractNumId w:val="5"/>
   </w:num>
   <w:numIdMacAtCleanup w:val="5"/>
 </w:numbering>
@@ -1594,9 +3097,6 @@
     <w:name w:val="Normal"/>
     <w:qFormat/>
     <w:rsid w:val="00E82768"/>
-    <w:pPr>
-      <w:spacing w:after="0" w:line="240" w:lineRule="auto"/>
-    </w:pPr>
     <w:rPr>
       <w:lang w:val="en-US"/>
     </w:rPr>
@@ -2102,7 +3602,7 @@
 </file>
 
 <file path=customXml/itemProps1.xml><?xml version="1.0" encoding="utf-8"?>
-<ds:datastoreItem xmlns:ds="http://schemas.openxmlformats.org/officeDocument/2006/customXml" ds:itemID="{F4D26E69-3665-4017-AAE7-4BAD2712438A}">
+<ds:datastoreItem xmlns:ds="http://schemas.openxmlformats.org/officeDocument/2006/customXml" ds:itemID="{112E4EF4-ACC6-411D-874A-703419566268}">
   <ds:schemaRefs>
     <ds:schemaRef ds:uri="http://schemas.openxmlformats.org/officeDocument/2006/bibliography"/>
   </ds:schemaRefs>

--- a/Laporan Praktikum Pemrosesan Data UTS projek.docx
+++ b/Laporan Praktikum Pemrosesan Data UTS projek.docx
@@ -92,6 +92,14 @@
         </w:rPr>
         <w:tab/>
       </w:r>
+      <w:r>
+        <w:rPr>
+          <w:rFonts w:ascii="Times New Roman" w:hAnsi="Times New Roman" w:cs="Times New Roman"/>
+          <w:sz w:val="24"/>
+          <w:szCs w:val="24"/>
+        </w:rPr>
+        <w:tab/>
+      </w:r>
     </w:p>
     <w:p>
       <w:pPr>
@@ -326,8 +334,36 @@
           <w:sz w:val="28"/>
           <w:szCs w:val="28"/>
         </w:rPr>
-        <w:t xml:space="preserve"> Latar Belakang</w:t>
-      </w:r>
+        <w:t xml:space="preserve"> </w:t>
+      </w:r>
+      <w:proofErr w:type="spellStart"/>
+      <w:r>
+        <w:rPr>
+          <w:rFonts w:ascii="Times New Roman" w:hAnsi="Times New Roman" w:cs="Times New Roman"/>
+          <w:sz w:val="28"/>
+          <w:szCs w:val="28"/>
+        </w:rPr>
+        <w:t>Latar</w:t>
+      </w:r>
+      <w:proofErr w:type="spellEnd"/>
+      <w:r>
+        <w:rPr>
+          <w:rFonts w:ascii="Times New Roman" w:hAnsi="Times New Roman" w:cs="Times New Roman"/>
+          <w:sz w:val="28"/>
+          <w:szCs w:val="28"/>
+        </w:rPr>
+        <w:t xml:space="preserve"> </w:t>
+      </w:r>
+      <w:proofErr w:type="spellStart"/>
+      <w:r>
+        <w:rPr>
+          <w:rFonts w:ascii="Times New Roman" w:hAnsi="Times New Roman" w:cs="Times New Roman"/>
+          <w:sz w:val="28"/>
+          <w:szCs w:val="28"/>
+        </w:rPr>
+        <w:t>Belakang</w:t>
+      </w:r>
+      <w:proofErr w:type="spellEnd"/>
     </w:p>
     <w:p>
       <w:pPr>
@@ -351,13 +387,761 @@
         </w:rPr>
         <w:tab/>
       </w:r>
-      <w:r>
-        <w:rPr>
-          <w:rFonts w:ascii="Times New Roman" w:hAnsi="Times New Roman" w:cs="Times New Roman"/>
-          <w:sz w:val="28"/>
-          <w:szCs w:val="28"/>
-        </w:rPr>
-        <w:t>Perkembangan teknologi digital telah mendorong pertumbuhan cryptocurrency sebagai salah satu instrumen investasi yang populer. Pasar cryptocurrency dikenal memiliki tingkat volatilitas yang tinggi, di mana harga aset dapat berubah secara signifikan dalam waktu yang singkat. Kondisi ini menjadikan informasi mengenai koin dengan kenaikan tertinggi (Top Gainers) dan penurunan terdalam (Top Losers) sebagai indikator penting dalam memahami pergerakan dan sentimen pasar.</w:t>
+      <w:proofErr w:type="spellStart"/>
+      <w:r>
+        <w:rPr>
+          <w:rFonts w:ascii="Times New Roman" w:hAnsi="Times New Roman" w:cs="Times New Roman"/>
+          <w:sz w:val="28"/>
+          <w:szCs w:val="28"/>
+        </w:rPr>
+        <w:t>Perkembangan</w:t>
+      </w:r>
+      <w:proofErr w:type="spellEnd"/>
+      <w:r>
+        <w:rPr>
+          <w:rFonts w:ascii="Times New Roman" w:hAnsi="Times New Roman" w:cs="Times New Roman"/>
+          <w:sz w:val="28"/>
+          <w:szCs w:val="28"/>
+        </w:rPr>
+        <w:t xml:space="preserve"> </w:t>
+      </w:r>
+      <w:proofErr w:type="spellStart"/>
+      <w:r>
+        <w:rPr>
+          <w:rFonts w:ascii="Times New Roman" w:hAnsi="Times New Roman" w:cs="Times New Roman"/>
+          <w:sz w:val="28"/>
+          <w:szCs w:val="28"/>
+        </w:rPr>
+        <w:t>teknologi</w:t>
+      </w:r>
+      <w:proofErr w:type="spellEnd"/>
+      <w:r>
+        <w:rPr>
+          <w:rFonts w:ascii="Times New Roman" w:hAnsi="Times New Roman" w:cs="Times New Roman"/>
+          <w:sz w:val="28"/>
+          <w:szCs w:val="28"/>
+        </w:rPr>
+        <w:t xml:space="preserve"> digital </w:t>
+      </w:r>
+      <w:proofErr w:type="spellStart"/>
+      <w:r>
+        <w:rPr>
+          <w:rFonts w:ascii="Times New Roman" w:hAnsi="Times New Roman" w:cs="Times New Roman"/>
+          <w:sz w:val="28"/>
+          <w:szCs w:val="28"/>
+        </w:rPr>
+        <w:t>telah</w:t>
+      </w:r>
+      <w:proofErr w:type="spellEnd"/>
+      <w:r>
+        <w:rPr>
+          <w:rFonts w:ascii="Times New Roman" w:hAnsi="Times New Roman" w:cs="Times New Roman"/>
+          <w:sz w:val="28"/>
+          <w:szCs w:val="28"/>
+        </w:rPr>
+        <w:t xml:space="preserve"> </w:t>
+      </w:r>
+      <w:proofErr w:type="spellStart"/>
+      <w:r>
+        <w:rPr>
+          <w:rFonts w:ascii="Times New Roman" w:hAnsi="Times New Roman" w:cs="Times New Roman"/>
+          <w:sz w:val="28"/>
+          <w:szCs w:val="28"/>
+        </w:rPr>
+        <w:t>mendorong</w:t>
+      </w:r>
+      <w:proofErr w:type="spellEnd"/>
+      <w:r>
+        <w:rPr>
+          <w:rFonts w:ascii="Times New Roman" w:hAnsi="Times New Roman" w:cs="Times New Roman"/>
+          <w:sz w:val="28"/>
+          <w:szCs w:val="28"/>
+        </w:rPr>
+        <w:t xml:space="preserve"> </w:t>
+      </w:r>
+      <w:proofErr w:type="spellStart"/>
+      <w:r>
+        <w:rPr>
+          <w:rFonts w:ascii="Times New Roman" w:hAnsi="Times New Roman" w:cs="Times New Roman"/>
+          <w:sz w:val="28"/>
+          <w:szCs w:val="28"/>
+        </w:rPr>
+        <w:t>pertumbuhan</w:t>
+      </w:r>
+      <w:proofErr w:type="spellEnd"/>
+      <w:r>
+        <w:rPr>
+          <w:rFonts w:ascii="Times New Roman" w:hAnsi="Times New Roman" w:cs="Times New Roman"/>
+          <w:sz w:val="28"/>
+          <w:szCs w:val="28"/>
+        </w:rPr>
+        <w:t xml:space="preserve"> cryptocurrency </w:t>
+      </w:r>
+      <w:proofErr w:type="spellStart"/>
+      <w:r>
+        <w:rPr>
+          <w:rFonts w:ascii="Times New Roman" w:hAnsi="Times New Roman" w:cs="Times New Roman"/>
+          <w:sz w:val="28"/>
+          <w:szCs w:val="28"/>
+        </w:rPr>
+        <w:t>sebagai</w:t>
+      </w:r>
+      <w:proofErr w:type="spellEnd"/>
+      <w:r>
+        <w:rPr>
+          <w:rFonts w:ascii="Times New Roman" w:hAnsi="Times New Roman" w:cs="Times New Roman"/>
+          <w:sz w:val="28"/>
+          <w:szCs w:val="28"/>
+        </w:rPr>
+        <w:t xml:space="preserve"> salah </w:t>
+      </w:r>
+      <w:proofErr w:type="spellStart"/>
+      <w:r>
+        <w:rPr>
+          <w:rFonts w:ascii="Times New Roman" w:hAnsi="Times New Roman" w:cs="Times New Roman"/>
+          <w:sz w:val="28"/>
+          <w:szCs w:val="28"/>
+        </w:rPr>
+        <w:t>satu</w:t>
+      </w:r>
+      <w:proofErr w:type="spellEnd"/>
+      <w:r>
+        <w:rPr>
+          <w:rFonts w:ascii="Times New Roman" w:hAnsi="Times New Roman" w:cs="Times New Roman"/>
+          <w:sz w:val="28"/>
+          <w:szCs w:val="28"/>
+        </w:rPr>
+        <w:t xml:space="preserve"> </w:t>
+      </w:r>
+      <w:proofErr w:type="spellStart"/>
+      <w:r>
+        <w:rPr>
+          <w:rFonts w:ascii="Times New Roman" w:hAnsi="Times New Roman" w:cs="Times New Roman"/>
+          <w:sz w:val="28"/>
+          <w:szCs w:val="28"/>
+        </w:rPr>
+        <w:t>instrumen</w:t>
+      </w:r>
+      <w:proofErr w:type="spellEnd"/>
+      <w:r>
+        <w:rPr>
+          <w:rFonts w:ascii="Times New Roman" w:hAnsi="Times New Roman" w:cs="Times New Roman"/>
+          <w:sz w:val="28"/>
+          <w:szCs w:val="28"/>
+        </w:rPr>
+        <w:t xml:space="preserve"> </w:t>
+      </w:r>
+      <w:proofErr w:type="spellStart"/>
+      <w:r>
+        <w:rPr>
+          <w:rFonts w:ascii="Times New Roman" w:hAnsi="Times New Roman" w:cs="Times New Roman"/>
+          <w:sz w:val="28"/>
+          <w:szCs w:val="28"/>
+        </w:rPr>
+        <w:t>investasi</w:t>
+      </w:r>
+      <w:proofErr w:type="spellEnd"/>
+      <w:r>
+        <w:rPr>
+          <w:rFonts w:ascii="Times New Roman" w:hAnsi="Times New Roman" w:cs="Times New Roman"/>
+          <w:sz w:val="28"/>
+          <w:szCs w:val="28"/>
+        </w:rPr>
+        <w:t xml:space="preserve"> yang </w:t>
+      </w:r>
+      <w:proofErr w:type="spellStart"/>
+      <w:r>
+        <w:rPr>
+          <w:rFonts w:ascii="Times New Roman" w:hAnsi="Times New Roman" w:cs="Times New Roman"/>
+          <w:sz w:val="28"/>
+          <w:szCs w:val="28"/>
+        </w:rPr>
+        <w:t>populer</w:t>
+      </w:r>
+      <w:proofErr w:type="spellEnd"/>
+      <w:r>
+        <w:rPr>
+          <w:rFonts w:ascii="Times New Roman" w:hAnsi="Times New Roman" w:cs="Times New Roman"/>
+          <w:sz w:val="28"/>
+          <w:szCs w:val="28"/>
+        </w:rPr>
+        <w:t xml:space="preserve">. Pasar cryptocurrency </w:t>
+      </w:r>
+      <w:proofErr w:type="spellStart"/>
+      <w:r>
+        <w:rPr>
+          <w:rFonts w:ascii="Times New Roman" w:hAnsi="Times New Roman" w:cs="Times New Roman"/>
+          <w:sz w:val="28"/>
+          <w:szCs w:val="28"/>
+        </w:rPr>
+        <w:t>dikenal</w:t>
+      </w:r>
+      <w:proofErr w:type="spellEnd"/>
+      <w:r>
+        <w:rPr>
+          <w:rFonts w:ascii="Times New Roman" w:hAnsi="Times New Roman" w:cs="Times New Roman"/>
+          <w:sz w:val="28"/>
+          <w:szCs w:val="28"/>
+        </w:rPr>
+        <w:t xml:space="preserve"> </w:t>
+      </w:r>
+      <w:proofErr w:type="spellStart"/>
+      <w:r>
+        <w:rPr>
+          <w:rFonts w:ascii="Times New Roman" w:hAnsi="Times New Roman" w:cs="Times New Roman"/>
+          <w:sz w:val="28"/>
+          <w:szCs w:val="28"/>
+        </w:rPr>
+        <w:t>memiliki</w:t>
+      </w:r>
+      <w:proofErr w:type="spellEnd"/>
+      <w:r>
+        <w:rPr>
+          <w:rFonts w:ascii="Times New Roman" w:hAnsi="Times New Roman" w:cs="Times New Roman"/>
+          <w:sz w:val="28"/>
+          <w:szCs w:val="28"/>
+        </w:rPr>
+        <w:t xml:space="preserve"> </w:t>
+      </w:r>
+      <w:proofErr w:type="spellStart"/>
+      <w:r>
+        <w:rPr>
+          <w:rFonts w:ascii="Times New Roman" w:hAnsi="Times New Roman" w:cs="Times New Roman"/>
+          <w:sz w:val="28"/>
+          <w:szCs w:val="28"/>
+        </w:rPr>
+        <w:t>tingkat</w:t>
+      </w:r>
+      <w:proofErr w:type="spellEnd"/>
+      <w:r>
+        <w:rPr>
+          <w:rFonts w:ascii="Times New Roman" w:hAnsi="Times New Roman" w:cs="Times New Roman"/>
+          <w:sz w:val="28"/>
+          <w:szCs w:val="28"/>
+        </w:rPr>
+        <w:t xml:space="preserve"> </w:t>
+      </w:r>
+      <w:proofErr w:type="spellStart"/>
+      <w:r>
+        <w:rPr>
+          <w:rFonts w:ascii="Times New Roman" w:hAnsi="Times New Roman" w:cs="Times New Roman"/>
+          <w:sz w:val="28"/>
+          <w:szCs w:val="28"/>
+        </w:rPr>
+        <w:t>volatilitas</w:t>
+      </w:r>
+      <w:proofErr w:type="spellEnd"/>
+      <w:r>
+        <w:rPr>
+          <w:rFonts w:ascii="Times New Roman" w:hAnsi="Times New Roman" w:cs="Times New Roman"/>
+          <w:sz w:val="28"/>
+          <w:szCs w:val="28"/>
+        </w:rPr>
+        <w:t xml:space="preserve"> yang </w:t>
+      </w:r>
+      <w:proofErr w:type="spellStart"/>
+      <w:r>
+        <w:rPr>
+          <w:rFonts w:ascii="Times New Roman" w:hAnsi="Times New Roman" w:cs="Times New Roman"/>
+          <w:sz w:val="28"/>
+          <w:szCs w:val="28"/>
+        </w:rPr>
+        <w:t>tinggi</w:t>
+      </w:r>
+      <w:proofErr w:type="spellEnd"/>
+      <w:r>
+        <w:rPr>
+          <w:rFonts w:ascii="Times New Roman" w:hAnsi="Times New Roman" w:cs="Times New Roman"/>
+          <w:sz w:val="28"/>
+          <w:szCs w:val="28"/>
+        </w:rPr>
+        <w:t xml:space="preserve">, di mana </w:t>
+      </w:r>
+      <w:proofErr w:type="spellStart"/>
+      <w:r>
+        <w:rPr>
+          <w:rFonts w:ascii="Times New Roman" w:hAnsi="Times New Roman" w:cs="Times New Roman"/>
+          <w:sz w:val="28"/>
+          <w:szCs w:val="28"/>
+        </w:rPr>
+        <w:t>harga</w:t>
+      </w:r>
+      <w:proofErr w:type="spellEnd"/>
+      <w:r>
+        <w:rPr>
+          <w:rFonts w:ascii="Times New Roman" w:hAnsi="Times New Roman" w:cs="Times New Roman"/>
+          <w:sz w:val="28"/>
+          <w:szCs w:val="28"/>
+        </w:rPr>
+        <w:t xml:space="preserve"> </w:t>
+      </w:r>
+      <w:proofErr w:type="spellStart"/>
+      <w:r>
+        <w:rPr>
+          <w:rFonts w:ascii="Times New Roman" w:hAnsi="Times New Roman" w:cs="Times New Roman"/>
+          <w:sz w:val="28"/>
+          <w:szCs w:val="28"/>
+        </w:rPr>
+        <w:t>aset</w:t>
+      </w:r>
+      <w:proofErr w:type="spellEnd"/>
+      <w:r>
+        <w:rPr>
+          <w:rFonts w:ascii="Times New Roman" w:hAnsi="Times New Roman" w:cs="Times New Roman"/>
+          <w:sz w:val="28"/>
+          <w:szCs w:val="28"/>
+        </w:rPr>
+        <w:t xml:space="preserve"> </w:t>
+      </w:r>
+      <w:proofErr w:type="spellStart"/>
+      <w:r>
+        <w:rPr>
+          <w:rFonts w:ascii="Times New Roman" w:hAnsi="Times New Roman" w:cs="Times New Roman"/>
+          <w:sz w:val="28"/>
+          <w:szCs w:val="28"/>
+        </w:rPr>
+        <w:t>dapat</w:t>
+      </w:r>
+      <w:proofErr w:type="spellEnd"/>
+      <w:r>
+        <w:rPr>
+          <w:rFonts w:ascii="Times New Roman" w:hAnsi="Times New Roman" w:cs="Times New Roman"/>
+          <w:sz w:val="28"/>
+          <w:szCs w:val="28"/>
+        </w:rPr>
+        <w:t xml:space="preserve"> </w:t>
+      </w:r>
+      <w:proofErr w:type="spellStart"/>
+      <w:r>
+        <w:rPr>
+          <w:rFonts w:ascii="Times New Roman" w:hAnsi="Times New Roman" w:cs="Times New Roman"/>
+          <w:sz w:val="28"/>
+          <w:szCs w:val="28"/>
+        </w:rPr>
+        <w:t>berubah</w:t>
+      </w:r>
+      <w:proofErr w:type="spellEnd"/>
+      <w:r>
+        <w:rPr>
+          <w:rFonts w:ascii="Times New Roman" w:hAnsi="Times New Roman" w:cs="Times New Roman"/>
+          <w:sz w:val="28"/>
+          <w:szCs w:val="28"/>
+        </w:rPr>
+        <w:t xml:space="preserve"> </w:t>
+      </w:r>
+      <w:proofErr w:type="spellStart"/>
+      <w:r>
+        <w:rPr>
+          <w:rFonts w:ascii="Times New Roman" w:hAnsi="Times New Roman" w:cs="Times New Roman"/>
+          <w:sz w:val="28"/>
+          <w:szCs w:val="28"/>
+        </w:rPr>
+        <w:t>secara</w:t>
+      </w:r>
+      <w:proofErr w:type="spellEnd"/>
+      <w:r>
+        <w:rPr>
+          <w:rFonts w:ascii="Times New Roman" w:hAnsi="Times New Roman" w:cs="Times New Roman"/>
+          <w:sz w:val="28"/>
+          <w:szCs w:val="28"/>
+        </w:rPr>
+        <w:t xml:space="preserve"> </w:t>
+      </w:r>
+      <w:proofErr w:type="spellStart"/>
+      <w:r>
+        <w:rPr>
+          <w:rFonts w:ascii="Times New Roman" w:hAnsi="Times New Roman" w:cs="Times New Roman"/>
+          <w:sz w:val="28"/>
+          <w:szCs w:val="28"/>
+        </w:rPr>
+        <w:t>signifikan</w:t>
+      </w:r>
+      <w:proofErr w:type="spellEnd"/>
+      <w:r>
+        <w:rPr>
+          <w:rFonts w:ascii="Times New Roman" w:hAnsi="Times New Roman" w:cs="Times New Roman"/>
+          <w:sz w:val="28"/>
+          <w:szCs w:val="28"/>
+        </w:rPr>
+        <w:t xml:space="preserve"> </w:t>
+      </w:r>
+      <w:proofErr w:type="spellStart"/>
+      <w:r>
+        <w:rPr>
+          <w:rFonts w:ascii="Times New Roman" w:hAnsi="Times New Roman" w:cs="Times New Roman"/>
+          <w:sz w:val="28"/>
+          <w:szCs w:val="28"/>
+        </w:rPr>
+        <w:t>dalam</w:t>
+      </w:r>
+      <w:proofErr w:type="spellEnd"/>
+      <w:r>
+        <w:rPr>
+          <w:rFonts w:ascii="Times New Roman" w:hAnsi="Times New Roman" w:cs="Times New Roman"/>
+          <w:sz w:val="28"/>
+          <w:szCs w:val="28"/>
+        </w:rPr>
+        <w:t xml:space="preserve"> </w:t>
+      </w:r>
+      <w:proofErr w:type="spellStart"/>
+      <w:r>
+        <w:rPr>
+          <w:rFonts w:ascii="Times New Roman" w:hAnsi="Times New Roman" w:cs="Times New Roman"/>
+          <w:sz w:val="28"/>
+          <w:szCs w:val="28"/>
+        </w:rPr>
+        <w:t>waktu</w:t>
+      </w:r>
+      <w:proofErr w:type="spellEnd"/>
+      <w:r>
+        <w:rPr>
+          <w:rFonts w:ascii="Times New Roman" w:hAnsi="Times New Roman" w:cs="Times New Roman"/>
+          <w:sz w:val="28"/>
+          <w:szCs w:val="28"/>
+        </w:rPr>
+        <w:t xml:space="preserve"> yang </w:t>
+      </w:r>
+      <w:proofErr w:type="spellStart"/>
+      <w:r>
+        <w:rPr>
+          <w:rFonts w:ascii="Times New Roman" w:hAnsi="Times New Roman" w:cs="Times New Roman"/>
+          <w:sz w:val="28"/>
+          <w:szCs w:val="28"/>
+        </w:rPr>
+        <w:t>singkat</w:t>
+      </w:r>
+      <w:proofErr w:type="spellEnd"/>
+      <w:r>
+        <w:rPr>
+          <w:rFonts w:ascii="Times New Roman" w:hAnsi="Times New Roman" w:cs="Times New Roman"/>
+          <w:sz w:val="28"/>
+          <w:szCs w:val="28"/>
+        </w:rPr>
+        <w:t xml:space="preserve">. </w:t>
+      </w:r>
+      <w:proofErr w:type="spellStart"/>
+      <w:r>
+        <w:rPr>
+          <w:rFonts w:ascii="Times New Roman" w:hAnsi="Times New Roman" w:cs="Times New Roman"/>
+          <w:sz w:val="28"/>
+          <w:szCs w:val="28"/>
+        </w:rPr>
+        <w:t>Kondisi</w:t>
+      </w:r>
+      <w:proofErr w:type="spellEnd"/>
+      <w:r>
+        <w:rPr>
+          <w:rFonts w:ascii="Times New Roman" w:hAnsi="Times New Roman" w:cs="Times New Roman"/>
+          <w:sz w:val="28"/>
+          <w:szCs w:val="28"/>
+        </w:rPr>
+        <w:t xml:space="preserve"> </w:t>
+      </w:r>
+      <w:proofErr w:type="spellStart"/>
+      <w:r>
+        <w:rPr>
+          <w:rFonts w:ascii="Times New Roman" w:hAnsi="Times New Roman" w:cs="Times New Roman"/>
+          <w:sz w:val="28"/>
+          <w:szCs w:val="28"/>
+        </w:rPr>
+        <w:t>ini</w:t>
+      </w:r>
+      <w:proofErr w:type="spellEnd"/>
+      <w:r>
+        <w:rPr>
+          <w:rFonts w:ascii="Times New Roman" w:hAnsi="Times New Roman" w:cs="Times New Roman"/>
+          <w:sz w:val="28"/>
+          <w:szCs w:val="28"/>
+        </w:rPr>
+        <w:t xml:space="preserve"> </w:t>
+      </w:r>
+      <w:proofErr w:type="spellStart"/>
+      <w:r>
+        <w:rPr>
+          <w:rFonts w:ascii="Times New Roman" w:hAnsi="Times New Roman" w:cs="Times New Roman"/>
+          <w:sz w:val="28"/>
+          <w:szCs w:val="28"/>
+        </w:rPr>
+        <w:t>menjadikan</w:t>
+      </w:r>
+      <w:proofErr w:type="spellEnd"/>
+      <w:r>
+        <w:rPr>
+          <w:rFonts w:ascii="Times New Roman" w:hAnsi="Times New Roman" w:cs="Times New Roman"/>
+          <w:sz w:val="28"/>
+          <w:szCs w:val="28"/>
+        </w:rPr>
+        <w:t xml:space="preserve"> </w:t>
+      </w:r>
+      <w:proofErr w:type="spellStart"/>
+      <w:r>
+        <w:rPr>
+          <w:rFonts w:ascii="Times New Roman" w:hAnsi="Times New Roman" w:cs="Times New Roman"/>
+          <w:sz w:val="28"/>
+          <w:szCs w:val="28"/>
+        </w:rPr>
+        <w:t>informasi</w:t>
+      </w:r>
+      <w:proofErr w:type="spellEnd"/>
+      <w:r>
+        <w:rPr>
+          <w:rFonts w:ascii="Times New Roman" w:hAnsi="Times New Roman" w:cs="Times New Roman"/>
+          <w:sz w:val="28"/>
+          <w:szCs w:val="28"/>
+        </w:rPr>
+        <w:t xml:space="preserve"> </w:t>
+      </w:r>
+      <w:proofErr w:type="spellStart"/>
+      <w:r>
+        <w:rPr>
+          <w:rFonts w:ascii="Times New Roman" w:hAnsi="Times New Roman" w:cs="Times New Roman"/>
+          <w:sz w:val="28"/>
+          <w:szCs w:val="28"/>
+        </w:rPr>
+        <w:t>mengenai</w:t>
+      </w:r>
+      <w:proofErr w:type="spellEnd"/>
+      <w:r>
+        <w:rPr>
+          <w:rFonts w:ascii="Times New Roman" w:hAnsi="Times New Roman" w:cs="Times New Roman"/>
+          <w:sz w:val="28"/>
+          <w:szCs w:val="28"/>
+        </w:rPr>
+        <w:t xml:space="preserve"> </w:t>
+      </w:r>
+      <w:proofErr w:type="spellStart"/>
+      <w:r>
+        <w:rPr>
+          <w:rFonts w:ascii="Times New Roman" w:hAnsi="Times New Roman" w:cs="Times New Roman"/>
+          <w:sz w:val="28"/>
+          <w:szCs w:val="28"/>
+        </w:rPr>
+        <w:t>koin</w:t>
+      </w:r>
+      <w:proofErr w:type="spellEnd"/>
+      <w:r>
+        <w:rPr>
+          <w:rFonts w:ascii="Times New Roman" w:hAnsi="Times New Roman" w:cs="Times New Roman"/>
+          <w:sz w:val="28"/>
+          <w:szCs w:val="28"/>
+        </w:rPr>
+        <w:t xml:space="preserve"> </w:t>
+      </w:r>
+      <w:proofErr w:type="spellStart"/>
+      <w:r>
+        <w:rPr>
+          <w:rFonts w:ascii="Times New Roman" w:hAnsi="Times New Roman" w:cs="Times New Roman"/>
+          <w:sz w:val="28"/>
+          <w:szCs w:val="28"/>
+        </w:rPr>
+        <w:t>dengan</w:t>
+      </w:r>
+      <w:proofErr w:type="spellEnd"/>
+      <w:r>
+        <w:rPr>
+          <w:rFonts w:ascii="Times New Roman" w:hAnsi="Times New Roman" w:cs="Times New Roman"/>
+          <w:sz w:val="28"/>
+          <w:szCs w:val="28"/>
+        </w:rPr>
+        <w:t xml:space="preserve"> </w:t>
+      </w:r>
+      <w:proofErr w:type="spellStart"/>
+      <w:r>
+        <w:rPr>
+          <w:rFonts w:ascii="Times New Roman" w:hAnsi="Times New Roman" w:cs="Times New Roman"/>
+          <w:sz w:val="28"/>
+          <w:szCs w:val="28"/>
+        </w:rPr>
+        <w:t>kenaikan</w:t>
+      </w:r>
+      <w:proofErr w:type="spellEnd"/>
+      <w:r>
+        <w:rPr>
+          <w:rFonts w:ascii="Times New Roman" w:hAnsi="Times New Roman" w:cs="Times New Roman"/>
+          <w:sz w:val="28"/>
+          <w:szCs w:val="28"/>
+        </w:rPr>
+        <w:t xml:space="preserve"> </w:t>
+      </w:r>
+      <w:proofErr w:type="spellStart"/>
+      <w:r>
+        <w:rPr>
+          <w:rFonts w:ascii="Times New Roman" w:hAnsi="Times New Roman" w:cs="Times New Roman"/>
+          <w:sz w:val="28"/>
+          <w:szCs w:val="28"/>
+        </w:rPr>
+        <w:t>tertinggi</w:t>
+      </w:r>
+      <w:proofErr w:type="spellEnd"/>
+      <w:r>
+        <w:rPr>
+          <w:rFonts w:ascii="Times New Roman" w:hAnsi="Times New Roman" w:cs="Times New Roman"/>
+          <w:sz w:val="28"/>
+          <w:szCs w:val="28"/>
+        </w:rPr>
+        <w:t xml:space="preserve"> (Top Gainers) dan </w:t>
+      </w:r>
+      <w:proofErr w:type="spellStart"/>
+      <w:r>
+        <w:rPr>
+          <w:rFonts w:ascii="Times New Roman" w:hAnsi="Times New Roman" w:cs="Times New Roman"/>
+          <w:sz w:val="28"/>
+          <w:szCs w:val="28"/>
+        </w:rPr>
+        <w:t>penurunan</w:t>
+      </w:r>
+      <w:proofErr w:type="spellEnd"/>
+      <w:r>
+        <w:rPr>
+          <w:rFonts w:ascii="Times New Roman" w:hAnsi="Times New Roman" w:cs="Times New Roman"/>
+          <w:sz w:val="28"/>
+          <w:szCs w:val="28"/>
+        </w:rPr>
+        <w:t xml:space="preserve"> </w:t>
+      </w:r>
+      <w:proofErr w:type="spellStart"/>
+      <w:r>
+        <w:rPr>
+          <w:rFonts w:ascii="Times New Roman" w:hAnsi="Times New Roman" w:cs="Times New Roman"/>
+          <w:sz w:val="28"/>
+          <w:szCs w:val="28"/>
+        </w:rPr>
+        <w:t>terdalam</w:t>
+      </w:r>
+      <w:proofErr w:type="spellEnd"/>
+      <w:r>
+        <w:rPr>
+          <w:rFonts w:ascii="Times New Roman" w:hAnsi="Times New Roman" w:cs="Times New Roman"/>
+          <w:sz w:val="28"/>
+          <w:szCs w:val="28"/>
+        </w:rPr>
+        <w:t xml:space="preserve"> (Top Losers) </w:t>
+      </w:r>
+      <w:proofErr w:type="spellStart"/>
+      <w:r>
+        <w:rPr>
+          <w:rFonts w:ascii="Times New Roman" w:hAnsi="Times New Roman" w:cs="Times New Roman"/>
+          <w:sz w:val="28"/>
+          <w:szCs w:val="28"/>
+        </w:rPr>
+        <w:t>sebagai</w:t>
+      </w:r>
+      <w:proofErr w:type="spellEnd"/>
+      <w:r>
+        <w:rPr>
+          <w:rFonts w:ascii="Times New Roman" w:hAnsi="Times New Roman" w:cs="Times New Roman"/>
+          <w:sz w:val="28"/>
+          <w:szCs w:val="28"/>
+        </w:rPr>
+        <w:t xml:space="preserve"> </w:t>
+      </w:r>
+      <w:proofErr w:type="spellStart"/>
+      <w:r>
+        <w:rPr>
+          <w:rFonts w:ascii="Times New Roman" w:hAnsi="Times New Roman" w:cs="Times New Roman"/>
+          <w:sz w:val="28"/>
+          <w:szCs w:val="28"/>
+        </w:rPr>
+        <w:t>indikator</w:t>
+      </w:r>
+      <w:proofErr w:type="spellEnd"/>
+      <w:r>
+        <w:rPr>
+          <w:rFonts w:ascii="Times New Roman" w:hAnsi="Times New Roman" w:cs="Times New Roman"/>
+          <w:sz w:val="28"/>
+          <w:szCs w:val="28"/>
+        </w:rPr>
+        <w:t xml:space="preserve"> </w:t>
+      </w:r>
+      <w:proofErr w:type="spellStart"/>
+      <w:r>
+        <w:rPr>
+          <w:rFonts w:ascii="Times New Roman" w:hAnsi="Times New Roman" w:cs="Times New Roman"/>
+          <w:sz w:val="28"/>
+          <w:szCs w:val="28"/>
+        </w:rPr>
+        <w:t>penting</w:t>
+      </w:r>
+      <w:proofErr w:type="spellEnd"/>
+      <w:r>
+        <w:rPr>
+          <w:rFonts w:ascii="Times New Roman" w:hAnsi="Times New Roman" w:cs="Times New Roman"/>
+          <w:sz w:val="28"/>
+          <w:szCs w:val="28"/>
+        </w:rPr>
+        <w:t xml:space="preserve"> </w:t>
+      </w:r>
+      <w:proofErr w:type="spellStart"/>
+      <w:r>
+        <w:rPr>
+          <w:rFonts w:ascii="Times New Roman" w:hAnsi="Times New Roman" w:cs="Times New Roman"/>
+          <w:sz w:val="28"/>
+          <w:szCs w:val="28"/>
+        </w:rPr>
+        <w:t>dalam</w:t>
+      </w:r>
+      <w:proofErr w:type="spellEnd"/>
+      <w:r>
+        <w:rPr>
+          <w:rFonts w:ascii="Times New Roman" w:hAnsi="Times New Roman" w:cs="Times New Roman"/>
+          <w:sz w:val="28"/>
+          <w:szCs w:val="28"/>
+        </w:rPr>
+        <w:t xml:space="preserve"> </w:t>
+      </w:r>
+      <w:proofErr w:type="spellStart"/>
+      <w:r>
+        <w:rPr>
+          <w:rFonts w:ascii="Times New Roman" w:hAnsi="Times New Roman" w:cs="Times New Roman"/>
+          <w:sz w:val="28"/>
+          <w:szCs w:val="28"/>
+        </w:rPr>
+        <w:t>memahami</w:t>
+      </w:r>
+      <w:proofErr w:type="spellEnd"/>
+      <w:r>
+        <w:rPr>
+          <w:rFonts w:ascii="Times New Roman" w:hAnsi="Times New Roman" w:cs="Times New Roman"/>
+          <w:sz w:val="28"/>
+          <w:szCs w:val="28"/>
+        </w:rPr>
+        <w:t xml:space="preserve"> </w:t>
+      </w:r>
+      <w:proofErr w:type="spellStart"/>
+      <w:r>
+        <w:rPr>
+          <w:rFonts w:ascii="Times New Roman" w:hAnsi="Times New Roman" w:cs="Times New Roman"/>
+          <w:sz w:val="28"/>
+          <w:szCs w:val="28"/>
+        </w:rPr>
+        <w:t>pergerakan</w:t>
+      </w:r>
+      <w:proofErr w:type="spellEnd"/>
+      <w:r>
+        <w:rPr>
+          <w:rFonts w:ascii="Times New Roman" w:hAnsi="Times New Roman" w:cs="Times New Roman"/>
+          <w:sz w:val="28"/>
+          <w:szCs w:val="28"/>
+        </w:rPr>
+        <w:t xml:space="preserve"> dan </w:t>
+      </w:r>
+      <w:proofErr w:type="spellStart"/>
+      <w:r>
+        <w:rPr>
+          <w:rFonts w:ascii="Times New Roman" w:hAnsi="Times New Roman" w:cs="Times New Roman"/>
+          <w:sz w:val="28"/>
+          <w:szCs w:val="28"/>
+        </w:rPr>
+        <w:t>sentimen</w:t>
+      </w:r>
+      <w:proofErr w:type="spellEnd"/>
+      <w:r>
+        <w:rPr>
+          <w:rFonts w:ascii="Times New Roman" w:hAnsi="Times New Roman" w:cs="Times New Roman"/>
+          <w:sz w:val="28"/>
+          <w:szCs w:val="28"/>
+        </w:rPr>
+        <w:t xml:space="preserve"> pasar.</w:t>
       </w:r>
     </w:p>
     <w:p>
@@ -374,13 +1158,689 @@
           <w:szCs w:val="28"/>
         </w:rPr>
       </w:pPr>
-      <w:r>
-        <w:rPr>
-          <w:rFonts w:ascii="Times New Roman" w:hAnsi="Times New Roman" w:cs="Times New Roman"/>
-          <w:sz w:val="28"/>
-          <w:szCs w:val="28"/>
-        </w:rPr>
-        <w:t>Dalam praktiknya, pengumpulan data terkait pergerakan harga kripto sering dilakukan secara manual melalui situs web penyedia informasi pasar. Metode ini kurang efisien karena memerlukan waktu yang cukup lama dan berpotensi menimbulkan kesalahan pencatatan. Selain itu, pembaruan data secara berkala menjadi sulit dilakukan apabila tidak menggunakan sistem otomatis.</w:t>
+      <w:proofErr w:type="spellStart"/>
+      <w:r>
+        <w:rPr>
+          <w:rFonts w:ascii="Times New Roman" w:hAnsi="Times New Roman" w:cs="Times New Roman"/>
+          <w:sz w:val="28"/>
+          <w:szCs w:val="28"/>
+        </w:rPr>
+        <w:t>Dalam</w:t>
+      </w:r>
+      <w:proofErr w:type="spellEnd"/>
+      <w:r>
+        <w:rPr>
+          <w:rFonts w:ascii="Times New Roman" w:hAnsi="Times New Roman" w:cs="Times New Roman"/>
+          <w:sz w:val="28"/>
+          <w:szCs w:val="28"/>
+        </w:rPr>
+        <w:t xml:space="preserve"> </w:t>
+      </w:r>
+      <w:proofErr w:type="spellStart"/>
+      <w:r>
+        <w:rPr>
+          <w:rFonts w:ascii="Times New Roman" w:hAnsi="Times New Roman" w:cs="Times New Roman"/>
+          <w:sz w:val="28"/>
+          <w:szCs w:val="28"/>
+        </w:rPr>
+        <w:t>praktiknya</w:t>
+      </w:r>
+      <w:proofErr w:type="spellEnd"/>
+      <w:r>
+        <w:rPr>
+          <w:rFonts w:ascii="Times New Roman" w:hAnsi="Times New Roman" w:cs="Times New Roman"/>
+          <w:sz w:val="28"/>
+          <w:szCs w:val="28"/>
+        </w:rPr>
+        <w:t xml:space="preserve">, </w:t>
+      </w:r>
+      <w:proofErr w:type="spellStart"/>
+      <w:r>
+        <w:rPr>
+          <w:rFonts w:ascii="Times New Roman" w:hAnsi="Times New Roman" w:cs="Times New Roman"/>
+          <w:sz w:val="28"/>
+          <w:szCs w:val="28"/>
+        </w:rPr>
+        <w:t>pengumpulan</w:t>
+      </w:r>
+      <w:proofErr w:type="spellEnd"/>
+      <w:r>
+        <w:rPr>
+          <w:rFonts w:ascii="Times New Roman" w:hAnsi="Times New Roman" w:cs="Times New Roman"/>
+          <w:sz w:val="28"/>
+          <w:szCs w:val="28"/>
+        </w:rPr>
+        <w:t xml:space="preserve"> data </w:t>
+      </w:r>
+      <w:proofErr w:type="spellStart"/>
+      <w:r>
+        <w:rPr>
+          <w:rFonts w:ascii="Times New Roman" w:hAnsi="Times New Roman" w:cs="Times New Roman"/>
+          <w:sz w:val="28"/>
+          <w:szCs w:val="28"/>
+        </w:rPr>
+        <w:t>terkait</w:t>
+      </w:r>
+      <w:proofErr w:type="spellEnd"/>
+      <w:r>
+        <w:rPr>
+          <w:rFonts w:ascii="Times New Roman" w:hAnsi="Times New Roman" w:cs="Times New Roman"/>
+          <w:sz w:val="28"/>
+          <w:szCs w:val="28"/>
+        </w:rPr>
+        <w:t xml:space="preserve"> </w:t>
+      </w:r>
+      <w:proofErr w:type="spellStart"/>
+      <w:r>
+        <w:rPr>
+          <w:rFonts w:ascii="Times New Roman" w:hAnsi="Times New Roman" w:cs="Times New Roman"/>
+          <w:sz w:val="28"/>
+          <w:szCs w:val="28"/>
+        </w:rPr>
+        <w:t>pergerakan</w:t>
+      </w:r>
+      <w:proofErr w:type="spellEnd"/>
+      <w:r>
+        <w:rPr>
+          <w:rFonts w:ascii="Times New Roman" w:hAnsi="Times New Roman" w:cs="Times New Roman"/>
+          <w:sz w:val="28"/>
+          <w:szCs w:val="28"/>
+        </w:rPr>
+        <w:t xml:space="preserve"> </w:t>
+      </w:r>
+      <w:proofErr w:type="spellStart"/>
+      <w:r>
+        <w:rPr>
+          <w:rFonts w:ascii="Times New Roman" w:hAnsi="Times New Roman" w:cs="Times New Roman"/>
+          <w:sz w:val="28"/>
+          <w:szCs w:val="28"/>
+        </w:rPr>
+        <w:t>harga</w:t>
+      </w:r>
+      <w:proofErr w:type="spellEnd"/>
+      <w:r>
+        <w:rPr>
+          <w:rFonts w:ascii="Times New Roman" w:hAnsi="Times New Roman" w:cs="Times New Roman"/>
+          <w:sz w:val="28"/>
+          <w:szCs w:val="28"/>
+        </w:rPr>
+        <w:t xml:space="preserve"> </w:t>
+      </w:r>
+      <w:proofErr w:type="spellStart"/>
+      <w:r>
+        <w:rPr>
+          <w:rFonts w:ascii="Times New Roman" w:hAnsi="Times New Roman" w:cs="Times New Roman"/>
+          <w:sz w:val="28"/>
+          <w:szCs w:val="28"/>
+        </w:rPr>
+        <w:t>kripto</w:t>
+      </w:r>
+      <w:proofErr w:type="spellEnd"/>
+      <w:r>
+        <w:rPr>
+          <w:rFonts w:ascii="Times New Roman" w:hAnsi="Times New Roman" w:cs="Times New Roman"/>
+          <w:sz w:val="28"/>
+          <w:szCs w:val="28"/>
+        </w:rPr>
+        <w:t xml:space="preserve"> </w:t>
+      </w:r>
+      <w:proofErr w:type="spellStart"/>
+      <w:r>
+        <w:rPr>
+          <w:rFonts w:ascii="Times New Roman" w:hAnsi="Times New Roman" w:cs="Times New Roman"/>
+          <w:sz w:val="28"/>
+          <w:szCs w:val="28"/>
+        </w:rPr>
+        <w:t>sering</w:t>
+      </w:r>
+      <w:proofErr w:type="spellEnd"/>
+      <w:r>
+        <w:rPr>
+          <w:rFonts w:ascii="Times New Roman" w:hAnsi="Times New Roman" w:cs="Times New Roman"/>
+          <w:sz w:val="28"/>
+          <w:szCs w:val="28"/>
+        </w:rPr>
+        <w:t xml:space="preserve"> </w:t>
+      </w:r>
+      <w:proofErr w:type="spellStart"/>
+      <w:r>
+        <w:rPr>
+          <w:rFonts w:ascii="Times New Roman" w:hAnsi="Times New Roman" w:cs="Times New Roman"/>
+          <w:sz w:val="28"/>
+          <w:szCs w:val="28"/>
+        </w:rPr>
+        <w:t>dilakukan</w:t>
+      </w:r>
+      <w:proofErr w:type="spellEnd"/>
+      <w:r>
+        <w:rPr>
+          <w:rFonts w:ascii="Times New Roman" w:hAnsi="Times New Roman" w:cs="Times New Roman"/>
+          <w:sz w:val="28"/>
+          <w:szCs w:val="28"/>
+        </w:rPr>
+        <w:t xml:space="preserve"> </w:t>
+      </w:r>
+      <w:proofErr w:type="spellStart"/>
+      <w:r>
+        <w:rPr>
+          <w:rFonts w:ascii="Times New Roman" w:hAnsi="Times New Roman" w:cs="Times New Roman"/>
+          <w:sz w:val="28"/>
+          <w:szCs w:val="28"/>
+        </w:rPr>
+        <w:t>secara</w:t>
+      </w:r>
+      <w:proofErr w:type="spellEnd"/>
+      <w:r>
+        <w:rPr>
+          <w:rFonts w:ascii="Times New Roman" w:hAnsi="Times New Roman" w:cs="Times New Roman"/>
+          <w:sz w:val="28"/>
+          <w:szCs w:val="28"/>
+        </w:rPr>
+        <w:t xml:space="preserve"> manual </w:t>
+      </w:r>
+      <w:proofErr w:type="spellStart"/>
+      <w:r>
+        <w:rPr>
+          <w:rFonts w:ascii="Times New Roman" w:hAnsi="Times New Roman" w:cs="Times New Roman"/>
+          <w:sz w:val="28"/>
+          <w:szCs w:val="28"/>
+        </w:rPr>
+        <w:t>melalui</w:t>
+      </w:r>
+      <w:proofErr w:type="spellEnd"/>
+      <w:r>
+        <w:rPr>
+          <w:rFonts w:ascii="Times New Roman" w:hAnsi="Times New Roman" w:cs="Times New Roman"/>
+          <w:sz w:val="28"/>
+          <w:szCs w:val="28"/>
+        </w:rPr>
+        <w:t xml:space="preserve"> situs web </w:t>
+      </w:r>
+      <w:proofErr w:type="spellStart"/>
+      <w:r>
+        <w:rPr>
+          <w:rFonts w:ascii="Times New Roman" w:hAnsi="Times New Roman" w:cs="Times New Roman"/>
+          <w:sz w:val="28"/>
+          <w:szCs w:val="28"/>
+        </w:rPr>
+        <w:t>penyedia</w:t>
+      </w:r>
+      <w:proofErr w:type="spellEnd"/>
+      <w:r>
+        <w:rPr>
+          <w:rFonts w:ascii="Times New Roman" w:hAnsi="Times New Roman" w:cs="Times New Roman"/>
+          <w:sz w:val="28"/>
+          <w:szCs w:val="28"/>
+        </w:rPr>
+        <w:t xml:space="preserve"> </w:t>
+      </w:r>
+      <w:proofErr w:type="spellStart"/>
+      <w:r>
+        <w:rPr>
+          <w:rFonts w:ascii="Times New Roman" w:hAnsi="Times New Roman" w:cs="Times New Roman"/>
+          <w:sz w:val="28"/>
+          <w:szCs w:val="28"/>
+        </w:rPr>
+        <w:t>informasi</w:t>
+      </w:r>
+      <w:proofErr w:type="spellEnd"/>
+      <w:r>
+        <w:rPr>
+          <w:rFonts w:ascii="Times New Roman" w:hAnsi="Times New Roman" w:cs="Times New Roman"/>
+          <w:sz w:val="28"/>
+          <w:szCs w:val="28"/>
+        </w:rPr>
+        <w:t xml:space="preserve"> pasar. </w:t>
+      </w:r>
+      <w:proofErr w:type="spellStart"/>
+      <w:r>
+        <w:rPr>
+          <w:rFonts w:ascii="Times New Roman" w:hAnsi="Times New Roman" w:cs="Times New Roman"/>
+          <w:sz w:val="28"/>
+          <w:szCs w:val="28"/>
+        </w:rPr>
+        <w:t>Metode</w:t>
+      </w:r>
+      <w:proofErr w:type="spellEnd"/>
+      <w:r>
+        <w:rPr>
+          <w:rFonts w:ascii="Times New Roman" w:hAnsi="Times New Roman" w:cs="Times New Roman"/>
+          <w:sz w:val="28"/>
+          <w:szCs w:val="28"/>
+        </w:rPr>
+        <w:t xml:space="preserve"> </w:t>
+      </w:r>
+      <w:proofErr w:type="spellStart"/>
+      <w:r>
+        <w:rPr>
+          <w:rFonts w:ascii="Times New Roman" w:hAnsi="Times New Roman" w:cs="Times New Roman"/>
+          <w:sz w:val="28"/>
+          <w:szCs w:val="28"/>
+        </w:rPr>
+        <w:t>ini</w:t>
+      </w:r>
+      <w:proofErr w:type="spellEnd"/>
+      <w:r>
+        <w:rPr>
+          <w:rFonts w:ascii="Times New Roman" w:hAnsi="Times New Roman" w:cs="Times New Roman"/>
+          <w:sz w:val="28"/>
+          <w:szCs w:val="28"/>
+        </w:rPr>
+        <w:t xml:space="preserve"> </w:t>
+      </w:r>
+      <w:proofErr w:type="spellStart"/>
+      <w:r>
+        <w:rPr>
+          <w:rFonts w:ascii="Times New Roman" w:hAnsi="Times New Roman" w:cs="Times New Roman"/>
+          <w:sz w:val="28"/>
+          <w:szCs w:val="28"/>
+        </w:rPr>
+        <w:t>kurang</w:t>
+      </w:r>
+      <w:proofErr w:type="spellEnd"/>
+      <w:r>
+        <w:rPr>
+          <w:rFonts w:ascii="Times New Roman" w:hAnsi="Times New Roman" w:cs="Times New Roman"/>
+          <w:sz w:val="28"/>
+          <w:szCs w:val="28"/>
+        </w:rPr>
+        <w:t xml:space="preserve"> </w:t>
+      </w:r>
+      <w:proofErr w:type="spellStart"/>
+      <w:r>
+        <w:rPr>
+          <w:rFonts w:ascii="Times New Roman" w:hAnsi="Times New Roman" w:cs="Times New Roman"/>
+          <w:sz w:val="28"/>
+          <w:szCs w:val="28"/>
+        </w:rPr>
+        <w:t>efisien</w:t>
+      </w:r>
+      <w:proofErr w:type="spellEnd"/>
+      <w:r>
+        <w:rPr>
+          <w:rFonts w:ascii="Times New Roman" w:hAnsi="Times New Roman" w:cs="Times New Roman"/>
+          <w:sz w:val="28"/>
+          <w:szCs w:val="28"/>
+        </w:rPr>
+        <w:t xml:space="preserve"> </w:t>
+      </w:r>
+      <w:proofErr w:type="spellStart"/>
+      <w:r>
+        <w:rPr>
+          <w:rFonts w:ascii="Times New Roman" w:hAnsi="Times New Roman" w:cs="Times New Roman"/>
+          <w:sz w:val="28"/>
+          <w:szCs w:val="28"/>
+        </w:rPr>
+        <w:t>karena</w:t>
+      </w:r>
+      <w:proofErr w:type="spellEnd"/>
+      <w:r>
+        <w:rPr>
+          <w:rFonts w:ascii="Times New Roman" w:hAnsi="Times New Roman" w:cs="Times New Roman"/>
+          <w:sz w:val="28"/>
+          <w:szCs w:val="28"/>
+        </w:rPr>
+        <w:t xml:space="preserve"> </w:t>
+      </w:r>
+      <w:proofErr w:type="spellStart"/>
+      <w:r>
+        <w:rPr>
+          <w:rFonts w:ascii="Times New Roman" w:hAnsi="Times New Roman" w:cs="Times New Roman"/>
+          <w:sz w:val="28"/>
+          <w:szCs w:val="28"/>
+        </w:rPr>
+        <w:t>memerlukan</w:t>
+      </w:r>
+      <w:proofErr w:type="spellEnd"/>
+      <w:r>
+        <w:rPr>
+          <w:rFonts w:ascii="Times New Roman" w:hAnsi="Times New Roman" w:cs="Times New Roman"/>
+          <w:sz w:val="28"/>
+          <w:szCs w:val="28"/>
+        </w:rPr>
+        <w:t xml:space="preserve"> </w:t>
+      </w:r>
+      <w:proofErr w:type="spellStart"/>
+      <w:r>
+        <w:rPr>
+          <w:rFonts w:ascii="Times New Roman" w:hAnsi="Times New Roman" w:cs="Times New Roman"/>
+          <w:sz w:val="28"/>
+          <w:szCs w:val="28"/>
+        </w:rPr>
+        <w:t>waktu</w:t>
+      </w:r>
+      <w:proofErr w:type="spellEnd"/>
+      <w:r>
+        <w:rPr>
+          <w:rFonts w:ascii="Times New Roman" w:hAnsi="Times New Roman" w:cs="Times New Roman"/>
+          <w:sz w:val="28"/>
+          <w:szCs w:val="28"/>
+        </w:rPr>
+        <w:t xml:space="preserve"> yang </w:t>
+      </w:r>
+      <w:proofErr w:type="spellStart"/>
+      <w:r>
+        <w:rPr>
+          <w:rFonts w:ascii="Times New Roman" w:hAnsi="Times New Roman" w:cs="Times New Roman"/>
+          <w:sz w:val="28"/>
+          <w:szCs w:val="28"/>
+        </w:rPr>
+        <w:t>cukup</w:t>
+      </w:r>
+      <w:proofErr w:type="spellEnd"/>
+      <w:r>
+        <w:rPr>
+          <w:rFonts w:ascii="Times New Roman" w:hAnsi="Times New Roman" w:cs="Times New Roman"/>
+          <w:sz w:val="28"/>
+          <w:szCs w:val="28"/>
+        </w:rPr>
+        <w:t xml:space="preserve"> lama dan </w:t>
+      </w:r>
+      <w:proofErr w:type="spellStart"/>
+      <w:r>
+        <w:rPr>
+          <w:rFonts w:ascii="Times New Roman" w:hAnsi="Times New Roman" w:cs="Times New Roman"/>
+          <w:sz w:val="28"/>
+          <w:szCs w:val="28"/>
+        </w:rPr>
+        <w:t>berpotensi</w:t>
+      </w:r>
+      <w:proofErr w:type="spellEnd"/>
+      <w:r>
+        <w:rPr>
+          <w:rFonts w:ascii="Times New Roman" w:hAnsi="Times New Roman" w:cs="Times New Roman"/>
+          <w:sz w:val="28"/>
+          <w:szCs w:val="28"/>
+        </w:rPr>
+        <w:t xml:space="preserve"> </w:t>
+      </w:r>
+      <w:proofErr w:type="spellStart"/>
+      <w:r>
+        <w:rPr>
+          <w:rFonts w:ascii="Times New Roman" w:hAnsi="Times New Roman" w:cs="Times New Roman"/>
+          <w:sz w:val="28"/>
+          <w:szCs w:val="28"/>
+        </w:rPr>
+        <w:t>menimbulkan</w:t>
+      </w:r>
+      <w:proofErr w:type="spellEnd"/>
+      <w:r>
+        <w:rPr>
+          <w:rFonts w:ascii="Times New Roman" w:hAnsi="Times New Roman" w:cs="Times New Roman"/>
+          <w:sz w:val="28"/>
+          <w:szCs w:val="28"/>
+        </w:rPr>
+        <w:t xml:space="preserve"> </w:t>
+      </w:r>
+      <w:proofErr w:type="spellStart"/>
+      <w:r>
+        <w:rPr>
+          <w:rFonts w:ascii="Times New Roman" w:hAnsi="Times New Roman" w:cs="Times New Roman"/>
+          <w:sz w:val="28"/>
+          <w:szCs w:val="28"/>
+        </w:rPr>
+        <w:t>kesalahan</w:t>
+      </w:r>
+      <w:proofErr w:type="spellEnd"/>
+      <w:r>
+        <w:rPr>
+          <w:rFonts w:ascii="Times New Roman" w:hAnsi="Times New Roman" w:cs="Times New Roman"/>
+          <w:sz w:val="28"/>
+          <w:szCs w:val="28"/>
+        </w:rPr>
+        <w:t xml:space="preserve"> </w:t>
+      </w:r>
+      <w:proofErr w:type="spellStart"/>
+      <w:r>
+        <w:rPr>
+          <w:rFonts w:ascii="Times New Roman" w:hAnsi="Times New Roman" w:cs="Times New Roman"/>
+          <w:sz w:val="28"/>
+          <w:szCs w:val="28"/>
+        </w:rPr>
+        <w:t>pencatatan</w:t>
+      </w:r>
+      <w:proofErr w:type="spellEnd"/>
+      <w:r>
+        <w:rPr>
+          <w:rFonts w:ascii="Times New Roman" w:hAnsi="Times New Roman" w:cs="Times New Roman"/>
+          <w:sz w:val="28"/>
+          <w:szCs w:val="28"/>
+        </w:rPr>
+        <w:t xml:space="preserve">. </w:t>
+      </w:r>
+      <w:proofErr w:type="spellStart"/>
+      <w:r>
+        <w:rPr>
+          <w:rFonts w:ascii="Times New Roman" w:hAnsi="Times New Roman" w:cs="Times New Roman"/>
+          <w:sz w:val="28"/>
+          <w:szCs w:val="28"/>
+        </w:rPr>
+        <w:t>Selain</w:t>
+      </w:r>
+      <w:proofErr w:type="spellEnd"/>
+      <w:r>
+        <w:rPr>
+          <w:rFonts w:ascii="Times New Roman" w:hAnsi="Times New Roman" w:cs="Times New Roman"/>
+          <w:sz w:val="28"/>
+          <w:szCs w:val="28"/>
+        </w:rPr>
+        <w:t xml:space="preserve"> </w:t>
+      </w:r>
+      <w:proofErr w:type="spellStart"/>
+      <w:r>
+        <w:rPr>
+          <w:rFonts w:ascii="Times New Roman" w:hAnsi="Times New Roman" w:cs="Times New Roman"/>
+          <w:sz w:val="28"/>
+          <w:szCs w:val="28"/>
+        </w:rPr>
+        <w:t>itu</w:t>
+      </w:r>
+      <w:proofErr w:type="spellEnd"/>
+      <w:r>
+        <w:rPr>
+          <w:rFonts w:ascii="Times New Roman" w:hAnsi="Times New Roman" w:cs="Times New Roman"/>
+          <w:sz w:val="28"/>
+          <w:szCs w:val="28"/>
+        </w:rPr>
+        <w:t xml:space="preserve">, </w:t>
+      </w:r>
+      <w:proofErr w:type="spellStart"/>
+      <w:r>
+        <w:rPr>
+          <w:rFonts w:ascii="Times New Roman" w:hAnsi="Times New Roman" w:cs="Times New Roman"/>
+          <w:sz w:val="28"/>
+          <w:szCs w:val="28"/>
+        </w:rPr>
+        <w:t>pembaruan</w:t>
+      </w:r>
+      <w:proofErr w:type="spellEnd"/>
+      <w:r>
+        <w:rPr>
+          <w:rFonts w:ascii="Times New Roman" w:hAnsi="Times New Roman" w:cs="Times New Roman"/>
+          <w:sz w:val="28"/>
+          <w:szCs w:val="28"/>
+        </w:rPr>
+        <w:t xml:space="preserve"> data </w:t>
+      </w:r>
+      <w:proofErr w:type="spellStart"/>
+      <w:r>
+        <w:rPr>
+          <w:rFonts w:ascii="Times New Roman" w:hAnsi="Times New Roman" w:cs="Times New Roman"/>
+          <w:sz w:val="28"/>
+          <w:szCs w:val="28"/>
+        </w:rPr>
+        <w:t>secara</w:t>
+      </w:r>
+      <w:proofErr w:type="spellEnd"/>
+      <w:r>
+        <w:rPr>
+          <w:rFonts w:ascii="Times New Roman" w:hAnsi="Times New Roman" w:cs="Times New Roman"/>
+          <w:sz w:val="28"/>
+          <w:szCs w:val="28"/>
+        </w:rPr>
+        <w:t xml:space="preserve"> </w:t>
+      </w:r>
+      <w:proofErr w:type="spellStart"/>
+      <w:r>
+        <w:rPr>
+          <w:rFonts w:ascii="Times New Roman" w:hAnsi="Times New Roman" w:cs="Times New Roman"/>
+          <w:sz w:val="28"/>
+          <w:szCs w:val="28"/>
+        </w:rPr>
+        <w:t>berkala</w:t>
+      </w:r>
+      <w:proofErr w:type="spellEnd"/>
+      <w:r>
+        <w:rPr>
+          <w:rFonts w:ascii="Times New Roman" w:hAnsi="Times New Roman" w:cs="Times New Roman"/>
+          <w:sz w:val="28"/>
+          <w:szCs w:val="28"/>
+        </w:rPr>
+        <w:t xml:space="preserve"> </w:t>
+      </w:r>
+      <w:proofErr w:type="spellStart"/>
+      <w:r>
+        <w:rPr>
+          <w:rFonts w:ascii="Times New Roman" w:hAnsi="Times New Roman" w:cs="Times New Roman"/>
+          <w:sz w:val="28"/>
+          <w:szCs w:val="28"/>
+        </w:rPr>
+        <w:t>menjadi</w:t>
+      </w:r>
+      <w:proofErr w:type="spellEnd"/>
+      <w:r>
+        <w:rPr>
+          <w:rFonts w:ascii="Times New Roman" w:hAnsi="Times New Roman" w:cs="Times New Roman"/>
+          <w:sz w:val="28"/>
+          <w:szCs w:val="28"/>
+        </w:rPr>
+        <w:t xml:space="preserve"> </w:t>
+      </w:r>
+      <w:proofErr w:type="spellStart"/>
+      <w:r>
+        <w:rPr>
+          <w:rFonts w:ascii="Times New Roman" w:hAnsi="Times New Roman" w:cs="Times New Roman"/>
+          <w:sz w:val="28"/>
+          <w:szCs w:val="28"/>
+        </w:rPr>
+        <w:t>sulit</w:t>
+      </w:r>
+      <w:proofErr w:type="spellEnd"/>
+      <w:r>
+        <w:rPr>
+          <w:rFonts w:ascii="Times New Roman" w:hAnsi="Times New Roman" w:cs="Times New Roman"/>
+          <w:sz w:val="28"/>
+          <w:szCs w:val="28"/>
+        </w:rPr>
+        <w:t xml:space="preserve"> </w:t>
+      </w:r>
+      <w:proofErr w:type="spellStart"/>
+      <w:r>
+        <w:rPr>
+          <w:rFonts w:ascii="Times New Roman" w:hAnsi="Times New Roman" w:cs="Times New Roman"/>
+          <w:sz w:val="28"/>
+          <w:szCs w:val="28"/>
+        </w:rPr>
+        <w:t>dilakukan</w:t>
+      </w:r>
+      <w:proofErr w:type="spellEnd"/>
+      <w:r>
+        <w:rPr>
+          <w:rFonts w:ascii="Times New Roman" w:hAnsi="Times New Roman" w:cs="Times New Roman"/>
+          <w:sz w:val="28"/>
+          <w:szCs w:val="28"/>
+        </w:rPr>
+        <w:t xml:space="preserve"> </w:t>
+      </w:r>
+      <w:proofErr w:type="spellStart"/>
+      <w:r>
+        <w:rPr>
+          <w:rFonts w:ascii="Times New Roman" w:hAnsi="Times New Roman" w:cs="Times New Roman"/>
+          <w:sz w:val="28"/>
+          <w:szCs w:val="28"/>
+        </w:rPr>
+        <w:t>apabila</w:t>
+      </w:r>
+      <w:proofErr w:type="spellEnd"/>
+      <w:r>
+        <w:rPr>
+          <w:rFonts w:ascii="Times New Roman" w:hAnsi="Times New Roman" w:cs="Times New Roman"/>
+          <w:sz w:val="28"/>
+          <w:szCs w:val="28"/>
+        </w:rPr>
+        <w:t xml:space="preserve"> </w:t>
+      </w:r>
+      <w:proofErr w:type="spellStart"/>
+      <w:r>
+        <w:rPr>
+          <w:rFonts w:ascii="Times New Roman" w:hAnsi="Times New Roman" w:cs="Times New Roman"/>
+          <w:sz w:val="28"/>
+          <w:szCs w:val="28"/>
+        </w:rPr>
+        <w:t>tidak</w:t>
+      </w:r>
+      <w:proofErr w:type="spellEnd"/>
+      <w:r>
+        <w:rPr>
+          <w:rFonts w:ascii="Times New Roman" w:hAnsi="Times New Roman" w:cs="Times New Roman"/>
+          <w:sz w:val="28"/>
+          <w:szCs w:val="28"/>
+        </w:rPr>
+        <w:t xml:space="preserve"> </w:t>
+      </w:r>
+      <w:proofErr w:type="spellStart"/>
+      <w:r>
+        <w:rPr>
+          <w:rFonts w:ascii="Times New Roman" w:hAnsi="Times New Roman" w:cs="Times New Roman"/>
+          <w:sz w:val="28"/>
+          <w:szCs w:val="28"/>
+        </w:rPr>
+        <w:t>menggunakan</w:t>
+      </w:r>
+      <w:proofErr w:type="spellEnd"/>
+      <w:r>
+        <w:rPr>
+          <w:rFonts w:ascii="Times New Roman" w:hAnsi="Times New Roman" w:cs="Times New Roman"/>
+          <w:sz w:val="28"/>
+          <w:szCs w:val="28"/>
+        </w:rPr>
+        <w:t xml:space="preserve"> </w:t>
+      </w:r>
+      <w:proofErr w:type="spellStart"/>
+      <w:r>
+        <w:rPr>
+          <w:rFonts w:ascii="Times New Roman" w:hAnsi="Times New Roman" w:cs="Times New Roman"/>
+          <w:sz w:val="28"/>
+          <w:szCs w:val="28"/>
+        </w:rPr>
+        <w:t>sistem</w:t>
+      </w:r>
+      <w:proofErr w:type="spellEnd"/>
+      <w:r>
+        <w:rPr>
+          <w:rFonts w:ascii="Times New Roman" w:hAnsi="Times New Roman" w:cs="Times New Roman"/>
+          <w:sz w:val="28"/>
+          <w:szCs w:val="28"/>
+        </w:rPr>
+        <w:t xml:space="preserve"> </w:t>
+      </w:r>
+      <w:proofErr w:type="spellStart"/>
+      <w:r>
+        <w:rPr>
+          <w:rFonts w:ascii="Times New Roman" w:hAnsi="Times New Roman" w:cs="Times New Roman"/>
+          <w:sz w:val="28"/>
+          <w:szCs w:val="28"/>
+        </w:rPr>
+        <w:t>otomatis</w:t>
+      </w:r>
+      <w:proofErr w:type="spellEnd"/>
+      <w:r>
+        <w:rPr>
+          <w:rFonts w:ascii="Times New Roman" w:hAnsi="Times New Roman" w:cs="Times New Roman"/>
+          <w:sz w:val="28"/>
+          <w:szCs w:val="28"/>
+        </w:rPr>
+        <w:t>.</w:t>
       </w:r>
     </w:p>
     <w:p>
@@ -397,13 +1857,545 @@
           <w:szCs w:val="28"/>
         </w:rPr>
       </w:pPr>
-      <w:r>
-        <w:rPr>
-          <w:rFonts w:ascii="Times New Roman" w:hAnsi="Times New Roman" w:cs="Times New Roman"/>
-          <w:sz w:val="28"/>
-          <w:szCs w:val="28"/>
-        </w:rPr>
-        <w:t>Untuk mengatasi permasalahan tersebut, diperlukan teknik otomatisasi pengambilan data menggunakan metode web scraping. Teknik ini memungkinkan proses ekstraksi data dari web dilakukan secara sistematis dan terstruktur. Data yang diperoleh kemudian dapat diproses lebih lanjut melalui tahap pembersihan (data cleaning) agar siap untuk dianalisis.</w:t>
+      <w:proofErr w:type="spellStart"/>
+      <w:r>
+        <w:rPr>
+          <w:rFonts w:ascii="Times New Roman" w:hAnsi="Times New Roman" w:cs="Times New Roman"/>
+          <w:sz w:val="28"/>
+          <w:szCs w:val="28"/>
+        </w:rPr>
+        <w:t>Untuk</w:t>
+      </w:r>
+      <w:proofErr w:type="spellEnd"/>
+      <w:r>
+        <w:rPr>
+          <w:rFonts w:ascii="Times New Roman" w:hAnsi="Times New Roman" w:cs="Times New Roman"/>
+          <w:sz w:val="28"/>
+          <w:szCs w:val="28"/>
+        </w:rPr>
+        <w:t xml:space="preserve"> </w:t>
+      </w:r>
+      <w:proofErr w:type="spellStart"/>
+      <w:r>
+        <w:rPr>
+          <w:rFonts w:ascii="Times New Roman" w:hAnsi="Times New Roman" w:cs="Times New Roman"/>
+          <w:sz w:val="28"/>
+          <w:szCs w:val="28"/>
+        </w:rPr>
+        <w:t>mengatasi</w:t>
+      </w:r>
+      <w:proofErr w:type="spellEnd"/>
+      <w:r>
+        <w:rPr>
+          <w:rFonts w:ascii="Times New Roman" w:hAnsi="Times New Roman" w:cs="Times New Roman"/>
+          <w:sz w:val="28"/>
+          <w:szCs w:val="28"/>
+        </w:rPr>
+        <w:t xml:space="preserve"> </w:t>
+      </w:r>
+      <w:proofErr w:type="spellStart"/>
+      <w:r>
+        <w:rPr>
+          <w:rFonts w:ascii="Times New Roman" w:hAnsi="Times New Roman" w:cs="Times New Roman"/>
+          <w:sz w:val="28"/>
+          <w:szCs w:val="28"/>
+        </w:rPr>
+        <w:t>permasalahan</w:t>
+      </w:r>
+      <w:proofErr w:type="spellEnd"/>
+      <w:r>
+        <w:rPr>
+          <w:rFonts w:ascii="Times New Roman" w:hAnsi="Times New Roman" w:cs="Times New Roman"/>
+          <w:sz w:val="28"/>
+          <w:szCs w:val="28"/>
+        </w:rPr>
+        <w:t xml:space="preserve"> </w:t>
+      </w:r>
+      <w:proofErr w:type="spellStart"/>
+      <w:r>
+        <w:rPr>
+          <w:rFonts w:ascii="Times New Roman" w:hAnsi="Times New Roman" w:cs="Times New Roman"/>
+          <w:sz w:val="28"/>
+          <w:szCs w:val="28"/>
+        </w:rPr>
+        <w:t>tersebut</w:t>
+      </w:r>
+      <w:proofErr w:type="spellEnd"/>
+      <w:r>
+        <w:rPr>
+          <w:rFonts w:ascii="Times New Roman" w:hAnsi="Times New Roman" w:cs="Times New Roman"/>
+          <w:sz w:val="28"/>
+          <w:szCs w:val="28"/>
+        </w:rPr>
+        <w:t xml:space="preserve">, </w:t>
+      </w:r>
+      <w:proofErr w:type="spellStart"/>
+      <w:r>
+        <w:rPr>
+          <w:rFonts w:ascii="Times New Roman" w:hAnsi="Times New Roman" w:cs="Times New Roman"/>
+          <w:sz w:val="28"/>
+          <w:szCs w:val="28"/>
+        </w:rPr>
+        <w:t>diperlukan</w:t>
+      </w:r>
+      <w:proofErr w:type="spellEnd"/>
+      <w:r>
+        <w:rPr>
+          <w:rFonts w:ascii="Times New Roman" w:hAnsi="Times New Roman" w:cs="Times New Roman"/>
+          <w:sz w:val="28"/>
+          <w:szCs w:val="28"/>
+        </w:rPr>
+        <w:t xml:space="preserve"> </w:t>
+      </w:r>
+      <w:proofErr w:type="spellStart"/>
+      <w:r>
+        <w:rPr>
+          <w:rFonts w:ascii="Times New Roman" w:hAnsi="Times New Roman" w:cs="Times New Roman"/>
+          <w:sz w:val="28"/>
+          <w:szCs w:val="28"/>
+        </w:rPr>
+        <w:t>teknik</w:t>
+      </w:r>
+      <w:proofErr w:type="spellEnd"/>
+      <w:r>
+        <w:rPr>
+          <w:rFonts w:ascii="Times New Roman" w:hAnsi="Times New Roman" w:cs="Times New Roman"/>
+          <w:sz w:val="28"/>
+          <w:szCs w:val="28"/>
+        </w:rPr>
+        <w:t xml:space="preserve"> </w:t>
+      </w:r>
+      <w:proofErr w:type="spellStart"/>
+      <w:r>
+        <w:rPr>
+          <w:rFonts w:ascii="Times New Roman" w:hAnsi="Times New Roman" w:cs="Times New Roman"/>
+          <w:sz w:val="28"/>
+          <w:szCs w:val="28"/>
+        </w:rPr>
+        <w:t>otomatisasi</w:t>
+      </w:r>
+      <w:proofErr w:type="spellEnd"/>
+      <w:r>
+        <w:rPr>
+          <w:rFonts w:ascii="Times New Roman" w:hAnsi="Times New Roman" w:cs="Times New Roman"/>
+          <w:sz w:val="28"/>
+          <w:szCs w:val="28"/>
+        </w:rPr>
+        <w:t xml:space="preserve"> </w:t>
+      </w:r>
+      <w:proofErr w:type="spellStart"/>
+      <w:r>
+        <w:rPr>
+          <w:rFonts w:ascii="Times New Roman" w:hAnsi="Times New Roman" w:cs="Times New Roman"/>
+          <w:sz w:val="28"/>
+          <w:szCs w:val="28"/>
+        </w:rPr>
+        <w:t>pengambilan</w:t>
+      </w:r>
+      <w:proofErr w:type="spellEnd"/>
+      <w:r>
+        <w:rPr>
+          <w:rFonts w:ascii="Times New Roman" w:hAnsi="Times New Roman" w:cs="Times New Roman"/>
+          <w:sz w:val="28"/>
+          <w:szCs w:val="28"/>
+        </w:rPr>
+        <w:t xml:space="preserve"> data </w:t>
+      </w:r>
+      <w:proofErr w:type="spellStart"/>
+      <w:r>
+        <w:rPr>
+          <w:rFonts w:ascii="Times New Roman" w:hAnsi="Times New Roman" w:cs="Times New Roman"/>
+          <w:sz w:val="28"/>
+          <w:szCs w:val="28"/>
+        </w:rPr>
+        <w:t>menggunakan</w:t>
+      </w:r>
+      <w:proofErr w:type="spellEnd"/>
+      <w:r>
+        <w:rPr>
+          <w:rFonts w:ascii="Times New Roman" w:hAnsi="Times New Roman" w:cs="Times New Roman"/>
+          <w:sz w:val="28"/>
+          <w:szCs w:val="28"/>
+        </w:rPr>
+        <w:t xml:space="preserve"> </w:t>
+      </w:r>
+      <w:proofErr w:type="spellStart"/>
+      <w:r>
+        <w:rPr>
+          <w:rFonts w:ascii="Times New Roman" w:hAnsi="Times New Roman" w:cs="Times New Roman"/>
+          <w:sz w:val="28"/>
+          <w:szCs w:val="28"/>
+        </w:rPr>
+        <w:t>metode</w:t>
+      </w:r>
+      <w:proofErr w:type="spellEnd"/>
+      <w:r>
+        <w:rPr>
+          <w:rFonts w:ascii="Times New Roman" w:hAnsi="Times New Roman" w:cs="Times New Roman"/>
+          <w:sz w:val="28"/>
+          <w:szCs w:val="28"/>
+        </w:rPr>
+        <w:t xml:space="preserve"> web scraping. Teknik </w:t>
+      </w:r>
+      <w:proofErr w:type="spellStart"/>
+      <w:r>
+        <w:rPr>
+          <w:rFonts w:ascii="Times New Roman" w:hAnsi="Times New Roman" w:cs="Times New Roman"/>
+          <w:sz w:val="28"/>
+          <w:szCs w:val="28"/>
+        </w:rPr>
+        <w:t>ini</w:t>
+      </w:r>
+      <w:proofErr w:type="spellEnd"/>
+      <w:r>
+        <w:rPr>
+          <w:rFonts w:ascii="Times New Roman" w:hAnsi="Times New Roman" w:cs="Times New Roman"/>
+          <w:sz w:val="28"/>
+          <w:szCs w:val="28"/>
+        </w:rPr>
+        <w:t xml:space="preserve"> </w:t>
+      </w:r>
+      <w:proofErr w:type="spellStart"/>
+      <w:r>
+        <w:rPr>
+          <w:rFonts w:ascii="Times New Roman" w:hAnsi="Times New Roman" w:cs="Times New Roman"/>
+          <w:sz w:val="28"/>
+          <w:szCs w:val="28"/>
+        </w:rPr>
+        <w:t>memungkinkan</w:t>
+      </w:r>
+      <w:proofErr w:type="spellEnd"/>
+      <w:r>
+        <w:rPr>
+          <w:rFonts w:ascii="Times New Roman" w:hAnsi="Times New Roman" w:cs="Times New Roman"/>
+          <w:sz w:val="28"/>
+          <w:szCs w:val="28"/>
+        </w:rPr>
+        <w:t xml:space="preserve"> proses </w:t>
+      </w:r>
+      <w:proofErr w:type="spellStart"/>
+      <w:r>
+        <w:rPr>
+          <w:rFonts w:ascii="Times New Roman" w:hAnsi="Times New Roman" w:cs="Times New Roman"/>
+          <w:sz w:val="28"/>
+          <w:szCs w:val="28"/>
+        </w:rPr>
+        <w:t>ekstraksi</w:t>
+      </w:r>
+      <w:proofErr w:type="spellEnd"/>
+      <w:r>
+        <w:rPr>
+          <w:rFonts w:ascii="Times New Roman" w:hAnsi="Times New Roman" w:cs="Times New Roman"/>
+          <w:sz w:val="28"/>
+          <w:szCs w:val="28"/>
+        </w:rPr>
+        <w:t xml:space="preserve"> data </w:t>
+      </w:r>
+      <w:proofErr w:type="spellStart"/>
+      <w:r>
+        <w:rPr>
+          <w:rFonts w:ascii="Times New Roman" w:hAnsi="Times New Roman" w:cs="Times New Roman"/>
+          <w:sz w:val="28"/>
+          <w:szCs w:val="28"/>
+        </w:rPr>
+        <w:t>dari</w:t>
+      </w:r>
+      <w:proofErr w:type="spellEnd"/>
+      <w:r>
+        <w:rPr>
+          <w:rFonts w:ascii="Times New Roman" w:hAnsi="Times New Roman" w:cs="Times New Roman"/>
+          <w:sz w:val="28"/>
+          <w:szCs w:val="28"/>
+        </w:rPr>
+        <w:t xml:space="preserve"> web </w:t>
+      </w:r>
+      <w:proofErr w:type="spellStart"/>
+      <w:r>
+        <w:rPr>
+          <w:rFonts w:ascii="Times New Roman" w:hAnsi="Times New Roman" w:cs="Times New Roman"/>
+          <w:sz w:val="28"/>
+          <w:szCs w:val="28"/>
+        </w:rPr>
+        <w:t>dilakukan</w:t>
+      </w:r>
+      <w:proofErr w:type="spellEnd"/>
+      <w:r>
+        <w:rPr>
+          <w:rFonts w:ascii="Times New Roman" w:hAnsi="Times New Roman" w:cs="Times New Roman"/>
+          <w:sz w:val="28"/>
+          <w:szCs w:val="28"/>
+        </w:rPr>
+        <w:t xml:space="preserve"> </w:t>
+      </w:r>
+      <w:proofErr w:type="spellStart"/>
+      <w:r>
+        <w:rPr>
+          <w:rFonts w:ascii="Times New Roman" w:hAnsi="Times New Roman" w:cs="Times New Roman"/>
+          <w:sz w:val="28"/>
+          <w:szCs w:val="28"/>
+        </w:rPr>
+        <w:t>secara</w:t>
+      </w:r>
+      <w:proofErr w:type="spellEnd"/>
+      <w:r>
+        <w:rPr>
+          <w:rFonts w:ascii="Times New Roman" w:hAnsi="Times New Roman" w:cs="Times New Roman"/>
+          <w:sz w:val="28"/>
+          <w:szCs w:val="28"/>
+        </w:rPr>
+        <w:t xml:space="preserve"> </w:t>
+      </w:r>
+      <w:proofErr w:type="spellStart"/>
+      <w:r>
+        <w:rPr>
+          <w:rFonts w:ascii="Times New Roman" w:hAnsi="Times New Roman" w:cs="Times New Roman"/>
+          <w:sz w:val="28"/>
+          <w:szCs w:val="28"/>
+        </w:rPr>
+        <w:t>sistematis</w:t>
+      </w:r>
+      <w:proofErr w:type="spellEnd"/>
+      <w:r>
+        <w:rPr>
+          <w:rFonts w:ascii="Times New Roman" w:hAnsi="Times New Roman" w:cs="Times New Roman"/>
+          <w:sz w:val="28"/>
+          <w:szCs w:val="28"/>
+        </w:rPr>
+        <w:t xml:space="preserve"> dan </w:t>
+      </w:r>
+      <w:proofErr w:type="spellStart"/>
+      <w:r>
+        <w:rPr>
+          <w:rFonts w:ascii="Times New Roman" w:hAnsi="Times New Roman" w:cs="Times New Roman"/>
+          <w:sz w:val="28"/>
+          <w:szCs w:val="28"/>
+        </w:rPr>
+        <w:t>terstruktur</w:t>
+      </w:r>
+      <w:proofErr w:type="spellEnd"/>
+      <w:r>
+        <w:rPr>
+          <w:rFonts w:ascii="Times New Roman" w:hAnsi="Times New Roman" w:cs="Times New Roman"/>
+          <w:sz w:val="28"/>
+          <w:szCs w:val="28"/>
+        </w:rPr>
+        <w:t xml:space="preserve">. Data yang </w:t>
+      </w:r>
+      <w:proofErr w:type="spellStart"/>
+      <w:r>
+        <w:rPr>
+          <w:rFonts w:ascii="Times New Roman" w:hAnsi="Times New Roman" w:cs="Times New Roman"/>
+          <w:sz w:val="28"/>
+          <w:szCs w:val="28"/>
+        </w:rPr>
+        <w:t>diperoleh</w:t>
+      </w:r>
+      <w:proofErr w:type="spellEnd"/>
+      <w:r>
+        <w:rPr>
+          <w:rFonts w:ascii="Times New Roman" w:hAnsi="Times New Roman" w:cs="Times New Roman"/>
+          <w:sz w:val="28"/>
+          <w:szCs w:val="28"/>
+        </w:rPr>
+        <w:t xml:space="preserve"> </w:t>
+      </w:r>
+      <w:proofErr w:type="spellStart"/>
+      <w:r>
+        <w:rPr>
+          <w:rFonts w:ascii="Times New Roman" w:hAnsi="Times New Roman" w:cs="Times New Roman"/>
+          <w:sz w:val="28"/>
+          <w:szCs w:val="28"/>
+        </w:rPr>
+        <w:t>kemudian</w:t>
+      </w:r>
+      <w:proofErr w:type="spellEnd"/>
+      <w:r>
+        <w:rPr>
+          <w:rFonts w:ascii="Times New Roman" w:hAnsi="Times New Roman" w:cs="Times New Roman"/>
+          <w:sz w:val="28"/>
+          <w:szCs w:val="28"/>
+        </w:rPr>
+        <w:t xml:space="preserve"> </w:t>
+      </w:r>
+      <w:proofErr w:type="spellStart"/>
+      <w:r>
+        <w:rPr>
+          <w:rFonts w:ascii="Times New Roman" w:hAnsi="Times New Roman" w:cs="Times New Roman"/>
+          <w:sz w:val="28"/>
+          <w:szCs w:val="28"/>
+        </w:rPr>
+        <w:t>dapat</w:t>
+      </w:r>
+      <w:proofErr w:type="spellEnd"/>
+      <w:r>
+        <w:rPr>
+          <w:rFonts w:ascii="Times New Roman" w:hAnsi="Times New Roman" w:cs="Times New Roman"/>
+          <w:sz w:val="28"/>
+          <w:szCs w:val="28"/>
+        </w:rPr>
+        <w:t xml:space="preserve"> </w:t>
+      </w:r>
+      <w:proofErr w:type="spellStart"/>
+      <w:r>
+        <w:rPr>
+          <w:rFonts w:ascii="Times New Roman" w:hAnsi="Times New Roman" w:cs="Times New Roman"/>
+          <w:sz w:val="28"/>
+          <w:szCs w:val="28"/>
+        </w:rPr>
+        <w:t>diproses</w:t>
+      </w:r>
+      <w:proofErr w:type="spellEnd"/>
+      <w:r>
+        <w:rPr>
+          <w:rFonts w:ascii="Times New Roman" w:hAnsi="Times New Roman" w:cs="Times New Roman"/>
+          <w:sz w:val="28"/>
+          <w:szCs w:val="28"/>
+        </w:rPr>
+        <w:t xml:space="preserve"> </w:t>
+      </w:r>
+      <w:proofErr w:type="spellStart"/>
+      <w:r>
+        <w:rPr>
+          <w:rFonts w:ascii="Times New Roman" w:hAnsi="Times New Roman" w:cs="Times New Roman"/>
+          <w:sz w:val="28"/>
+          <w:szCs w:val="28"/>
+        </w:rPr>
+        <w:t>lebih</w:t>
+      </w:r>
+      <w:proofErr w:type="spellEnd"/>
+      <w:r>
+        <w:rPr>
+          <w:rFonts w:ascii="Times New Roman" w:hAnsi="Times New Roman" w:cs="Times New Roman"/>
+          <w:sz w:val="28"/>
+          <w:szCs w:val="28"/>
+        </w:rPr>
+        <w:t xml:space="preserve"> </w:t>
+      </w:r>
+      <w:proofErr w:type="spellStart"/>
+      <w:r>
+        <w:rPr>
+          <w:rFonts w:ascii="Times New Roman" w:hAnsi="Times New Roman" w:cs="Times New Roman"/>
+          <w:sz w:val="28"/>
+          <w:szCs w:val="28"/>
+        </w:rPr>
+        <w:t>lanjut</w:t>
+      </w:r>
+      <w:proofErr w:type="spellEnd"/>
+      <w:r>
+        <w:rPr>
+          <w:rFonts w:ascii="Times New Roman" w:hAnsi="Times New Roman" w:cs="Times New Roman"/>
+          <w:sz w:val="28"/>
+          <w:szCs w:val="28"/>
+        </w:rPr>
+        <w:t xml:space="preserve"> </w:t>
+      </w:r>
+      <w:proofErr w:type="spellStart"/>
+      <w:r>
+        <w:rPr>
+          <w:rFonts w:ascii="Times New Roman" w:hAnsi="Times New Roman" w:cs="Times New Roman"/>
+          <w:sz w:val="28"/>
+          <w:szCs w:val="28"/>
+        </w:rPr>
+        <w:t>melalui</w:t>
+      </w:r>
+      <w:proofErr w:type="spellEnd"/>
+      <w:r>
+        <w:rPr>
+          <w:rFonts w:ascii="Times New Roman" w:hAnsi="Times New Roman" w:cs="Times New Roman"/>
+          <w:sz w:val="28"/>
+          <w:szCs w:val="28"/>
+        </w:rPr>
+        <w:t xml:space="preserve"> </w:t>
+      </w:r>
+      <w:proofErr w:type="spellStart"/>
+      <w:r>
+        <w:rPr>
+          <w:rFonts w:ascii="Times New Roman" w:hAnsi="Times New Roman" w:cs="Times New Roman"/>
+          <w:sz w:val="28"/>
+          <w:szCs w:val="28"/>
+        </w:rPr>
+        <w:t>tahap</w:t>
+      </w:r>
+      <w:proofErr w:type="spellEnd"/>
+      <w:r>
+        <w:rPr>
+          <w:rFonts w:ascii="Times New Roman" w:hAnsi="Times New Roman" w:cs="Times New Roman"/>
+          <w:sz w:val="28"/>
+          <w:szCs w:val="28"/>
+        </w:rPr>
+        <w:t xml:space="preserve"> </w:t>
+      </w:r>
+      <w:proofErr w:type="spellStart"/>
+      <w:r>
+        <w:rPr>
+          <w:rFonts w:ascii="Times New Roman" w:hAnsi="Times New Roman" w:cs="Times New Roman"/>
+          <w:sz w:val="28"/>
+          <w:szCs w:val="28"/>
+        </w:rPr>
+        <w:t>pembersihan</w:t>
+      </w:r>
+      <w:proofErr w:type="spellEnd"/>
+      <w:r>
+        <w:rPr>
+          <w:rFonts w:ascii="Times New Roman" w:hAnsi="Times New Roman" w:cs="Times New Roman"/>
+          <w:sz w:val="28"/>
+          <w:szCs w:val="28"/>
+        </w:rPr>
+        <w:t xml:space="preserve"> (data cleaning) agar </w:t>
+      </w:r>
+      <w:proofErr w:type="spellStart"/>
+      <w:r>
+        <w:rPr>
+          <w:rFonts w:ascii="Times New Roman" w:hAnsi="Times New Roman" w:cs="Times New Roman"/>
+          <w:sz w:val="28"/>
+          <w:szCs w:val="28"/>
+        </w:rPr>
+        <w:t>siap</w:t>
+      </w:r>
+      <w:proofErr w:type="spellEnd"/>
+      <w:r>
+        <w:rPr>
+          <w:rFonts w:ascii="Times New Roman" w:hAnsi="Times New Roman" w:cs="Times New Roman"/>
+          <w:sz w:val="28"/>
+          <w:szCs w:val="28"/>
+        </w:rPr>
+        <w:t xml:space="preserve"> </w:t>
+      </w:r>
+      <w:proofErr w:type="spellStart"/>
+      <w:r>
+        <w:rPr>
+          <w:rFonts w:ascii="Times New Roman" w:hAnsi="Times New Roman" w:cs="Times New Roman"/>
+          <w:sz w:val="28"/>
+          <w:szCs w:val="28"/>
+        </w:rPr>
+        <w:t>untuk</w:t>
+      </w:r>
+      <w:proofErr w:type="spellEnd"/>
+      <w:r>
+        <w:rPr>
+          <w:rFonts w:ascii="Times New Roman" w:hAnsi="Times New Roman" w:cs="Times New Roman"/>
+          <w:sz w:val="28"/>
+          <w:szCs w:val="28"/>
+        </w:rPr>
+        <w:t xml:space="preserve"> </w:t>
+      </w:r>
+      <w:proofErr w:type="spellStart"/>
+      <w:r>
+        <w:rPr>
+          <w:rFonts w:ascii="Times New Roman" w:hAnsi="Times New Roman" w:cs="Times New Roman"/>
+          <w:sz w:val="28"/>
+          <w:szCs w:val="28"/>
+        </w:rPr>
+        <w:t>dianalisis</w:t>
+      </w:r>
+      <w:proofErr w:type="spellEnd"/>
+      <w:r>
+        <w:rPr>
+          <w:rFonts w:ascii="Times New Roman" w:hAnsi="Times New Roman" w:cs="Times New Roman"/>
+          <w:sz w:val="28"/>
+          <w:szCs w:val="28"/>
+        </w:rPr>
+        <w:t>.</w:t>
       </w:r>
     </w:p>
     <w:p>
@@ -420,13 +2412,545 @@
           <w:szCs w:val="28"/>
         </w:rPr>
       </w:pPr>
-      <w:r>
-        <w:rPr>
-          <w:rFonts w:ascii="Times New Roman" w:hAnsi="Times New Roman" w:cs="Times New Roman"/>
-          <w:sz w:val="28"/>
-          <w:szCs w:val="28"/>
-        </w:rPr>
-        <w:t>Berdasarkan hal tersebut, praktikum ini bertujuan untuk mengimplementasikan tahapan pemrosesan data mulai dari ekstraksi data, pembersihan, hingga visualisasi informasi. Dengan demikian, diharapkan dapat diperoleh gambaran yang lebih cepat, akurat, dan informatif mengenai kondisi pasar cryptocurrency terkini.</w:t>
+      <w:proofErr w:type="spellStart"/>
+      <w:r>
+        <w:rPr>
+          <w:rFonts w:ascii="Times New Roman" w:hAnsi="Times New Roman" w:cs="Times New Roman"/>
+          <w:sz w:val="28"/>
+          <w:szCs w:val="28"/>
+        </w:rPr>
+        <w:t>Berdasarkan</w:t>
+      </w:r>
+      <w:proofErr w:type="spellEnd"/>
+      <w:r>
+        <w:rPr>
+          <w:rFonts w:ascii="Times New Roman" w:hAnsi="Times New Roman" w:cs="Times New Roman"/>
+          <w:sz w:val="28"/>
+          <w:szCs w:val="28"/>
+        </w:rPr>
+        <w:t xml:space="preserve"> </w:t>
+      </w:r>
+      <w:proofErr w:type="spellStart"/>
+      <w:r>
+        <w:rPr>
+          <w:rFonts w:ascii="Times New Roman" w:hAnsi="Times New Roman" w:cs="Times New Roman"/>
+          <w:sz w:val="28"/>
+          <w:szCs w:val="28"/>
+        </w:rPr>
+        <w:t>hal</w:t>
+      </w:r>
+      <w:proofErr w:type="spellEnd"/>
+      <w:r>
+        <w:rPr>
+          <w:rFonts w:ascii="Times New Roman" w:hAnsi="Times New Roman" w:cs="Times New Roman"/>
+          <w:sz w:val="28"/>
+          <w:szCs w:val="28"/>
+        </w:rPr>
+        <w:t xml:space="preserve"> </w:t>
+      </w:r>
+      <w:proofErr w:type="spellStart"/>
+      <w:r>
+        <w:rPr>
+          <w:rFonts w:ascii="Times New Roman" w:hAnsi="Times New Roman" w:cs="Times New Roman"/>
+          <w:sz w:val="28"/>
+          <w:szCs w:val="28"/>
+        </w:rPr>
+        <w:t>tersebut</w:t>
+      </w:r>
+      <w:proofErr w:type="spellEnd"/>
+      <w:r>
+        <w:rPr>
+          <w:rFonts w:ascii="Times New Roman" w:hAnsi="Times New Roman" w:cs="Times New Roman"/>
+          <w:sz w:val="28"/>
+          <w:szCs w:val="28"/>
+        </w:rPr>
+        <w:t xml:space="preserve">, </w:t>
+      </w:r>
+      <w:proofErr w:type="spellStart"/>
+      <w:r>
+        <w:rPr>
+          <w:rFonts w:ascii="Times New Roman" w:hAnsi="Times New Roman" w:cs="Times New Roman"/>
+          <w:sz w:val="28"/>
+          <w:szCs w:val="28"/>
+        </w:rPr>
+        <w:t>praktikum</w:t>
+      </w:r>
+      <w:proofErr w:type="spellEnd"/>
+      <w:r>
+        <w:rPr>
+          <w:rFonts w:ascii="Times New Roman" w:hAnsi="Times New Roman" w:cs="Times New Roman"/>
+          <w:sz w:val="28"/>
+          <w:szCs w:val="28"/>
+        </w:rPr>
+        <w:t xml:space="preserve"> </w:t>
+      </w:r>
+      <w:proofErr w:type="spellStart"/>
+      <w:r>
+        <w:rPr>
+          <w:rFonts w:ascii="Times New Roman" w:hAnsi="Times New Roman" w:cs="Times New Roman"/>
+          <w:sz w:val="28"/>
+          <w:szCs w:val="28"/>
+        </w:rPr>
+        <w:t>ini</w:t>
+      </w:r>
+      <w:proofErr w:type="spellEnd"/>
+      <w:r>
+        <w:rPr>
+          <w:rFonts w:ascii="Times New Roman" w:hAnsi="Times New Roman" w:cs="Times New Roman"/>
+          <w:sz w:val="28"/>
+          <w:szCs w:val="28"/>
+        </w:rPr>
+        <w:t xml:space="preserve"> </w:t>
+      </w:r>
+      <w:proofErr w:type="spellStart"/>
+      <w:r>
+        <w:rPr>
+          <w:rFonts w:ascii="Times New Roman" w:hAnsi="Times New Roman" w:cs="Times New Roman"/>
+          <w:sz w:val="28"/>
+          <w:szCs w:val="28"/>
+        </w:rPr>
+        <w:t>bertujuan</w:t>
+      </w:r>
+      <w:proofErr w:type="spellEnd"/>
+      <w:r>
+        <w:rPr>
+          <w:rFonts w:ascii="Times New Roman" w:hAnsi="Times New Roman" w:cs="Times New Roman"/>
+          <w:sz w:val="28"/>
+          <w:szCs w:val="28"/>
+        </w:rPr>
+        <w:t xml:space="preserve"> </w:t>
+      </w:r>
+      <w:proofErr w:type="spellStart"/>
+      <w:r>
+        <w:rPr>
+          <w:rFonts w:ascii="Times New Roman" w:hAnsi="Times New Roman" w:cs="Times New Roman"/>
+          <w:sz w:val="28"/>
+          <w:szCs w:val="28"/>
+        </w:rPr>
+        <w:t>untuk</w:t>
+      </w:r>
+      <w:proofErr w:type="spellEnd"/>
+      <w:r>
+        <w:rPr>
+          <w:rFonts w:ascii="Times New Roman" w:hAnsi="Times New Roman" w:cs="Times New Roman"/>
+          <w:sz w:val="28"/>
+          <w:szCs w:val="28"/>
+        </w:rPr>
+        <w:t xml:space="preserve"> </w:t>
+      </w:r>
+      <w:proofErr w:type="spellStart"/>
+      <w:r>
+        <w:rPr>
+          <w:rFonts w:ascii="Times New Roman" w:hAnsi="Times New Roman" w:cs="Times New Roman"/>
+          <w:sz w:val="28"/>
+          <w:szCs w:val="28"/>
+        </w:rPr>
+        <w:t>mengimplementasikan</w:t>
+      </w:r>
+      <w:proofErr w:type="spellEnd"/>
+      <w:r>
+        <w:rPr>
+          <w:rFonts w:ascii="Times New Roman" w:hAnsi="Times New Roman" w:cs="Times New Roman"/>
+          <w:sz w:val="28"/>
+          <w:szCs w:val="28"/>
+        </w:rPr>
+        <w:t xml:space="preserve"> </w:t>
+      </w:r>
+      <w:proofErr w:type="spellStart"/>
+      <w:r>
+        <w:rPr>
+          <w:rFonts w:ascii="Times New Roman" w:hAnsi="Times New Roman" w:cs="Times New Roman"/>
+          <w:sz w:val="28"/>
+          <w:szCs w:val="28"/>
+        </w:rPr>
+        <w:t>tahapan</w:t>
+      </w:r>
+      <w:proofErr w:type="spellEnd"/>
+      <w:r>
+        <w:rPr>
+          <w:rFonts w:ascii="Times New Roman" w:hAnsi="Times New Roman" w:cs="Times New Roman"/>
+          <w:sz w:val="28"/>
+          <w:szCs w:val="28"/>
+        </w:rPr>
+        <w:t xml:space="preserve"> </w:t>
+      </w:r>
+      <w:proofErr w:type="spellStart"/>
+      <w:r>
+        <w:rPr>
+          <w:rFonts w:ascii="Times New Roman" w:hAnsi="Times New Roman" w:cs="Times New Roman"/>
+          <w:sz w:val="28"/>
+          <w:szCs w:val="28"/>
+        </w:rPr>
+        <w:t>pemrosesan</w:t>
+      </w:r>
+      <w:proofErr w:type="spellEnd"/>
+      <w:r>
+        <w:rPr>
+          <w:rFonts w:ascii="Times New Roman" w:hAnsi="Times New Roman" w:cs="Times New Roman"/>
+          <w:sz w:val="28"/>
+          <w:szCs w:val="28"/>
+        </w:rPr>
+        <w:t xml:space="preserve"> data </w:t>
+      </w:r>
+      <w:proofErr w:type="spellStart"/>
+      <w:r>
+        <w:rPr>
+          <w:rFonts w:ascii="Times New Roman" w:hAnsi="Times New Roman" w:cs="Times New Roman"/>
+          <w:sz w:val="28"/>
+          <w:szCs w:val="28"/>
+        </w:rPr>
+        <w:t>mulai</w:t>
+      </w:r>
+      <w:proofErr w:type="spellEnd"/>
+      <w:r>
+        <w:rPr>
+          <w:rFonts w:ascii="Times New Roman" w:hAnsi="Times New Roman" w:cs="Times New Roman"/>
+          <w:sz w:val="28"/>
+          <w:szCs w:val="28"/>
+        </w:rPr>
+        <w:t xml:space="preserve"> </w:t>
+      </w:r>
+      <w:proofErr w:type="spellStart"/>
+      <w:r>
+        <w:rPr>
+          <w:rFonts w:ascii="Times New Roman" w:hAnsi="Times New Roman" w:cs="Times New Roman"/>
+          <w:sz w:val="28"/>
+          <w:szCs w:val="28"/>
+        </w:rPr>
+        <w:t>dari</w:t>
+      </w:r>
+      <w:proofErr w:type="spellEnd"/>
+      <w:r>
+        <w:rPr>
+          <w:rFonts w:ascii="Times New Roman" w:hAnsi="Times New Roman" w:cs="Times New Roman"/>
+          <w:sz w:val="28"/>
+          <w:szCs w:val="28"/>
+        </w:rPr>
+        <w:t xml:space="preserve"> </w:t>
+      </w:r>
+      <w:proofErr w:type="spellStart"/>
+      <w:r>
+        <w:rPr>
+          <w:rFonts w:ascii="Times New Roman" w:hAnsi="Times New Roman" w:cs="Times New Roman"/>
+          <w:sz w:val="28"/>
+          <w:szCs w:val="28"/>
+        </w:rPr>
+        <w:t>ekstraksi</w:t>
+      </w:r>
+      <w:proofErr w:type="spellEnd"/>
+      <w:r>
+        <w:rPr>
+          <w:rFonts w:ascii="Times New Roman" w:hAnsi="Times New Roman" w:cs="Times New Roman"/>
+          <w:sz w:val="28"/>
+          <w:szCs w:val="28"/>
+        </w:rPr>
+        <w:t xml:space="preserve"> data, </w:t>
+      </w:r>
+      <w:proofErr w:type="spellStart"/>
+      <w:r>
+        <w:rPr>
+          <w:rFonts w:ascii="Times New Roman" w:hAnsi="Times New Roman" w:cs="Times New Roman"/>
+          <w:sz w:val="28"/>
+          <w:szCs w:val="28"/>
+        </w:rPr>
+        <w:t>pembersihan</w:t>
+      </w:r>
+      <w:proofErr w:type="spellEnd"/>
+      <w:r>
+        <w:rPr>
+          <w:rFonts w:ascii="Times New Roman" w:hAnsi="Times New Roman" w:cs="Times New Roman"/>
+          <w:sz w:val="28"/>
+          <w:szCs w:val="28"/>
+        </w:rPr>
+        <w:t xml:space="preserve">, </w:t>
+      </w:r>
+      <w:proofErr w:type="spellStart"/>
+      <w:r>
+        <w:rPr>
+          <w:rFonts w:ascii="Times New Roman" w:hAnsi="Times New Roman" w:cs="Times New Roman"/>
+          <w:sz w:val="28"/>
+          <w:szCs w:val="28"/>
+        </w:rPr>
+        <w:t>hingga</w:t>
+      </w:r>
+      <w:proofErr w:type="spellEnd"/>
+      <w:r>
+        <w:rPr>
+          <w:rFonts w:ascii="Times New Roman" w:hAnsi="Times New Roman" w:cs="Times New Roman"/>
+          <w:sz w:val="28"/>
+          <w:szCs w:val="28"/>
+        </w:rPr>
+        <w:t xml:space="preserve"> </w:t>
+      </w:r>
+      <w:proofErr w:type="spellStart"/>
+      <w:r>
+        <w:rPr>
+          <w:rFonts w:ascii="Times New Roman" w:hAnsi="Times New Roman" w:cs="Times New Roman"/>
+          <w:sz w:val="28"/>
+          <w:szCs w:val="28"/>
+        </w:rPr>
+        <w:t>visualisasi</w:t>
+      </w:r>
+      <w:proofErr w:type="spellEnd"/>
+      <w:r>
+        <w:rPr>
+          <w:rFonts w:ascii="Times New Roman" w:hAnsi="Times New Roman" w:cs="Times New Roman"/>
+          <w:sz w:val="28"/>
+          <w:szCs w:val="28"/>
+        </w:rPr>
+        <w:t xml:space="preserve"> </w:t>
+      </w:r>
+      <w:proofErr w:type="spellStart"/>
+      <w:r>
+        <w:rPr>
+          <w:rFonts w:ascii="Times New Roman" w:hAnsi="Times New Roman" w:cs="Times New Roman"/>
+          <w:sz w:val="28"/>
+          <w:szCs w:val="28"/>
+        </w:rPr>
+        <w:t>informasi</w:t>
+      </w:r>
+      <w:proofErr w:type="spellEnd"/>
+      <w:r>
+        <w:rPr>
+          <w:rFonts w:ascii="Times New Roman" w:hAnsi="Times New Roman" w:cs="Times New Roman"/>
+          <w:sz w:val="28"/>
+          <w:szCs w:val="28"/>
+        </w:rPr>
+        <w:t xml:space="preserve">. </w:t>
+      </w:r>
+      <w:proofErr w:type="spellStart"/>
+      <w:r>
+        <w:rPr>
+          <w:rFonts w:ascii="Times New Roman" w:hAnsi="Times New Roman" w:cs="Times New Roman"/>
+          <w:sz w:val="28"/>
+          <w:szCs w:val="28"/>
+        </w:rPr>
+        <w:t>Dengan</w:t>
+      </w:r>
+      <w:proofErr w:type="spellEnd"/>
+      <w:r>
+        <w:rPr>
+          <w:rFonts w:ascii="Times New Roman" w:hAnsi="Times New Roman" w:cs="Times New Roman"/>
+          <w:sz w:val="28"/>
+          <w:szCs w:val="28"/>
+        </w:rPr>
+        <w:t xml:space="preserve"> </w:t>
+      </w:r>
+      <w:proofErr w:type="spellStart"/>
+      <w:r>
+        <w:rPr>
+          <w:rFonts w:ascii="Times New Roman" w:hAnsi="Times New Roman" w:cs="Times New Roman"/>
+          <w:sz w:val="28"/>
+          <w:szCs w:val="28"/>
+        </w:rPr>
+        <w:t>demikian</w:t>
+      </w:r>
+      <w:proofErr w:type="spellEnd"/>
+      <w:r>
+        <w:rPr>
+          <w:rFonts w:ascii="Times New Roman" w:hAnsi="Times New Roman" w:cs="Times New Roman"/>
+          <w:sz w:val="28"/>
+          <w:szCs w:val="28"/>
+        </w:rPr>
+        <w:t xml:space="preserve">, </w:t>
+      </w:r>
+      <w:proofErr w:type="spellStart"/>
+      <w:r>
+        <w:rPr>
+          <w:rFonts w:ascii="Times New Roman" w:hAnsi="Times New Roman" w:cs="Times New Roman"/>
+          <w:sz w:val="28"/>
+          <w:szCs w:val="28"/>
+        </w:rPr>
+        <w:t>diharapkan</w:t>
+      </w:r>
+      <w:proofErr w:type="spellEnd"/>
+      <w:r>
+        <w:rPr>
+          <w:rFonts w:ascii="Times New Roman" w:hAnsi="Times New Roman" w:cs="Times New Roman"/>
+          <w:sz w:val="28"/>
+          <w:szCs w:val="28"/>
+        </w:rPr>
+        <w:t xml:space="preserve"> </w:t>
+      </w:r>
+      <w:proofErr w:type="spellStart"/>
+      <w:r>
+        <w:rPr>
+          <w:rFonts w:ascii="Times New Roman" w:hAnsi="Times New Roman" w:cs="Times New Roman"/>
+          <w:sz w:val="28"/>
+          <w:szCs w:val="28"/>
+        </w:rPr>
+        <w:t>dapat</w:t>
+      </w:r>
+      <w:proofErr w:type="spellEnd"/>
+      <w:r>
+        <w:rPr>
+          <w:rFonts w:ascii="Times New Roman" w:hAnsi="Times New Roman" w:cs="Times New Roman"/>
+          <w:sz w:val="28"/>
+          <w:szCs w:val="28"/>
+        </w:rPr>
+        <w:t xml:space="preserve"> </w:t>
+      </w:r>
+      <w:proofErr w:type="spellStart"/>
+      <w:r>
+        <w:rPr>
+          <w:rFonts w:ascii="Times New Roman" w:hAnsi="Times New Roman" w:cs="Times New Roman"/>
+          <w:sz w:val="28"/>
+          <w:szCs w:val="28"/>
+        </w:rPr>
+        <w:t>diperoleh</w:t>
+      </w:r>
+      <w:proofErr w:type="spellEnd"/>
+      <w:r>
+        <w:rPr>
+          <w:rFonts w:ascii="Times New Roman" w:hAnsi="Times New Roman" w:cs="Times New Roman"/>
+          <w:sz w:val="28"/>
+          <w:szCs w:val="28"/>
+        </w:rPr>
+        <w:t xml:space="preserve"> </w:t>
+      </w:r>
+      <w:proofErr w:type="spellStart"/>
+      <w:r>
+        <w:rPr>
+          <w:rFonts w:ascii="Times New Roman" w:hAnsi="Times New Roman" w:cs="Times New Roman"/>
+          <w:sz w:val="28"/>
+          <w:szCs w:val="28"/>
+        </w:rPr>
+        <w:t>gambaran</w:t>
+      </w:r>
+      <w:proofErr w:type="spellEnd"/>
+      <w:r>
+        <w:rPr>
+          <w:rFonts w:ascii="Times New Roman" w:hAnsi="Times New Roman" w:cs="Times New Roman"/>
+          <w:sz w:val="28"/>
+          <w:szCs w:val="28"/>
+        </w:rPr>
+        <w:t xml:space="preserve"> yang </w:t>
+      </w:r>
+      <w:proofErr w:type="spellStart"/>
+      <w:r>
+        <w:rPr>
+          <w:rFonts w:ascii="Times New Roman" w:hAnsi="Times New Roman" w:cs="Times New Roman"/>
+          <w:sz w:val="28"/>
+          <w:szCs w:val="28"/>
+        </w:rPr>
+        <w:t>lebih</w:t>
+      </w:r>
+      <w:proofErr w:type="spellEnd"/>
+      <w:r>
+        <w:rPr>
+          <w:rFonts w:ascii="Times New Roman" w:hAnsi="Times New Roman" w:cs="Times New Roman"/>
+          <w:sz w:val="28"/>
+          <w:szCs w:val="28"/>
+        </w:rPr>
+        <w:t xml:space="preserve"> </w:t>
+      </w:r>
+      <w:proofErr w:type="spellStart"/>
+      <w:r>
+        <w:rPr>
+          <w:rFonts w:ascii="Times New Roman" w:hAnsi="Times New Roman" w:cs="Times New Roman"/>
+          <w:sz w:val="28"/>
+          <w:szCs w:val="28"/>
+        </w:rPr>
+        <w:t>cepat</w:t>
+      </w:r>
+      <w:proofErr w:type="spellEnd"/>
+      <w:r>
+        <w:rPr>
+          <w:rFonts w:ascii="Times New Roman" w:hAnsi="Times New Roman" w:cs="Times New Roman"/>
+          <w:sz w:val="28"/>
+          <w:szCs w:val="28"/>
+        </w:rPr>
+        <w:t xml:space="preserve">, </w:t>
+      </w:r>
+      <w:proofErr w:type="spellStart"/>
+      <w:r>
+        <w:rPr>
+          <w:rFonts w:ascii="Times New Roman" w:hAnsi="Times New Roman" w:cs="Times New Roman"/>
+          <w:sz w:val="28"/>
+          <w:szCs w:val="28"/>
+        </w:rPr>
+        <w:t>akurat</w:t>
+      </w:r>
+      <w:proofErr w:type="spellEnd"/>
+      <w:r>
+        <w:rPr>
+          <w:rFonts w:ascii="Times New Roman" w:hAnsi="Times New Roman" w:cs="Times New Roman"/>
+          <w:sz w:val="28"/>
+          <w:szCs w:val="28"/>
+        </w:rPr>
+        <w:t xml:space="preserve">, dan </w:t>
+      </w:r>
+      <w:proofErr w:type="spellStart"/>
+      <w:r>
+        <w:rPr>
+          <w:rFonts w:ascii="Times New Roman" w:hAnsi="Times New Roman" w:cs="Times New Roman"/>
+          <w:sz w:val="28"/>
+          <w:szCs w:val="28"/>
+        </w:rPr>
+        <w:t>informatif</w:t>
+      </w:r>
+      <w:proofErr w:type="spellEnd"/>
+      <w:r>
+        <w:rPr>
+          <w:rFonts w:ascii="Times New Roman" w:hAnsi="Times New Roman" w:cs="Times New Roman"/>
+          <w:sz w:val="28"/>
+          <w:szCs w:val="28"/>
+        </w:rPr>
+        <w:t xml:space="preserve"> </w:t>
+      </w:r>
+      <w:proofErr w:type="spellStart"/>
+      <w:r>
+        <w:rPr>
+          <w:rFonts w:ascii="Times New Roman" w:hAnsi="Times New Roman" w:cs="Times New Roman"/>
+          <w:sz w:val="28"/>
+          <w:szCs w:val="28"/>
+        </w:rPr>
+        <w:t>mengenai</w:t>
+      </w:r>
+      <w:proofErr w:type="spellEnd"/>
+      <w:r>
+        <w:rPr>
+          <w:rFonts w:ascii="Times New Roman" w:hAnsi="Times New Roman" w:cs="Times New Roman"/>
+          <w:sz w:val="28"/>
+          <w:szCs w:val="28"/>
+        </w:rPr>
+        <w:t xml:space="preserve"> </w:t>
+      </w:r>
+      <w:proofErr w:type="spellStart"/>
+      <w:r>
+        <w:rPr>
+          <w:rFonts w:ascii="Times New Roman" w:hAnsi="Times New Roman" w:cs="Times New Roman"/>
+          <w:sz w:val="28"/>
+          <w:szCs w:val="28"/>
+        </w:rPr>
+        <w:t>kondisi</w:t>
+      </w:r>
+      <w:proofErr w:type="spellEnd"/>
+      <w:r>
+        <w:rPr>
+          <w:rFonts w:ascii="Times New Roman" w:hAnsi="Times New Roman" w:cs="Times New Roman"/>
+          <w:sz w:val="28"/>
+          <w:szCs w:val="28"/>
+        </w:rPr>
+        <w:t xml:space="preserve"> pasar cryptocurrency </w:t>
+      </w:r>
+      <w:proofErr w:type="spellStart"/>
+      <w:r>
+        <w:rPr>
+          <w:rFonts w:ascii="Times New Roman" w:hAnsi="Times New Roman" w:cs="Times New Roman"/>
+          <w:sz w:val="28"/>
+          <w:szCs w:val="28"/>
+        </w:rPr>
+        <w:t>terkini</w:t>
+      </w:r>
+      <w:proofErr w:type="spellEnd"/>
+      <w:r>
+        <w:rPr>
+          <w:rFonts w:ascii="Times New Roman" w:hAnsi="Times New Roman" w:cs="Times New Roman"/>
+          <w:sz w:val="28"/>
+          <w:szCs w:val="28"/>
+        </w:rPr>
+        <w:t>.</w:t>
       </w:r>
     </w:p>
     <w:p>
@@ -511,9 +3035,932 @@
           <w:sz w:val="28"/>
           <w:szCs w:val="28"/>
         </w:rPr>
-        <w:lastRenderedPageBreak/>
-        <w:t xml:space="preserve"> Rumusan Masalah</w:t>
-      </w:r>
+        <w:t xml:space="preserve"> </w:t>
+      </w:r>
+      <w:proofErr w:type="spellStart"/>
+      <w:r>
+        <w:rPr>
+          <w:rFonts w:ascii="Times New Roman" w:hAnsi="Times New Roman" w:cs="Times New Roman"/>
+          <w:sz w:val="28"/>
+          <w:szCs w:val="28"/>
+        </w:rPr>
+        <w:t>Rumusan</w:t>
+      </w:r>
+      <w:proofErr w:type="spellEnd"/>
+      <w:r>
+        <w:rPr>
+          <w:rFonts w:ascii="Times New Roman" w:hAnsi="Times New Roman" w:cs="Times New Roman"/>
+          <w:sz w:val="28"/>
+          <w:szCs w:val="28"/>
+        </w:rPr>
+        <w:t xml:space="preserve"> </w:t>
+      </w:r>
+      <w:proofErr w:type="spellStart"/>
+      <w:r>
+        <w:rPr>
+          <w:rFonts w:ascii="Times New Roman" w:hAnsi="Times New Roman" w:cs="Times New Roman"/>
+          <w:sz w:val="28"/>
+          <w:szCs w:val="28"/>
+        </w:rPr>
+        <w:t>Masalah</w:t>
+      </w:r>
+      <w:proofErr w:type="spellEnd"/>
+    </w:p>
+    <w:p>
+      <w:pPr>
+        <w:pStyle w:val="ListParagraph"/>
+        <w:tabs>
+          <w:tab w:val="right" w:pos="8505"/>
+        </w:tabs>
+        <w:jc w:val="both"/>
+        <w:rPr>
+          <w:rFonts w:ascii="Times New Roman" w:hAnsi="Times New Roman" w:cs="Times New Roman"/>
+          <w:sz w:val="28"/>
+          <w:szCs w:val="28"/>
+        </w:rPr>
+      </w:pPr>
+      <w:proofErr w:type="spellStart"/>
+      <w:r>
+        <w:rPr>
+          <w:rFonts w:ascii="Times New Roman" w:hAnsi="Times New Roman" w:cs="Times New Roman"/>
+          <w:sz w:val="28"/>
+          <w:szCs w:val="28"/>
+        </w:rPr>
+        <w:t>Berdasarkan</w:t>
+      </w:r>
+      <w:proofErr w:type="spellEnd"/>
+      <w:r>
+        <w:rPr>
+          <w:rFonts w:ascii="Times New Roman" w:hAnsi="Times New Roman" w:cs="Times New Roman"/>
+          <w:sz w:val="28"/>
+          <w:szCs w:val="28"/>
+        </w:rPr>
+        <w:t xml:space="preserve"> </w:t>
+      </w:r>
+      <w:proofErr w:type="spellStart"/>
+      <w:r>
+        <w:rPr>
+          <w:rFonts w:ascii="Times New Roman" w:hAnsi="Times New Roman" w:cs="Times New Roman"/>
+          <w:sz w:val="28"/>
+          <w:szCs w:val="28"/>
+        </w:rPr>
+        <w:t>Latar</w:t>
+      </w:r>
+      <w:proofErr w:type="spellEnd"/>
+      <w:r>
+        <w:rPr>
+          <w:rFonts w:ascii="Times New Roman" w:hAnsi="Times New Roman" w:cs="Times New Roman"/>
+          <w:sz w:val="28"/>
+          <w:szCs w:val="28"/>
+        </w:rPr>
+        <w:t xml:space="preserve"> </w:t>
+      </w:r>
+      <w:proofErr w:type="spellStart"/>
+      <w:r>
+        <w:rPr>
+          <w:rFonts w:ascii="Times New Roman" w:hAnsi="Times New Roman" w:cs="Times New Roman"/>
+          <w:sz w:val="28"/>
+          <w:szCs w:val="28"/>
+        </w:rPr>
+        <w:t>Belakang</w:t>
+      </w:r>
+      <w:proofErr w:type="spellEnd"/>
+      <w:r>
+        <w:rPr>
+          <w:rFonts w:ascii="Times New Roman" w:hAnsi="Times New Roman" w:cs="Times New Roman"/>
+          <w:sz w:val="28"/>
+          <w:szCs w:val="28"/>
+        </w:rPr>
+        <w:t xml:space="preserve"> yang  </w:t>
+      </w:r>
+      <w:proofErr w:type="spellStart"/>
+      <w:r>
+        <w:rPr>
+          <w:rFonts w:ascii="Times New Roman" w:hAnsi="Times New Roman" w:cs="Times New Roman"/>
+          <w:sz w:val="28"/>
+          <w:szCs w:val="28"/>
+        </w:rPr>
+        <w:t>telah</w:t>
+      </w:r>
+      <w:proofErr w:type="spellEnd"/>
+      <w:r>
+        <w:rPr>
+          <w:rFonts w:ascii="Times New Roman" w:hAnsi="Times New Roman" w:cs="Times New Roman"/>
+          <w:sz w:val="28"/>
+          <w:szCs w:val="28"/>
+        </w:rPr>
+        <w:t xml:space="preserve"> di </w:t>
+      </w:r>
+      <w:proofErr w:type="spellStart"/>
+      <w:r>
+        <w:rPr>
+          <w:rFonts w:ascii="Times New Roman" w:hAnsi="Times New Roman" w:cs="Times New Roman"/>
+          <w:sz w:val="28"/>
+          <w:szCs w:val="28"/>
+        </w:rPr>
+        <w:t>uraikan</w:t>
+      </w:r>
+      <w:proofErr w:type="spellEnd"/>
+      <w:r>
+        <w:rPr>
+          <w:rFonts w:ascii="Times New Roman" w:hAnsi="Times New Roman" w:cs="Times New Roman"/>
+          <w:sz w:val="28"/>
+          <w:szCs w:val="28"/>
+        </w:rPr>
+        <w:t xml:space="preserve">  </w:t>
+      </w:r>
+      <w:proofErr w:type="spellStart"/>
+      <w:r>
+        <w:rPr>
+          <w:rFonts w:ascii="Times New Roman" w:hAnsi="Times New Roman" w:cs="Times New Roman"/>
+          <w:sz w:val="28"/>
+          <w:szCs w:val="28"/>
+        </w:rPr>
+        <w:t>ini</w:t>
+      </w:r>
+      <w:proofErr w:type="spellEnd"/>
+      <w:r>
+        <w:rPr>
+          <w:rFonts w:ascii="Times New Roman" w:hAnsi="Times New Roman" w:cs="Times New Roman"/>
+          <w:sz w:val="28"/>
+          <w:szCs w:val="28"/>
+        </w:rPr>
+        <w:t xml:space="preserve"> </w:t>
+      </w:r>
+      <w:proofErr w:type="spellStart"/>
+      <w:r>
+        <w:rPr>
+          <w:rFonts w:ascii="Times New Roman" w:hAnsi="Times New Roman" w:cs="Times New Roman"/>
+          <w:sz w:val="28"/>
+          <w:szCs w:val="28"/>
+        </w:rPr>
+        <w:t>adalah</w:t>
+      </w:r>
+      <w:proofErr w:type="spellEnd"/>
+      <w:r>
+        <w:rPr>
+          <w:rFonts w:ascii="Times New Roman" w:hAnsi="Times New Roman" w:cs="Times New Roman"/>
+          <w:sz w:val="28"/>
+          <w:szCs w:val="28"/>
+        </w:rPr>
+        <w:t xml:space="preserve"> </w:t>
+      </w:r>
+      <w:proofErr w:type="spellStart"/>
+      <w:r>
+        <w:rPr>
+          <w:rFonts w:ascii="Times New Roman" w:hAnsi="Times New Roman" w:cs="Times New Roman"/>
+          <w:sz w:val="28"/>
+          <w:szCs w:val="28"/>
+        </w:rPr>
+        <w:t>beberapa</w:t>
+      </w:r>
+      <w:proofErr w:type="spellEnd"/>
+      <w:r>
+        <w:rPr>
+          <w:rFonts w:ascii="Times New Roman" w:hAnsi="Times New Roman" w:cs="Times New Roman"/>
+          <w:sz w:val="28"/>
+          <w:szCs w:val="28"/>
+        </w:rPr>
+        <w:t xml:space="preserve"> </w:t>
+      </w:r>
+      <w:proofErr w:type="spellStart"/>
+      <w:r>
+        <w:rPr>
+          <w:rFonts w:ascii="Times New Roman" w:hAnsi="Times New Roman" w:cs="Times New Roman"/>
+          <w:sz w:val="28"/>
+          <w:szCs w:val="28"/>
+        </w:rPr>
+        <w:t>rumusahn</w:t>
+      </w:r>
+      <w:proofErr w:type="spellEnd"/>
+      <w:r>
+        <w:rPr>
+          <w:rFonts w:ascii="Times New Roman" w:hAnsi="Times New Roman" w:cs="Times New Roman"/>
+          <w:sz w:val="28"/>
+          <w:szCs w:val="28"/>
+        </w:rPr>
+        <w:t xml:space="preserve"> </w:t>
+      </w:r>
+      <w:proofErr w:type="spellStart"/>
+      <w:r>
+        <w:rPr>
+          <w:rFonts w:ascii="Times New Roman" w:hAnsi="Times New Roman" w:cs="Times New Roman"/>
+          <w:sz w:val="28"/>
+          <w:szCs w:val="28"/>
+        </w:rPr>
+        <w:t>masalah</w:t>
+      </w:r>
+      <w:proofErr w:type="spellEnd"/>
+      <w:r>
+        <w:rPr>
+          <w:rFonts w:ascii="Times New Roman" w:hAnsi="Times New Roman" w:cs="Times New Roman"/>
+          <w:sz w:val="28"/>
+          <w:szCs w:val="28"/>
+        </w:rPr>
+        <w:t>:</w:t>
+      </w:r>
+    </w:p>
+    <w:p>
+      <w:pPr>
+        <w:pStyle w:val="ListParagraph"/>
+        <w:tabs>
+          <w:tab w:val="right" w:pos="8505"/>
+        </w:tabs>
+        <w:jc w:val="both"/>
+        <w:rPr>
+          <w:rFonts w:ascii="Times New Roman" w:hAnsi="Times New Roman" w:cs="Times New Roman"/>
+          <w:sz w:val="28"/>
+          <w:szCs w:val="28"/>
+        </w:rPr>
+      </w:pPr>
+    </w:p>
+    <w:p>
+      <w:pPr>
+        <w:pStyle w:val="ListParagraph"/>
+        <w:numPr>
+          <w:ilvl w:val="0"/>
+          <w:numId w:val="16"/>
+        </w:numPr>
+        <w:tabs>
+          <w:tab w:val="right" w:pos="8505"/>
+        </w:tabs>
+        <w:jc w:val="both"/>
+        <w:rPr>
+          <w:rFonts w:ascii="Times New Roman" w:hAnsi="Times New Roman" w:cs="Times New Roman"/>
+          <w:sz w:val="28"/>
+          <w:szCs w:val="28"/>
+        </w:rPr>
+      </w:pPr>
+      <w:proofErr w:type="spellStart"/>
+      <w:r>
+        <w:rPr>
+          <w:rFonts w:ascii="Times New Roman" w:hAnsi="Times New Roman" w:cs="Times New Roman"/>
+          <w:sz w:val="28"/>
+          <w:szCs w:val="28"/>
+        </w:rPr>
+        <w:t>Bagaimana</w:t>
+      </w:r>
+      <w:proofErr w:type="spellEnd"/>
+      <w:r>
+        <w:rPr>
+          <w:rFonts w:ascii="Times New Roman" w:hAnsi="Times New Roman" w:cs="Times New Roman"/>
+          <w:sz w:val="28"/>
+          <w:szCs w:val="28"/>
+        </w:rPr>
+        <w:t xml:space="preserve"> </w:t>
+      </w:r>
+      <w:proofErr w:type="spellStart"/>
+      <w:r>
+        <w:rPr>
+          <w:rFonts w:ascii="Times New Roman" w:hAnsi="Times New Roman" w:cs="Times New Roman"/>
+          <w:sz w:val="28"/>
+          <w:szCs w:val="28"/>
+        </w:rPr>
+        <w:t>cara</w:t>
+      </w:r>
+      <w:proofErr w:type="spellEnd"/>
+      <w:r>
+        <w:rPr>
+          <w:rFonts w:ascii="Times New Roman" w:hAnsi="Times New Roman" w:cs="Times New Roman"/>
+          <w:sz w:val="28"/>
+          <w:szCs w:val="28"/>
+        </w:rPr>
+        <w:t xml:space="preserve"> </w:t>
+      </w:r>
+      <w:proofErr w:type="spellStart"/>
+      <w:r>
+        <w:rPr>
+          <w:rFonts w:ascii="Times New Roman" w:hAnsi="Times New Roman" w:cs="Times New Roman"/>
+          <w:sz w:val="28"/>
+          <w:szCs w:val="28"/>
+        </w:rPr>
+        <w:t>melakukan</w:t>
+      </w:r>
+      <w:proofErr w:type="spellEnd"/>
+      <w:r>
+        <w:rPr>
+          <w:rFonts w:ascii="Times New Roman" w:hAnsi="Times New Roman" w:cs="Times New Roman"/>
+          <w:sz w:val="28"/>
+          <w:szCs w:val="28"/>
+        </w:rPr>
+        <w:t xml:space="preserve"> </w:t>
+      </w:r>
+      <w:proofErr w:type="spellStart"/>
+      <w:r>
+        <w:rPr>
+          <w:rFonts w:ascii="Times New Roman" w:hAnsi="Times New Roman" w:cs="Times New Roman"/>
+          <w:sz w:val="28"/>
+          <w:szCs w:val="28"/>
+        </w:rPr>
+        <w:t>pengambilan</w:t>
+      </w:r>
+      <w:proofErr w:type="spellEnd"/>
+      <w:r>
+        <w:rPr>
+          <w:rFonts w:ascii="Times New Roman" w:hAnsi="Times New Roman" w:cs="Times New Roman"/>
+          <w:sz w:val="28"/>
+          <w:szCs w:val="28"/>
+        </w:rPr>
+        <w:t xml:space="preserve"> </w:t>
+      </w:r>
+      <w:r>
+        <w:rPr>
+          <w:rFonts w:ascii="Times New Roman" w:hAnsi="Times New Roman" w:cs="Times New Roman"/>
+          <w:sz w:val="28"/>
+          <w:szCs w:val="28"/>
+        </w:rPr>
+        <w:t xml:space="preserve"> data cryptocurrency (Top and </w:t>
+      </w:r>
+      <w:proofErr w:type="spellStart"/>
+      <w:r>
+        <w:rPr>
+          <w:rFonts w:ascii="Times New Roman" w:hAnsi="Times New Roman" w:cs="Times New Roman"/>
+          <w:sz w:val="28"/>
+          <w:szCs w:val="28"/>
+        </w:rPr>
+        <w:t>Gainners</w:t>
+      </w:r>
+      <w:proofErr w:type="spellEnd"/>
+      <w:r>
+        <w:rPr>
+          <w:rFonts w:ascii="Times New Roman" w:hAnsi="Times New Roman" w:cs="Times New Roman"/>
+          <w:sz w:val="28"/>
+          <w:szCs w:val="28"/>
+        </w:rPr>
+        <w:t xml:space="preserve">) </w:t>
+      </w:r>
+      <w:proofErr w:type="spellStart"/>
+      <w:r>
+        <w:rPr>
+          <w:rFonts w:ascii="Times New Roman" w:hAnsi="Times New Roman" w:cs="Times New Roman"/>
+          <w:sz w:val="28"/>
+          <w:szCs w:val="28"/>
+        </w:rPr>
+        <w:t>secara</w:t>
+      </w:r>
+      <w:proofErr w:type="spellEnd"/>
+      <w:r>
+        <w:rPr>
+          <w:rFonts w:ascii="Times New Roman" w:hAnsi="Times New Roman" w:cs="Times New Roman"/>
+          <w:sz w:val="28"/>
+          <w:szCs w:val="28"/>
+        </w:rPr>
+        <w:t xml:space="preserve"> </w:t>
+      </w:r>
+      <w:proofErr w:type="spellStart"/>
+      <w:r>
+        <w:rPr>
+          <w:rFonts w:ascii="Times New Roman" w:hAnsi="Times New Roman" w:cs="Times New Roman"/>
+          <w:sz w:val="28"/>
+          <w:szCs w:val="28"/>
+        </w:rPr>
+        <w:t>otomatis</w:t>
+      </w:r>
+      <w:proofErr w:type="spellEnd"/>
+      <w:r>
+        <w:rPr>
+          <w:rFonts w:ascii="Times New Roman" w:hAnsi="Times New Roman" w:cs="Times New Roman"/>
+          <w:sz w:val="28"/>
+          <w:szCs w:val="28"/>
+        </w:rPr>
+        <w:t xml:space="preserve"> </w:t>
+      </w:r>
+      <w:proofErr w:type="spellStart"/>
+      <w:r>
+        <w:rPr>
+          <w:rFonts w:ascii="Times New Roman" w:hAnsi="Times New Roman" w:cs="Times New Roman"/>
+          <w:sz w:val="28"/>
+          <w:szCs w:val="28"/>
+        </w:rPr>
+        <w:t>menggunakan</w:t>
+      </w:r>
+      <w:proofErr w:type="spellEnd"/>
+      <w:r>
+        <w:rPr>
+          <w:rFonts w:ascii="Times New Roman" w:hAnsi="Times New Roman" w:cs="Times New Roman"/>
+          <w:sz w:val="28"/>
+          <w:szCs w:val="28"/>
+        </w:rPr>
+        <w:t xml:space="preserve"> Teknik web Scrapping?</w:t>
+      </w:r>
+    </w:p>
+    <w:p>
+      <w:pPr>
+        <w:pStyle w:val="ListParagraph"/>
+        <w:numPr>
+          <w:ilvl w:val="0"/>
+          <w:numId w:val="16"/>
+        </w:numPr>
+        <w:tabs>
+          <w:tab w:val="right" w:pos="8505"/>
+        </w:tabs>
+        <w:jc w:val="both"/>
+        <w:rPr>
+          <w:rFonts w:ascii="Times New Roman" w:hAnsi="Times New Roman" w:cs="Times New Roman"/>
+          <w:sz w:val="28"/>
+          <w:szCs w:val="28"/>
+        </w:rPr>
+      </w:pPr>
+      <w:proofErr w:type="spellStart"/>
+      <w:r>
+        <w:rPr>
+          <w:rFonts w:ascii="Times New Roman" w:hAnsi="Times New Roman" w:cs="Times New Roman"/>
+          <w:sz w:val="28"/>
+          <w:szCs w:val="28"/>
+        </w:rPr>
+        <w:t>Bagaimana</w:t>
+      </w:r>
+      <w:proofErr w:type="spellEnd"/>
+      <w:r>
+        <w:rPr>
+          <w:rFonts w:ascii="Times New Roman" w:hAnsi="Times New Roman" w:cs="Times New Roman"/>
+          <w:sz w:val="28"/>
+          <w:szCs w:val="28"/>
+        </w:rPr>
+        <w:t xml:space="preserve"> proses </w:t>
+      </w:r>
+      <w:proofErr w:type="spellStart"/>
+      <w:r>
+        <w:rPr>
+          <w:rFonts w:ascii="Times New Roman" w:hAnsi="Times New Roman" w:cs="Times New Roman"/>
+          <w:sz w:val="28"/>
+          <w:szCs w:val="28"/>
+        </w:rPr>
+        <w:t>pengambilan</w:t>
+      </w:r>
+      <w:proofErr w:type="spellEnd"/>
+      <w:r>
+        <w:rPr>
+          <w:rFonts w:ascii="Times New Roman" w:hAnsi="Times New Roman" w:cs="Times New Roman"/>
+          <w:sz w:val="28"/>
+          <w:szCs w:val="28"/>
+        </w:rPr>
+        <w:t xml:space="preserve"> dan </w:t>
+      </w:r>
+      <w:proofErr w:type="spellStart"/>
+      <w:r>
+        <w:rPr>
+          <w:rFonts w:ascii="Times New Roman" w:hAnsi="Times New Roman" w:cs="Times New Roman"/>
+          <w:sz w:val="28"/>
+          <w:szCs w:val="28"/>
+        </w:rPr>
+        <w:t>pengolahan</w:t>
+      </w:r>
+      <w:proofErr w:type="spellEnd"/>
+      <w:r>
+        <w:rPr>
+          <w:rFonts w:ascii="Times New Roman" w:hAnsi="Times New Roman" w:cs="Times New Roman"/>
+          <w:sz w:val="28"/>
+          <w:szCs w:val="28"/>
+        </w:rPr>
+        <w:t xml:space="preserve"> data </w:t>
+      </w:r>
+      <w:proofErr w:type="spellStart"/>
+      <w:r>
+        <w:rPr>
+          <w:rFonts w:ascii="Times New Roman" w:hAnsi="Times New Roman" w:cs="Times New Roman"/>
+          <w:sz w:val="28"/>
+          <w:szCs w:val="28"/>
+        </w:rPr>
+        <w:t>hasil</w:t>
+      </w:r>
+      <w:proofErr w:type="spellEnd"/>
+      <w:r>
+        <w:rPr>
+          <w:rFonts w:ascii="Times New Roman" w:hAnsi="Times New Roman" w:cs="Times New Roman"/>
+          <w:sz w:val="28"/>
+          <w:szCs w:val="28"/>
+        </w:rPr>
+        <w:t xml:space="preserve"> scrapping </w:t>
+      </w:r>
+      <w:proofErr w:type="spellStart"/>
+      <w:r>
+        <w:rPr>
+          <w:rFonts w:ascii="Times New Roman" w:hAnsi="Times New Roman" w:cs="Times New Roman"/>
+          <w:sz w:val="28"/>
+          <w:szCs w:val="28"/>
+        </w:rPr>
+        <w:t>siap</w:t>
+      </w:r>
+      <w:proofErr w:type="spellEnd"/>
+      <w:r>
+        <w:rPr>
+          <w:rFonts w:ascii="Times New Roman" w:hAnsi="Times New Roman" w:cs="Times New Roman"/>
+          <w:sz w:val="28"/>
+          <w:szCs w:val="28"/>
+        </w:rPr>
+        <w:t xml:space="preserve"> di </w:t>
+      </w:r>
+      <w:proofErr w:type="spellStart"/>
+      <w:r>
+        <w:rPr>
+          <w:rFonts w:ascii="Times New Roman" w:hAnsi="Times New Roman" w:cs="Times New Roman"/>
+          <w:sz w:val="28"/>
+          <w:szCs w:val="28"/>
+        </w:rPr>
+        <w:t>analisis</w:t>
+      </w:r>
+      <w:proofErr w:type="spellEnd"/>
+      <w:r>
+        <w:rPr>
+          <w:rFonts w:ascii="Times New Roman" w:hAnsi="Times New Roman" w:cs="Times New Roman"/>
+          <w:sz w:val="28"/>
+          <w:szCs w:val="28"/>
+        </w:rPr>
+        <w:t>?</w:t>
+      </w:r>
+    </w:p>
+    <w:p>
+      <w:pPr>
+        <w:pStyle w:val="ListParagraph"/>
+        <w:numPr>
+          <w:ilvl w:val="0"/>
+          <w:numId w:val="16"/>
+        </w:numPr>
+        <w:tabs>
+          <w:tab w:val="right" w:pos="8505"/>
+        </w:tabs>
+        <w:jc w:val="both"/>
+        <w:rPr>
+          <w:rFonts w:ascii="Times New Roman" w:hAnsi="Times New Roman" w:cs="Times New Roman"/>
+          <w:sz w:val="28"/>
+          <w:szCs w:val="28"/>
+        </w:rPr>
+      </w:pPr>
+      <w:proofErr w:type="spellStart"/>
+      <w:r>
+        <w:rPr>
+          <w:rFonts w:ascii="Times New Roman" w:hAnsi="Times New Roman" w:cs="Times New Roman"/>
+          <w:sz w:val="28"/>
+          <w:szCs w:val="28"/>
+        </w:rPr>
+        <w:t>Bagaimana</w:t>
+      </w:r>
+      <w:proofErr w:type="spellEnd"/>
+      <w:r>
+        <w:rPr>
+          <w:rFonts w:ascii="Times New Roman" w:hAnsi="Times New Roman" w:cs="Times New Roman"/>
+          <w:sz w:val="28"/>
+          <w:szCs w:val="28"/>
+        </w:rPr>
+        <w:t xml:space="preserve"> </w:t>
+      </w:r>
+      <w:proofErr w:type="spellStart"/>
+      <w:r>
+        <w:rPr>
+          <w:rFonts w:ascii="Times New Roman" w:hAnsi="Times New Roman" w:cs="Times New Roman"/>
+          <w:sz w:val="28"/>
+          <w:szCs w:val="28"/>
+        </w:rPr>
+        <w:t>cara</w:t>
+      </w:r>
+      <w:proofErr w:type="spellEnd"/>
+      <w:r>
+        <w:rPr>
+          <w:rFonts w:ascii="Times New Roman" w:hAnsi="Times New Roman" w:cs="Times New Roman"/>
+          <w:sz w:val="28"/>
+          <w:szCs w:val="28"/>
+        </w:rPr>
+        <w:t xml:space="preserve"> </w:t>
+      </w:r>
+      <w:proofErr w:type="spellStart"/>
+      <w:r>
+        <w:rPr>
+          <w:rFonts w:ascii="Times New Roman" w:hAnsi="Times New Roman" w:cs="Times New Roman"/>
+          <w:sz w:val="28"/>
+          <w:szCs w:val="28"/>
+        </w:rPr>
+        <w:t>menyajikan</w:t>
+      </w:r>
+      <w:proofErr w:type="spellEnd"/>
+      <w:r>
+        <w:rPr>
+          <w:rFonts w:ascii="Times New Roman" w:hAnsi="Times New Roman" w:cs="Times New Roman"/>
+          <w:sz w:val="28"/>
+          <w:szCs w:val="28"/>
+        </w:rPr>
+        <w:t xml:space="preserve"> </w:t>
+      </w:r>
+      <w:proofErr w:type="spellStart"/>
+      <w:r>
+        <w:rPr>
+          <w:rFonts w:ascii="Times New Roman" w:hAnsi="Times New Roman" w:cs="Times New Roman"/>
+          <w:sz w:val="28"/>
+          <w:szCs w:val="28"/>
+        </w:rPr>
+        <w:t>hasil</w:t>
+      </w:r>
+      <w:proofErr w:type="spellEnd"/>
+      <w:r>
+        <w:rPr>
+          <w:rFonts w:ascii="Times New Roman" w:hAnsi="Times New Roman" w:cs="Times New Roman"/>
+          <w:sz w:val="28"/>
+          <w:szCs w:val="28"/>
+        </w:rPr>
+        <w:t xml:space="preserve"> </w:t>
+      </w:r>
+      <w:proofErr w:type="spellStart"/>
+      <w:r>
+        <w:rPr>
+          <w:rFonts w:ascii="Times New Roman" w:hAnsi="Times New Roman" w:cs="Times New Roman"/>
+          <w:sz w:val="28"/>
+          <w:szCs w:val="28"/>
+        </w:rPr>
+        <w:t>analisis</w:t>
+      </w:r>
+      <w:proofErr w:type="spellEnd"/>
+      <w:r>
+        <w:rPr>
+          <w:rFonts w:ascii="Times New Roman" w:hAnsi="Times New Roman" w:cs="Times New Roman"/>
+          <w:sz w:val="28"/>
+          <w:szCs w:val="28"/>
+        </w:rPr>
+        <w:t xml:space="preserve">  data crypto currency </w:t>
+      </w:r>
+      <w:proofErr w:type="spellStart"/>
+      <w:r>
+        <w:rPr>
+          <w:rFonts w:ascii="Times New Roman" w:hAnsi="Times New Roman" w:cs="Times New Roman"/>
+          <w:sz w:val="28"/>
+          <w:szCs w:val="28"/>
+        </w:rPr>
+        <w:t>dalam</w:t>
+      </w:r>
+      <w:proofErr w:type="spellEnd"/>
+      <w:r>
+        <w:rPr>
+          <w:rFonts w:ascii="Times New Roman" w:hAnsi="Times New Roman" w:cs="Times New Roman"/>
+          <w:sz w:val="28"/>
+          <w:szCs w:val="28"/>
+        </w:rPr>
+        <w:t xml:space="preserve"> </w:t>
+      </w:r>
+      <w:proofErr w:type="spellStart"/>
+      <w:r>
+        <w:rPr>
+          <w:rFonts w:ascii="Times New Roman" w:hAnsi="Times New Roman" w:cs="Times New Roman"/>
+          <w:sz w:val="28"/>
+          <w:szCs w:val="28"/>
+        </w:rPr>
+        <w:t>bentuk</w:t>
+      </w:r>
+      <w:proofErr w:type="spellEnd"/>
+      <w:r>
+        <w:rPr>
+          <w:rFonts w:ascii="Times New Roman" w:hAnsi="Times New Roman" w:cs="Times New Roman"/>
+          <w:sz w:val="28"/>
+          <w:szCs w:val="28"/>
+        </w:rPr>
+        <w:t xml:space="preserve"> </w:t>
+      </w:r>
+      <w:proofErr w:type="spellStart"/>
+      <w:r>
+        <w:rPr>
+          <w:rFonts w:ascii="Times New Roman" w:hAnsi="Times New Roman" w:cs="Times New Roman"/>
+          <w:sz w:val="28"/>
+          <w:szCs w:val="28"/>
+        </w:rPr>
+        <w:t>visualisasi</w:t>
+      </w:r>
+      <w:proofErr w:type="spellEnd"/>
+      <w:r>
+        <w:rPr>
+          <w:rFonts w:ascii="Times New Roman" w:hAnsi="Times New Roman" w:cs="Times New Roman"/>
+          <w:sz w:val="28"/>
+          <w:szCs w:val="28"/>
+        </w:rPr>
+        <w:t xml:space="preserve"> yang </w:t>
+      </w:r>
+      <w:proofErr w:type="spellStart"/>
+      <w:r>
+        <w:rPr>
+          <w:rFonts w:ascii="Times New Roman" w:hAnsi="Times New Roman" w:cs="Times New Roman"/>
+          <w:sz w:val="28"/>
+          <w:szCs w:val="28"/>
+        </w:rPr>
+        <w:t>informatif</w:t>
+      </w:r>
+      <w:proofErr w:type="spellEnd"/>
+      <w:r>
+        <w:rPr>
+          <w:rFonts w:ascii="Times New Roman" w:hAnsi="Times New Roman" w:cs="Times New Roman"/>
+          <w:sz w:val="28"/>
+          <w:szCs w:val="28"/>
+        </w:rPr>
+        <w:t>?</w:t>
+      </w:r>
+    </w:p>
+    <w:p>
+      <w:pPr>
+        <w:pStyle w:val="ListParagraph"/>
+        <w:numPr>
+          <w:ilvl w:val="0"/>
+          <w:numId w:val="16"/>
+        </w:numPr>
+        <w:tabs>
+          <w:tab w:val="right" w:pos="8505"/>
+        </w:tabs>
+        <w:jc w:val="both"/>
+        <w:rPr>
+          <w:rFonts w:ascii="Times New Roman" w:hAnsi="Times New Roman" w:cs="Times New Roman"/>
+          <w:sz w:val="28"/>
+          <w:szCs w:val="28"/>
+        </w:rPr>
+      </w:pPr>
+      <w:proofErr w:type="spellStart"/>
+      <w:r>
+        <w:rPr>
+          <w:rFonts w:ascii="Times New Roman" w:hAnsi="Times New Roman" w:cs="Times New Roman"/>
+          <w:sz w:val="28"/>
+          <w:szCs w:val="28"/>
+        </w:rPr>
+        <w:t>Informasi</w:t>
+      </w:r>
+      <w:proofErr w:type="spellEnd"/>
+      <w:r>
+        <w:rPr>
+          <w:rFonts w:ascii="Times New Roman" w:hAnsi="Times New Roman" w:cs="Times New Roman"/>
+          <w:sz w:val="28"/>
+          <w:szCs w:val="28"/>
+        </w:rPr>
+        <w:t xml:space="preserve"> </w:t>
+      </w:r>
+      <w:proofErr w:type="spellStart"/>
+      <w:r>
+        <w:rPr>
+          <w:rFonts w:ascii="Times New Roman" w:hAnsi="Times New Roman" w:cs="Times New Roman"/>
+          <w:sz w:val="28"/>
+          <w:szCs w:val="28"/>
+        </w:rPr>
+        <w:t>atau</w:t>
+      </w:r>
+      <w:proofErr w:type="spellEnd"/>
+      <w:r>
+        <w:rPr>
+          <w:rFonts w:ascii="Times New Roman" w:hAnsi="Times New Roman" w:cs="Times New Roman"/>
+          <w:sz w:val="28"/>
+          <w:szCs w:val="28"/>
+        </w:rPr>
+        <w:t xml:space="preserve"> insight </w:t>
+      </w:r>
+      <w:proofErr w:type="spellStart"/>
+      <w:r>
+        <w:rPr>
+          <w:rFonts w:ascii="Times New Roman" w:hAnsi="Times New Roman" w:cs="Times New Roman"/>
+          <w:sz w:val="28"/>
+          <w:szCs w:val="28"/>
+        </w:rPr>
+        <w:t>apa</w:t>
+      </w:r>
+      <w:proofErr w:type="spellEnd"/>
+      <w:r>
+        <w:rPr>
+          <w:rFonts w:ascii="Times New Roman" w:hAnsi="Times New Roman" w:cs="Times New Roman"/>
+          <w:sz w:val="28"/>
+          <w:szCs w:val="28"/>
+        </w:rPr>
+        <w:t xml:space="preserve"> </w:t>
+      </w:r>
+      <w:proofErr w:type="spellStart"/>
+      <w:r>
+        <w:rPr>
+          <w:rFonts w:ascii="Times New Roman" w:hAnsi="Times New Roman" w:cs="Times New Roman"/>
+          <w:sz w:val="28"/>
+          <w:szCs w:val="28"/>
+        </w:rPr>
+        <w:t>sjaa</w:t>
+      </w:r>
+      <w:proofErr w:type="spellEnd"/>
+      <w:r>
+        <w:rPr>
+          <w:rFonts w:ascii="Times New Roman" w:hAnsi="Times New Roman" w:cs="Times New Roman"/>
+          <w:sz w:val="28"/>
+          <w:szCs w:val="28"/>
+        </w:rPr>
+        <w:t xml:space="preserve"> yang </w:t>
+      </w:r>
+      <w:proofErr w:type="spellStart"/>
+      <w:r>
+        <w:rPr>
+          <w:rFonts w:ascii="Times New Roman" w:hAnsi="Times New Roman" w:cs="Times New Roman"/>
+          <w:sz w:val="28"/>
+          <w:szCs w:val="28"/>
+        </w:rPr>
+        <w:t>bisa</w:t>
+      </w:r>
+      <w:proofErr w:type="spellEnd"/>
+      <w:r>
+        <w:rPr>
+          <w:rFonts w:ascii="Times New Roman" w:hAnsi="Times New Roman" w:cs="Times New Roman"/>
+          <w:sz w:val="28"/>
+          <w:szCs w:val="28"/>
+        </w:rPr>
+        <w:t xml:space="preserve"> </w:t>
+      </w:r>
+      <w:proofErr w:type="spellStart"/>
+      <w:r>
+        <w:rPr>
+          <w:rFonts w:ascii="Times New Roman" w:hAnsi="Times New Roman" w:cs="Times New Roman"/>
+          <w:sz w:val="28"/>
+          <w:szCs w:val="28"/>
+        </w:rPr>
+        <w:t>diperoleh</w:t>
+      </w:r>
+      <w:proofErr w:type="spellEnd"/>
+      <w:r>
+        <w:rPr>
+          <w:rFonts w:ascii="Times New Roman" w:hAnsi="Times New Roman" w:cs="Times New Roman"/>
+          <w:sz w:val="28"/>
+          <w:szCs w:val="28"/>
+        </w:rPr>
+        <w:t xml:space="preserve"> </w:t>
+      </w:r>
+      <w:proofErr w:type="spellStart"/>
+      <w:r>
+        <w:rPr>
+          <w:rFonts w:ascii="Times New Roman" w:hAnsi="Times New Roman" w:cs="Times New Roman"/>
+          <w:sz w:val="28"/>
+          <w:szCs w:val="28"/>
+        </w:rPr>
+        <w:t>dari</w:t>
+      </w:r>
+      <w:proofErr w:type="spellEnd"/>
+      <w:r>
+        <w:rPr>
+          <w:rFonts w:ascii="Times New Roman" w:hAnsi="Times New Roman" w:cs="Times New Roman"/>
+          <w:sz w:val="28"/>
+          <w:szCs w:val="28"/>
+        </w:rPr>
+        <w:t xml:space="preserve"> data top </w:t>
+      </w:r>
+      <w:proofErr w:type="spellStart"/>
+      <w:r>
+        <w:rPr>
+          <w:rFonts w:ascii="Times New Roman" w:hAnsi="Times New Roman" w:cs="Times New Roman"/>
+          <w:sz w:val="28"/>
+          <w:szCs w:val="28"/>
+        </w:rPr>
+        <w:t>gainners</w:t>
+      </w:r>
+      <w:proofErr w:type="spellEnd"/>
+      <w:r>
+        <w:rPr>
+          <w:rFonts w:ascii="Times New Roman" w:hAnsi="Times New Roman" w:cs="Times New Roman"/>
+          <w:sz w:val="28"/>
+          <w:szCs w:val="28"/>
+        </w:rPr>
+        <w:t xml:space="preserve"> dan </w:t>
+      </w:r>
+      <w:proofErr w:type="spellStart"/>
+      <w:r>
+        <w:rPr>
+          <w:rFonts w:ascii="Times New Roman" w:hAnsi="Times New Roman" w:cs="Times New Roman"/>
+          <w:sz w:val="28"/>
+          <w:szCs w:val="28"/>
+        </w:rPr>
+        <w:t>lossers</w:t>
+      </w:r>
+      <w:proofErr w:type="spellEnd"/>
+      <w:r>
+        <w:rPr>
+          <w:rFonts w:ascii="Times New Roman" w:hAnsi="Times New Roman" w:cs="Times New Roman"/>
+          <w:sz w:val="28"/>
+          <w:szCs w:val="28"/>
+        </w:rPr>
+        <w:t xml:space="preserve"> </w:t>
+      </w:r>
+      <w:proofErr w:type="spellStart"/>
+      <w:r>
+        <w:rPr>
+          <w:rFonts w:ascii="Times New Roman" w:hAnsi="Times New Roman" w:cs="Times New Roman"/>
+          <w:sz w:val="28"/>
+          <w:szCs w:val="28"/>
+        </w:rPr>
+        <w:t>terhadap</w:t>
+      </w:r>
+      <w:proofErr w:type="spellEnd"/>
+      <w:r>
+        <w:rPr>
+          <w:rFonts w:ascii="Times New Roman" w:hAnsi="Times New Roman" w:cs="Times New Roman"/>
+          <w:sz w:val="28"/>
+          <w:szCs w:val="28"/>
+        </w:rPr>
+        <w:t xml:space="preserve"> pasar crypto? </w:t>
+      </w:r>
+    </w:p>
+    <w:p>
+      <w:pPr>
+        <w:pStyle w:val="ListParagraph"/>
+        <w:tabs>
+          <w:tab w:val="right" w:pos="8505"/>
+        </w:tabs>
+        <w:jc w:val="both"/>
+        <w:rPr>
+          <w:rFonts w:ascii="Times New Roman" w:hAnsi="Times New Roman" w:cs="Times New Roman"/>
+          <w:sz w:val="28"/>
+          <w:szCs w:val="28"/>
+        </w:rPr>
+      </w:pPr>
     </w:p>
     <w:p>
       <w:pPr>
@@ -532,6 +3979,7 @@
           <w:szCs w:val="28"/>
         </w:rPr>
       </w:pPr>
+      <w:proofErr w:type="spellStart"/>
       <w:r>
         <w:rPr>
           <w:rFonts w:ascii="Times New Roman" w:hAnsi="Times New Roman" w:cs="Times New Roman"/>
@@ -540,6 +3988,113 @@
         </w:rPr>
         <w:t>Tujuan</w:t>
       </w:r>
+      <w:proofErr w:type="spellEnd"/>
+    </w:p>
+    <w:p>
+      <w:pPr>
+        <w:pStyle w:val="ListParagraph"/>
+        <w:tabs>
+          <w:tab w:val="right" w:pos="8505"/>
+        </w:tabs>
+        <w:jc w:val="both"/>
+        <w:rPr>
+          <w:rFonts w:ascii="Times New Roman" w:hAnsi="Times New Roman" w:cs="Times New Roman"/>
+          <w:sz w:val="28"/>
+          <w:szCs w:val="28"/>
+        </w:rPr>
+      </w:pPr>
+      <w:proofErr w:type="spellStart"/>
+      <w:r>
+        <w:rPr>
+          <w:rFonts w:ascii="Times New Roman" w:hAnsi="Times New Roman" w:cs="Times New Roman"/>
+          <w:sz w:val="28"/>
+          <w:szCs w:val="28"/>
+        </w:rPr>
+        <w:t>Tujuan</w:t>
+      </w:r>
+      <w:proofErr w:type="spellEnd"/>
+      <w:r>
+        <w:rPr>
+          <w:rFonts w:ascii="Times New Roman" w:hAnsi="Times New Roman" w:cs="Times New Roman"/>
+          <w:sz w:val="28"/>
+          <w:szCs w:val="28"/>
+        </w:rPr>
+        <w:t xml:space="preserve"> </w:t>
+      </w:r>
+      <w:proofErr w:type="spellStart"/>
+      <w:r>
+        <w:rPr>
+          <w:rFonts w:ascii="Times New Roman" w:hAnsi="Times New Roman" w:cs="Times New Roman"/>
+          <w:sz w:val="28"/>
+          <w:szCs w:val="28"/>
+        </w:rPr>
+        <w:t>dari</w:t>
+      </w:r>
+      <w:proofErr w:type="spellEnd"/>
+      <w:r>
+        <w:rPr>
+          <w:rFonts w:ascii="Times New Roman" w:hAnsi="Times New Roman" w:cs="Times New Roman"/>
+          <w:sz w:val="28"/>
+          <w:szCs w:val="28"/>
+        </w:rPr>
+        <w:t xml:space="preserve"> </w:t>
+      </w:r>
+      <w:proofErr w:type="spellStart"/>
+      <w:r>
+        <w:rPr>
+          <w:rFonts w:ascii="Times New Roman" w:hAnsi="Times New Roman" w:cs="Times New Roman"/>
+          <w:sz w:val="28"/>
+          <w:szCs w:val="28"/>
+        </w:rPr>
+        <w:t>praktikum</w:t>
+      </w:r>
+      <w:proofErr w:type="spellEnd"/>
+      <w:r>
+        <w:rPr>
+          <w:rFonts w:ascii="Times New Roman" w:hAnsi="Times New Roman" w:cs="Times New Roman"/>
+          <w:sz w:val="28"/>
+          <w:szCs w:val="28"/>
+        </w:rPr>
+        <w:t xml:space="preserve"> kali </w:t>
+      </w:r>
+      <w:proofErr w:type="spellStart"/>
+      <w:r>
+        <w:rPr>
+          <w:rFonts w:ascii="Times New Roman" w:hAnsi="Times New Roman" w:cs="Times New Roman"/>
+          <w:sz w:val="28"/>
+          <w:szCs w:val="28"/>
+        </w:rPr>
+        <w:t>ini</w:t>
+      </w:r>
+      <w:proofErr w:type="spellEnd"/>
+      <w:r>
+        <w:rPr>
+          <w:rFonts w:ascii="Times New Roman" w:hAnsi="Times New Roman" w:cs="Times New Roman"/>
+          <w:sz w:val="28"/>
+          <w:szCs w:val="28"/>
+        </w:rPr>
+        <w:t xml:space="preserve"> </w:t>
+      </w:r>
+      <w:proofErr w:type="spellStart"/>
+      <w:r>
+        <w:rPr>
+          <w:rFonts w:ascii="Times New Roman" w:hAnsi="Times New Roman" w:cs="Times New Roman"/>
+          <w:sz w:val="28"/>
+          <w:szCs w:val="28"/>
+        </w:rPr>
+        <w:t>adalah</w:t>
+      </w:r>
+      <w:proofErr w:type="spellEnd"/>
+      <w:r>
+        <w:rPr>
+          <w:rFonts w:ascii="Times New Roman" w:hAnsi="Times New Roman" w:cs="Times New Roman"/>
+          <w:sz w:val="28"/>
+          <w:szCs w:val="28"/>
+        </w:rPr>
+        <w:t xml:space="preserve"> </w:t>
+      </w:r>
+      <w:bookmarkStart w:id="0" w:name="_GoBack"/>
+      <w:bookmarkEnd w:id="0"/>
     </w:p>
     <w:p>
       <w:pPr>
@@ -558,6 +4113,7 @@
           <w:szCs w:val="28"/>
         </w:rPr>
       </w:pPr>
+      <w:proofErr w:type="spellStart"/>
       <w:r>
         <w:rPr>
           <w:rFonts w:ascii="Times New Roman" w:hAnsi="Times New Roman" w:cs="Times New Roman"/>
@@ -566,6 +4122,7 @@
         </w:rPr>
         <w:t>Manfaat</w:t>
       </w:r>
+      <w:proofErr w:type="spellEnd"/>
     </w:p>
     <w:p>
       <w:pPr>
@@ -666,8 +4223,18 @@
           <w:sz w:val="28"/>
           <w:szCs w:val="28"/>
         </w:rPr>
-        <w:t xml:space="preserve"> Cryptocurency</w:t>
-      </w:r>
+        <w:t xml:space="preserve"> </w:t>
+      </w:r>
+      <w:proofErr w:type="spellStart"/>
+      <w:r>
+        <w:rPr>
+          <w:rFonts w:ascii="Times New Roman" w:hAnsi="Times New Roman" w:cs="Times New Roman"/>
+          <w:sz w:val="28"/>
+          <w:szCs w:val="28"/>
+        </w:rPr>
+        <w:t>Cryptocurency</w:t>
+      </w:r>
+      <w:proofErr w:type="spellEnd"/>
     </w:p>
     <w:p>
       <w:pPr>
@@ -747,8 +4314,18 @@
           <w:sz w:val="28"/>
           <w:szCs w:val="28"/>
         </w:rPr>
-        <w:t>Data Visualitation</w:t>
-      </w:r>
+        <w:t xml:space="preserve">Data </w:t>
+      </w:r>
+      <w:proofErr w:type="spellStart"/>
+      <w:r>
+        <w:rPr>
+          <w:rFonts w:ascii="Times New Roman" w:hAnsi="Times New Roman" w:cs="Times New Roman"/>
+          <w:sz w:val="28"/>
+          <w:szCs w:val="28"/>
+        </w:rPr>
+        <w:t>Visualitation</w:t>
+      </w:r>
+      <w:proofErr w:type="spellEnd"/>
     </w:p>
     <w:p>
       <w:pPr>
@@ -894,7 +4471,29 @@
           <w:sz w:val="28"/>
           <w:szCs w:val="28"/>
         </w:rPr>
-        <w:t>AHAPAN LANGKAH LANGKAH ANALISA DATA</w:t>
+        <w:t xml:space="preserve">AHAPAN LANGKAH </w:t>
+      </w:r>
+      <w:proofErr w:type="spellStart"/>
+      <w:r>
+        <w:rPr>
+          <w:rFonts w:ascii="Times New Roman" w:hAnsi="Times New Roman" w:cs="Times New Roman"/>
+          <w:b/>
+          <w:bCs/>
+          <w:sz w:val="28"/>
+          <w:szCs w:val="28"/>
+        </w:rPr>
+        <w:t>LANGKAH</w:t>
+      </w:r>
+      <w:proofErr w:type="spellEnd"/>
+      <w:r>
+        <w:rPr>
+          <w:rFonts w:ascii="Times New Roman" w:hAnsi="Times New Roman" w:cs="Times New Roman"/>
+          <w:b/>
+          <w:bCs/>
+          <w:sz w:val="28"/>
+          <w:szCs w:val="28"/>
+        </w:rPr>
+        <w:t xml:space="preserve"> ANALISA DATA</w:t>
       </w:r>
     </w:p>
     <w:p>
@@ -937,8 +4536,54 @@
           <w:sz w:val="28"/>
           <w:szCs w:val="28"/>
         </w:rPr>
-        <w:t xml:space="preserve"> Jenis dan Pendekatan analisis</w:t>
-      </w:r>
+        <w:t xml:space="preserve"> </w:t>
+      </w:r>
+      <w:proofErr w:type="spellStart"/>
+      <w:r>
+        <w:rPr>
+          <w:rFonts w:ascii="Times New Roman" w:hAnsi="Times New Roman" w:cs="Times New Roman"/>
+          <w:sz w:val="28"/>
+          <w:szCs w:val="28"/>
+        </w:rPr>
+        <w:t>Jenis</w:t>
+      </w:r>
+      <w:proofErr w:type="spellEnd"/>
+      <w:r>
+        <w:rPr>
+          <w:rFonts w:ascii="Times New Roman" w:hAnsi="Times New Roman" w:cs="Times New Roman"/>
+          <w:sz w:val="28"/>
+          <w:szCs w:val="28"/>
+        </w:rPr>
+        <w:t xml:space="preserve"> dan </w:t>
+      </w:r>
+      <w:proofErr w:type="spellStart"/>
+      <w:r>
+        <w:rPr>
+          <w:rFonts w:ascii="Times New Roman" w:hAnsi="Times New Roman" w:cs="Times New Roman"/>
+          <w:sz w:val="28"/>
+          <w:szCs w:val="28"/>
+        </w:rPr>
+        <w:t>Pendekatan</w:t>
+      </w:r>
+      <w:proofErr w:type="spellEnd"/>
+      <w:r>
+        <w:rPr>
+          <w:rFonts w:ascii="Times New Roman" w:hAnsi="Times New Roman" w:cs="Times New Roman"/>
+          <w:sz w:val="28"/>
+          <w:szCs w:val="28"/>
+        </w:rPr>
+        <w:t xml:space="preserve"> </w:t>
+      </w:r>
+      <w:proofErr w:type="spellStart"/>
+      <w:r>
+        <w:rPr>
+          <w:rFonts w:ascii="Times New Roman" w:hAnsi="Times New Roman" w:cs="Times New Roman"/>
+          <w:sz w:val="28"/>
+          <w:szCs w:val="28"/>
+        </w:rPr>
+        <w:t>analisis</w:t>
+      </w:r>
+      <w:proofErr w:type="spellEnd"/>
     </w:p>
     <w:p>
       <w:pPr>
@@ -964,7 +4609,43 @@
           <w:sz w:val="28"/>
           <w:szCs w:val="28"/>
         </w:rPr>
-        <w:t xml:space="preserve"> Sumber dan jenis data</w:t>
+        <w:t xml:space="preserve"> </w:t>
+      </w:r>
+      <w:proofErr w:type="spellStart"/>
+      <w:r>
+        <w:rPr>
+          <w:rFonts w:ascii="Times New Roman" w:hAnsi="Times New Roman" w:cs="Times New Roman"/>
+          <w:sz w:val="28"/>
+          <w:szCs w:val="28"/>
+        </w:rPr>
+        <w:t>Sumber</w:t>
+      </w:r>
+      <w:proofErr w:type="spellEnd"/>
+      <w:r>
+        <w:rPr>
+          <w:rFonts w:ascii="Times New Roman" w:hAnsi="Times New Roman" w:cs="Times New Roman"/>
+          <w:sz w:val="28"/>
+          <w:szCs w:val="28"/>
+        </w:rPr>
+        <w:t xml:space="preserve"> dan </w:t>
+      </w:r>
+      <w:proofErr w:type="spellStart"/>
+      <w:r>
+        <w:rPr>
+          <w:rFonts w:ascii="Times New Roman" w:hAnsi="Times New Roman" w:cs="Times New Roman"/>
+          <w:sz w:val="28"/>
+          <w:szCs w:val="28"/>
+        </w:rPr>
+        <w:t>jenis</w:t>
+      </w:r>
+      <w:proofErr w:type="spellEnd"/>
+      <w:r>
+        <w:rPr>
+          <w:rFonts w:ascii="Times New Roman" w:hAnsi="Times New Roman" w:cs="Times New Roman"/>
+          <w:sz w:val="28"/>
+          <w:szCs w:val="28"/>
+        </w:rPr>
+        <w:t xml:space="preserve"> data</w:t>
       </w:r>
     </w:p>
     <w:p>
@@ -991,10 +4672,44 @@
           <w:sz w:val="28"/>
           <w:szCs w:val="28"/>
         </w:rPr>
-        <w:t xml:space="preserve"> Tahapan analisis Data</w:t>
-      </w:r>
-      <w:bookmarkStart w:id="0" w:name="_GoBack"/>
-      <w:bookmarkEnd w:id="0"/>
+        <w:t xml:space="preserve"> </w:t>
+      </w:r>
+      <w:proofErr w:type="spellStart"/>
+      <w:r>
+        <w:rPr>
+          <w:rFonts w:ascii="Times New Roman" w:hAnsi="Times New Roman" w:cs="Times New Roman"/>
+          <w:sz w:val="28"/>
+          <w:szCs w:val="28"/>
+        </w:rPr>
+        <w:t>Tahapan</w:t>
+      </w:r>
+      <w:proofErr w:type="spellEnd"/>
+      <w:r>
+        <w:rPr>
+          <w:rFonts w:ascii="Times New Roman" w:hAnsi="Times New Roman" w:cs="Times New Roman"/>
+          <w:sz w:val="28"/>
+          <w:szCs w:val="28"/>
+        </w:rPr>
+        <w:t xml:space="preserve"> </w:t>
+      </w:r>
+      <w:proofErr w:type="spellStart"/>
+      <w:r>
+        <w:rPr>
+          <w:rFonts w:ascii="Times New Roman" w:hAnsi="Times New Roman" w:cs="Times New Roman"/>
+          <w:sz w:val="28"/>
+          <w:szCs w:val="28"/>
+        </w:rPr>
+        <w:t>analisis</w:t>
+      </w:r>
+      <w:proofErr w:type="spellEnd"/>
+      <w:r>
+        <w:rPr>
+          <w:rFonts w:ascii="Times New Roman" w:hAnsi="Times New Roman" w:cs="Times New Roman"/>
+          <w:sz w:val="28"/>
+          <w:szCs w:val="28"/>
+        </w:rPr>
+        <w:t xml:space="preserve"> Data</w:t>
+      </w:r>
     </w:p>
     <w:p>
       <w:pPr>
@@ -1061,6 +4776,7 @@
           <w:sz w:val="28"/>
           <w:szCs w:val="28"/>
         </w:rPr>
+        <w:lastRenderedPageBreak/>
         <w:t xml:space="preserve">HASIL &amp; PEMBAHASAN </w:t>
       </w:r>
     </w:p>
@@ -1597,6 +5313,92 @@
     </w:lvl>
   </w:abstractNum>
   <w:abstractNum w:abstractNumId="3" w15:restartNumberingAfterBreak="0">
+    <w:nsid w:val="1596487E"/>
+    <w:multiLevelType w:val="hybridMultilevel"/>
+    <w:tmpl w:val="800E20EC"/>
+    <w:lvl w:ilvl="0" w:tplc="3809000F">
+      <w:start w:val="1"/>
+      <w:numFmt w:val="decimal"/>
+      <w:lvlText w:val="%1."/>
+      <w:lvlJc w:val="left"/>
+      <w:pPr>
+        <w:ind w:left="1440" w:hanging="360"/>
+      </w:pPr>
+    </w:lvl>
+    <w:lvl w:ilvl="1" w:tplc="38090019" w:tentative="1">
+      <w:start w:val="1"/>
+      <w:numFmt w:val="lowerLetter"/>
+      <w:lvlText w:val="%2."/>
+      <w:lvlJc w:val="left"/>
+      <w:pPr>
+        <w:ind w:left="2160" w:hanging="360"/>
+      </w:pPr>
+    </w:lvl>
+    <w:lvl w:ilvl="2" w:tplc="3809001B" w:tentative="1">
+      <w:start w:val="1"/>
+      <w:numFmt w:val="lowerRoman"/>
+      <w:lvlText w:val="%3."/>
+      <w:lvlJc w:val="right"/>
+      <w:pPr>
+        <w:ind w:left="2880" w:hanging="180"/>
+      </w:pPr>
+    </w:lvl>
+    <w:lvl w:ilvl="3" w:tplc="3809000F" w:tentative="1">
+      <w:start w:val="1"/>
+      <w:numFmt w:val="decimal"/>
+      <w:lvlText w:val="%4."/>
+      <w:lvlJc w:val="left"/>
+      <w:pPr>
+        <w:ind w:left="3600" w:hanging="360"/>
+      </w:pPr>
+    </w:lvl>
+    <w:lvl w:ilvl="4" w:tplc="38090019" w:tentative="1">
+      <w:start w:val="1"/>
+      <w:numFmt w:val="lowerLetter"/>
+      <w:lvlText w:val="%5."/>
+      <w:lvlJc w:val="left"/>
+      <w:pPr>
+        <w:ind w:left="4320" w:hanging="360"/>
+      </w:pPr>
+    </w:lvl>
+    <w:lvl w:ilvl="5" w:tplc="3809001B" w:tentative="1">
+      <w:start w:val="1"/>
+      <w:numFmt w:val="lowerRoman"/>
+      <w:lvlText w:val="%6."/>
+      <w:lvlJc w:val="right"/>
+      <w:pPr>
+        <w:ind w:left="5040" w:hanging="180"/>
+      </w:pPr>
+    </w:lvl>
+    <w:lvl w:ilvl="6" w:tplc="3809000F" w:tentative="1">
+      <w:start w:val="1"/>
+      <w:numFmt w:val="decimal"/>
+      <w:lvlText w:val="%7."/>
+      <w:lvlJc w:val="left"/>
+      <w:pPr>
+        <w:ind w:left="5760" w:hanging="360"/>
+      </w:pPr>
+    </w:lvl>
+    <w:lvl w:ilvl="7" w:tplc="38090019" w:tentative="1">
+      <w:start w:val="1"/>
+      <w:numFmt w:val="lowerLetter"/>
+      <w:lvlText w:val="%8."/>
+      <w:lvlJc w:val="left"/>
+      <w:pPr>
+        <w:ind w:left="6480" w:hanging="360"/>
+      </w:pPr>
+    </w:lvl>
+    <w:lvl w:ilvl="8" w:tplc="3809001B" w:tentative="1">
+      <w:start w:val="1"/>
+      <w:numFmt w:val="lowerRoman"/>
+      <w:lvlText w:val="%9."/>
+      <w:lvlJc w:val="right"/>
+      <w:pPr>
+        <w:ind w:left="7200" w:hanging="180"/>
+      </w:pPr>
+    </w:lvl>
+  </w:abstractNum>
+  <w:abstractNum w:abstractNumId="4" w15:restartNumberingAfterBreak="0">
     <w:nsid w:val="1F442E14"/>
     <w:multiLevelType w:val="hybridMultilevel"/>
     <w:tmpl w:val="DE6A125A"/>
@@ -1682,7 +5484,7 @@
       </w:pPr>
     </w:lvl>
   </w:abstractNum>
-  <w:abstractNum w:abstractNumId="4" w15:restartNumberingAfterBreak="0">
+  <w:abstractNum w:abstractNumId="5" w15:restartNumberingAfterBreak="0">
     <w:nsid w:val="22460519"/>
     <w:multiLevelType w:val="hybridMultilevel"/>
     <w:tmpl w:val="6B9492A0"/>
@@ -1768,7 +5570,7 @@
       </w:pPr>
     </w:lvl>
   </w:abstractNum>
-  <w:abstractNum w:abstractNumId="5" w15:restartNumberingAfterBreak="0">
+  <w:abstractNum w:abstractNumId="6" w15:restartNumberingAfterBreak="0">
     <w:nsid w:val="2F82503A"/>
     <w:multiLevelType w:val="hybridMultilevel"/>
     <w:tmpl w:val="C388E9D2"/>
@@ -1854,7 +5656,7 @@
       </w:pPr>
     </w:lvl>
   </w:abstractNum>
-  <w:abstractNum w:abstractNumId="6" w15:restartNumberingAfterBreak="0">
+  <w:abstractNum w:abstractNumId="7" w15:restartNumberingAfterBreak="0">
     <w:nsid w:val="384B5215"/>
     <w:multiLevelType w:val="hybridMultilevel"/>
     <w:tmpl w:val="48508BAA"/>
@@ -1940,7 +5742,7 @@
       </w:pPr>
     </w:lvl>
   </w:abstractNum>
-  <w:abstractNum w:abstractNumId="7" w15:restartNumberingAfterBreak="0">
+  <w:abstractNum w:abstractNumId="8" w15:restartNumberingAfterBreak="0">
     <w:nsid w:val="3B463813"/>
     <w:multiLevelType w:val="hybridMultilevel"/>
     <w:tmpl w:val="C75C8704"/>
@@ -2026,7 +5828,7 @@
       </w:pPr>
     </w:lvl>
   </w:abstractNum>
-  <w:abstractNum w:abstractNumId="8" w15:restartNumberingAfterBreak="0">
+  <w:abstractNum w:abstractNumId="9" w15:restartNumberingAfterBreak="0">
     <w:nsid w:val="3CB3660D"/>
     <w:multiLevelType w:val="hybridMultilevel"/>
     <w:tmpl w:val="B128CA32"/>
@@ -2117,7 +5919,7 @@
       </w:pPr>
     </w:lvl>
   </w:abstractNum>
-  <w:abstractNum w:abstractNumId="9" w15:restartNumberingAfterBreak="0">
+  <w:abstractNum w:abstractNumId="10" w15:restartNumberingAfterBreak="0">
     <w:nsid w:val="4AF276C4"/>
     <w:multiLevelType w:val="hybridMultilevel"/>
     <w:tmpl w:val="324871FC"/>
@@ -2206,7 +6008,7 @@
       </w:pPr>
     </w:lvl>
   </w:abstractNum>
-  <w:abstractNum w:abstractNumId="10" w15:restartNumberingAfterBreak="0">
+  <w:abstractNum w:abstractNumId="11" w15:restartNumberingAfterBreak="0">
     <w:nsid w:val="5314732B"/>
     <w:multiLevelType w:val="hybridMultilevel"/>
     <w:tmpl w:val="F48094D4"/>
@@ -2295,7 +6097,7 @@
       </w:pPr>
     </w:lvl>
   </w:abstractNum>
-  <w:abstractNum w:abstractNumId="11" w15:restartNumberingAfterBreak="0">
+  <w:abstractNum w:abstractNumId="12" w15:restartNumberingAfterBreak="0">
     <w:nsid w:val="6731208F"/>
     <w:multiLevelType w:val="multilevel"/>
     <w:tmpl w:val="3809001F"/>
@@ -2381,7 +6183,7 @@
       </w:pPr>
     </w:lvl>
   </w:abstractNum>
-  <w:abstractNum w:abstractNumId="12" w15:restartNumberingAfterBreak="0">
+  <w:abstractNum w:abstractNumId="13" w15:restartNumberingAfterBreak="0">
     <w:nsid w:val="6C374C59"/>
     <w:multiLevelType w:val="hybridMultilevel"/>
     <w:tmpl w:val="574ED282"/>
@@ -2467,7 +6269,7 @@
       </w:pPr>
     </w:lvl>
   </w:abstractNum>
-  <w:abstractNum w:abstractNumId="13" w15:restartNumberingAfterBreak="0">
+  <w:abstractNum w:abstractNumId="14" w15:restartNumberingAfterBreak="0">
     <w:nsid w:val="74B35933"/>
     <w:multiLevelType w:val="hybridMultilevel"/>
     <w:tmpl w:val="D4AEBE16"/>
@@ -2556,7 +6358,7 @@
       </w:pPr>
     </w:lvl>
   </w:abstractNum>
-  <w:abstractNum w:abstractNumId="14" w15:restartNumberingAfterBreak="0">
+  <w:abstractNum w:abstractNumId="15" w15:restartNumberingAfterBreak="0">
     <w:nsid w:val="79382432"/>
     <w:multiLevelType w:val="hybridMultilevel"/>
     <w:tmpl w:val="2C68FE82"/>
@@ -2650,31 +6452,31 @@
     </w:lvl>
   </w:abstractNum>
   <w:num w:numId="1">
+    <w:abstractNumId w:val="7"/>
+  </w:num>
+  <w:num w:numId="2">
+    <w:abstractNumId w:val="4"/>
+  </w:num>
+  <w:num w:numId="3">
+    <w:abstractNumId w:val="5"/>
+  </w:num>
+  <w:num w:numId="4">
+    <w:abstractNumId w:val="8"/>
+  </w:num>
+  <w:num w:numId="5">
     <w:abstractNumId w:val="6"/>
   </w:num>
-  <w:num w:numId="2">
-    <w:abstractNumId w:val="3"/>
+  <w:num w:numId="6">
+    <w:abstractNumId w:val="13"/>
   </w:num>
-  <w:num w:numId="3">
-    <w:abstractNumId w:val="4"/>
+  <w:num w:numId="7">
+    <w:abstractNumId w:val="11"/>
   </w:num>
-  <w:num w:numId="4">
-    <w:abstractNumId w:val="7"/>
-  </w:num>
-  <w:num w:numId="5">
-    <w:abstractNumId w:val="5"/>
-  </w:num>
-  <w:num w:numId="6">
+  <w:num w:numId="8">
     <w:abstractNumId w:val="12"/>
   </w:num>
-  <w:num w:numId="7">
-    <w:abstractNumId w:val="10"/>
-  </w:num>
-  <w:num w:numId="8">
-    <w:abstractNumId w:val="11"/>
-  </w:num>
   <w:num w:numId="9">
-    <w:abstractNumId w:val="8"/>
+    <w:abstractNumId w:val="9"/>
   </w:num>
   <w:num w:numId="10">
     <w:abstractNumId w:val="1"/>
@@ -2683,16 +6485,19 @@
     <w:abstractNumId w:val="0"/>
   </w:num>
   <w:num w:numId="12">
+    <w:abstractNumId w:val="15"/>
+  </w:num>
+  <w:num w:numId="13">
     <w:abstractNumId w:val="14"/>
   </w:num>
-  <w:num w:numId="13">
-    <w:abstractNumId w:val="13"/>
-  </w:num>
   <w:num w:numId="14">
-    <w:abstractNumId w:val="9"/>
+    <w:abstractNumId w:val="10"/>
   </w:num>
   <w:num w:numId="15">
     <w:abstractNumId w:val="2"/>
+  </w:num>
+  <w:num w:numId="16">
+    <w:abstractNumId w:val="3"/>
   </w:num>
   <w:numIdMacAtCleanup w:val="5"/>
 </w:numbering>
@@ -3602,7 +7407,7 @@
 </file>
 
 <file path=customXml/itemProps1.xml><?xml version="1.0" encoding="utf-8"?>
-<ds:datastoreItem xmlns:ds="http://schemas.openxmlformats.org/officeDocument/2006/customXml" ds:itemID="{112E4EF4-ACC6-411D-874A-703419566268}">
+<ds:datastoreItem xmlns:ds="http://schemas.openxmlformats.org/officeDocument/2006/customXml" ds:itemID="{3BBF6EA7-FC0F-439B-909D-B2E0703F4088}">
   <ds:schemaRefs>
     <ds:schemaRef ds:uri="http://schemas.openxmlformats.org/officeDocument/2006/bibliography"/>
   </ds:schemaRefs>

--- a/Laporan Praktikum Pemrosesan Data UTS projek.docx
+++ b/Laporan Praktikum Pemrosesan Data UTS projek.docx
@@ -184,8 +184,6 @@
         <w:tabs>
           <w:tab w:val="right" w:pos="8505"/>
         </w:tabs>
-        <w:spacing w:before="1134" w:line="360" w:lineRule="auto"/>
-        <w:jc w:val="center"/>
         <w:rPr>
           <w:rFonts w:ascii="Times New Roman" w:hAnsi="Times New Roman" w:cs="Times New Roman"/>
           <w:sz w:val="24"/>
@@ -198,7 +196,6 @@
         <w:tabs>
           <w:tab w:val="right" w:pos="8505"/>
         </w:tabs>
-        <w:jc w:val="center"/>
         <w:rPr>
           <w:rFonts w:ascii="Times New Roman" w:hAnsi="Times New Roman" w:cs="Times New Roman"/>
           <w:sz w:val="24"/>
@@ -211,7 +208,6 @@
         <w:tabs>
           <w:tab w:val="right" w:pos="8505"/>
         </w:tabs>
-        <w:jc w:val="center"/>
         <w:rPr>
           <w:rFonts w:ascii="Times New Roman" w:hAnsi="Times New Roman" w:cs="Times New Roman"/>
           <w:sz w:val="24"/>
@@ -224,7 +220,6 @@
         <w:tabs>
           <w:tab w:val="right" w:pos="8505"/>
         </w:tabs>
-        <w:jc w:val="center"/>
         <w:rPr>
           <w:rFonts w:ascii="Times New Roman" w:hAnsi="Times New Roman" w:cs="Times New Roman"/>
           <w:sz w:val="24"/>
@@ -255,6 +250,7 @@
           <w:sz w:val="28"/>
           <w:szCs w:val="28"/>
         </w:rPr>
+        <w:lastRenderedPageBreak/>
         <w:t xml:space="preserve">BAB </w:t>
       </w:r>
       <w:r>
@@ -293,22 +289,6 @@
         </w:rPr>
         <w:t>PENDAHULUAN</w:t>
       </w:r>
-    </w:p>
-    <w:p>
-      <w:pPr>
-        <w:tabs>
-          <w:tab w:val="right" w:pos="8505"/>
-        </w:tabs>
-        <w:spacing w:line="276" w:lineRule="auto"/>
-        <w:jc w:val="both"/>
-        <w:rPr>
-          <w:rFonts w:ascii="Times New Roman" w:hAnsi="Times New Roman" w:cs="Times New Roman"/>
-          <w:b/>
-          <w:bCs/>
-          <w:sz w:val="28"/>
-          <w:szCs w:val="28"/>
-        </w:rPr>
-      </w:pPr>
     </w:p>
     <w:p>
       <w:pPr>
@@ -3015,6 +2995,48 @@
     <w:p>
       <w:pPr>
         <w:pStyle w:val="ListParagraph"/>
+        <w:tabs>
+          <w:tab w:val="right" w:pos="8505"/>
+        </w:tabs>
+        <w:jc w:val="both"/>
+        <w:rPr>
+          <w:rFonts w:ascii="Times New Roman" w:hAnsi="Times New Roman" w:cs="Times New Roman"/>
+          <w:sz w:val="28"/>
+          <w:szCs w:val="28"/>
+        </w:rPr>
+      </w:pPr>
+    </w:p>
+    <w:p>
+      <w:pPr>
+        <w:pStyle w:val="ListParagraph"/>
+        <w:tabs>
+          <w:tab w:val="right" w:pos="8505"/>
+        </w:tabs>
+        <w:jc w:val="both"/>
+        <w:rPr>
+          <w:rFonts w:ascii="Times New Roman" w:hAnsi="Times New Roman" w:cs="Times New Roman"/>
+          <w:sz w:val="28"/>
+          <w:szCs w:val="28"/>
+        </w:rPr>
+      </w:pPr>
+    </w:p>
+    <w:p>
+      <w:pPr>
+        <w:pStyle w:val="ListParagraph"/>
+        <w:tabs>
+          <w:tab w:val="right" w:pos="8505"/>
+        </w:tabs>
+        <w:jc w:val="both"/>
+        <w:rPr>
+          <w:rFonts w:ascii="Times New Roman" w:hAnsi="Times New Roman" w:cs="Times New Roman"/>
+          <w:sz w:val="28"/>
+          <w:szCs w:val="28"/>
+        </w:rPr>
+      </w:pPr>
+    </w:p>
+    <w:p>
+      <w:pPr>
+        <w:pStyle w:val="ListParagraph"/>
         <w:numPr>
           <w:ilvl w:val="0"/>
           <w:numId w:val="13"/>
@@ -3035,6 +3057,7 @@
           <w:sz w:val="28"/>
           <w:szCs w:val="28"/>
         </w:rPr>
+        <w:lastRenderedPageBreak/>
         <w:t xml:space="preserve"> </w:t>
       </w:r>
       <w:proofErr w:type="spellStart"/>
@@ -3131,7 +3154,16 @@
           <w:sz w:val="28"/>
           <w:szCs w:val="28"/>
         </w:rPr>
-        <w:t xml:space="preserve"> yang  </w:t>
+        <w:t xml:space="preserve"> </w:t>
+      </w:r>
+      <w:proofErr w:type="gramStart"/>
+      <w:r>
+        <w:rPr>
+          <w:rFonts w:ascii="Times New Roman" w:hAnsi="Times New Roman" w:cs="Times New Roman"/>
+          <w:sz w:val="28"/>
+          <w:szCs w:val="28"/>
+        </w:rPr>
+        <w:t xml:space="preserve">yang  </w:t>
       </w:r>
       <w:proofErr w:type="spellStart"/>
       <w:r>
@@ -3143,6 +3175,7 @@
         <w:t>telah</w:t>
       </w:r>
       <w:proofErr w:type="spellEnd"/>
+      <w:proofErr w:type="gramEnd"/>
       <w:r>
         <w:rPr>
           <w:rFonts w:ascii="Times New Roman" w:hAnsi="Times New Roman" w:cs="Times New Roman"/>
@@ -3346,6 +3379,7 @@
         <w:t xml:space="preserve"> </w:t>
       </w:r>
       <w:proofErr w:type="spellStart"/>
+      <w:proofErr w:type="gramStart"/>
       <w:r>
         <w:rPr>
           <w:rFonts w:ascii="Times New Roman" w:hAnsi="Times New Roman" w:cs="Times New Roman"/>
@@ -3369,7 +3403,16 @@
           <w:sz w:val="28"/>
           <w:szCs w:val="28"/>
         </w:rPr>
-        <w:t xml:space="preserve"> data cryptocurrency (Top and </w:t>
+        <w:t xml:space="preserve"> data</w:t>
+      </w:r>
+      <w:proofErr w:type="gramEnd"/>
+      <w:r>
+        <w:rPr>
+          <w:rFonts w:ascii="Times New Roman" w:hAnsi="Times New Roman" w:cs="Times New Roman"/>
+          <w:sz w:val="28"/>
+          <w:szCs w:val="28"/>
+        </w:rPr>
+        <w:t xml:space="preserve"> cryptocurrency (Top and </w:t>
       </w:r>
       <w:proofErr w:type="spellStart"/>
       <w:r>
@@ -3660,6 +3703,7 @@
         <w:t xml:space="preserve"> </w:t>
       </w:r>
       <w:proofErr w:type="spellStart"/>
+      <w:proofErr w:type="gramStart"/>
       <w:r>
         <w:rPr>
           <w:rFonts w:ascii="Times New Roman" w:hAnsi="Times New Roman" w:cs="Times New Roman"/>
@@ -3675,7 +3719,16 @@
           <w:sz w:val="28"/>
           <w:szCs w:val="28"/>
         </w:rPr>
-        <w:t xml:space="preserve">  data crypto currency </w:t>
+        <w:t xml:space="preserve">  data</w:t>
+      </w:r>
+      <w:proofErr w:type="gramEnd"/>
+      <w:r>
+        <w:rPr>
+          <w:rFonts w:ascii="Times New Roman" w:hAnsi="Times New Roman" w:cs="Times New Roman"/>
+          <w:sz w:val="28"/>
+          <w:szCs w:val="28"/>
+        </w:rPr>
+        <w:t xml:space="preserve"> crypto currency </w:t>
       </w:r>
       <w:proofErr w:type="spellStart"/>
       <w:r>
@@ -4082,19 +4135,535 @@
           <w:sz w:val="28"/>
           <w:szCs w:val="28"/>
         </w:rPr>
-        <w:t>adalah</w:t>
-      </w:r>
-      <w:proofErr w:type="spellEnd"/>
-      <w:r>
-        <w:rPr>
-          <w:rFonts w:ascii="Times New Roman" w:hAnsi="Times New Roman" w:cs="Times New Roman"/>
-          <w:sz w:val="28"/>
-          <w:szCs w:val="28"/>
-        </w:rPr>
-        <w:t xml:space="preserve"> </w:t>
-      </w:r>
-      <w:bookmarkStart w:id="0" w:name="_GoBack"/>
-      <w:bookmarkEnd w:id="0"/>
+        <w:t>adala</w:t>
+      </w:r>
+      <w:r>
+        <w:rPr>
+          <w:rFonts w:ascii="Times New Roman" w:hAnsi="Times New Roman" w:cs="Times New Roman"/>
+          <w:sz w:val="28"/>
+          <w:szCs w:val="28"/>
+        </w:rPr>
+        <w:t>h</w:t>
+      </w:r>
+      <w:proofErr w:type="spellEnd"/>
+      <w:r>
+        <w:rPr>
+          <w:rFonts w:ascii="Times New Roman" w:hAnsi="Times New Roman" w:cs="Times New Roman"/>
+          <w:sz w:val="28"/>
+          <w:szCs w:val="28"/>
+        </w:rPr>
+        <w:t>:</w:t>
+      </w:r>
+    </w:p>
+    <w:p>
+      <w:pPr>
+        <w:pStyle w:val="ListParagraph"/>
+        <w:numPr>
+          <w:ilvl w:val="0"/>
+          <w:numId w:val="17"/>
+        </w:numPr>
+        <w:tabs>
+          <w:tab w:val="right" w:pos="8505"/>
+        </w:tabs>
+        <w:jc w:val="both"/>
+        <w:rPr>
+          <w:rFonts w:ascii="Times New Roman" w:hAnsi="Times New Roman" w:cs="Times New Roman"/>
+          <w:sz w:val="28"/>
+          <w:szCs w:val="28"/>
+        </w:rPr>
+      </w:pPr>
+      <w:proofErr w:type="spellStart"/>
+      <w:r>
+        <w:rPr>
+          <w:rFonts w:ascii="Times New Roman" w:hAnsi="Times New Roman" w:cs="Times New Roman"/>
+          <w:sz w:val="28"/>
+          <w:szCs w:val="28"/>
+        </w:rPr>
+        <w:t>Mengimplementasikan</w:t>
+      </w:r>
+      <w:proofErr w:type="spellEnd"/>
+      <w:r>
+        <w:rPr>
+          <w:rFonts w:ascii="Times New Roman" w:hAnsi="Times New Roman" w:cs="Times New Roman"/>
+          <w:sz w:val="28"/>
+          <w:szCs w:val="28"/>
+        </w:rPr>
+        <w:t xml:space="preserve"> Web Scrapping </w:t>
+      </w:r>
+      <w:proofErr w:type="spellStart"/>
+      <w:r>
+        <w:rPr>
+          <w:rFonts w:ascii="Times New Roman" w:hAnsi="Times New Roman" w:cs="Times New Roman"/>
+          <w:sz w:val="28"/>
+          <w:szCs w:val="28"/>
+        </w:rPr>
+        <w:t>untuk</w:t>
+      </w:r>
+      <w:proofErr w:type="spellEnd"/>
+      <w:r>
+        <w:rPr>
+          <w:rFonts w:ascii="Times New Roman" w:hAnsi="Times New Roman" w:cs="Times New Roman"/>
+          <w:sz w:val="28"/>
+          <w:szCs w:val="28"/>
+        </w:rPr>
+        <w:t xml:space="preserve"> </w:t>
+      </w:r>
+      <w:proofErr w:type="spellStart"/>
+      <w:r>
+        <w:rPr>
+          <w:rFonts w:ascii="Times New Roman" w:hAnsi="Times New Roman" w:cs="Times New Roman"/>
+          <w:sz w:val="28"/>
+          <w:szCs w:val="28"/>
+        </w:rPr>
+        <w:t>mengambil</w:t>
+      </w:r>
+      <w:proofErr w:type="spellEnd"/>
+      <w:r>
+        <w:rPr>
+          <w:rFonts w:ascii="Times New Roman" w:hAnsi="Times New Roman" w:cs="Times New Roman"/>
+          <w:sz w:val="28"/>
+          <w:szCs w:val="28"/>
+        </w:rPr>
+        <w:t xml:space="preserve"> data cryptocurrency </w:t>
+      </w:r>
+      <w:proofErr w:type="spellStart"/>
+      <w:r>
+        <w:rPr>
+          <w:rFonts w:ascii="Times New Roman" w:hAnsi="Times New Roman" w:cs="Times New Roman"/>
+          <w:sz w:val="28"/>
+          <w:szCs w:val="28"/>
+        </w:rPr>
+        <w:t>secara</w:t>
+      </w:r>
+      <w:proofErr w:type="spellEnd"/>
+      <w:r>
+        <w:rPr>
+          <w:rFonts w:ascii="Times New Roman" w:hAnsi="Times New Roman" w:cs="Times New Roman"/>
+          <w:sz w:val="28"/>
+          <w:szCs w:val="28"/>
+        </w:rPr>
+        <w:t xml:space="preserve"> </w:t>
+      </w:r>
+      <w:proofErr w:type="spellStart"/>
+      <w:r>
+        <w:rPr>
+          <w:rFonts w:ascii="Times New Roman" w:hAnsi="Times New Roman" w:cs="Times New Roman"/>
+          <w:sz w:val="28"/>
+          <w:szCs w:val="28"/>
+        </w:rPr>
+        <w:t>otomatis</w:t>
+      </w:r>
+      <w:proofErr w:type="spellEnd"/>
+    </w:p>
+    <w:p>
+      <w:pPr>
+        <w:pStyle w:val="ListParagraph"/>
+        <w:numPr>
+          <w:ilvl w:val="0"/>
+          <w:numId w:val="17"/>
+        </w:numPr>
+        <w:tabs>
+          <w:tab w:val="right" w:pos="8505"/>
+        </w:tabs>
+        <w:jc w:val="both"/>
+        <w:rPr>
+          <w:rFonts w:ascii="Times New Roman" w:hAnsi="Times New Roman" w:cs="Times New Roman"/>
+          <w:sz w:val="28"/>
+          <w:szCs w:val="28"/>
+        </w:rPr>
+      </w:pPr>
+      <w:proofErr w:type="spellStart"/>
+      <w:r>
+        <w:rPr>
+          <w:rFonts w:ascii="Times New Roman" w:hAnsi="Times New Roman" w:cs="Times New Roman"/>
+          <w:sz w:val="28"/>
+          <w:szCs w:val="28"/>
+        </w:rPr>
+        <w:t>Melakukan</w:t>
+      </w:r>
+      <w:proofErr w:type="spellEnd"/>
+      <w:r>
+        <w:rPr>
+          <w:rFonts w:ascii="Times New Roman" w:hAnsi="Times New Roman" w:cs="Times New Roman"/>
+          <w:sz w:val="28"/>
+          <w:szCs w:val="28"/>
+        </w:rPr>
+        <w:t xml:space="preserve"> </w:t>
+      </w:r>
+      <w:proofErr w:type="spellStart"/>
+      <w:r>
+        <w:rPr>
+          <w:rFonts w:ascii="Times New Roman" w:hAnsi="Times New Roman" w:cs="Times New Roman"/>
+          <w:sz w:val="28"/>
+          <w:szCs w:val="28"/>
+        </w:rPr>
+        <w:t>sebuah</w:t>
+      </w:r>
+      <w:proofErr w:type="spellEnd"/>
+      <w:r>
+        <w:rPr>
+          <w:rFonts w:ascii="Times New Roman" w:hAnsi="Times New Roman" w:cs="Times New Roman"/>
+          <w:sz w:val="28"/>
+          <w:szCs w:val="28"/>
+        </w:rPr>
+        <w:t xml:space="preserve"> </w:t>
+      </w:r>
+      <w:proofErr w:type="spellStart"/>
+      <w:r>
+        <w:rPr>
+          <w:rFonts w:ascii="Times New Roman" w:hAnsi="Times New Roman" w:cs="Times New Roman"/>
+          <w:sz w:val="28"/>
+          <w:szCs w:val="28"/>
+        </w:rPr>
+        <w:t>pembersihan</w:t>
+      </w:r>
+      <w:proofErr w:type="spellEnd"/>
+      <w:r>
+        <w:rPr>
+          <w:rFonts w:ascii="Times New Roman" w:hAnsi="Times New Roman" w:cs="Times New Roman"/>
+          <w:sz w:val="28"/>
+          <w:szCs w:val="28"/>
+        </w:rPr>
+        <w:t xml:space="preserve"> data (Data Cleaning) dan </w:t>
+      </w:r>
+      <w:proofErr w:type="spellStart"/>
+      <w:r>
+        <w:rPr>
+          <w:rFonts w:ascii="Times New Roman" w:hAnsi="Times New Roman" w:cs="Times New Roman"/>
+          <w:sz w:val="28"/>
+          <w:szCs w:val="28"/>
+        </w:rPr>
+        <w:t>pengelolahan</w:t>
+      </w:r>
+      <w:proofErr w:type="spellEnd"/>
+      <w:r>
+        <w:rPr>
+          <w:rFonts w:ascii="Times New Roman" w:hAnsi="Times New Roman" w:cs="Times New Roman"/>
+          <w:sz w:val="28"/>
+          <w:szCs w:val="28"/>
+        </w:rPr>
+        <w:t xml:space="preserve"> data agar </w:t>
+      </w:r>
+      <w:proofErr w:type="spellStart"/>
+      <w:r>
+        <w:rPr>
+          <w:rFonts w:ascii="Times New Roman" w:hAnsi="Times New Roman" w:cs="Times New Roman"/>
+          <w:sz w:val="28"/>
+          <w:szCs w:val="28"/>
+        </w:rPr>
+        <w:t>siap</w:t>
+      </w:r>
+      <w:proofErr w:type="spellEnd"/>
+      <w:r>
+        <w:rPr>
+          <w:rFonts w:ascii="Times New Roman" w:hAnsi="Times New Roman" w:cs="Times New Roman"/>
+          <w:sz w:val="28"/>
+          <w:szCs w:val="28"/>
+        </w:rPr>
+        <w:t xml:space="preserve"> di </w:t>
+      </w:r>
+      <w:proofErr w:type="spellStart"/>
+      <w:r>
+        <w:rPr>
+          <w:rFonts w:ascii="Times New Roman" w:hAnsi="Times New Roman" w:cs="Times New Roman"/>
+          <w:sz w:val="28"/>
+          <w:szCs w:val="28"/>
+        </w:rPr>
+        <w:t>analisis</w:t>
+      </w:r>
+      <w:proofErr w:type="spellEnd"/>
+    </w:p>
+    <w:p>
+      <w:pPr>
+        <w:pStyle w:val="ListParagraph"/>
+        <w:numPr>
+          <w:ilvl w:val="0"/>
+          <w:numId w:val="17"/>
+        </w:numPr>
+        <w:tabs>
+          <w:tab w:val="right" w:pos="8505"/>
+        </w:tabs>
+        <w:jc w:val="both"/>
+        <w:rPr>
+          <w:rFonts w:ascii="Times New Roman" w:hAnsi="Times New Roman" w:cs="Times New Roman"/>
+          <w:sz w:val="28"/>
+          <w:szCs w:val="28"/>
+        </w:rPr>
+      </w:pPr>
+      <w:proofErr w:type="spellStart"/>
+      <w:r>
+        <w:rPr>
+          <w:rFonts w:ascii="Times New Roman" w:hAnsi="Times New Roman" w:cs="Times New Roman"/>
+          <w:sz w:val="28"/>
+          <w:szCs w:val="28"/>
+        </w:rPr>
+        <w:t>Menyajikan</w:t>
+      </w:r>
+      <w:proofErr w:type="spellEnd"/>
+      <w:r>
+        <w:rPr>
+          <w:rFonts w:ascii="Times New Roman" w:hAnsi="Times New Roman" w:cs="Times New Roman"/>
+          <w:sz w:val="28"/>
+          <w:szCs w:val="28"/>
+        </w:rPr>
+        <w:t xml:space="preserve"> data </w:t>
+      </w:r>
+      <w:proofErr w:type="spellStart"/>
+      <w:r>
+        <w:rPr>
+          <w:rFonts w:ascii="Times New Roman" w:hAnsi="Times New Roman" w:cs="Times New Roman"/>
+          <w:sz w:val="28"/>
+          <w:szCs w:val="28"/>
+        </w:rPr>
+        <w:t>koin</w:t>
+      </w:r>
+      <w:proofErr w:type="spellEnd"/>
+      <w:r>
+        <w:rPr>
+          <w:rFonts w:ascii="Times New Roman" w:hAnsi="Times New Roman" w:cs="Times New Roman"/>
+          <w:sz w:val="28"/>
+          <w:szCs w:val="28"/>
+        </w:rPr>
+        <w:t xml:space="preserve"> crypto Top </w:t>
+      </w:r>
+      <w:proofErr w:type="spellStart"/>
+      <w:r>
+        <w:rPr>
+          <w:rFonts w:ascii="Times New Roman" w:hAnsi="Times New Roman" w:cs="Times New Roman"/>
+          <w:sz w:val="28"/>
+          <w:szCs w:val="28"/>
+        </w:rPr>
+        <w:t>Gainners</w:t>
+      </w:r>
+      <w:proofErr w:type="spellEnd"/>
+      <w:r>
+        <w:rPr>
+          <w:rFonts w:ascii="Times New Roman" w:hAnsi="Times New Roman" w:cs="Times New Roman"/>
+          <w:sz w:val="28"/>
+          <w:szCs w:val="28"/>
+        </w:rPr>
+        <w:t xml:space="preserve"> dan Top </w:t>
+      </w:r>
+      <w:proofErr w:type="spellStart"/>
+      <w:r>
+        <w:rPr>
+          <w:rFonts w:ascii="Times New Roman" w:hAnsi="Times New Roman" w:cs="Times New Roman"/>
+          <w:sz w:val="28"/>
+          <w:szCs w:val="28"/>
+        </w:rPr>
+        <w:t>Lossers</w:t>
+      </w:r>
+      <w:proofErr w:type="spellEnd"/>
+      <w:r>
+        <w:rPr>
+          <w:rFonts w:ascii="Times New Roman" w:hAnsi="Times New Roman" w:cs="Times New Roman"/>
+          <w:sz w:val="28"/>
+          <w:szCs w:val="28"/>
+        </w:rPr>
+        <w:t xml:space="preserve"> </w:t>
+      </w:r>
+      <w:proofErr w:type="spellStart"/>
+      <w:r>
+        <w:rPr>
+          <w:rFonts w:ascii="Times New Roman" w:hAnsi="Times New Roman" w:cs="Times New Roman"/>
+          <w:sz w:val="28"/>
+          <w:szCs w:val="28"/>
+        </w:rPr>
+        <w:t>dalam</w:t>
+      </w:r>
+      <w:proofErr w:type="spellEnd"/>
+      <w:r>
+        <w:rPr>
+          <w:rFonts w:ascii="Times New Roman" w:hAnsi="Times New Roman" w:cs="Times New Roman"/>
+          <w:sz w:val="28"/>
+          <w:szCs w:val="28"/>
+        </w:rPr>
+        <w:t xml:space="preserve"> </w:t>
+      </w:r>
+      <w:proofErr w:type="spellStart"/>
+      <w:r>
+        <w:rPr>
+          <w:rFonts w:ascii="Times New Roman" w:hAnsi="Times New Roman" w:cs="Times New Roman"/>
+          <w:sz w:val="28"/>
+          <w:szCs w:val="28"/>
+        </w:rPr>
+        <w:t>bentuk</w:t>
+      </w:r>
+      <w:proofErr w:type="spellEnd"/>
+      <w:r>
+        <w:rPr>
+          <w:rFonts w:ascii="Times New Roman" w:hAnsi="Times New Roman" w:cs="Times New Roman"/>
+          <w:sz w:val="28"/>
+          <w:szCs w:val="28"/>
+        </w:rPr>
+        <w:t xml:space="preserve"> </w:t>
+      </w:r>
+      <w:proofErr w:type="spellStart"/>
+      <w:r>
+        <w:rPr>
+          <w:rFonts w:ascii="Times New Roman" w:hAnsi="Times New Roman" w:cs="Times New Roman"/>
+          <w:sz w:val="28"/>
+          <w:szCs w:val="28"/>
+        </w:rPr>
+        <w:t>visualisasi</w:t>
+      </w:r>
+      <w:proofErr w:type="spellEnd"/>
+      <w:r>
+        <w:rPr>
+          <w:rFonts w:ascii="Times New Roman" w:hAnsi="Times New Roman" w:cs="Times New Roman"/>
+          <w:sz w:val="28"/>
+          <w:szCs w:val="28"/>
+        </w:rPr>
+        <w:t xml:space="preserve"> yang </w:t>
+      </w:r>
+      <w:proofErr w:type="spellStart"/>
+      <w:r>
+        <w:rPr>
+          <w:rFonts w:ascii="Times New Roman" w:hAnsi="Times New Roman" w:cs="Times New Roman"/>
+          <w:sz w:val="28"/>
+          <w:szCs w:val="28"/>
+        </w:rPr>
+        <w:t>informatif</w:t>
+      </w:r>
+      <w:proofErr w:type="spellEnd"/>
+    </w:p>
+    <w:p>
+      <w:pPr>
+        <w:pStyle w:val="ListParagraph"/>
+        <w:numPr>
+          <w:ilvl w:val="0"/>
+          <w:numId w:val="17"/>
+        </w:numPr>
+        <w:tabs>
+          <w:tab w:val="right" w:pos="8505"/>
+        </w:tabs>
+        <w:jc w:val="both"/>
+        <w:rPr>
+          <w:rFonts w:ascii="Times New Roman" w:hAnsi="Times New Roman" w:cs="Times New Roman"/>
+          <w:sz w:val="28"/>
+          <w:szCs w:val="28"/>
+        </w:rPr>
+      </w:pPr>
+      <w:proofErr w:type="spellStart"/>
+      <w:r>
+        <w:rPr>
+          <w:rFonts w:ascii="Times New Roman" w:hAnsi="Times New Roman" w:cs="Times New Roman"/>
+          <w:sz w:val="28"/>
+          <w:szCs w:val="28"/>
+        </w:rPr>
+        <w:t>Menganalisis</w:t>
+      </w:r>
+      <w:proofErr w:type="spellEnd"/>
+      <w:r>
+        <w:rPr>
+          <w:rFonts w:ascii="Times New Roman" w:hAnsi="Times New Roman" w:cs="Times New Roman"/>
+          <w:sz w:val="28"/>
+          <w:szCs w:val="28"/>
+        </w:rPr>
+        <w:t xml:space="preserve"> data </w:t>
+      </w:r>
+      <w:proofErr w:type="spellStart"/>
+      <w:r>
+        <w:rPr>
+          <w:rFonts w:ascii="Times New Roman" w:hAnsi="Times New Roman" w:cs="Times New Roman"/>
+          <w:sz w:val="28"/>
+          <w:szCs w:val="28"/>
+        </w:rPr>
+        <w:t>untuk</w:t>
+      </w:r>
+      <w:proofErr w:type="spellEnd"/>
+      <w:r>
+        <w:rPr>
+          <w:rFonts w:ascii="Times New Roman" w:hAnsi="Times New Roman" w:cs="Times New Roman"/>
+          <w:sz w:val="28"/>
+          <w:szCs w:val="28"/>
+        </w:rPr>
+        <w:t xml:space="preserve"> </w:t>
+      </w:r>
+      <w:proofErr w:type="spellStart"/>
+      <w:r>
+        <w:rPr>
+          <w:rFonts w:ascii="Times New Roman" w:hAnsi="Times New Roman" w:cs="Times New Roman"/>
+          <w:sz w:val="28"/>
+          <w:szCs w:val="28"/>
+        </w:rPr>
+        <w:t>memperoleh</w:t>
+      </w:r>
+      <w:proofErr w:type="spellEnd"/>
+      <w:r>
+        <w:rPr>
+          <w:rFonts w:ascii="Times New Roman" w:hAnsi="Times New Roman" w:cs="Times New Roman"/>
+          <w:sz w:val="28"/>
+          <w:szCs w:val="28"/>
+        </w:rPr>
+        <w:t xml:space="preserve"> </w:t>
+      </w:r>
+      <w:proofErr w:type="spellStart"/>
+      <w:r>
+        <w:rPr>
+          <w:rFonts w:ascii="Times New Roman" w:hAnsi="Times New Roman" w:cs="Times New Roman"/>
+          <w:sz w:val="28"/>
+          <w:szCs w:val="28"/>
+        </w:rPr>
+        <w:t>gambaran</w:t>
+      </w:r>
+      <w:proofErr w:type="spellEnd"/>
+      <w:r>
+        <w:rPr>
+          <w:rFonts w:ascii="Times New Roman" w:hAnsi="Times New Roman" w:cs="Times New Roman"/>
+          <w:sz w:val="28"/>
+          <w:szCs w:val="28"/>
+        </w:rPr>
+        <w:t xml:space="preserve"> </w:t>
+      </w:r>
+      <w:proofErr w:type="spellStart"/>
+      <w:r>
+        <w:rPr>
+          <w:rFonts w:ascii="Times New Roman" w:hAnsi="Times New Roman" w:cs="Times New Roman"/>
+          <w:sz w:val="28"/>
+          <w:szCs w:val="28"/>
+        </w:rPr>
+        <w:t>kondisi</w:t>
+      </w:r>
+      <w:proofErr w:type="spellEnd"/>
+      <w:r>
+        <w:rPr>
+          <w:rFonts w:ascii="Times New Roman" w:hAnsi="Times New Roman" w:cs="Times New Roman"/>
+          <w:sz w:val="28"/>
+          <w:szCs w:val="28"/>
+        </w:rPr>
+        <w:t xml:space="preserve"> cryptocurrency </w:t>
+      </w:r>
+      <w:proofErr w:type="spellStart"/>
+      <w:proofErr w:type="gramStart"/>
+      <w:r>
+        <w:rPr>
+          <w:rFonts w:ascii="Times New Roman" w:hAnsi="Times New Roman" w:cs="Times New Roman"/>
+          <w:sz w:val="28"/>
+          <w:szCs w:val="28"/>
+        </w:rPr>
+        <w:t>saat</w:t>
+      </w:r>
+      <w:proofErr w:type="spellEnd"/>
+      <w:r>
+        <w:rPr>
+          <w:rFonts w:ascii="Times New Roman" w:hAnsi="Times New Roman" w:cs="Times New Roman"/>
+          <w:sz w:val="28"/>
+          <w:szCs w:val="28"/>
+        </w:rPr>
+        <w:t xml:space="preserve">  </w:t>
+      </w:r>
+      <w:proofErr w:type="spellStart"/>
+      <w:r>
+        <w:rPr>
+          <w:rFonts w:ascii="Times New Roman" w:hAnsi="Times New Roman" w:cs="Times New Roman"/>
+          <w:sz w:val="28"/>
+          <w:szCs w:val="28"/>
+        </w:rPr>
+        <w:t>ini</w:t>
+      </w:r>
+      <w:proofErr w:type="spellEnd"/>
+      <w:proofErr w:type="gramEnd"/>
     </w:p>
     <w:p>
       <w:pPr>
@@ -4126,6 +4695,600 @@
     </w:p>
     <w:p>
       <w:pPr>
+        <w:pStyle w:val="ListParagraph"/>
+        <w:tabs>
+          <w:tab w:val="right" w:pos="8505"/>
+        </w:tabs>
+        <w:jc w:val="both"/>
+        <w:rPr>
+          <w:rFonts w:ascii="Times New Roman" w:hAnsi="Times New Roman" w:cs="Times New Roman"/>
+          <w:sz w:val="28"/>
+          <w:szCs w:val="28"/>
+        </w:rPr>
+      </w:pPr>
+      <w:proofErr w:type="spellStart"/>
+      <w:r>
+        <w:rPr>
+          <w:rFonts w:ascii="Times New Roman" w:hAnsi="Times New Roman" w:cs="Times New Roman"/>
+          <w:sz w:val="28"/>
+          <w:szCs w:val="28"/>
+        </w:rPr>
+        <w:t>Beberapa</w:t>
+      </w:r>
+      <w:proofErr w:type="spellEnd"/>
+      <w:r>
+        <w:rPr>
+          <w:rFonts w:ascii="Times New Roman" w:hAnsi="Times New Roman" w:cs="Times New Roman"/>
+          <w:sz w:val="28"/>
+          <w:szCs w:val="28"/>
+        </w:rPr>
+        <w:t xml:space="preserve"> </w:t>
+      </w:r>
+      <w:proofErr w:type="spellStart"/>
+      <w:r>
+        <w:rPr>
+          <w:rFonts w:ascii="Times New Roman" w:hAnsi="Times New Roman" w:cs="Times New Roman"/>
+          <w:sz w:val="28"/>
+          <w:szCs w:val="28"/>
+        </w:rPr>
+        <w:t>manfaat</w:t>
+      </w:r>
+      <w:proofErr w:type="spellEnd"/>
+      <w:r>
+        <w:rPr>
+          <w:rFonts w:ascii="Times New Roman" w:hAnsi="Times New Roman" w:cs="Times New Roman"/>
+          <w:sz w:val="28"/>
+          <w:szCs w:val="28"/>
+        </w:rPr>
+        <w:t xml:space="preserve"> yang </w:t>
+      </w:r>
+      <w:proofErr w:type="spellStart"/>
+      <w:r>
+        <w:rPr>
+          <w:rFonts w:ascii="Times New Roman" w:hAnsi="Times New Roman" w:cs="Times New Roman"/>
+          <w:sz w:val="28"/>
+          <w:szCs w:val="28"/>
+        </w:rPr>
+        <w:t>bisa</w:t>
+      </w:r>
+      <w:proofErr w:type="spellEnd"/>
+      <w:r>
+        <w:rPr>
+          <w:rFonts w:ascii="Times New Roman" w:hAnsi="Times New Roman" w:cs="Times New Roman"/>
+          <w:sz w:val="28"/>
+          <w:szCs w:val="28"/>
+        </w:rPr>
+        <w:t xml:space="preserve"> </w:t>
+      </w:r>
+      <w:proofErr w:type="spellStart"/>
+      <w:proofErr w:type="gramStart"/>
+      <w:r>
+        <w:rPr>
+          <w:rFonts w:ascii="Times New Roman" w:hAnsi="Times New Roman" w:cs="Times New Roman"/>
+          <w:sz w:val="28"/>
+          <w:szCs w:val="28"/>
+        </w:rPr>
+        <w:t>saya</w:t>
+      </w:r>
+      <w:proofErr w:type="spellEnd"/>
+      <w:r>
+        <w:rPr>
+          <w:rFonts w:ascii="Times New Roman" w:hAnsi="Times New Roman" w:cs="Times New Roman"/>
+          <w:sz w:val="28"/>
+          <w:szCs w:val="28"/>
+        </w:rPr>
+        <w:t xml:space="preserve">  </w:t>
+      </w:r>
+      <w:proofErr w:type="spellStart"/>
+      <w:r>
+        <w:rPr>
+          <w:rFonts w:ascii="Times New Roman" w:hAnsi="Times New Roman" w:cs="Times New Roman"/>
+          <w:sz w:val="28"/>
+          <w:szCs w:val="28"/>
+        </w:rPr>
+        <w:t>peroleh</w:t>
+      </w:r>
+      <w:proofErr w:type="spellEnd"/>
+      <w:proofErr w:type="gramEnd"/>
+      <w:r>
+        <w:rPr>
+          <w:rFonts w:ascii="Times New Roman" w:hAnsi="Times New Roman" w:cs="Times New Roman"/>
+          <w:sz w:val="28"/>
+          <w:szCs w:val="28"/>
+        </w:rPr>
+        <w:t xml:space="preserve"> </w:t>
+      </w:r>
+      <w:proofErr w:type="spellStart"/>
+      <w:r>
+        <w:rPr>
+          <w:rFonts w:ascii="Times New Roman" w:hAnsi="Times New Roman" w:cs="Times New Roman"/>
+          <w:sz w:val="28"/>
+          <w:szCs w:val="28"/>
+        </w:rPr>
+        <w:t>adalah</w:t>
+      </w:r>
+      <w:proofErr w:type="spellEnd"/>
+      <w:r>
+        <w:rPr>
+          <w:rFonts w:ascii="Times New Roman" w:hAnsi="Times New Roman" w:cs="Times New Roman"/>
+          <w:sz w:val="28"/>
+          <w:szCs w:val="28"/>
+        </w:rPr>
+        <w:t>:</w:t>
+      </w:r>
+    </w:p>
+    <w:p>
+      <w:pPr>
+        <w:pStyle w:val="ListParagraph"/>
+        <w:numPr>
+          <w:ilvl w:val="0"/>
+          <w:numId w:val="18"/>
+        </w:numPr>
+        <w:tabs>
+          <w:tab w:val="right" w:pos="8505"/>
+        </w:tabs>
+        <w:jc w:val="both"/>
+        <w:rPr>
+          <w:rFonts w:ascii="Times New Roman" w:hAnsi="Times New Roman" w:cs="Times New Roman"/>
+          <w:sz w:val="28"/>
+          <w:szCs w:val="28"/>
+        </w:rPr>
+      </w:pPr>
+      <w:proofErr w:type="spellStart"/>
+      <w:r>
+        <w:rPr>
+          <w:rFonts w:ascii="Times New Roman" w:hAnsi="Times New Roman" w:cs="Times New Roman"/>
+          <w:sz w:val="28"/>
+          <w:szCs w:val="28"/>
+        </w:rPr>
+        <w:t>Mahasiswa</w:t>
+      </w:r>
+      <w:proofErr w:type="spellEnd"/>
+      <w:r>
+        <w:rPr>
+          <w:rFonts w:ascii="Times New Roman" w:hAnsi="Times New Roman" w:cs="Times New Roman"/>
+          <w:sz w:val="28"/>
+          <w:szCs w:val="28"/>
+        </w:rPr>
+        <w:t xml:space="preserve"> </w:t>
+      </w:r>
+      <w:proofErr w:type="spellStart"/>
+      <w:r>
+        <w:rPr>
+          <w:rFonts w:ascii="Times New Roman" w:hAnsi="Times New Roman" w:cs="Times New Roman"/>
+          <w:sz w:val="28"/>
+          <w:szCs w:val="28"/>
+        </w:rPr>
+        <w:t>dapat</w:t>
+      </w:r>
+      <w:proofErr w:type="spellEnd"/>
+      <w:r>
+        <w:rPr>
+          <w:rFonts w:ascii="Times New Roman" w:hAnsi="Times New Roman" w:cs="Times New Roman"/>
+          <w:sz w:val="28"/>
+          <w:szCs w:val="28"/>
+        </w:rPr>
+        <w:t xml:space="preserve"> </w:t>
+      </w:r>
+      <w:proofErr w:type="spellStart"/>
+      <w:proofErr w:type="gramStart"/>
+      <w:r>
+        <w:rPr>
+          <w:rFonts w:ascii="Times New Roman" w:hAnsi="Times New Roman" w:cs="Times New Roman"/>
+          <w:sz w:val="28"/>
+          <w:szCs w:val="28"/>
+        </w:rPr>
+        <w:t>mamapu</w:t>
+      </w:r>
+      <w:proofErr w:type="spellEnd"/>
+      <w:r>
+        <w:rPr>
+          <w:rFonts w:ascii="Times New Roman" w:hAnsi="Times New Roman" w:cs="Times New Roman"/>
+          <w:sz w:val="28"/>
+          <w:szCs w:val="28"/>
+        </w:rPr>
+        <w:t xml:space="preserve">  </w:t>
+      </w:r>
+      <w:proofErr w:type="spellStart"/>
+      <w:r>
+        <w:rPr>
+          <w:rFonts w:ascii="Times New Roman" w:hAnsi="Times New Roman" w:cs="Times New Roman"/>
+          <w:sz w:val="28"/>
+          <w:szCs w:val="28"/>
+        </w:rPr>
+        <w:t>memahami</w:t>
+      </w:r>
+      <w:proofErr w:type="spellEnd"/>
+      <w:proofErr w:type="gramEnd"/>
+      <w:r>
+        <w:rPr>
+          <w:rFonts w:ascii="Times New Roman" w:hAnsi="Times New Roman" w:cs="Times New Roman"/>
+          <w:sz w:val="28"/>
+          <w:szCs w:val="28"/>
+        </w:rPr>
+        <w:t xml:space="preserve"> Web Scrapping </w:t>
+      </w:r>
+      <w:proofErr w:type="spellStart"/>
+      <w:r>
+        <w:rPr>
+          <w:rFonts w:ascii="Times New Roman" w:hAnsi="Times New Roman" w:cs="Times New Roman"/>
+          <w:sz w:val="28"/>
+          <w:szCs w:val="28"/>
+        </w:rPr>
+        <w:t>dalam</w:t>
+      </w:r>
+      <w:proofErr w:type="spellEnd"/>
+      <w:r>
+        <w:rPr>
+          <w:rFonts w:ascii="Times New Roman" w:hAnsi="Times New Roman" w:cs="Times New Roman"/>
+          <w:sz w:val="28"/>
+          <w:szCs w:val="28"/>
+        </w:rPr>
+        <w:t xml:space="preserve"> </w:t>
+      </w:r>
+      <w:proofErr w:type="spellStart"/>
+      <w:r>
+        <w:rPr>
+          <w:rFonts w:ascii="Times New Roman" w:hAnsi="Times New Roman" w:cs="Times New Roman"/>
+          <w:sz w:val="28"/>
+          <w:szCs w:val="28"/>
+        </w:rPr>
+        <w:t>pengambilan</w:t>
+      </w:r>
+      <w:proofErr w:type="spellEnd"/>
+      <w:r>
+        <w:rPr>
+          <w:rFonts w:ascii="Times New Roman" w:hAnsi="Times New Roman" w:cs="Times New Roman"/>
+          <w:sz w:val="28"/>
+          <w:szCs w:val="28"/>
+        </w:rPr>
+        <w:t xml:space="preserve"> data </w:t>
+      </w:r>
+      <w:proofErr w:type="spellStart"/>
+      <w:r>
+        <w:rPr>
+          <w:rFonts w:ascii="Times New Roman" w:hAnsi="Times New Roman" w:cs="Times New Roman"/>
+          <w:sz w:val="28"/>
+          <w:szCs w:val="28"/>
+        </w:rPr>
+        <w:t>dari</w:t>
+      </w:r>
+      <w:proofErr w:type="spellEnd"/>
+      <w:r>
+        <w:rPr>
+          <w:rFonts w:ascii="Times New Roman" w:hAnsi="Times New Roman" w:cs="Times New Roman"/>
+          <w:sz w:val="28"/>
+          <w:szCs w:val="28"/>
+        </w:rPr>
+        <w:t xml:space="preserve"> website</w:t>
+      </w:r>
+    </w:p>
+    <w:p>
+      <w:pPr>
+        <w:pStyle w:val="ListParagraph"/>
+        <w:numPr>
+          <w:ilvl w:val="0"/>
+          <w:numId w:val="18"/>
+        </w:numPr>
+        <w:tabs>
+          <w:tab w:val="right" w:pos="8505"/>
+        </w:tabs>
+        <w:jc w:val="both"/>
+        <w:rPr>
+          <w:rFonts w:ascii="Times New Roman" w:hAnsi="Times New Roman" w:cs="Times New Roman"/>
+          <w:sz w:val="28"/>
+          <w:szCs w:val="28"/>
+        </w:rPr>
+      </w:pPr>
+      <w:proofErr w:type="spellStart"/>
+      <w:r>
+        <w:rPr>
+          <w:rFonts w:ascii="Times New Roman" w:hAnsi="Times New Roman" w:cs="Times New Roman"/>
+          <w:sz w:val="28"/>
+          <w:szCs w:val="28"/>
+        </w:rPr>
+        <w:t>Mahasiswa</w:t>
+      </w:r>
+      <w:proofErr w:type="spellEnd"/>
+      <w:r>
+        <w:rPr>
+          <w:rFonts w:ascii="Times New Roman" w:hAnsi="Times New Roman" w:cs="Times New Roman"/>
+          <w:sz w:val="28"/>
+          <w:szCs w:val="28"/>
+        </w:rPr>
+        <w:t xml:space="preserve"> </w:t>
+      </w:r>
+      <w:proofErr w:type="spellStart"/>
+      <w:r>
+        <w:rPr>
+          <w:rFonts w:ascii="Times New Roman" w:hAnsi="Times New Roman" w:cs="Times New Roman"/>
+          <w:sz w:val="28"/>
+          <w:szCs w:val="28"/>
+        </w:rPr>
+        <w:t>mampu</w:t>
+      </w:r>
+      <w:proofErr w:type="spellEnd"/>
+      <w:r>
+        <w:rPr>
+          <w:rFonts w:ascii="Times New Roman" w:hAnsi="Times New Roman" w:cs="Times New Roman"/>
+          <w:sz w:val="28"/>
+          <w:szCs w:val="28"/>
+        </w:rPr>
+        <w:t xml:space="preserve"> </w:t>
+      </w:r>
+      <w:proofErr w:type="spellStart"/>
+      <w:r>
+        <w:rPr>
+          <w:rFonts w:ascii="Times New Roman" w:hAnsi="Times New Roman" w:cs="Times New Roman"/>
+          <w:sz w:val="28"/>
+          <w:szCs w:val="28"/>
+        </w:rPr>
+        <w:t>melakukan</w:t>
+      </w:r>
+      <w:proofErr w:type="spellEnd"/>
+      <w:r>
+        <w:rPr>
+          <w:rFonts w:ascii="Times New Roman" w:hAnsi="Times New Roman" w:cs="Times New Roman"/>
+          <w:sz w:val="28"/>
+          <w:szCs w:val="28"/>
+        </w:rPr>
+        <w:t xml:space="preserve"> </w:t>
+      </w:r>
+      <w:proofErr w:type="spellStart"/>
+      <w:r>
+        <w:rPr>
+          <w:rFonts w:ascii="Times New Roman" w:hAnsi="Times New Roman" w:cs="Times New Roman"/>
+          <w:sz w:val="28"/>
+          <w:szCs w:val="28"/>
+        </w:rPr>
+        <w:t>sebuah</w:t>
+      </w:r>
+      <w:proofErr w:type="spellEnd"/>
+      <w:r>
+        <w:rPr>
+          <w:rFonts w:ascii="Times New Roman" w:hAnsi="Times New Roman" w:cs="Times New Roman"/>
+          <w:sz w:val="28"/>
+          <w:szCs w:val="28"/>
+        </w:rPr>
+        <w:t xml:space="preserve"> </w:t>
+      </w:r>
+    </w:p>
+    <w:p>
+      <w:pPr>
+        <w:pStyle w:val="ListParagraph"/>
+        <w:numPr>
+          <w:ilvl w:val="0"/>
+          <w:numId w:val="18"/>
+        </w:numPr>
+        <w:tabs>
+          <w:tab w:val="right" w:pos="8505"/>
+        </w:tabs>
+        <w:jc w:val="both"/>
+        <w:rPr>
+          <w:rFonts w:ascii="Times New Roman" w:hAnsi="Times New Roman" w:cs="Times New Roman"/>
+          <w:sz w:val="28"/>
+          <w:szCs w:val="28"/>
+        </w:rPr>
+      </w:pPr>
+      <w:proofErr w:type="spellStart"/>
+      <w:r>
+        <w:rPr>
+          <w:rFonts w:ascii="Times New Roman" w:hAnsi="Times New Roman" w:cs="Times New Roman"/>
+          <w:sz w:val="28"/>
+          <w:szCs w:val="28"/>
+        </w:rPr>
+        <w:t>Mahasiswa</w:t>
+      </w:r>
+      <w:proofErr w:type="spellEnd"/>
+      <w:r>
+        <w:rPr>
+          <w:rFonts w:ascii="Times New Roman" w:hAnsi="Times New Roman" w:cs="Times New Roman"/>
+          <w:sz w:val="28"/>
+          <w:szCs w:val="28"/>
+        </w:rPr>
+        <w:t xml:space="preserve"> </w:t>
+      </w:r>
+      <w:proofErr w:type="spellStart"/>
+      <w:r>
+        <w:rPr>
+          <w:rFonts w:ascii="Times New Roman" w:hAnsi="Times New Roman" w:cs="Times New Roman"/>
+          <w:sz w:val="28"/>
+          <w:szCs w:val="28"/>
+        </w:rPr>
+        <w:t>dapat</w:t>
+      </w:r>
+      <w:proofErr w:type="spellEnd"/>
+      <w:r>
+        <w:rPr>
+          <w:rFonts w:ascii="Times New Roman" w:hAnsi="Times New Roman" w:cs="Times New Roman"/>
+          <w:sz w:val="28"/>
+          <w:szCs w:val="28"/>
+        </w:rPr>
+        <w:t xml:space="preserve"> </w:t>
+      </w:r>
+      <w:proofErr w:type="spellStart"/>
+      <w:r>
+        <w:rPr>
+          <w:rFonts w:ascii="Times New Roman" w:hAnsi="Times New Roman" w:cs="Times New Roman"/>
+          <w:sz w:val="28"/>
+          <w:szCs w:val="28"/>
+        </w:rPr>
+        <w:t>memvisualisasikan</w:t>
+      </w:r>
+      <w:proofErr w:type="spellEnd"/>
+      <w:r>
+        <w:rPr>
+          <w:rFonts w:ascii="Times New Roman" w:hAnsi="Times New Roman" w:cs="Times New Roman"/>
+          <w:sz w:val="28"/>
+          <w:szCs w:val="28"/>
+        </w:rPr>
+        <w:t xml:space="preserve"> </w:t>
+      </w:r>
+      <w:proofErr w:type="spellStart"/>
+      <w:r>
+        <w:rPr>
+          <w:rFonts w:ascii="Times New Roman" w:hAnsi="Times New Roman" w:cs="Times New Roman"/>
+          <w:sz w:val="28"/>
+          <w:szCs w:val="28"/>
+        </w:rPr>
+        <w:t>hasil</w:t>
+      </w:r>
+      <w:proofErr w:type="spellEnd"/>
+      <w:r>
+        <w:rPr>
+          <w:rFonts w:ascii="Times New Roman" w:hAnsi="Times New Roman" w:cs="Times New Roman"/>
+          <w:sz w:val="28"/>
+          <w:szCs w:val="28"/>
+        </w:rPr>
+        <w:t xml:space="preserve"> scrapping </w:t>
+      </w:r>
+      <w:proofErr w:type="spellStart"/>
+      <w:r>
+        <w:rPr>
+          <w:rFonts w:ascii="Times New Roman" w:hAnsi="Times New Roman" w:cs="Times New Roman"/>
+          <w:sz w:val="28"/>
+          <w:szCs w:val="28"/>
+        </w:rPr>
+        <w:t>pergerakan</w:t>
+      </w:r>
+      <w:proofErr w:type="spellEnd"/>
+      <w:r>
+        <w:rPr>
+          <w:rFonts w:ascii="Times New Roman" w:hAnsi="Times New Roman" w:cs="Times New Roman"/>
+          <w:sz w:val="28"/>
+          <w:szCs w:val="28"/>
+        </w:rPr>
+        <w:t xml:space="preserve"> pasar crypto </w:t>
+      </w:r>
+      <w:proofErr w:type="spellStart"/>
+      <w:r>
+        <w:rPr>
+          <w:rFonts w:ascii="Times New Roman" w:hAnsi="Times New Roman" w:cs="Times New Roman"/>
+          <w:sz w:val="28"/>
+          <w:szCs w:val="28"/>
+        </w:rPr>
+        <w:t>berdasarkan</w:t>
+      </w:r>
+      <w:proofErr w:type="spellEnd"/>
+      <w:r>
+        <w:rPr>
+          <w:rFonts w:ascii="Times New Roman" w:hAnsi="Times New Roman" w:cs="Times New Roman"/>
+          <w:sz w:val="28"/>
+          <w:szCs w:val="28"/>
+        </w:rPr>
+        <w:t xml:space="preserve"> data yang </w:t>
+      </w:r>
+      <w:proofErr w:type="spellStart"/>
+      <w:r>
+        <w:rPr>
+          <w:rFonts w:ascii="Times New Roman" w:hAnsi="Times New Roman" w:cs="Times New Roman"/>
+          <w:sz w:val="28"/>
+          <w:szCs w:val="28"/>
+        </w:rPr>
+        <w:t>diperoleh</w:t>
+      </w:r>
+      <w:proofErr w:type="spellEnd"/>
+      <w:r>
+        <w:rPr>
+          <w:rFonts w:ascii="Times New Roman" w:hAnsi="Times New Roman" w:cs="Times New Roman"/>
+          <w:sz w:val="28"/>
+          <w:szCs w:val="28"/>
+        </w:rPr>
+        <w:t>.</w:t>
+      </w:r>
+    </w:p>
+    <w:p>
+      <w:pPr>
+        <w:pStyle w:val="ListParagraph"/>
+        <w:tabs>
+          <w:tab w:val="right" w:pos="8505"/>
+        </w:tabs>
+        <w:ind w:left="1440"/>
+        <w:jc w:val="both"/>
+        <w:rPr>
+          <w:rFonts w:ascii="Times New Roman" w:hAnsi="Times New Roman" w:cs="Times New Roman"/>
+          <w:sz w:val="28"/>
+          <w:szCs w:val="28"/>
+        </w:rPr>
+      </w:pPr>
+    </w:p>
+    <w:p>
+      <w:pPr>
+        <w:pStyle w:val="ListParagraph"/>
+        <w:tabs>
+          <w:tab w:val="right" w:pos="8505"/>
+        </w:tabs>
+        <w:ind w:left="1440"/>
+        <w:jc w:val="both"/>
+        <w:rPr>
+          <w:rFonts w:ascii="Times New Roman" w:hAnsi="Times New Roman" w:cs="Times New Roman"/>
+          <w:sz w:val="28"/>
+          <w:szCs w:val="28"/>
+        </w:rPr>
+      </w:pPr>
+    </w:p>
+    <w:p>
+      <w:pPr>
+        <w:pStyle w:val="ListParagraph"/>
+        <w:tabs>
+          <w:tab w:val="right" w:pos="8505"/>
+        </w:tabs>
+        <w:ind w:left="1440"/>
+        <w:jc w:val="both"/>
+        <w:rPr>
+          <w:rFonts w:ascii="Times New Roman" w:hAnsi="Times New Roman" w:cs="Times New Roman"/>
+          <w:sz w:val="28"/>
+          <w:szCs w:val="28"/>
+        </w:rPr>
+      </w:pPr>
+    </w:p>
+    <w:p>
+      <w:pPr>
+        <w:pStyle w:val="ListParagraph"/>
+        <w:tabs>
+          <w:tab w:val="right" w:pos="8505"/>
+        </w:tabs>
+        <w:ind w:left="1440"/>
+        <w:jc w:val="both"/>
+        <w:rPr>
+          <w:rFonts w:ascii="Times New Roman" w:hAnsi="Times New Roman" w:cs="Times New Roman"/>
+          <w:sz w:val="28"/>
+          <w:szCs w:val="28"/>
+        </w:rPr>
+      </w:pPr>
+    </w:p>
+    <w:p>
+      <w:pPr>
+        <w:pStyle w:val="ListParagraph"/>
+        <w:tabs>
+          <w:tab w:val="right" w:pos="8505"/>
+        </w:tabs>
+        <w:ind w:left="1440"/>
+        <w:jc w:val="both"/>
+        <w:rPr>
+          <w:rFonts w:ascii="Times New Roman" w:hAnsi="Times New Roman" w:cs="Times New Roman"/>
+          <w:sz w:val="28"/>
+          <w:szCs w:val="28"/>
+        </w:rPr>
+      </w:pPr>
+    </w:p>
+    <w:p>
+      <w:pPr>
+        <w:pStyle w:val="ListParagraph"/>
+        <w:tabs>
+          <w:tab w:val="right" w:pos="8505"/>
+        </w:tabs>
+        <w:ind w:left="1440"/>
+        <w:jc w:val="both"/>
+        <w:rPr>
+          <w:rFonts w:ascii="Times New Roman" w:hAnsi="Times New Roman" w:cs="Times New Roman"/>
+          <w:sz w:val="28"/>
+          <w:szCs w:val="28"/>
+        </w:rPr>
+      </w:pPr>
+    </w:p>
+    <w:p>
+      <w:pPr>
         <w:tabs>
           <w:tab w:val="right" w:pos="8505"/>
         </w:tabs>
@@ -4160,6 +5323,7 @@
           <w:sz w:val="28"/>
           <w:szCs w:val="28"/>
         </w:rPr>
+        <w:lastRenderedPageBreak/>
         <w:t>BAB II</w:t>
       </w:r>
     </w:p>
@@ -4239,14 +5403,11 @@
     <w:p>
       <w:pPr>
         <w:pStyle w:val="ListParagraph"/>
-        <w:numPr>
-          <w:ilvl w:val="0"/>
-          <w:numId w:val="14"/>
-        </w:numPr>
         <w:tabs>
           <w:tab w:val="right" w:pos="8505"/>
         </w:tabs>
         <w:spacing w:after="0"/>
+        <w:ind w:left="794" w:firstLine="567"/>
         <w:jc w:val="both"/>
         <w:rPr>
           <w:rFonts w:ascii="Times New Roman" w:hAnsi="Times New Roman" w:cs="Times New Roman"/>
@@ -4260,8 +5421,1138 @@
           <w:sz w:val="28"/>
           <w:szCs w:val="28"/>
         </w:rPr>
-        <w:t>Web Scrapping</w:t>
-      </w:r>
+        <w:t xml:space="preserve">Cryptocurrency </w:t>
+      </w:r>
+      <w:proofErr w:type="spellStart"/>
+      <w:r>
+        <w:rPr>
+          <w:rFonts w:ascii="Times New Roman" w:hAnsi="Times New Roman" w:cs="Times New Roman"/>
+          <w:sz w:val="28"/>
+          <w:szCs w:val="28"/>
+        </w:rPr>
+        <w:t>adalah</w:t>
+      </w:r>
+      <w:proofErr w:type="spellEnd"/>
+      <w:r>
+        <w:rPr>
+          <w:rFonts w:ascii="Times New Roman" w:hAnsi="Times New Roman" w:cs="Times New Roman"/>
+          <w:sz w:val="28"/>
+          <w:szCs w:val="28"/>
+        </w:rPr>
+        <w:t xml:space="preserve"> </w:t>
+      </w:r>
+      <w:proofErr w:type="spellStart"/>
+      <w:r>
+        <w:rPr>
+          <w:rFonts w:ascii="Times New Roman" w:hAnsi="Times New Roman" w:cs="Times New Roman"/>
+          <w:sz w:val="28"/>
+          <w:szCs w:val="28"/>
+        </w:rPr>
+        <w:t>mata</w:t>
+      </w:r>
+      <w:proofErr w:type="spellEnd"/>
+      <w:r>
+        <w:rPr>
+          <w:rFonts w:ascii="Times New Roman" w:hAnsi="Times New Roman" w:cs="Times New Roman"/>
+          <w:sz w:val="28"/>
+          <w:szCs w:val="28"/>
+        </w:rPr>
+        <w:t xml:space="preserve"> </w:t>
+      </w:r>
+      <w:proofErr w:type="spellStart"/>
+      <w:r>
+        <w:rPr>
+          <w:rFonts w:ascii="Times New Roman" w:hAnsi="Times New Roman" w:cs="Times New Roman"/>
+          <w:sz w:val="28"/>
+          <w:szCs w:val="28"/>
+        </w:rPr>
+        <w:t>uang</w:t>
+      </w:r>
+      <w:proofErr w:type="spellEnd"/>
+      <w:r>
+        <w:rPr>
+          <w:rFonts w:ascii="Times New Roman" w:hAnsi="Times New Roman" w:cs="Times New Roman"/>
+          <w:sz w:val="28"/>
+          <w:szCs w:val="28"/>
+        </w:rPr>
+        <w:t xml:space="preserve"> digital yang </w:t>
+      </w:r>
+      <w:proofErr w:type="spellStart"/>
+      <w:r>
+        <w:rPr>
+          <w:rFonts w:ascii="Times New Roman" w:hAnsi="Times New Roman" w:cs="Times New Roman"/>
+          <w:sz w:val="28"/>
+          <w:szCs w:val="28"/>
+        </w:rPr>
+        <w:t>dilindungi</w:t>
+      </w:r>
+      <w:proofErr w:type="spellEnd"/>
+      <w:r>
+        <w:rPr>
+          <w:rFonts w:ascii="Times New Roman" w:hAnsi="Times New Roman" w:cs="Times New Roman"/>
+          <w:sz w:val="28"/>
+          <w:szCs w:val="28"/>
+        </w:rPr>
+        <w:t xml:space="preserve"> </w:t>
+      </w:r>
+      <w:proofErr w:type="spellStart"/>
+      <w:r>
+        <w:rPr>
+          <w:rFonts w:ascii="Times New Roman" w:hAnsi="Times New Roman" w:cs="Times New Roman"/>
+          <w:sz w:val="28"/>
+          <w:szCs w:val="28"/>
+        </w:rPr>
+        <w:t>dengan</w:t>
+      </w:r>
+      <w:proofErr w:type="spellEnd"/>
+      <w:r>
+        <w:rPr>
+          <w:rFonts w:ascii="Times New Roman" w:hAnsi="Times New Roman" w:cs="Times New Roman"/>
+          <w:sz w:val="28"/>
+          <w:szCs w:val="28"/>
+        </w:rPr>
+        <w:t xml:space="preserve"> </w:t>
+      </w:r>
+      <w:proofErr w:type="spellStart"/>
+      <w:r>
+        <w:rPr>
+          <w:rFonts w:ascii="Times New Roman" w:hAnsi="Times New Roman" w:cs="Times New Roman"/>
+          <w:sz w:val="28"/>
+          <w:szCs w:val="28"/>
+        </w:rPr>
+        <w:t>teknologi</w:t>
+      </w:r>
+      <w:proofErr w:type="spellEnd"/>
+      <w:r>
+        <w:rPr>
+          <w:rFonts w:ascii="Times New Roman" w:hAnsi="Times New Roman" w:cs="Times New Roman"/>
+          <w:sz w:val="28"/>
+          <w:szCs w:val="28"/>
+        </w:rPr>
+        <w:t xml:space="preserve"> </w:t>
+      </w:r>
+      <w:proofErr w:type="spellStart"/>
+      <w:r>
+        <w:rPr>
+          <w:rFonts w:ascii="Times New Roman" w:hAnsi="Times New Roman" w:cs="Times New Roman"/>
+          <w:sz w:val="28"/>
+          <w:szCs w:val="28"/>
+        </w:rPr>
+        <w:t>kriptografi</w:t>
+      </w:r>
+      <w:proofErr w:type="spellEnd"/>
+      <w:r>
+        <w:rPr>
+          <w:rFonts w:ascii="Times New Roman" w:hAnsi="Times New Roman" w:cs="Times New Roman"/>
+          <w:sz w:val="28"/>
+          <w:szCs w:val="28"/>
+        </w:rPr>
+        <w:t xml:space="preserve"> </w:t>
+      </w:r>
+      <w:proofErr w:type="spellStart"/>
+      <w:r>
+        <w:rPr>
+          <w:rFonts w:ascii="Times New Roman" w:hAnsi="Times New Roman" w:cs="Times New Roman"/>
+          <w:sz w:val="28"/>
+          <w:szCs w:val="28"/>
+        </w:rPr>
+        <w:t>sehingga</w:t>
+      </w:r>
+      <w:proofErr w:type="spellEnd"/>
+      <w:r>
+        <w:rPr>
+          <w:rFonts w:ascii="Times New Roman" w:hAnsi="Times New Roman" w:cs="Times New Roman"/>
+          <w:sz w:val="28"/>
+          <w:szCs w:val="28"/>
+        </w:rPr>
+        <w:t xml:space="preserve"> </w:t>
+      </w:r>
+      <w:proofErr w:type="spellStart"/>
+      <w:r>
+        <w:rPr>
+          <w:rFonts w:ascii="Times New Roman" w:hAnsi="Times New Roman" w:cs="Times New Roman"/>
+          <w:sz w:val="28"/>
+          <w:szCs w:val="28"/>
+        </w:rPr>
+        <w:t>sulit</w:t>
+      </w:r>
+      <w:proofErr w:type="spellEnd"/>
+      <w:r>
+        <w:rPr>
+          <w:rFonts w:ascii="Times New Roman" w:hAnsi="Times New Roman" w:cs="Times New Roman"/>
+          <w:sz w:val="28"/>
+          <w:szCs w:val="28"/>
+        </w:rPr>
+        <w:t xml:space="preserve"> </w:t>
+      </w:r>
+      <w:proofErr w:type="spellStart"/>
+      <w:r>
+        <w:rPr>
+          <w:rFonts w:ascii="Times New Roman" w:hAnsi="Times New Roman" w:cs="Times New Roman"/>
+          <w:sz w:val="28"/>
+          <w:szCs w:val="28"/>
+        </w:rPr>
+        <w:t>untuk</w:t>
+      </w:r>
+      <w:proofErr w:type="spellEnd"/>
+      <w:r>
+        <w:rPr>
+          <w:rFonts w:ascii="Times New Roman" w:hAnsi="Times New Roman" w:cs="Times New Roman"/>
+          <w:sz w:val="28"/>
+          <w:szCs w:val="28"/>
+        </w:rPr>
+        <w:t xml:space="preserve"> </w:t>
+      </w:r>
+      <w:proofErr w:type="spellStart"/>
+      <w:r>
+        <w:rPr>
+          <w:rFonts w:ascii="Times New Roman" w:hAnsi="Times New Roman" w:cs="Times New Roman"/>
+          <w:sz w:val="28"/>
+          <w:szCs w:val="28"/>
+        </w:rPr>
+        <w:t>dipalsukan</w:t>
+      </w:r>
+      <w:proofErr w:type="spellEnd"/>
+      <w:r>
+        <w:rPr>
+          <w:rFonts w:ascii="Times New Roman" w:hAnsi="Times New Roman" w:cs="Times New Roman"/>
+          <w:sz w:val="28"/>
+          <w:szCs w:val="28"/>
+        </w:rPr>
+        <w:t xml:space="preserve"> </w:t>
+      </w:r>
+      <w:proofErr w:type="spellStart"/>
+      <w:r>
+        <w:rPr>
+          <w:rFonts w:ascii="Times New Roman" w:hAnsi="Times New Roman" w:cs="Times New Roman"/>
+          <w:sz w:val="28"/>
+          <w:szCs w:val="28"/>
+        </w:rPr>
+        <w:t>atau</w:t>
+      </w:r>
+      <w:proofErr w:type="spellEnd"/>
+      <w:r>
+        <w:rPr>
+          <w:rFonts w:ascii="Times New Roman" w:hAnsi="Times New Roman" w:cs="Times New Roman"/>
+          <w:sz w:val="28"/>
+          <w:szCs w:val="28"/>
+        </w:rPr>
+        <w:t xml:space="preserve"> </w:t>
+      </w:r>
+      <w:proofErr w:type="spellStart"/>
+      <w:r>
+        <w:rPr>
+          <w:rFonts w:ascii="Times New Roman" w:hAnsi="Times New Roman" w:cs="Times New Roman"/>
+          <w:sz w:val="28"/>
+          <w:szCs w:val="28"/>
+        </w:rPr>
+        <w:t>dimanipulasi</w:t>
+      </w:r>
+      <w:proofErr w:type="spellEnd"/>
+      <w:r>
+        <w:rPr>
+          <w:rFonts w:ascii="Times New Roman" w:hAnsi="Times New Roman" w:cs="Times New Roman"/>
+          <w:sz w:val="28"/>
+          <w:szCs w:val="28"/>
+        </w:rPr>
+        <w:t xml:space="preserve">. </w:t>
+      </w:r>
+      <w:proofErr w:type="spellStart"/>
+      <w:r>
+        <w:rPr>
+          <w:rFonts w:ascii="Times New Roman" w:hAnsi="Times New Roman" w:cs="Times New Roman"/>
+          <w:sz w:val="28"/>
+          <w:szCs w:val="28"/>
+        </w:rPr>
+        <w:t>Berbeda</w:t>
+      </w:r>
+      <w:proofErr w:type="spellEnd"/>
+      <w:r>
+        <w:rPr>
+          <w:rFonts w:ascii="Times New Roman" w:hAnsi="Times New Roman" w:cs="Times New Roman"/>
+          <w:sz w:val="28"/>
+          <w:szCs w:val="28"/>
+        </w:rPr>
+        <w:t xml:space="preserve"> </w:t>
+      </w:r>
+      <w:proofErr w:type="spellStart"/>
+      <w:r>
+        <w:rPr>
+          <w:rFonts w:ascii="Times New Roman" w:hAnsi="Times New Roman" w:cs="Times New Roman"/>
+          <w:sz w:val="28"/>
+          <w:szCs w:val="28"/>
+        </w:rPr>
+        <w:t>dengan</w:t>
+      </w:r>
+      <w:proofErr w:type="spellEnd"/>
+      <w:r>
+        <w:rPr>
+          <w:rFonts w:ascii="Times New Roman" w:hAnsi="Times New Roman" w:cs="Times New Roman"/>
+          <w:sz w:val="28"/>
+          <w:szCs w:val="28"/>
+        </w:rPr>
+        <w:t xml:space="preserve"> </w:t>
+      </w:r>
+      <w:proofErr w:type="spellStart"/>
+      <w:r>
+        <w:rPr>
+          <w:rFonts w:ascii="Times New Roman" w:hAnsi="Times New Roman" w:cs="Times New Roman"/>
+          <w:sz w:val="28"/>
+          <w:szCs w:val="28"/>
+        </w:rPr>
+        <w:t>mata</w:t>
+      </w:r>
+      <w:proofErr w:type="spellEnd"/>
+      <w:r>
+        <w:rPr>
+          <w:rFonts w:ascii="Times New Roman" w:hAnsi="Times New Roman" w:cs="Times New Roman"/>
+          <w:sz w:val="28"/>
+          <w:szCs w:val="28"/>
+        </w:rPr>
+        <w:t xml:space="preserve"> </w:t>
+      </w:r>
+      <w:proofErr w:type="spellStart"/>
+      <w:r>
+        <w:rPr>
+          <w:rFonts w:ascii="Times New Roman" w:hAnsi="Times New Roman" w:cs="Times New Roman"/>
+          <w:sz w:val="28"/>
+          <w:szCs w:val="28"/>
+        </w:rPr>
+        <w:t>uang</w:t>
+      </w:r>
+      <w:proofErr w:type="spellEnd"/>
+      <w:r>
+        <w:rPr>
+          <w:rFonts w:ascii="Times New Roman" w:hAnsi="Times New Roman" w:cs="Times New Roman"/>
+          <w:sz w:val="28"/>
+          <w:szCs w:val="28"/>
+        </w:rPr>
+        <w:t xml:space="preserve"> </w:t>
+      </w:r>
+      <w:proofErr w:type="spellStart"/>
+      <w:r>
+        <w:rPr>
+          <w:rFonts w:ascii="Times New Roman" w:hAnsi="Times New Roman" w:cs="Times New Roman"/>
+          <w:sz w:val="28"/>
+          <w:szCs w:val="28"/>
+        </w:rPr>
+        <w:t>biasa</w:t>
+      </w:r>
+      <w:proofErr w:type="spellEnd"/>
+      <w:r>
+        <w:rPr>
+          <w:rFonts w:ascii="Times New Roman" w:hAnsi="Times New Roman" w:cs="Times New Roman"/>
+          <w:sz w:val="28"/>
+          <w:szCs w:val="28"/>
+        </w:rPr>
+        <w:t xml:space="preserve"> yang </w:t>
+      </w:r>
+      <w:proofErr w:type="spellStart"/>
+      <w:r>
+        <w:rPr>
+          <w:rFonts w:ascii="Times New Roman" w:hAnsi="Times New Roman" w:cs="Times New Roman"/>
+          <w:sz w:val="28"/>
+          <w:szCs w:val="28"/>
+        </w:rPr>
+        <w:t>dikendalikan</w:t>
+      </w:r>
+      <w:proofErr w:type="spellEnd"/>
+      <w:r>
+        <w:rPr>
+          <w:rFonts w:ascii="Times New Roman" w:hAnsi="Times New Roman" w:cs="Times New Roman"/>
+          <w:sz w:val="28"/>
+          <w:szCs w:val="28"/>
+        </w:rPr>
+        <w:t xml:space="preserve"> oleh bank </w:t>
+      </w:r>
+      <w:proofErr w:type="spellStart"/>
+      <w:r>
+        <w:rPr>
+          <w:rFonts w:ascii="Times New Roman" w:hAnsi="Times New Roman" w:cs="Times New Roman"/>
+          <w:sz w:val="28"/>
+          <w:szCs w:val="28"/>
+        </w:rPr>
+        <w:t>atau</w:t>
+      </w:r>
+      <w:proofErr w:type="spellEnd"/>
+      <w:r>
+        <w:rPr>
+          <w:rFonts w:ascii="Times New Roman" w:hAnsi="Times New Roman" w:cs="Times New Roman"/>
+          <w:sz w:val="28"/>
+          <w:szCs w:val="28"/>
+        </w:rPr>
+        <w:t xml:space="preserve"> </w:t>
+      </w:r>
+      <w:proofErr w:type="spellStart"/>
+      <w:r>
+        <w:rPr>
+          <w:rFonts w:ascii="Times New Roman" w:hAnsi="Times New Roman" w:cs="Times New Roman"/>
+          <w:sz w:val="28"/>
+          <w:szCs w:val="28"/>
+        </w:rPr>
+        <w:t>pemerintah</w:t>
+      </w:r>
+      <w:proofErr w:type="spellEnd"/>
+      <w:r>
+        <w:rPr>
+          <w:rFonts w:ascii="Times New Roman" w:hAnsi="Times New Roman" w:cs="Times New Roman"/>
+          <w:sz w:val="28"/>
+          <w:szCs w:val="28"/>
+        </w:rPr>
+        <w:t xml:space="preserve">, cryptocurrency </w:t>
+      </w:r>
+      <w:proofErr w:type="spellStart"/>
+      <w:r>
+        <w:rPr>
+          <w:rFonts w:ascii="Times New Roman" w:hAnsi="Times New Roman" w:cs="Times New Roman"/>
+          <w:sz w:val="28"/>
+          <w:szCs w:val="28"/>
+        </w:rPr>
+        <w:t>bersifat</w:t>
+      </w:r>
+      <w:proofErr w:type="spellEnd"/>
+      <w:r>
+        <w:rPr>
+          <w:rFonts w:ascii="Times New Roman" w:hAnsi="Times New Roman" w:cs="Times New Roman"/>
+          <w:sz w:val="28"/>
+          <w:szCs w:val="28"/>
+        </w:rPr>
+        <w:t xml:space="preserve"> </w:t>
+      </w:r>
+      <w:proofErr w:type="spellStart"/>
+      <w:r>
+        <w:rPr>
+          <w:rFonts w:ascii="Times New Roman" w:hAnsi="Times New Roman" w:cs="Times New Roman"/>
+          <w:sz w:val="28"/>
+          <w:szCs w:val="28"/>
+        </w:rPr>
+        <w:t>desentralisasi</w:t>
+      </w:r>
+      <w:proofErr w:type="spellEnd"/>
+      <w:r>
+        <w:rPr>
+          <w:rFonts w:ascii="Times New Roman" w:hAnsi="Times New Roman" w:cs="Times New Roman"/>
+          <w:sz w:val="28"/>
+          <w:szCs w:val="28"/>
+        </w:rPr>
+        <w:t xml:space="preserve">, </w:t>
+      </w:r>
+      <w:proofErr w:type="spellStart"/>
+      <w:r>
+        <w:rPr>
+          <w:rFonts w:ascii="Times New Roman" w:hAnsi="Times New Roman" w:cs="Times New Roman"/>
+          <w:sz w:val="28"/>
+          <w:szCs w:val="28"/>
+        </w:rPr>
+        <w:t>artinya</w:t>
+      </w:r>
+      <w:proofErr w:type="spellEnd"/>
+      <w:r>
+        <w:rPr>
+          <w:rFonts w:ascii="Times New Roman" w:hAnsi="Times New Roman" w:cs="Times New Roman"/>
+          <w:sz w:val="28"/>
+          <w:szCs w:val="28"/>
+        </w:rPr>
+        <w:t xml:space="preserve"> </w:t>
+      </w:r>
+      <w:proofErr w:type="spellStart"/>
+      <w:r>
+        <w:rPr>
+          <w:rFonts w:ascii="Times New Roman" w:hAnsi="Times New Roman" w:cs="Times New Roman"/>
+          <w:sz w:val="28"/>
+          <w:szCs w:val="28"/>
+        </w:rPr>
+        <w:t>tidak</w:t>
+      </w:r>
+      <w:proofErr w:type="spellEnd"/>
+      <w:r>
+        <w:rPr>
+          <w:rFonts w:ascii="Times New Roman" w:hAnsi="Times New Roman" w:cs="Times New Roman"/>
+          <w:sz w:val="28"/>
+          <w:szCs w:val="28"/>
+        </w:rPr>
+        <w:t xml:space="preserve"> </w:t>
+      </w:r>
+      <w:proofErr w:type="spellStart"/>
+      <w:r>
+        <w:rPr>
+          <w:rFonts w:ascii="Times New Roman" w:hAnsi="Times New Roman" w:cs="Times New Roman"/>
+          <w:sz w:val="28"/>
+          <w:szCs w:val="28"/>
+        </w:rPr>
+        <w:t>berada</w:t>
+      </w:r>
+      <w:proofErr w:type="spellEnd"/>
+      <w:r>
+        <w:rPr>
+          <w:rFonts w:ascii="Times New Roman" w:hAnsi="Times New Roman" w:cs="Times New Roman"/>
+          <w:sz w:val="28"/>
+          <w:szCs w:val="28"/>
+        </w:rPr>
+        <w:t xml:space="preserve"> di </w:t>
+      </w:r>
+      <w:proofErr w:type="spellStart"/>
+      <w:r>
+        <w:rPr>
+          <w:rFonts w:ascii="Times New Roman" w:hAnsi="Times New Roman" w:cs="Times New Roman"/>
+          <w:sz w:val="28"/>
+          <w:szCs w:val="28"/>
+        </w:rPr>
+        <w:t>bawah</w:t>
+      </w:r>
+      <w:proofErr w:type="spellEnd"/>
+      <w:r>
+        <w:rPr>
+          <w:rFonts w:ascii="Times New Roman" w:hAnsi="Times New Roman" w:cs="Times New Roman"/>
+          <w:sz w:val="28"/>
+          <w:szCs w:val="28"/>
+        </w:rPr>
+        <w:t xml:space="preserve"> </w:t>
+      </w:r>
+      <w:proofErr w:type="spellStart"/>
+      <w:r>
+        <w:rPr>
+          <w:rFonts w:ascii="Times New Roman" w:hAnsi="Times New Roman" w:cs="Times New Roman"/>
+          <w:sz w:val="28"/>
+          <w:szCs w:val="28"/>
+        </w:rPr>
+        <w:t>kendali</w:t>
+      </w:r>
+      <w:proofErr w:type="spellEnd"/>
+      <w:r>
+        <w:rPr>
+          <w:rFonts w:ascii="Times New Roman" w:hAnsi="Times New Roman" w:cs="Times New Roman"/>
+          <w:sz w:val="28"/>
+          <w:szCs w:val="28"/>
+        </w:rPr>
+        <w:t xml:space="preserve"> </w:t>
+      </w:r>
+      <w:proofErr w:type="spellStart"/>
+      <w:r>
+        <w:rPr>
+          <w:rFonts w:ascii="Times New Roman" w:hAnsi="Times New Roman" w:cs="Times New Roman"/>
+          <w:sz w:val="28"/>
+          <w:szCs w:val="28"/>
+        </w:rPr>
+        <w:t>satu</w:t>
+      </w:r>
+      <w:proofErr w:type="spellEnd"/>
+      <w:r>
+        <w:rPr>
+          <w:rFonts w:ascii="Times New Roman" w:hAnsi="Times New Roman" w:cs="Times New Roman"/>
+          <w:sz w:val="28"/>
+          <w:szCs w:val="28"/>
+        </w:rPr>
+        <w:t xml:space="preserve"> </w:t>
+      </w:r>
+      <w:proofErr w:type="spellStart"/>
+      <w:r>
+        <w:rPr>
+          <w:rFonts w:ascii="Times New Roman" w:hAnsi="Times New Roman" w:cs="Times New Roman"/>
+          <w:sz w:val="28"/>
+          <w:szCs w:val="28"/>
+        </w:rPr>
+        <w:t>pihak</w:t>
+      </w:r>
+      <w:proofErr w:type="spellEnd"/>
+      <w:r>
+        <w:rPr>
+          <w:rFonts w:ascii="Times New Roman" w:hAnsi="Times New Roman" w:cs="Times New Roman"/>
+          <w:sz w:val="28"/>
+          <w:szCs w:val="28"/>
+        </w:rPr>
+        <w:t xml:space="preserve"> </w:t>
+      </w:r>
+      <w:proofErr w:type="spellStart"/>
+      <w:r>
+        <w:rPr>
+          <w:rFonts w:ascii="Times New Roman" w:hAnsi="Times New Roman" w:cs="Times New Roman"/>
+          <w:sz w:val="28"/>
+          <w:szCs w:val="28"/>
+        </w:rPr>
+        <w:t>atau</w:t>
+      </w:r>
+      <w:proofErr w:type="spellEnd"/>
+      <w:r>
+        <w:rPr>
+          <w:rFonts w:ascii="Times New Roman" w:hAnsi="Times New Roman" w:cs="Times New Roman"/>
+          <w:sz w:val="28"/>
+          <w:szCs w:val="28"/>
+        </w:rPr>
+        <w:t xml:space="preserve"> </w:t>
+      </w:r>
+      <w:proofErr w:type="spellStart"/>
+      <w:r>
+        <w:rPr>
+          <w:rFonts w:ascii="Times New Roman" w:hAnsi="Times New Roman" w:cs="Times New Roman"/>
+          <w:sz w:val="28"/>
+          <w:szCs w:val="28"/>
+        </w:rPr>
+        <w:t>lembaga</w:t>
+      </w:r>
+      <w:proofErr w:type="spellEnd"/>
+      <w:r>
+        <w:rPr>
+          <w:rFonts w:ascii="Times New Roman" w:hAnsi="Times New Roman" w:cs="Times New Roman"/>
+          <w:sz w:val="28"/>
+          <w:szCs w:val="28"/>
+        </w:rPr>
+        <w:t xml:space="preserve"> </w:t>
+      </w:r>
+      <w:proofErr w:type="spellStart"/>
+      <w:r>
+        <w:rPr>
+          <w:rFonts w:ascii="Times New Roman" w:hAnsi="Times New Roman" w:cs="Times New Roman"/>
+          <w:sz w:val="28"/>
+          <w:szCs w:val="28"/>
+        </w:rPr>
+        <w:t>tertentu</w:t>
+      </w:r>
+      <w:proofErr w:type="spellEnd"/>
+      <w:r>
+        <w:rPr>
+          <w:rFonts w:ascii="Times New Roman" w:hAnsi="Times New Roman" w:cs="Times New Roman"/>
+          <w:sz w:val="28"/>
+          <w:szCs w:val="28"/>
+        </w:rPr>
+        <w:t>.</w:t>
+      </w:r>
+    </w:p>
+    <w:p>
+      <w:pPr>
+        <w:pStyle w:val="ListParagraph"/>
+        <w:tabs>
+          <w:tab w:val="right" w:pos="8505"/>
+        </w:tabs>
+        <w:spacing w:after="0"/>
+        <w:ind w:left="794" w:firstLine="567"/>
+        <w:jc w:val="both"/>
+        <w:rPr>
+          <w:rFonts w:ascii="Times New Roman" w:hAnsi="Times New Roman" w:cs="Times New Roman"/>
+          <w:sz w:val="28"/>
+          <w:szCs w:val="28"/>
+        </w:rPr>
+      </w:pPr>
+      <w:proofErr w:type="spellStart"/>
+      <w:r>
+        <w:rPr>
+          <w:rFonts w:ascii="Times New Roman" w:hAnsi="Times New Roman" w:cs="Times New Roman"/>
+          <w:sz w:val="28"/>
+          <w:szCs w:val="28"/>
+        </w:rPr>
+        <w:t>Transaksi</w:t>
+      </w:r>
+      <w:proofErr w:type="spellEnd"/>
+      <w:r>
+        <w:rPr>
+          <w:rFonts w:ascii="Times New Roman" w:hAnsi="Times New Roman" w:cs="Times New Roman"/>
+          <w:sz w:val="28"/>
+          <w:szCs w:val="28"/>
+        </w:rPr>
+        <w:t xml:space="preserve"> cryptocurrency </w:t>
+      </w:r>
+      <w:proofErr w:type="spellStart"/>
+      <w:r>
+        <w:rPr>
+          <w:rFonts w:ascii="Times New Roman" w:hAnsi="Times New Roman" w:cs="Times New Roman"/>
+          <w:sz w:val="28"/>
+          <w:szCs w:val="28"/>
+        </w:rPr>
+        <w:t>menggunakan</w:t>
+      </w:r>
+      <w:proofErr w:type="spellEnd"/>
+      <w:r>
+        <w:rPr>
+          <w:rFonts w:ascii="Times New Roman" w:hAnsi="Times New Roman" w:cs="Times New Roman"/>
+          <w:sz w:val="28"/>
+          <w:szCs w:val="28"/>
+        </w:rPr>
+        <w:t xml:space="preserve"> </w:t>
+      </w:r>
+      <w:proofErr w:type="spellStart"/>
+      <w:r>
+        <w:rPr>
+          <w:rFonts w:ascii="Times New Roman" w:hAnsi="Times New Roman" w:cs="Times New Roman"/>
+          <w:sz w:val="28"/>
+          <w:szCs w:val="28"/>
+        </w:rPr>
+        <w:t>teknologi</w:t>
+      </w:r>
+      <w:proofErr w:type="spellEnd"/>
+      <w:r>
+        <w:rPr>
+          <w:rFonts w:ascii="Times New Roman" w:hAnsi="Times New Roman" w:cs="Times New Roman"/>
+          <w:sz w:val="28"/>
+          <w:szCs w:val="28"/>
+        </w:rPr>
+        <w:t xml:space="preserve"> blockchain, </w:t>
+      </w:r>
+      <w:proofErr w:type="spellStart"/>
+      <w:r>
+        <w:rPr>
+          <w:rFonts w:ascii="Times New Roman" w:hAnsi="Times New Roman" w:cs="Times New Roman"/>
+          <w:sz w:val="28"/>
+          <w:szCs w:val="28"/>
+        </w:rPr>
+        <w:t>yaitu</w:t>
+      </w:r>
+      <w:proofErr w:type="spellEnd"/>
+      <w:r>
+        <w:rPr>
+          <w:rFonts w:ascii="Times New Roman" w:hAnsi="Times New Roman" w:cs="Times New Roman"/>
+          <w:sz w:val="28"/>
+          <w:szCs w:val="28"/>
+        </w:rPr>
+        <w:t xml:space="preserve"> </w:t>
+      </w:r>
+      <w:proofErr w:type="spellStart"/>
+      <w:r>
+        <w:rPr>
+          <w:rFonts w:ascii="Times New Roman" w:hAnsi="Times New Roman" w:cs="Times New Roman"/>
+          <w:sz w:val="28"/>
+          <w:szCs w:val="28"/>
+        </w:rPr>
+        <w:t>sistem</w:t>
+      </w:r>
+      <w:proofErr w:type="spellEnd"/>
+      <w:r>
+        <w:rPr>
+          <w:rFonts w:ascii="Times New Roman" w:hAnsi="Times New Roman" w:cs="Times New Roman"/>
+          <w:sz w:val="28"/>
+          <w:szCs w:val="28"/>
+        </w:rPr>
+        <w:t xml:space="preserve"> </w:t>
+      </w:r>
+      <w:proofErr w:type="spellStart"/>
+      <w:r>
+        <w:rPr>
+          <w:rFonts w:ascii="Times New Roman" w:hAnsi="Times New Roman" w:cs="Times New Roman"/>
+          <w:sz w:val="28"/>
+          <w:szCs w:val="28"/>
+        </w:rPr>
+        <w:t>pencatatan</w:t>
+      </w:r>
+      <w:proofErr w:type="spellEnd"/>
+      <w:r>
+        <w:rPr>
+          <w:rFonts w:ascii="Times New Roman" w:hAnsi="Times New Roman" w:cs="Times New Roman"/>
+          <w:sz w:val="28"/>
+          <w:szCs w:val="28"/>
+        </w:rPr>
+        <w:t xml:space="preserve"> digital yang </w:t>
+      </w:r>
+      <w:proofErr w:type="spellStart"/>
+      <w:r>
+        <w:rPr>
+          <w:rFonts w:ascii="Times New Roman" w:hAnsi="Times New Roman" w:cs="Times New Roman"/>
+          <w:sz w:val="28"/>
+          <w:szCs w:val="28"/>
+        </w:rPr>
+        <w:t>tersimpan</w:t>
+      </w:r>
+      <w:proofErr w:type="spellEnd"/>
+      <w:r>
+        <w:rPr>
+          <w:rFonts w:ascii="Times New Roman" w:hAnsi="Times New Roman" w:cs="Times New Roman"/>
+          <w:sz w:val="28"/>
+          <w:szCs w:val="28"/>
+        </w:rPr>
+        <w:t xml:space="preserve"> </w:t>
+      </w:r>
+      <w:proofErr w:type="spellStart"/>
+      <w:r>
+        <w:rPr>
+          <w:rFonts w:ascii="Times New Roman" w:hAnsi="Times New Roman" w:cs="Times New Roman"/>
+          <w:sz w:val="28"/>
+          <w:szCs w:val="28"/>
+        </w:rPr>
+        <w:t>secara</w:t>
+      </w:r>
+      <w:proofErr w:type="spellEnd"/>
+      <w:r>
+        <w:rPr>
+          <w:rFonts w:ascii="Times New Roman" w:hAnsi="Times New Roman" w:cs="Times New Roman"/>
+          <w:sz w:val="28"/>
+          <w:szCs w:val="28"/>
+        </w:rPr>
+        <w:t xml:space="preserve"> </w:t>
+      </w:r>
+      <w:proofErr w:type="spellStart"/>
+      <w:r>
+        <w:rPr>
+          <w:rFonts w:ascii="Times New Roman" w:hAnsi="Times New Roman" w:cs="Times New Roman"/>
+          <w:sz w:val="28"/>
+          <w:szCs w:val="28"/>
+        </w:rPr>
+        <w:t>terbuka</w:t>
+      </w:r>
+      <w:proofErr w:type="spellEnd"/>
+      <w:r>
+        <w:rPr>
+          <w:rFonts w:ascii="Times New Roman" w:hAnsi="Times New Roman" w:cs="Times New Roman"/>
+          <w:sz w:val="28"/>
+          <w:szCs w:val="28"/>
+        </w:rPr>
+        <w:t xml:space="preserve"> dan </w:t>
+      </w:r>
+      <w:proofErr w:type="spellStart"/>
+      <w:r>
+        <w:rPr>
+          <w:rFonts w:ascii="Times New Roman" w:hAnsi="Times New Roman" w:cs="Times New Roman"/>
+          <w:sz w:val="28"/>
+          <w:szCs w:val="28"/>
+        </w:rPr>
+        <w:t>aman</w:t>
+      </w:r>
+      <w:proofErr w:type="spellEnd"/>
+      <w:r>
+        <w:rPr>
+          <w:rFonts w:ascii="Times New Roman" w:hAnsi="Times New Roman" w:cs="Times New Roman"/>
+          <w:sz w:val="28"/>
+          <w:szCs w:val="28"/>
+        </w:rPr>
+        <w:t xml:space="preserve">. </w:t>
+      </w:r>
+      <w:proofErr w:type="spellStart"/>
+      <w:r>
+        <w:rPr>
+          <w:rFonts w:ascii="Times New Roman" w:hAnsi="Times New Roman" w:cs="Times New Roman"/>
+          <w:sz w:val="28"/>
+          <w:szCs w:val="28"/>
+        </w:rPr>
+        <w:t>Setiap</w:t>
+      </w:r>
+      <w:proofErr w:type="spellEnd"/>
+      <w:r>
+        <w:rPr>
+          <w:rFonts w:ascii="Times New Roman" w:hAnsi="Times New Roman" w:cs="Times New Roman"/>
+          <w:sz w:val="28"/>
+          <w:szCs w:val="28"/>
+        </w:rPr>
+        <w:t xml:space="preserve"> </w:t>
+      </w:r>
+      <w:proofErr w:type="spellStart"/>
+      <w:r>
+        <w:rPr>
+          <w:rFonts w:ascii="Times New Roman" w:hAnsi="Times New Roman" w:cs="Times New Roman"/>
+          <w:sz w:val="28"/>
+          <w:szCs w:val="28"/>
+        </w:rPr>
+        <w:t>transaksi</w:t>
+      </w:r>
+      <w:proofErr w:type="spellEnd"/>
+      <w:r>
+        <w:rPr>
+          <w:rFonts w:ascii="Times New Roman" w:hAnsi="Times New Roman" w:cs="Times New Roman"/>
+          <w:sz w:val="28"/>
+          <w:szCs w:val="28"/>
+        </w:rPr>
+        <w:t xml:space="preserve"> </w:t>
+      </w:r>
+      <w:proofErr w:type="spellStart"/>
+      <w:r>
+        <w:rPr>
+          <w:rFonts w:ascii="Times New Roman" w:hAnsi="Times New Roman" w:cs="Times New Roman"/>
+          <w:sz w:val="28"/>
+          <w:szCs w:val="28"/>
+        </w:rPr>
+        <w:t>dicatat</w:t>
+      </w:r>
+      <w:proofErr w:type="spellEnd"/>
+      <w:r>
+        <w:rPr>
+          <w:rFonts w:ascii="Times New Roman" w:hAnsi="Times New Roman" w:cs="Times New Roman"/>
+          <w:sz w:val="28"/>
+          <w:szCs w:val="28"/>
+        </w:rPr>
+        <w:t xml:space="preserve"> </w:t>
+      </w:r>
+      <w:proofErr w:type="spellStart"/>
+      <w:r>
+        <w:rPr>
+          <w:rFonts w:ascii="Times New Roman" w:hAnsi="Times New Roman" w:cs="Times New Roman"/>
+          <w:sz w:val="28"/>
+          <w:szCs w:val="28"/>
+        </w:rPr>
+        <w:t>dalam</w:t>
+      </w:r>
+      <w:proofErr w:type="spellEnd"/>
+      <w:r>
+        <w:rPr>
+          <w:rFonts w:ascii="Times New Roman" w:hAnsi="Times New Roman" w:cs="Times New Roman"/>
+          <w:sz w:val="28"/>
+          <w:szCs w:val="28"/>
+        </w:rPr>
+        <w:t xml:space="preserve"> </w:t>
+      </w:r>
+      <w:proofErr w:type="spellStart"/>
+      <w:r>
+        <w:rPr>
+          <w:rFonts w:ascii="Times New Roman" w:hAnsi="Times New Roman" w:cs="Times New Roman"/>
+          <w:sz w:val="28"/>
+          <w:szCs w:val="28"/>
+        </w:rPr>
+        <w:t>jaringan</w:t>
+      </w:r>
+      <w:proofErr w:type="spellEnd"/>
+      <w:r>
+        <w:rPr>
+          <w:rFonts w:ascii="Times New Roman" w:hAnsi="Times New Roman" w:cs="Times New Roman"/>
+          <w:sz w:val="28"/>
+          <w:szCs w:val="28"/>
+        </w:rPr>
+        <w:t xml:space="preserve"> </w:t>
+      </w:r>
+      <w:proofErr w:type="spellStart"/>
+      <w:r>
+        <w:rPr>
+          <w:rFonts w:ascii="Times New Roman" w:hAnsi="Times New Roman" w:cs="Times New Roman"/>
+          <w:sz w:val="28"/>
+          <w:szCs w:val="28"/>
+        </w:rPr>
+        <w:t>sehingga</w:t>
+      </w:r>
+      <w:proofErr w:type="spellEnd"/>
+      <w:r>
+        <w:rPr>
+          <w:rFonts w:ascii="Times New Roman" w:hAnsi="Times New Roman" w:cs="Times New Roman"/>
+          <w:sz w:val="28"/>
+          <w:szCs w:val="28"/>
+        </w:rPr>
+        <w:t xml:space="preserve"> </w:t>
+      </w:r>
+      <w:proofErr w:type="spellStart"/>
+      <w:r>
+        <w:rPr>
+          <w:rFonts w:ascii="Times New Roman" w:hAnsi="Times New Roman" w:cs="Times New Roman"/>
+          <w:sz w:val="28"/>
+          <w:szCs w:val="28"/>
+        </w:rPr>
+        <w:t>dapat</w:t>
+      </w:r>
+      <w:proofErr w:type="spellEnd"/>
+      <w:r>
+        <w:rPr>
+          <w:rFonts w:ascii="Times New Roman" w:hAnsi="Times New Roman" w:cs="Times New Roman"/>
+          <w:sz w:val="28"/>
+          <w:szCs w:val="28"/>
+        </w:rPr>
+        <w:t xml:space="preserve"> </w:t>
+      </w:r>
+      <w:proofErr w:type="spellStart"/>
+      <w:r>
+        <w:rPr>
+          <w:rFonts w:ascii="Times New Roman" w:hAnsi="Times New Roman" w:cs="Times New Roman"/>
+          <w:sz w:val="28"/>
+          <w:szCs w:val="28"/>
+        </w:rPr>
+        <w:t>diverifikasi</w:t>
+      </w:r>
+      <w:proofErr w:type="spellEnd"/>
+      <w:r>
+        <w:rPr>
+          <w:rFonts w:ascii="Times New Roman" w:hAnsi="Times New Roman" w:cs="Times New Roman"/>
+          <w:sz w:val="28"/>
+          <w:szCs w:val="28"/>
+        </w:rPr>
+        <w:t xml:space="preserve"> oleh </w:t>
+      </w:r>
+      <w:proofErr w:type="spellStart"/>
+      <w:r>
+        <w:rPr>
+          <w:rFonts w:ascii="Times New Roman" w:hAnsi="Times New Roman" w:cs="Times New Roman"/>
+          <w:sz w:val="28"/>
+          <w:szCs w:val="28"/>
+        </w:rPr>
+        <w:t>banyak</w:t>
+      </w:r>
+      <w:proofErr w:type="spellEnd"/>
+      <w:r>
+        <w:rPr>
+          <w:rFonts w:ascii="Times New Roman" w:hAnsi="Times New Roman" w:cs="Times New Roman"/>
+          <w:sz w:val="28"/>
+          <w:szCs w:val="28"/>
+        </w:rPr>
+        <w:t xml:space="preserve"> </w:t>
+      </w:r>
+      <w:proofErr w:type="spellStart"/>
+      <w:r>
+        <w:rPr>
+          <w:rFonts w:ascii="Times New Roman" w:hAnsi="Times New Roman" w:cs="Times New Roman"/>
+          <w:sz w:val="28"/>
+          <w:szCs w:val="28"/>
+        </w:rPr>
+        <w:t>pihak</w:t>
+      </w:r>
+      <w:proofErr w:type="spellEnd"/>
+      <w:r>
+        <w:rPr>
+          <w:rFonts w:ascii="Times New Roman" w:hAnsi="Times New Roman" w:cs="Times New Roman"/>
+          <w:sz w:val="28"/>
+          <w:szCs w:val="28"/>
+        </w:rPr>
+        <w:t xml:space="preserve">, </w:t>
+      </w:r>
+      <w:proofErr w:type="spellStart"/>
+      <w:r>
+        <w:rPr>
+          <w:rFonts w:ascii="Times New Roman" w:hAnsi="Times New Roman" w:cs="Times New Roman"/>
+          <w:sz w:val="28"/>
+          <w:szCs w:val="28"/>
+        </w:rPr>
+        <w:t>membuatnya</w:t>
+      </w:r>
+      <w:proofErr w:type="spellEnd"/>
+      <w:r>
+        <w:rPr>
+          <w:rFonts w:ascii="Times New Roman" w:hAnsi="Times New Roman" w:cs="Times New Roman"/>
+          <w:sz w:val="28"/>
+          <w:szCs w:val="28"/>
+        </w:rPr>
+        <w:t xml:space="preserve"> </w:t>
+      </w:r>
+      <w:proofErr w:type="spellStart"/>
+      <w:r>
+        <w:rPr>
+          <w:rFonts w:ascii="Times New Roman" w:hAnsi="Times New Roman" w:cs="Times New Roman"/>
+          <w:sz w:val="28"/>
+          <w:szCs w:val="28"/>
+        </w:rPr>
+        <w:t>lebih</w:t>
+      </w:r>
+      <w:proofErr w:type="spellEnd"/>
+      <w:r>
+        <w:rPr>
+          <w:rFonts w:ascii="Times New Roman" w:hAnsi="Times New Roman" w:cs="Times New Roman"/>
+          <w:sz w:val="28"/>
+          <w:szCs w:val="28"/>
+        </w:rPr>
+        <w:t xml:space="preserve"> </w:t>
+      </w:r>
+      <w:proofErr w:type="spellStart"/>
+      <w:r>
+        <w:rPr>
+          <w:rFonts w:ascii="Times New Roman" w:hAnsi="Times New Roman" w:cs="Times New Roman"/>
+          <w:sz w:val="28"/>
+          <w:szCs w:val="28"/>
+        </w:rPr>
+        <w:t>transparan</w:t>
+      </w:r>
+      <w:proofErr w:type="spellEnd"/>
+      <w:r>
+        <w:rPr>
+          <w:rFonts w:ascii="Times New Roman" w:hAnsi="Times New Roman" w:cs="Times New Roman"/>
+          <w:sz w:val="28"/>
+          <w:szCs w:val="28"/>
+        </w:rPr>
+        <w:t xml:space="preserve"> dan </w:t>
+      </w:r>
+      <w:proofErr w:type="spellStart"/>
+      <w:r>
+        <w:rPr>
+          <w:rFonts w:ascii="Times New Roman" w:hAnsi="Times New Roman" w:cs="Times New Roman"/>
+          <w:sz w:val="28"/>
+          <w:szCs w:val="28"/>
+        </w:rPr>
+        <w:t>sulit</w:t>
+      </w:r>
+      <w:proofErr w:type="spellEnd"/>
+      <w:r>
+        <w:rPr>
+          <w:rFonts w:ascii="Times New Roman" w:hAnsi="Times New Roman" w:cs="Times New Roman"/>
+          <w:sz w:val="28"/>
+          <w:szCs w:val="28"/>
+        </w:rPr>
+        <w:t xml:space="preserve"> </w:t>
+      </w:r>
+      <w:proofErr w:type="spellStart"/>
+      <w:r>
+        <w:rPr>
+          <w:rFonts w:ascii="Times New Roman" w:hAnsi="Times New Roman" w:cs="Times New Roman"/>
+          <w:sz w:val="28"/>
+          <w:szCs w:val="28"/>
+        </w:rPr>
+        <w:t>untuk</w:t>
+      </w:r>
+      <w:proofErr w:type="spellEnd"/>
+      <w:r>
+        <w:rPr>
+          <w:rFonts w:ascii="Times New Roman" w:hAnsi="Times New Roman" w:cs="Times New Roman"/>
+          <w:sz w:val="28"/>
+          <w:szCs w:val="28"/>
+        </w:rPr>
+        <w:t xml:space="preserve"> </w:t>
+      </w:r>
+      <w:proofErr w:type="spellStart"/>
+      <w:r>
+        <w:rPr>
+          <w:rFonts w:ascii="Times New Roman" w:hAnsi="Times New Roman" w:cs="Times New Roman"/>
+          <w:sz w:val="28"/>
+          <w:szCs w:val="28"/>
+        </w:rPr>
+        <w:t>diubah</w:t>
+      </w:r>
+      <w:proofErr w:type="spellEnd"/>
+      <w:r>
+        <w:rPr>
+          <w:rFonts w:ascii="Times New Roman" w:hAnsi="Times New Roman" w:cs="Times New Roman"/>
+          <w:sz w:val="28"/>
+          <w:szCs w:val="28"/>
+        </w:rPr>
+        <w:t xml:space="preserve"> </w:t>
+      </w:r>
+      <w:proofErr w:type="spellStart"/>
+      <w:r>
+        <w:rPr>
+          <w:rFonts w:ascii="Times New Roman" w:hAnsi="Times New Roman" w:cs="Times New Roman"/>
+          <w:sz w:val="28"/>
+          <w:szCs w:val="28"/>
+        </w:rPr>
+        <w:t>secara</w:t>
+      </w:r>
+      <w:proofErr w:type="spellEnd"/>
+      <w:r>
+        <w:rPr>
+          <w:rFonts w:ascii="Times New Roman" w:hAnsi="Times New Roman" w:cs="Times New Roman"/>
+          <w:sz w:val="28"/>
+          <w:szCs w:val="28"/>
+        </w:rPr>
+        <w:t xml:space="preserve"> </w:t>
+      </w:r>
+      <w:proofErr w:type="spellStart"/>
+      <w:r>
+        <w:rPr>
+          <w:rFonts w:ascii="Times New Roman" w:hAnsi="Times New Roman" w:cs="Times New Roman"/>
+          <w:sz w:val="28"/>
+          <w:szCs w:val="28"/>
+        </w:rPr>
+        <w:t>sepihak</w:t>
+      </w:r>
+      <w:proofErr w:type="spellEnd"/>
+      <w:r>
+        <w:rPr>
+          <w:rFonts w:ascii="Times New Roman" w:hAnsi="Times New Roman" w:cs="Times New Roman"/>
+          <w:sz w:val="28"/>
+          <w:szCs w:val="28"/>
+        </w:rPr>
+        <w:t>.</w:t>
+      </w:r>
+    </w:p>
+    <w:p>
+      <w:pPr>
+        <w:pStyle w:val="ListParagraph"/>
+        <w:tabs>
+          <w:tab w:val="right" w:pos="8505"/>
+        </w:tabs>
+        <w:spacing w:after="0"/>
+        <w:ind w:left="795"/>
+        <w:jc w:val="both"/>
+        <w:rPr>
+          <w:rFonts w:ascii="Times New Roman" w:hAnsi="Times New Roman" w:cs="Times New Roman"/>
+          <w:sz w:val="28"/>
+          <w:szCs w:val="28"/>
+        </w:rPr>
+      </w:pPr>
     </w:p>
     <w:p>
       <w:pPr>
@@ -4287,7 +6578,829 @@
           <w:sz w:val="28"/>
           <w:szCs w:val="28"/>
         </w:rPr>
-        <w:t xml:space="preserve"> Data Processing</w:t>
+        <w:t>Web Scrapping</w:t>
+      </w:r>
+    </w:p>
+    <w:p>
+      <w:pPr>
+        <w:pStyle w:val="ListParagraph"/>
+        <w:tabs>
+          <w:tab w:val="right" w:pos="8505"/>
+        </w:tabs>
+        <w:spacing w:after="0"/>
+        <w:ind w:left="794" w:firstLine="567"/>
+        <w:jc w:val="both"/>
+        <w:rPr>
+          <w:rFonts w:ascii="Times New Roman" w:hAnsi="Times New Roman" w:cs="Times New Roman"/>
+          <w:sz w:val="28"/>
+          <w:szCs w:val="28"/>
+        </w:rPr>
+      </w:pPr>
+      <w:r>
+        <w:rPr>
+          <w:rFonts w:ascii="Times New Roman" w:hAnsi="Times New Roman" w:cs="Times New Roman"/>
+          <w:sz w:val="28"/>
+          <w:szCs w:val="28"/>
+        </w:rPr>
+        <w:t xml:space="preserve">Web scraping </w:t>
+      </w:r>
+      <w:proofErr w:type="spellStart"/>
+      <w:r>
+        <w:rPr>
+          <w:rFonts w:ascii="Times New Roman" w:hAnsi="Times New Roman" w:cs="Times New Roman"/>
+          <w:sz w:val="28"/>
+          <w:szCs w:val="28"/>
+        </w:rPr>
+        <w:t>adalah</w:t>
+      </w:r>
+      <w:proofErr w:type="spellEnd"/>
+      <w:r>
+        <w:rPr>
+          <w:rFonts w:ascii="Times New Roman" w:hAnsi="Times New Roman" w:cs="Times New Roman"/>
+          <w:sz w:val="28"/>
+          <w:szCs w:val="28"/>
+        </w:rPr>
+        <w:t xml:space="preserve"> </w:t>
+      </w:r>
+      <w:proofErr w:type="spellStart"/>
+      <w:r>
+        <w:rPr>
+          <w:rFonts w:ascii="Times New Roman" w:hAnsi="Times New Roman" w:cs="Times New Roman"/>
+          <w:sz w:val="28"/>
+          <w:szCs w:val="28"/>
+        </w:rPr>
+        <w:t>teknik</w:t>
+      </w:r>
+      <w:proofErr w:type="spellEnd"/>
+      <w:r>
+        <w:rPr>
+          <w:rFonts w:ascii="Times New Roman" w:hAnsi="Times New Roman" w:cs="Times New Roman"/>
+          <w:sz w:val="28"/>
+          <w:szCs w:val="28"/>
+        </w:rPr>
+        <w:t xml:space="preserve"> </w:t>
+      </w:r>
+      <w:proofErr w:type="spellStart"/>
+      <w:r>
+        <w:rPr>
+          <w:rFonts w:ascii="Times New Roman" w:hAnsi="Times New Roman" w:cs="Times New Roman"/>
+          <w:sz w:val="28"/>
+          <w:szCs w:val="28"/>
+        </w:rPr>
+        <w:t>pengambilan</w:t>
+      </w:r>
+      <w:proofErr w:type="spellEnd"/>
+      <w:r>
+        <w:rPr>
+          <w:rFonts w:ascii="Times New Roman" w:hAnsi="Times New Roman" w:cs="Times New Roman"/>
+          <w:sz w:val="28"/>
+          <w:szCs w:val="28"/>
+        </w:rPr>
+        <w:t xml:space="preserve"> data </w:t>
+      </w:r>
+      <w:proofErr w:type="spellStart"/>
+      <w:r>
+        <w:rPr>
+          <w:rFonts w:ascii="Times New Roman" w:hAnsi="Times New Roman" w:cs="Times New Roman"/>
+          <w:sz w:val="28"/>
+          <w:szCs w:val="28"/>
+        </w:rPr>
+        <w:t>dari</w:t>
+      </w:r>
+      <w:proofErr w:type="spellEnd"/>
+      <w:r>
+        <w:rPr>
+          <w:rFonts w:ascii="Times New Roman" w:hAnsi="Times New Roman" w:cs="Times New Roman"/>
+          <w:sz w:val="28"/>
+          <w:szCs w:val="28"/>
+        </w:rPr>
+        <w:t xml:space="preserve"> situs web </w:t>
+      </w:r>
+      <w:proofErr w:type="spellStart"/>
+      <w:r>
+        <w:rPr>
+          <w:rFonts w:ascii="Times New Roman" w:hAnsi="Times New Roman" w:cs="Times New Roman"/>
+          <w:sz w:val="28"/>
+          <w:szCs w:val="28"/>
+        </w:rPr>
+        <w:t>secara</w:t>
+      </w:r>
+      <w:proofErr w:type="spellEnd"/>
+      <w:r>
+        <w:rPr>
+          <w:rFonts w:ascii="Times New Roman" w:hAnsi="Times New Roman" w:cs="Times New Roman"/>
+          <w:sz w:val="28"/>
+          <w:szCs w:val="28"/>
+        </w:rPr>
+        <w:t xml:space="preserve"> </w:t>
+      </w:r>
+      <w:proofErr w:type="spellStart"/>
+      <w:r>
+        <w:rPr>
+          <w:rFonts w:ascii="Times New Roman" w:hAnsi="Times New Roman" w:cs="Times New Roman"/>
+          <w:sz w:val="28"/>
+          <w:szCs w:val="28"/>
+        </w:rPr>
+        <w:t>otomatis</w:t>
+      </w:r>
+      <w:proofErr w:type="spellEnd"/>
+      <w:r>
+        <w:rPr>
+          <w:rFonts w:ascii="Times New Roman" w:hAnsi="Times New Roman" w:cs="Times New Roman"/>
+          <w:sz w:val="28"/>
+          <w:szCs w:val="28"/>
+        </w:rPr>
+        <w:t xml:space="preserve"> </w:t>
+      </w:r>
+      <w:proofErr w:type="spellStart"/>
+      <w:r>
+        <w:rPr>
+          <w:rFonts w:ascii="Times New Roman" w:hAnsi="Times New Roman" w:cs="Times New Roman"/>
+          <w:sz w:val="28"/>
+          <w:szCs w:val="28"/>
+        </w:rPr>
+        <w:t>menggunakan</w:t>
+      </w:r>
+      <w:proofErr w:type="spellEnd"/>
+      <w:r>
+        <w:rPr>
+          <w:rFonts w:ascii="Times New Roman" w:hAnsi="Times New Roman" w:cs="Times New Roman"/>
+          <w:sz w:val="28"/>
+          <w:szCs w:val="28"/>
+        </w:rPr>
+        <w:t xml:space="preserve"> program </w:t>
+      </w:r>
+      <w:proofErr w:type="spellStart"/>
+      <w:r>
+        <w:rPr>
+          <w:rFonts w:ascii="Times New Roman" w:hAnsi="Times New Roman" w:cs="Times New Roman"/>
+          <w:sz w:val="28"/>
+          <w:szCs w:val="28"/>
+        </w:rPr>
+        <w:t>atau</w:t>
+      </w:r>
+      <w:proofErr w:type="spellEnd"/>
+      <w:r>
+        <w:rPr>
+          <w:rFonts w:ascii="Times New Roman" w:hAnsi="Times New Roman" w:cs="Times New Roman"/>
+          <w:sz w:val="28"/>
+          <w:szCs w:val="28"/>
+        </w:rPr>
+        <w:t xml:space="preserve"> script </w:t>
+      </w:r>
+      <w:proofErr w:type="spellStart"/>
+      <w:r>
+        <w:rPr>
+          <w:rFonts w:ascii="Times New Roman" w:hAnsi="Times New Roman" w:cs="Times New Roman"/>
+          <w:sz w:val="28"/>
+          <w:szCs w:val="28"/>
+        </w:rPr>
+        <w:t>tertentu</w:t>
+      </w:r>
+      <w:proofErr w:type="spellEnd"/>
+      <w:r>
+        <w:rPr>
+          <w:rFonts w:ascii="Times New Roman" w:hAnsi="Times New Roman" w:cs="Times New Roman"/>
+          <w:sz w:val="28"/>
+          <w:szCs w:val="28"/>
+        </w:rPr>
+        <w:t xml:space="preserve">. Teknik </w:t>
+      </w:r>
+      <w:proofErr w:type="spellStart"/>
+      <w:r>
+        <w:rPr>
+          <w:rFonts w:ascii="Times New Roman" w:hAnsi="Times New Roman" w:cs="Times New Roman"/>
+          <w:sz w:val="28"/>
+          <w:szCs w:val="28"/>
+        </w:rPr>
+        <w:t>ini</w:t>
+      </w:r>
+      <w:proofErr w:type="spellEnd"/>
+      <w:r>
+        <w:rPr>
+          <w:rFonts w:ascii="Times New Roman" w:hAnsi="Times New Roman" w:cs="Times New Roman"/>
+          <w:sz w:val="28"/>
+          <w:szCs w:val="28"/>
+        </w:rPr>
+        <w:t xml:space="preserve"> </w:t>
+      </w:r>
+      <w:proofErr w:type="spellStart"/>
+      <w:r>
+        <w:rPr>
+          <w:rFonts w:ascii="Times New Roman" w:hAnsi="Times New Roman" w:cs="Times New Roman"/>
+          <w:sz w:val="28"/>
+          <w:szCs w:val="28"/>
+        </w:rPr>
+        <w:t>memungkinkan</w:t>
+      </w:r>
+      <w:proofErr w:type="spellEnd"/>
+      <w:r>
+        <w:rPr>
+          <w:rFonts w:ascii="Times New Roman" w:hAnsi="Times New Roman" w:cs="Times New Roman"/>
+          <w:sz w:val="28"/>
+          <w:szCs w:val="28"/>
+        </w:rPr>
+        <w:t xml:space="preserve"> </w:t>
+      </w:r>
+      <w:proofErr w:type="spellStart"/>
+      <w:r>
+        <w:rPr>
+          <w:rFonts w:ascii="Times New Roman" w:hAnsi="Times New Roman" w:cs="Times New Roman"/>
+          <w:sz w:val="28"/>
+          <w:szCs w:val="28"/>
+        </w:rPr>
+        <w:t>pengguna</w:t>
+      </w:r>
+      <w:proofErr w:type="spellEnd"/>
+      <w:r>
+        <w:rPr>
+          <w:rFonts w:ascii="Times New Roman" w:hAnsi="Times New Roman" w:cs="Times New Roman"/>
+          <w:sz w:val="28"/>
+          <w:szCs w:val="28"/>
+        </w:rPr>
+        <w:t xml:space="preserve"> </w:t>
+      </w:r>
+      <w:proofErr w:type="spellStart"/>
+      <w:r>
+        <w:rPr>
+          <w:rFonts w:ascii="Times New Roman" w:hAnsi="Times New Roman" w:cs="Times New Roman"/>
+          <w:sz w:val="28"/>
+          <w:szCs w:val="28"/>
+        </w:rPr>
+        <w:t>untuk</w:t>
+      </w:r>
+      <w:proofErr w:type="spellEnd"/>
+      <w:r>
+        <w:rPr>
+          <w:rFonts w:ascii="Times New Roman" w:hAnsi="Times New Roman" w:cs="Times New Roman"/>
+          <w:sz w:val="28"/>
+          <w:szCs w:val="28"/>
+        </w:rPr>
+        <w:t xml:space="preserve"> </w:t>
+      </w:r>
+      <w:proofErr w:type="spellStart"/>
+      <w:r>
+        <w:rPr>
+          <w:rFonts w:ascii="Times New Roman" w:hAnsi="Times New Roman" w:cs="Times New Roman"/>
+          <w:sz w:val="28"/>
+          <w:szCs w:val="28"/>
+        </w:rPr>
+        <w:t>mengumpulkan</w:t>
+      </w:r>
+      <w:proofErr w:type="spellEnd"/>
+      <w:r>
+        <w:rPr>
+          <w:rFonts w:ascii="Times New Roman" w:hAnsi="Times New Roman" w:cs="Times New Roman"/>
+          <w:sz w:val="28"/>
+          <w:szCs w:val="28"/>
+        </w:rPr>
+        <w:t xml:space="preserve"> data </w:t>
+      </w:r>
+      <w:proofErr w:type="spellStart"/>
+      <w:r>
+        <w:rPr>
+          <w:rFonts w:ascii="Times New Roman" w:hAnsi="Times New Roman" w:cs="Times New Roman"/>
+          <w:sz w:val="28"/>
+          <w:szCs w:val="28"/>
+        </w:rPr>
+        <w:t>dalam</w:t>
+      </w:r>
+      <w:proofErr w:type="spellEnd"/>
+      <w:r>
+        <w:rPr>
+          <w:rFonts w:ascii="Times New Roman" w:hAnsi="Times New Roman" w:cs="Times New Roman"/>
+          <w:sz w:val="28"/>
+          <w:szCs w:val="28"/>
+        </w:rPr>
+        <w:t xml:space="preserve"> </w:t>
+      </w:r>
+      <w:proofErr w:type="spellStart"/>
+      <w:r>
+        <w:rPr>
+          <w:rFonts w:ascii="Times New Roman" w:hAnsi="Times New Roman" w:cs="Times New Roman"/>
+          <w:sz w:val="28"/>
+          <w:szCs w:val="28"/>
+        </w:rPr>
+        <w:t>jumlah</w:t>
+      </w:r>
+      <w:proofErr w:type="spellEnd"/>
+      <w:r>
+        <w:rPr>
+          <w:rFonts w:ascii="Times New Roman" w:hAnsi="Times New Roman" w:cs="Times New Roman"/>
+          <w:sz w:val="28"/>
+          <w:szCs w:val="28"/>
+        </w:rPr>
+        <w:t xml:space="preserve"> </w:t>
+      </w:r>
+      <w:proofErr w:type="spellStart"/>
+      <w:r>
+        <w:rPr>
+          <w:rFonts w:ascii="Times New Roman" w:hAnsi="Times New Roman" w:cs="Times New Roman"/>
+          <w:sz w:val="28"/>
+          <w:szCs w:val="28"/>
+        </w:rPr>
+        <w:t>besar</w:t>
+      </w:r>
+      <w:proofErr w:type="spellEnd"/>
+      <w:r>
+        <w:rPr>
+          <w:rFonts w:ascii="Times New Roman" w:hAnsi="Times New Roman" w:cs="Times New Roman"/>
+          <w:sz w:val="28"/>
+          <w:szCs w:val="28"/>
+        </w:rPr>
+        <w:t xml:space="preserve"> </w:t>
+      </w:r>
+      <w:proofErr w:type="spellStart"/>
+      <w:r>
+        <w:rPr>
+          <w:rFonts w:ascii="Times New Roman" w:hAnsi="Times New Roman" w:cs="Times New Roman"/>
+          <w:sz w:val="28"/>
+          <w:szCs w:val="28"/>
+        </w:rPr>
+        <w:t>dengan</w:t>
+      </w:r>
+      <w:proofErr w:type="spellEnd"/>
+      <w:r>
+        <w:rPr>
+          <w:rFonts w:ascii="Times New Roman" w:hAnsi="Times New Roman" w:cs="Times New Roman"/>
+          <w:sz w:val="28"/>
+          <w:szCs w:val="28"/>
+        </w:rPr>
+        <w:t xml:space="preserve"> </w:t>
+      </w:r>
+      <w:proofErr w:type="spellStart"/>
+      <w:r>
+        <w:rPr>
+          <w:rFonts w:ascii="Times New Roman" w:hAnsi="Times New Roman" w:cs="Times New Roman"/>
+          <w:sz w:val="28"/>
+          <w:szCs w:val="28"/>
+        </w:rPr>
+        <w:t>lebih</w:t>
+      </w:r>
+      <w:proofErr w:type="spellEnd"/>
+      <w:r>
+        <w:rPr>
+          <w:rFonts w:ascii="Times New Roman" w:hAnsi="Times New Roman" w:cs="Times New Roman"/>
+          <w:sz w:val="28"/>
+          <w:szCs w:val="28"/>
+        </w:rPr>
+        <w:t xml:space="preserve"> </w:t>
+      </w:r>
+      <w:proofErr w:type="spellStart"/>
+      <w:r>
+        <w:rPr>
+          <w:rFonts w:ascii="Times New Roman" w:hAnsi="Times New Roman" w:cs="Times New Roman"/>
+          <w:sz w:val="28"/>
+          <w:szCs w:val="28"/>
+        </w:rPr>
+        <w:t>cepat</w:t>
+      </w:r>
+      <w:proofErr w:type="spellEnd"/>
+      <w:r>
+        <w:rPr>
+          <w:rFonts w:ascii="Times New Roman" w:hAnsi="Times New Roman" w:cs="Times New Roman"/>
+          <w:sz w:val="28"/>
+          <w:szCs w:val="28"/>
+        </w:rPr>
+        <w:t xml:space="preserve"> </w:t>
+      </w:r>
+      <w:proofErr w:type="spellStart"/>
+      <w:r>
+        <w:rPr>
+          <w:rFonts w:ascii="Times New Roman" w:hAnsi="Times New Roman" w:cs="Times New Roman"/>
+          <w:sz w:val="28"/>
+          <w:szCs w:val="28"/>
+        </w:rPr>
+        <w:t>dibandingkan</w:t>
+      </w:r>
+      <w:proofErr w:type="spellEnd"/>
+      <w:r>
+        <w:rPr>
+          <w:rFonts w:ascii="Times New Roman" w:hAnsi="Times New Roman" w:cs="Times New Roman"/>
+          <w:sz w:val="28"/>
+          <w:szCs w:val="28"/>
+        </w:rPr>
+        <w:t xml:space="preserve"> </w:t>
+      </w:r>
+      <w:proofErr w:type="spellStart"/>
+      <w:r>
+        <w:rPr>
+          <w:rFonts w:ascii="Times New Roman" w:hAnsi="Times New Roman" w:cs="Times New Roman"/>
+          <w:sz w:val="28"/>
+          <w:szCs w:val="28"/>
+        </w:rPr>
+        <w:t>cara</w:t>
+      </w:r>
+      <w:proofErr w:type="spellEnd"/>
+      <w:r>
+        <w:rPr>
+          <w:rFonts w:ascii="Times New Roman" w:hAnsi="Times New Roman" w:cs="Times New Roman"/>
+          <w:sz w:val="28"/>
+          <w:szCs w:val="28"/>
+        </w:rPr>
+        <w:t xml:space="preserve"> manual.</w:t>
+      </w:r>
+    </w:p>
+    <w:p>
+      <w:pPr>
+        <w:pStyle w:val="ListParagraph"/>
+        <w:tabs>
+          <w:tab w:val="right" w:pos="8505"/>
+        </w:tabs>
+        <w:spacing w:after="0"/>
+        <w:ind w:left="794" w:firstLine="567"/>
+        <w:jc w:val="both"/>
+        <w:rPr>
+          <w:rFonts w:ascii="Times New Roman" w:hAnsi="Times New Roman" w:cs="Times New Roman"/>
+          <w:sz w:val="28"/>
+          <w:szCs w:val="28"/>
+        </w:rPr>
+      </w:pPr>
+      <w:r>
+        <w:rPr>
+          <w:rFonts w:ascii="Times New Roman" w:hAnsi="Times New Roman" w:cs="Times New Roman"/>
+          <w:sz w:val="28"/>
+          <w:szCs w:val="28"/>
+        </w:rPr>
+        <w:t xml:space="preserve">Data yang </w:t>
+      </w:r>
+      <w:proofErr w:type="spellStart"/>
+      <w:r>
+        <w:rPr>
+          <w:rFonts w:ascii="Times New Roman" w:hAnsi="Times New Roman" w:cs="Times New Roman"/>
+          <w:sz w:val="28"/>
+          <w:szCs w:val="28"/>
+        </w:rPr>
+        <w:t>telah</w:t>
+      </w:r>
+      <w:proofErr w:type="spellEnd"/>
+      <w:r>
+        <w:rPr>
+          <w:rFonts w:ascii="Times New Roman" w:hAnsi="Times New Roman" w:cs="Times New Roman"/>
+          <w:sz w:val="28"/>
+          <w:szCs w:val="28"/>
+        </w:rPr>
+        <w:t xml:space="preserve"> </w:t>
+      </w:r>
+      <w:proofErr w:type="spellStart"/>
+      <w:r>
+        <w:rPr>
+          <w:rFonts w:ascii="Times New Roman" w:hAnsi="Times New Roman" w:cs="Times New Roman"/>
+          <w:sz w:val="28"/>
+          <w:szCs w:val="28"/>
+        </w:rPr>
+        <w:t>diambil</w:t>
+      </w:r>
+      <w:proofErr w:type="spellEnd"/>
+      <w:r>
+        <w:rPr>
+          <w:rFonts w:ascii="Times New Roman" w:hAnsi="Times New Roman" w:cs="Times New Roman"/>
+          <w:sz w:val="28"/>
+          <w:szCs w:val="28"/>
+        </w:rPr>
+        <w:t xml:space="preserve"> </w:t>
+      </w:r>
+      <w:proofErr w:type="spellStart"/>
+      <w:r>
+        <w:rPr>
+          <w:rFonts w:ascii="Times New Roman" w:hAnsi="Times New Roman" w:cs="Times New Roman"/>
+          <w:sz w:val="28"/>
+          <w:szCs w:val="28"/>
+        </w:rPr>
+        <w:t>kemudian</w:t>
+      </w:r>
+      <w:proofErr w:type="spellEnd"/>
+      <w:r>
+        <w:rPr>
+          <w:rFonts w:ascii="Times New Roman" w:hAnsi="Times New Roman" w:cs="Times New Roman"/>
+          <w:sz w:val="28"/>
+          <w:szCs w:val="28"/>
+        </w:rPr>
+        <w:t xml:space="preserve"> </w:t>
+      </w:r>
+      <w:proofErr w:type="spellStart"/>
+      <w:r>
+        <w:rPr>
+          <w:rFonts w:ascii="Times New Roman" w:hAnsi="Times New Roman" w:cs="Times New Roman"/>
+          <w:sz w:val="28"/>
+          <w:szCs w:val="28"/>
+        </w:rPr>
+        <w:t>dapat</w:t>
+      </w:r>
+      <w:proofErr w:type="spellEnd"/>
+      <w:r>
+        <w:rPr>
+          <w:rFonts w:ascii="Times New Roman" w:hAnsi="Times New Roman" w:cs="Times New Roman"/>
+          <w:sz w:val="28"/>
+          <w:szCs w:val="28"/>
+        </w:rPr>
+        <w:t xml:space="preserve"> </w:t>
+      </w:r>
+      <w:proofErr w:type="spellStart"/>
+      <w:r>
+        <w:rPr>
+          <w:rFonts w:ascii="Times New Roman" w:hAnsi="Times New Roman" w:cs="Times New Roman"/>
+          <w:sz w:val="28"/>
+          <w:szCs w:val="28"/>
+        </w:rPr>
+        <w:t>diolah</w:t>
+      </w:r>
+      <w:proofErr w:type="spellEnd"/>
+      <w:r>
+        <w:rPr>
+          <w:rFonts w:ascii="Times New Roman" w:hAnsi="Times New Roman" w:cs="Times New Roman"/>
+          <w:sz w:val="28"/>
+          <w:szCs w:val="28"/>
+        </w:rPr>
+        <w:t xml:space="preserve"> dan </w:t>
+      </w:r>
+      <w:proofErr w:type="spellStart"/>
+      <w:r>
+        <w:rPr>
+          <w:rFonts w:ascii="Times New Roman" w:hAnsi="Times New Roman" w:cs="Times New Roman"/>
+          <w:sz w:val="28"/>
+          <w:szCs w:val="28"/>
+        </w:rPr>
+        <w:t>disimpan</w:t>
+      </w:r>
+      <w:proofErr w:type="spellEnd"/>
+      <w:r>
+        <w:rPr>
+          <w:rFonts w:ascii="Times New Roman" w:hAnsi="Times New Roman" w:cs="Times New Roman"/>
+          <w:sz w:val="28"/>
+          <w:szCs w:val="28"/>
+        </w:rPr>
+        <w:t xml:space="preserve"> </w:t>
+      </w:r>
+      <w:proofErr w:type="spellStart"/>
+      <w:r>
+        <w:rPr>
+          <w:rFonts w:ascii="Times New Roman" w:hAnsi="Times New Roman" w:cs="Times New Roman"/>
+          <w:sz w:val="28"/>
+          <w:szCs w:val="28"/>
+        </w:rPr>
+        <w:t>ke</w:t>
+      </w:r>
+      <w:proofErr w:type="spellEnd"/>
+      <w:r>
+        <w:rPr>
+          <w:rFonts w:ascii="Times New Roman" w:hAnsi="Times New Roman" w:cs="Times New Roman"/>
+          <w:sz w:val="28"/>
+          <w:szCs w:val="28"/>
+        </w:rPr>
+        <w:t xml:space="preserve"> </w:t>
+      </w:r>
+      <w:proofErr w:type="spellStart"/>
+      <w:r>
+        <w:rPr>
+          <w:rFonts w:ascii="Times New Roman" w:hAnsi="Times New Roman" w:cs="Times New Roman"/>
+          <w:sz w:val="28"/>
+          <w:szCs w:val="28"/>
+        </w:rPr>
+        <w:t>dalam</w:t>
+      </w:r>
+      <w:proofErr w:type="spellEnd"/>
+      <w:r>
+        <w:rPr>
+          <w:rFonts w:ascii="Times New Roman" w:hAnsi="Times New Roman" w:cs="Times New Roman"/>
+          <w:sz w:val="28"/>
+          <w:szCs w:val="28"/>
+        </w:rPr>
+        <w:t xml:space="preserve"> format yang </w:t>
+      </w:r>
+      <w:proofErr w:type="spellStart"/>
+      <w:r>
+        <w:rPr>
+          <w:rFonts w:ascii="Times New Roman" w:hAnsi="Times New Roman" w:cs="Times New Roman"/>
+          <w:sz w:val="28"/>
+          <w:szCs w:val="28"/>
+        </w:rPr>
+        <w:t>lebih</w:t>
+      </w:r>
+      <w:proofErr w:type="spellEnd"/>
+      <w:r>
+        <w:rPr>
+          <w:rFonts w:ascii="Times New Roman" w:hAnsi="Times New Roman" w:cs="Times New Roman"/>
+          <w:sz w:val="28"/>
+          <w:szCs w:val="28"/>
+        </w:rPr>
+        <w:t xml:space="preserve"> </w:t>
+      </w:r>
+      <w:proofErr w:type="spellStart"/>
+      <w:r>
+        <w:rPr>
+          <w:rFonts w:ascii="Times New Roman" w:hAnsi="Times New Roman" w:cs="Times New Roman"/>
+          <w:sz w:val="28"/>
+          <w:szCs w:val="28"/>
+        </w:rPr>
+        <w:t>terstruktur</w:t>
+      </w:r>
+      <w:proofErr w:type="spellEnd"/>
+      <w:r>
+        <w:rPr>
+          <w:rFonts w:ascii="Times New Roman" w:hAnsi="Times New Roman" w:cs="Times New Roman"/>
+          <w:sz w:val="28"/>
+          <w:szCs w:val="28"/>
+        </w:rPr>
+        <w:t xml:space="preserve">, </w:t>
+      </w:r>
+      <w:proofErr w:type="spellStart"/>
+      <w:r>
+        <w:rPr>
+          <w:rFonts w:ascii="Times New Roman" w:hAnsi="Times New Roman" w:cs="Times New Roman"/>
+          <w:sz w:val="28"/>
+          <w:szCs w:val="28"/>
+        </w:rPr>
+        <w:t>seperti</w:t>
+      </w:r>
+      <w:proofErr w:type="spellEnd"/>
+      <w:r>
+        <w:rPr>
+          <w:rFonts w:ascii="Times New Roman" w:hAnsi="Times New Roman" w:cs="Times New Roman"/>
+          <w:sz w:val="28"/>
+          <w:szCs w:val="28"/>
+        </w:rPr>
+        <w:t xml:space="preserve"> spreadsheet </w:t>
+      </w:r>
+      <w:proofErr w:type="spellStart"/>
+      <w:r>
+        <w:rPr>
+          <w:rFonts w:ascii="Times New Roman" w:hAnsi="Times New Roman" w:cs="Times New Roman"/>
+          <w:sz w:val="28"/>
+          <w:szCs w:val="28"/>
+        </w:rPr>
+        <w:t>atau</w:t>
+      </w:r>
+      <w:proofErr w:type="spellEnd"/>
+      <w:r>
+        <w:rPr>
+          <w:rFonts w:ascii="Times New Roman" w:hAnsi="Times New Roman" w:cs="Times New Roman"/>
+          <w:sz w:val="28"/>
+          <w:szCs w:val="28"/>
+        </w:rPr>
+        <w:t xml:space="preserve"> file Excel, </w:t>
+      </w:r>
+      <w:proofErr w:type="spellStart"/>
+      <w:r>
+        <w:rPr>
+          <w:rFonts w:ascii="Times New Roman" w:hAnsi="Times New Roman" w:cs="Times New Roman"/>
+          <w:sz w:val="28"/>
+          <w:szCs w:val="28"/>
+        </w:rPr>
+        <w:t>sehingga</w:t>
+      </w:r>
+      <w:proofErr w:type="spellEnd"/>
+      <w:r>
+        <w:rPr>
+          <w:rFonts w:ascii="Times New Roman" w:hAnsi="Times New Roman" w:cs="Times New Roman"/>
+          <w:sz w:val="28"/>
+          <w:szCs w:val="28"/>
+        </w:rPr>
+        <w:t xml:space="preserve"> </w:t>
+      </w:r>
+      <w:proofErr w:type="spellStart"/>
+      <w:r>
+        <w:rPr>
+          <w:rFonts w:ascii="Times New Roman" w:hAnsi="Times New Roman" w:cs="Times New Roman"/>
+          <w:sz w:val="28"/>
+          <w:szCs w:val="28"/>
+        </w:rPr>
+        <w:t>lebih</w:t>
+      </w:r>
+      <w:proofErr w:type="spellEnd"/>
+      <w:r>
+        <w:rPr>
+          <w:rFonts w:ascii="Times New Roman" w:hAnsi="Times New Roman" w:cs="Times New Roman"/>
+          <w:sz w:val="28"/>
+          <w:szCs w:val="28"/>
+        </w:rPr>
+        <w:t xml:space="preserve"> </w:t>
+      </w:r>
+      <w:proofErr w:type="spellStart"/>
+      <w:r>
+        <w:rPr>
+          <w:rFonts w:ascii="Times New Roman" w:hAnsi="Times New Roman" w:cs="Times New Roman"/>
+          <w:sz w:val="28"/>
+          <w:szCs w:val="28"/>
+        </w:rPr>
+        <w:t>mudah</w:t>
+      </w:r>
+      <w:proofErr w:type="spellEnd"/>
+      <w:r>
+        <w:rPr>
+          <w:rFonts w:ascii="Times New Roman" w:hAnsi="Times New Roman" w:cs="Times New Roman"/>
+          <w:sz w:val="28"/>
+          <w:szCs w:val="28"/>
+        </w:rPr>
+        <w:t xml:space="preserve"> </w:t>
+      </w:r>
+      <w:proofErr w:type="spellStart"/>
+      <w:r>
+        <w:rPr>
+          <w:rFonts w:ascii="Times New Roman" w:hAnsi="Times New Roman" w:cs="Times New Roman"/>
+          <w:sz w:val="28"/>
+          <w:szCs w:val="28"/>
+        </w:rPr>
+        <w:t>untuk</w:t>
+      </w:r>
+      <w:proofErr w:type="spellEnd"/>
+      <w:r>
+        <w:rPr>
+          <w:rFonts w:ascii="Times New Roman" w:hAnsi="Times New Roman" w:cs="Times New Roman"/>
+          <w:sz w:val="28"/>
+          <w:szCs w:val="28"/>
+        </w:rPr>
+        <w:t xml:space="preserve"> </w:t>
+      </w:r>
+      <w:proofErr w:type="spellStart"/>
+      <w:r>
+        <w:rPr>
+          <w:rFonts w:ascii="Times New Roman" w:hAnsi="Times New Roman" w:cs="Times New Roman"/>
+          <w:sz w:val="28"/>
+          <w:szCs w:val="28"/>
+        </w:rPr>
+        <w:t>dianalisis</w:t>
+      </w:r>
+      <w:proofErr w:type="spellEnd"/>
+      <w:r>
+        <w:rPr>
+          <w:rFonts w:ascii="Times New Roman" w:hAnsi="Times New Roman" w:cs="Times New Roman"/>
+          <w:sz w:val="28"/>
+          <w:szCs w:val="28"/>
+        </w:rPr>
+        <w:t xml:space="preserve"> dan </w:t>
+      </w:r>
+      <w:proofErr w:type="spellStart"/>
+      <w:r>
+        <w:rPr>
+          <w:rFonts w:ascii="Times New Roman" w:hAnsi="Times New Roman" w:cs="Times New Roman"/>
+          <w:sz w:val="28"/>
+          <w:szCs w:val="28"/>
+        </w:rPr>
+        <w:t>digunakan</w:t>
+      </w:r>
+      <w:proofErr w:type="spellEnd"/>
+      <w:r>
+        <w:rPr>
+          <w:rFonts w:ascii="Times New Roman" w:hAnsi="Times New Roman" w:cs="Times New Roman"/>
+          <w:sz w:val="28"/>
+          <w:szCs w:val="28"/>
+        </w:rPr>
+        <w:t xml:space="preserve"> </w:t>
+      </w:r>
+      <w:proofErr w:type="spellStart"/>
+      <w:r>
+        <w:rPr>
+          <w:rFonts w:ascii="Times New Roman" w:hAnsi="Times New Roman" w:cs="Times New Roman"/>
+          <w:sz w:val="28"/>
+          <w:szCs w:val="28"/>
+        </w:rPr>
+        <w:t>dalam</w:t>
+      </w:r>
+      <w:proofErr w:type="spellEnd"/>
+      <w:r>
+        <w:rPr>
+          <w:rFonts w:ascii="Times New Roman" w:hAnsi="Times New Roman" w:cs="Times New Roman"/>
+          <w:sz w:val="28"/>
+          <w:szCs w:val="28"/>
+        </w:rPr>
+        <w:t xml:space="preserve"> proses </w:t>
+      </w:r>
+      <w:proofErr w:type="spellStart"/>
+      <w:r>
+        <w:rPr>
+          <w:rFonts w:ascii="Times New Roman" w:hAnsi="Times New Roman" w:cs="Times New Roman"/>
+          <w:sz w:val="28"/>
+          <w:szCs w:val="28"/>
+        </w:rPr>
+        <w:t>pengolahan</w:t>
+      </w:r>
+      <w:proofErr w:type="spellEnd"/>
+      <w:r>
+        <w:rPr>
+          <w:rFonts w:ascii="Times New Roman" w:hAnsi="Times New Roman" w:cs="Times New Roman"/>
+          <w:sz w:val="28"/>
+          <w:szCs w:val="28"/>
+        </w:rPr>
+        <w:t xml:space="preserve"> data </w:t>
+      </w:r>
+      <w:proofErr w:type="spellStart"/>
+      <w:r>
+        <w:rPr>
+          <w:rFonts w:ascii="Times New Roman" w:hAnsi="Times New Roman" w:cs="Times New Roman"/>
+          <w:sz w:val="28"/>
+          <w:szCs w:val="28"/>
+        </w:rPr>
+        <w:t>selanjutnya</w:t>
+      </w:r>
+      <w:proofErr w:type="spellEnd"/>
+      <w:r>
+        <w:rPr>
+          <w:rFonts w:ascii="Times New Roman" w:hAnsi="Times New Roman" w:cs="Times New Roman"/>
+          <w:sz w:val="28"/>
+          <w:szCs w:val="28"/>
+        </w:rPr>
+        <w:t>.</w:t>
       </w:r>
     </w:p>
     <w:p>
@@ -4314,18 +7427,904 @@
           <w:sz w:val="28"/>
           <w:szCs w:val="28"/>
         </w:rPr>
-        <w:t xml:space="preserve">Data </w:t>
-      </w:r>
-      <w:proofErr w:type="spellStart"/>
-      <w:r>
-        <w:rPr>
-          <w:rFonts w:ascii="Times New Roman" w:hAnsi="Times New Roman" w:cs="Times New Roman"/>
-          <w:sz w:val="28"/>
-          <w:szCs w:val="28"/>
-        </w:rPr>
-        <w:t>Visualitation</w:t>
-      </w:r>
-      <w:proofErr w:type="spellEnd"/>
+        <w:t>Data Processing</w:t>
+      </w:r>
+    </w:p>
+    <w:p>
+      <w:pPr>
+        <w:pStyle w:val="ListParagraph"/>
+        <w:tabs>
+          <w:tab w:val="right" w:pos="8505"/>
+        </w:tabs>
+        <w:spacing w:after="0"/>
+        <w:ind w:left="794" w:firstLine="567"/>
+        <w:jc w:val="both"/>
+        <w:rPr>
+          <w:rFonts w:ascii="Times New Roman" w:hAnsi="Times New Roman" w:cs="Times New Roman"/>
+          <w:sz w:val="28"/>
+          <w:szCs w:val="28"/>
+        </w:rPr>
+      </w:pPr>
+      <w:r>
+        <w:rPr>
+          <w:rFonts w:ascii="Times New Roman" w:hAnsi="Times New Roman" w:cs="Times New Roman"/>
+          <w:sz w:val="28"/>
+          <w:szCs w:val="28"/>
+        </w:rPr>
+        <w:t>Data processing (</w:t>
+      </w:r>
+      <w:proofErr w:type="spellStart"/>
+      <w:r>
+        <w:rPr>
+          <w:rFonts w:ascii="Times New Roman" w:hAnsi="Times New Roman" w:cs="Times New Roman"/>
+          <w:sz w:val="28"/>
+          <w:szCs w:val="28"/>
+        </w:rPr>
+        <w:t>pemrosesan</w:t>
+      </w:r>
+      <w:proofErr w:type="spellEnd"/>
+      <w:r>
+        <w:rPr>
+          <w:rFonts w:ascii="Times New Roman" w:hAnsi="Times New Roman" w:cs="Times New Roman"/>
+          <w:sz w:val="28"/>
+          <w:szCs w:val="28"/>
+        </w:rPr>
+        <w:t xml:space="preserve"> data) </w:t>
+      </w:r>
+      <w:proofErr w:type="spellStart"/>
+      <w:r>
+        <w:rPr>
+          <w:rFonts w:ascii="Times New Roman" w:hAnsi="Times New Roman" w:cs="Times New Roman"/>
+          <w:sz w:val="28"/>
+          <w:szCs w:val="28"/>
+        </w:rPr>
+        <w:t>adalah</w:t>
+      </w:r>
+      <w:proofErr w:type="spellEnd"/>
+      <w:r>
+        <w:rPr>
+          <w:rFonts w:ascii="Times New Roman" w:hAnsi="Times New Roman" w:cs="Times New Roman"/>
+          <w:sz w:val="28"/>
+          <w:szCs w:val="28"/>
+        </w:rPr>
+        <w:t xml:space="preserve"> proses </w:t>
+      </w:r>
+      <w:proofErr w:type="spellStart"/>
+      <w:r>
+        <w:rPr>
+          <w:rFonts w:ascii="Times New Roman" w:hAnsi="Times New Roman" w:cs="Times New Roman"/>
+          <w:sz w:val="28"/>
+          <w:szCs w:val="28"/>
+        </w:rPr>
+        <w:t>mengolah</w:t>
+      </w:r>
+      <w:proofErr w:type="spellEnd"/>
+      <w:r>
+        <w:rPr>
+          <w:rFonts w:ascii="Times New Roman" w:hAnsi="Times New Roman" w:cs="Times New Roman"/>
+          <w:sz w:val="28"/>
+          <w:szCs w:val="28"/>
+        </w:rPr>
+        <w:t xml:space="preserve"> data </w:t>
+      </w:r>
+      <w:proofErr w:type="spellStart"/>
+      <w:r>
+        <w:rPr>
+          <w:rFonts w:ascii="Times New Roman" w:hAnsi="Times New Roman" w:cs="Times New Roman"/>
+          <w:sz w:val="28"/>
+          <w:szCs w:val="28"/>
+        </w:rPr>
+        <w:t>mentah</w:t>
+      </w:r>
+      <w:proofErr w:type="spellEnd"/>
+      <w:r>
+        <w:rPr>
+          <w:rFonts w:ascii="Times New Roman" w:hAnsi="Times New Roman" w:cs="Times New Roman"/>
+          <w:sz w:val="28"/>
+          <w:szCs w:val="28"/>
+        </w:rPr>
+        <w:t xml:space="preserve">, </w:t>
+      </w:r>
+      <w:proofErr w:type="spellStart"/>
+      <w:r>
+        <w:rPr>
+          <w:rFonts w:ascii="Times New Roman" w:hAnsi="Times New Roman" w:cs="Times New Roman"/>
+          <w:sz w:val="28"/>
+          <w:szCs w:val="28"/>
+        </w:rPr>
+        <w:t>seperti</w:t>
+      </w:r>
+      <w:proofErr w:type="spellEnd"/>
+      <w:r>
+        <w:rPr>
+          <w:rFonts w:ascii="Times New Roman" w:hAnsi="Times New Roman" w:cs="Times New Roman"/>
+          <w:sz w:val="28"/>
+          <w:szCs w:val="28"/>
+        </w:rPr>
+        <w:t xml:space="preserve"> </w:t>
+      </w:r>
+      <w:proofErr w:type="spellStart"/>
+      <w:r>
+        <w:rPr>
+          <w:rFonts w:ascii="Times New Roman" w:hAnsi="Times New Roman" w:cs="Times New Roman"/>
+          <w:sz w:val="28"/>
+          <w:szCs w:val="28"/>
+        </w:rPr>
+        <w:t>angka</w:t>
+      </w:r>
+      <w:proofErr w:type="spellEnd"/>
+      <w:r>
+        <w:rPr>
+          <w:rFonts w:ascii="Times New Roman" w:hAnsi="Times New Roman" w:cs="Times New Roman"/>
+          <w:sz w:val="28"/>
+          <w:szCs w:val="28"/>
+        </w:rPr>
+        <w:t xml:space="preserve">, </w:t>
+      </w:r>
+      <w:proofErr w:type="spellStart"/>
+      <w:r>
+        <w:rPr>
+          <w:rFonts w:ascii="Times New Roman" w:hAnsi="Times New Roman" w:cs="Times New Roman"/>
+          <w:sz w:val="28"/>
+          <w:szCs w:val="28"/>
+        </w:rPr>
+        <w:t>teks</w:t>
+      </w:r>
+      <w:proofErr w:type="spellEnd"/>
+      <w:r>
+        <w:rPr>
+          <w:rFonts w:ascii="Times New Roman" w:hAnsi="Times New Roman" w:cs="Times New Roman"/>
+          <w:sz w:val="28"/>
+          <w:szCs w:val="28"/>
+        </w:rPr>
+        <w:t xml:space="preserve">, </w:t>
+      </w:r>
+      <w:proofErr w:type="spellStart"/>
+      <w:r>
+        <w:rPr>
+          <w:rFonts w:ascii="Times New Roman" w:hAnsi="Times New Roman" w:cs="Times New Roman"/>
+          <w:sz w:val="28"/>
+          <w:szCs w:val="28"/>
+        </w:rPr>
+        <w:t>atau</w:t>
+      </w:r>
+      <w:proofErr w:type="spellEnd"/>
+      <w:r>
+        <w:rPr>
+          <w:rFonts w:ascii="Times New Roman" w:hAnsi="Times New Roman" w:cs="Times New Roman"/>
+          <w:sz w:val="28"/>
+          <w:szCs w:val="28"/>
+        </w:rPr>
+        <w:t xml:space="preserve"> </w:t>
+      </w:r>
+      <w:proofErr w:type="spellStart"/>
+      <w:r>
+        <w:rPr>
+          <w:rFonts w:ascii="Times New Roman" w:hAnsi="Times New Roman" w:cs="Times New Roman"/>
+          <w:sz w:val="28"/>
+          <w:szCs w:val="28"/>
+        </w:rPr>
+        <w:t>gambar</w:t>
+      </w:r>
+      <w:proofErr w:type="spellEnd"/>
+      <w:r>
+        <w:rPr>
+          <w:rFonts w:ascii="Times New Roman" w:hAnsi="Times New Roman" w:cs="Times New Roman"/>
+          <w:sz w:val="28"/>
+          <w:szCs w:val="28"/>
+        </w:rPr>
+        <w:t xml:space="preserve">, </w:t>
+      </w:r>
+      <w:proofErr w:type="spellStart"/>
+      <w:r>
+        <w:rPr>
+          <w:rFonts w:ascii="Times New Roman" w:hAnsi="Times New Roman" w:cs="Times New Roman"/>
+          <w:sz w:val="28"/>
+          <w:szCs w:val="28"/>
+        </w:rPr>
+        <w:t>menjadi</w:t>
+      </w:r>
+      <w:proofErr w:type="spellEnd"/>
+      <w:r>
+        <w:rPr>
+          <w:rFonts w:ascii="Times New Roman" w:hAnsi="Times New Roman" w:cs="Times New Roman"/>
+          <w:sz w:val="28"/>
+          <w:szCs w:val="28"/>
+        </w:rPr>
+        <w:t xml:space="preserve"> </w:t>
+      </w:r>
+      <w:proofErr w:type="spellStart"/>
+      <w:r>
+        <w:rPr>
+          <w:rFonts w:ascii="Times New Roman" w:hAnsi="Times New Roman" w:cs="Times New Roman"/>
+          <w:sz w:val="28"/>
+          <w:szCs w:val="28"/>
+        </w:rPr>
+        <w:t>informasi</w:t>
+      </w:r>
+      <w:proofErr w:type="spellEnd"/>
+      <w:r>
+        <w:rPr>
+          <w:rFonts w:ascii="Times New Roman" w:hAnsi="Times New Roman" w:cs="Times New Roman"/>
+          <w:sz w:val="28"/>
+          <w:szCs w:val="28"/>
+        </w:rPr>
+        <w:t xml:space="preserve"> yang </w:t>
+      </w:r>
+      <w:proofErr w:type="spellStart"/>
+      <w:r>
+        <w:rPr>
+          <w:rFonts w:ascii="Times New Roman" w:hAnsi="Times New Roman" w:cs="Times New Roman"/>
+          <w:sz w:val="28"/>
+          <w:szCs w:val="28"/>
+        </w:rPr>
+        <w:t>lebih</w:t>
+      </w:r>
+      <w:proofErr w:type="spellEnd"/>
+      <w:r>
+        <w:rPr>
+          <w:rFonts w:ascii="Times New Roman" w:hAnsi="Times New Roman" w:cs="Times New Roman"/>
+          <w:sz w:val="28"/>
+          <w:szCs w:val="28"/>
+        </w:rPr>
+        <w:t xml:space="preserve"> </w:t>
+      </w:r>
+      <w:proofErr w:type="spellStart"/>
+      <w:r>
+        <w:rPr>
+          <w:rFonts w:ascii="Times New Roman" w:hAnsi="Times New Roman" w:cs="Times New Roman"/>
+          <w:sz w:val="28"/>
+          <w:szCs w:val="28"/>
+        </w:rPr>
+        <w:t>teratur</w:t>
+      </w:r>
+      <w:proofErr w:type="spellEnd"/>
+      <w:r>
+        <w:rPr>
+          <w:rFonts w:ascii="Times New Roman" w:hAnsi="Times New Roman" w:cs="Times New Roman"/>
+          <w:sz w:val="28"/>
+          <w:szCs w:val="28"/>
+        </w:rPr>
+        <w:t xml:space="preserve"> dan </w:t>
+      </w:r>
+      <w:proofErr w:type="spellStart"/>
+      <w:r>
+        <w:rPr>
+          <w:rFonts w:ascii="Times New Roman" w:hAnsi="Times New Roman" w:cs="Times New Roman"/>
+          <w:sz w:val="28"/>
+          <w:szCs w:val="28"/>
+        </w:rPr>
+        <w:t>bermakna</w:t>
+      </w:r>
+      <w:proofErr w:type="spellEnd"/>
+      <w:r>
+        <w:rPr>
+          <w:rFonts w:ascii="Times New Roman" w:hAnsi="Times New Roman" w:cs="Times New Roman"/>
+          <w:sz w:val="28"/>
+          <w:szCs w:val="28"/>
+        </w:rPr>
+        <w:t xml:space="preserve">. Data </w:t>
+      </w:r>
+      <w:proofErr w:type="spellStart"/>
+      <w:r>
+        <w:rPr>
+          <w:rFonts w:ascii="Times New Roman" w:hAnsi="Times New Roman" w:cs="Times New Roman"/>
+          <w:sz w:val="28"/>
+          <w:szCs w:val="28"/>
+        </w:rPr>
+        <w:t>mentah</w:t>
+      </w:r>
+      <w:proofErr w:type="spellEnd"/>
+      <w:r>
+        <w:rPr>
+          <w:rFonts w:ascii="Times New Roman" w:hAnsi="Times New Roman" w:cs="Times New Roman"/>
+          <w:sz w:val="28"/>
+          <w:szCs w:val="28"/>
+        </w:rPr>
+        <w:t xml:space="preserve"> pada </w:t>
+      </w:r>
+      <w:proofErr w:type="spellStart"/>
+      <w:r>
+        <w:rPr>
+          <w:rFonts w:ascii="Times New Roman" w:hAnsi="Times New Roman" w:cs="Times New Roman"/>
+          <w:sz w:val="28"/>
+          <w:szCs w:val="28"/>
+        </w:rPr>
+        <w:t>awalnya</w:t>
+      </w:r>
+      <w:proofErr w:type="spellEnd"/>
+      <w:r>
+        <w:rPr>
+          <w:rFonts w:ascii="Times New Roman" w:hAnsi="Times New Roman" w:cs="Times New Roman"/>
+          <w:sz w:val="28"/>
+          <w:szCs w:val="28"/>
+        </w:rPr>
+        <w:t xml:space="preserve"> </w:t>
+      </w:r>
+      <w:proofErr w:type="spellStart"/>
+      <w:r>
+        <w:rPr>
+          <w:rFonts w:ascii="Times New Roman" w:hAnsi="Times New Roman" w:cs="Times New Roman"/>
+          <w:sz w:val="28"/>
+          <w:szCs w:val="28"/>
+        </w:rPr>
+        <w:t>biasanya</w:t>
+      </w:r>
+      <w:proofErr w:type="spellEnd"/>
+      <w:r>
+        <w:rPr>
+          <w:rFonts w:ascii="Times New Roman" w:hAnsi="Times New Roman" w:cs="Times New Roman"/>
+          <w:sz w:val="28"/>
+          <w:szCs w:val="28"/>
+        </w:rPr>
+        <w:t xml:space="preserve"> </w:t>
+      </w:r>
+      <w:proofErr w:type="spellStart"/>
+      <w:r>
+        <w:rPr>
+          <w:rFonts w:ascii="Times New Roman" w:hAnsi="Times New Roman" w:cs="Times New Roman"/>
+          <w:sz w:val="28"/>
+          <w:szCs w:val="28"/>
+        </w:rPr>
+        <w:t>belum</w:t>
+      </w:r>
+      <w:proofErr w:type="spellEnd"/>
+      <w:r>
+        <w:rPr>
+          <w:rFonts w:ascii="Times New Roman" w:hAnsi="Times New Roman" w:cs="Times New Roman"/>
+          <w:sz w:val="28"/>
+          <w:szCs w:val="28"/>
+        </w:rPr>
+        <w:t xml:space="preserve"> </w:t>
+      </w:r>
+      <w:proofErr w:type="spellStart"/>
+      <w:r>
+        <w:rPr>
+          <w:rFonts w:ascii="Times New Roman" w:hAnsi="Times New Roman" w:cs="Times New Roman"/>
+          <w:sz w:val="28"/>
+          <w:szCs w:val="28"/>
+        </w:rPr>
+        <w:t>tersusun</w:t>
+      </w:r>
+      <w:proofErr w:type="spellEnd"/>
+      <w:r>
+        <w:rPr>
+          <w:rFonts w:ascii="Times New Roman" w:hAnsi="Times New Roman" w:cs="Times New Roman"/>
+          <w:sz w:val="28"/>
+          <w:szCs w:val="28"/>
+        </w:rPr>
+        <w:t xml:space="preserve"> </w:t>
+      </w:r>
+      <w:proofErr w:type="spellStart"/>
+      <w:r>
+        <w:rPr>
+          <w:rFonts w:ascii="Times New Roman" w:hAnsi="Times New Roman" w:cs="Times New Roman"/>
+          <w:sz w:val="28"/>
+          <w:szCs w:val="28"/>
+        </w:rPr>
+        <w:t>dengan</w:t>
+      </w:r>
+      <w:proofErr w:type="spellEnd"/>
+      <w:r>
+        <w:rPr>
+          <w:rFonts w:ascii="Times New Roman" w:hAnsi="Times New Roman" w:cs="Times New Roman"/>
+          <w:sz w:val="28"/>
+          <w:szCs w:val="28"/>
+        </w:rPr>
+        <w:t xml:space="preserve"> </w:t>
+      </w:r>
+      <w:proofErr w:type="spellStart"/>
+      <w:r>
+        <w:rPr>
+          <w:rFonts w:ascii="Times New Roman" w:hAnsi="Times New Roman" w:cs="Times New Roman"/>
+          <w:sz w:val="28"/>
+          <w:szCs w:val="28"/>
+        </w:rPr>
+        <w:t>rapi</w:t>
+      </w:r>
+      <w:proofErr w:type="spellEnd"/>
+      <w:r>
+        <w:rPr>
+          <w:rFonts w:ascii="Times New Roman" w:hAnsi="Times New Roman" w:cs="Times New Roman"/>
+          <w:sz w:val="28"/>
+          <w:szCs w:val="28"/>
+        </w:rPr>
+        <w:t xml:space="preserve"> dan </w:t>
+      </w:r>
+      <w:proofErr w:type="spellStart"/>
+      <w:r>
+        <w:rPr>
+          <w:rFonts w:ascii="Times New Roman" w:hAnsi="Times New Roman" w:cs="Times New Roman"/>
+          <w:sz w:val="28"/>
+          <w:szCs w:val="28"/>
+        </w:rPr>
+        <w:t>sulit</w:t>
+      </w:r>
+      <w:proofErr w:type="spellEnd"/>
+      <w:r>
+        <w:rPr>
+          <w:rFonts w:ascii="Times New Roman" w:hAnsi="Times New Roman" w:cs="Times New Roman"/>
+          <w:sz w:val="28"/>
+          <w:szCs w:val="28"/>
+        </w:rPr>
+        <w:t xml:space="preserve"> </w:t>
+      </w:r>
+      <w:proofErr w:type="spellStart"/>
+      <w:r>
+        <w:rPr>
+          <w:rFonts w:ascii="Times New Roman" w:hAnsi="Times New Roman" w:cs="Times New Roman"/>
+          <w:sz w:val="28"/>
+          <w:szCs w:val="28"/>
+        </w:rPr>
+        <w:t>dipahami</w:t>
+      </w:r>
+      <w:proofErr w:type="spellEnd"/>
+      <w:r>
+        <w:rPr>
+          <w:rFonts w:ascii="Times New Roman" w:hAnsi="Times New Roman" w:cs="Times New Roman"/>
+          <w:sz w:val="28"/>
+          <w:szCs w:val="28"/>
+        </w:rPr>
+        <w:t>.</w:t>
+      </w:r>
+    </w:p>
+    <w:p>
+      <w:pPr>
+        <w:pStyle w:val="ListParagraph"/>
+        <w:tabs>
+          <w:tab w:val="right" w:pos="8505"/>
+        </w:tabs>
+        <w:spacing w:after="0"/>
+        <w:ind w:left="794" w:firstLine="567"/>
+        <w:jc w:val="both"/>
+        <w:rPr>
+          <w:rFonts w:ascii="Times New Roman" w:hAnsi="Times New Roman" w:cs="Times New Roman"/>
+          <w:sz w:val="28"/>
+          <w:szCs w:val="28"/>
+        </w:rPr>
+      </w:pPr>
+      <w:proofErr w:type="spellStart"/>
+      <w:r>
+        <w:rPr>
+          <w:rFonts w:ascii="Times New Roman" w:hAnsi="Times New Roman" w:cs="Times New Roman"/>
+          <w:sz w:val="28"/>
+          <w:szCs w:val="28"/>
+        </w:rPr>
+        <w:t>Melalui</w:t>
+      </w:r>
+      <w:proofErr w:type="spellEnd"/>
+      <w:r>
+        <w:rPr>
+          <w:rFonts w:ascii="Times New Roman" w:hAnsi="Times New Roman" w:cs="Times New Roman"/>
+          <w:sz w:val="28"/>
+          <w:szCs w:val="28"/>
+        </w:rPr>
+        <w:t xml:space="preserve"> </w:t>
+      </w:r>
+      <w:proofErr w:type="spellStart"/>
+      <w:r>
+        <w:rPr>
+          <w:rFonts w:ascii="Times New Roman" w:hAnsi="Times New Roman" w:cs="Times New Roman"/>
+          <w:sz w:val="28"/>
+          <w:szCs w:val="28"/>
+        </w:rPr>
+        <w:t>serangkaian</w:t>
+      </w:r>
+      <w:proofErr w:type="spellEnd"/>
+      <w:r>
+        <w:rPr>
+          <w:rFonts w:ascii="Times New Roman" w:hAnsi="Times New Roman" w:cs="Times New Roman"/>
+          <w:sz w:val="28"/>
+          <w:szCs w:val="28"/>
+        </w:rPr>
+        <w:t xml:space="preserve"> </w:t>
+      </w:r>
+      <w:proofErr w:type="spellStart"/>
+      <w:r>
+        <w:rPr>
+          <w:rFonts w:ascii="Times New Roman" w:hAnsi="Times New Roman" w:cs="Times New Roman"/>
+          <w:sz w:val="28"/>
+          <w:szCs w:val="28"/>
+        </w:rPr>
+        <w:t>langkah</w:t>
+      </w:r>
+      <w:proofErr w:type="spellEnd"/>
+      <w:r>
+        <w:rPr>
+          <w:rFonts w:ascii="Times New Roman" w:hAnsi="Times New Roman" w:cs="Times New Roman"/>
+          <w:sz w:val="28"/>
+          <w:szCs w:val="28"/>
+        </w:rPr>
+        <w:t xml:space="preserve"> yang </w:t>
+      </w:r>
+      <w:proofErr w:type="spellStart"/>
+      <w:r>
+        <w:rPr>
+          <w:rFonts w:ascii="Times New Roman" w:hAnsi="Times New Roman" w:cs="Times New Roman"/>
+          <w:sz w:val="28"/>
+          <w:szCs w:val="28"/>
+        </w:rPr>
+        <w:t>sistematis</w:t>
+      </w:r>
+      <w:proofErr w:type="spellEnd"/>
+      <w:r>
+        <w:rPr>
+          <w:rFonts w:ascii="Times New Roman" w:hAnsi="Times New Roman" w:cs="Times New Roman"/>
+          <w:sz w:val="28"/>
+          <w:szCs w:val="28"/>
+        </w:rPr>
+        <w:t xml:space="preserve">, data </w:t>
+      </w:r>
+      <w:proofErr w:type="spellStart"/>
+      <w:r>
+        <w:rPr>
+          <w:rFonts w:ascii="Times New Roman" w:hAnsi="Times New Roman" w:cs="Times New Roman"/>
+          <w:sz w:val="28"/>
+          <w:szCs w:val="28"/>
+        </w:rPr>
+        <w:t>tersebut</w:t>
+      </w:r>
+      <w:proofErr w:type="spellEnd"/>
+      <w:r>
+        <w:rPr>
+          <w:rFonts w:ascii="Times New Roman" w:hAnsi="Times New Roman" w:cs="Times New Roman"/>
+          <w:sz w:val="28"/>
+          <w:szCs w:val="28"/>
+        </w:rPr>
+        <w:t xml:space="preserve"> </w:t>
+      </w:r>
+      <w:proofErr w:type="spellStart"/>
+      <w:r>
+        <w:rPr>
+          <w:rFonts w:ascii="Times New Roman" w:hAnsi="Times New Roman" w:cs="Times New Roman"/>
+          <w:sz w:val="28"/>
+          <w:szCs w:val="28"/>
+        </w:rPr>
+        <w:t>dibersihkan</w:t>
+      </w:r>
+      <w:proofErr w:type="spellEnd"/>
+      <w:r>
+        <w:rPr>
+          <w:rFonts w:ascii="Times New Roman" w:hAnsi="Times New Roman" w:cs="Times New Roman"/>
+          <w:sz w:val="28"/>
+          <w:szCs w:val="28"/>
+        </w:rPr>
+        <w:t xml:space="preserve">, </w:t>
+      </w:r>
+      <w:proofErr w:type="spellStart"/>
+      <w:r>
+        <w:rPr>
+          <w:rFonts w:ascii="Times New Roman" w:hAnsi="Times New Roman" w:cs="Times New Roman"/>
+          <w:sz w:val="28"/>
+          <w:szCs w:val="28"/>
+        </w:rPr>
+        <w:t>disusun</w:t>
+      </w:r>
+      <w:proofErr w:type="spellEnd"/>
+      <w:r>
+        <w:rPr>
+          <w:rFonts w:ascii="Times New Roman" w:hAnsi="Times New Roman" w:cs="Times New Roman"/>
+          <w:sz w:val="28"/>
+          <w:szCs w:val="28"/>
+        </w:rPr>
+        <w:t xml:space="preserve">, dan </w:t>
+      </w:r>
+      <w:proofErr w:type="spellStart"/>
+      <w:r>
+        <w:rPr>
+          <w:rFonts w:ascii="Times New Roman" w:hAnsi="Times New Roman" w:cs="Times New Roman"/>
+          <w:sz w:val="28"/>
+          <w:szCs w:val="28"/>
+        </w:rPr>
+        <w:t>diolah</w:t>
+      </w:r>
+      <w:proofErr w:type="spellEnd"/>
+      <w:r>
+        <w:rPr>
+          <w:rFonts w:ascii="Times New Roman" w:hAnsi="Times New Roman" w:cs="Times New Roman"/>
+          <w:sz w:val="28"/>
+          <w:szCs w:val="28"/>
+        </w:rPr>
+        <w:t xml:space="preserve"> </w:t>
+      </w:r>
+      <w:proofErr w:type="spellStart"/>
+      <w:r>
+        <w:rPr>
+          <w:rFonts w:ascii="Times New Roman" w:hAnsi="Times New Roman" w:cs="Times New Roman"/>
+          <w:sz w:val="28"/>
+          <w:szCs w:val="28"/>
+        </w:rPr>
+        <w:t>sehingga</w:t>
+      </w:r>
+      <w:proofErr w:type="spellEnd"/>
+      <w:r>
+        <w:rPr>
+          <w:rFonts w:ascii="Times New Roman" w:hAnsi="Times New Roman" w:cs="Times New Roman"/>
+          <w:sz w:val="28"/>
+          <w:szCs w:val="28"/>
+        </w:rPr>
+        <w:t xml:space="preserve"> </w:t>
+      </w:r>
+      <w:proofErr w:type="spellStart"/>
+      <w:r>
+        <w:rPr>
+          <w:rFonts w:ascii="Times New Roman" w:hAnsi="Times New Roman" w:cs="Times New Roman"/>
+          <w:sz w:val="28"/>
+          <w:szCs w:val="28"/>
+        </w:rPr>
+        <w:t>menghasilkan</w:t>
+      </w:r>
+      <w:proofErr w:type="spellEnd"/>
+      <w:r>
+        <w:rPr>
+          <w:rFonts w:ascii="Times New Roman" w:hAnsi="Times New Roman" w:cs="Times New Roman"/>
+          <w:sz w:val="28"/>
+          <w:szCs w:val="28"/>
+        </w:rPr>
+        <w:t xml:space="preserve"> </w:t>
+      </w:r>
+      <w:proofErr w:type="spellStart"/>
+      <w:r>
+        <w:rPr>
+          <w:rFonts w:ascii="Times New Roman" w:hAnsi="Times New Roman" w:cs="Times New Roman"/>
+          <w:sz w:val="28"/>
+          <w:szCs w:val="28"/>
+        </w:rPr>
+        <w:t>informasi</w:t>
+      </w:r>
+      <w:proofErr w:type="spellEnd"/>
+      <w:r>
+        <w:rPr>
+          <w:rFonts w:ascii="Times New Roman" w:hAnsi="Times New Roman" w:cs="Times New Roman"/>
+          <w:sz w:val="28"/>
+          <w:szCs w:val="28"/>
+        </w:rPr>
+        <w:t xml:space="preserve"> yang </w:t>
+      </w:r>
+      <w:proofErr w:type="spellStart"/>
+      <w:r>
+        <w:rPr>
+          <w:rFonts w:ascii="Times New Roman" w:hAnsi="Times New Roman" w:cs="Times New Roman"/>
+          <w:sz w:val="28"/>
+          <w:szCs w:val="28"/>
+        </w:rPr>
+        <w:t>lebih</w:t>
+      </w:r>
+      <w:proofErr w:type="spellEnd"/>
+      <w:r>
+        <w:rPr>
+          <w:rFonts w:ascii="Times New Roman" w:hAnsi="Times New Roman" w:cs="Times New Roman"/>
+          <w:sz w:val="28"/>
+          <w:szCs w:val="28"/>
+        </w:rPr>
+        <w:t xml:space="preserve"> </w:t>
+      </w:r>
+      <w:proofErr w:type="spellStart"/>
+      <w:r>
+        <w:rPr>
+          <w:rFonts w:ascii="Times New Roman" w:hAnsi="Times New Roman" w:cs="Times New Roman"/>
+          <w:sz w:val="28"/>
+          <w:szCs w:val="28"/>
+        </w:rPr>
+        <w:t>jelas</w:t>
+      </w:r>
+      <w:proofErr w:type="spellEnd"/>
+      <w:r>
+        <w:rPr>
+          <w:rFonts w:ascii="Times New Roman" w:hAnsi="Times New Roman" w:cs="Times New Roman"/>
+          <w:sz w:val="28"/>
+          <w:szCs w:val="28"/>
+        </w:rPr>
+        <w:t xml:space="preserve">, </w:t>
+      </w:r>
+      <w:proofErr w:type="spellStart"/>
+      <w:r>
+        <w:rPr>
+          <w:rFonts w:ascii="Times New Roman" w:hAnsi="Times New Roman" w:cs="Times New Roman"/>
+          <w:sz w:val="28"/>
+          <w:szCs w:val="28"/>
+        </w:rPr>
+        <w:t>mudah</w:t>
+      </w:r>
+      <w:proofErr w:type="spellEnd"/>
+      <w:r>
+        <w:rPr>
+          <w:rFonts w:ascii="Times New Roman" w:hAnsi="Times New Roman" w:cs="Times New Roman"/>
+          <w:sz w:val="28"/>
+          <w:szCs w:val="28"/>
+        </w:rPr>
+        <w:t xml:space="preserve"> </w:t>
+      </w:r>
+      <w:proofErr w:type="spellStart"/>
+      <w:r>
+        <w:rPr>
+          <w:rFonts w:ascii="Times New Roman" w:hAnsi="Times New Roman" w:cs="Times New Roman"/>
+          <w:sz w:val="28"/>
+          <w:szCs w:val="28"/>
+        </w:rPr>
+        <w:t>dibaca</w:t>
+      </w:r>
+      <w:proofErr w:type="spellEnd"/>
+      <w:r>
+        <w:rPr>
+          <w:rFonts w:ascii="Times New Roman" w:hAnsi="Times New Roman" w:cs="Times New Roman"/>
+          <w:sz w:val="28"/>
+          <w:szCs w:val="28"/>
+        </w:rPr>
+        <w:t xml:space="preserve">, dan </w:t>
+      </w:r>
+      <w:proofErr w:type="spellStart"/>
+      <w:r>
+        <w:rPr>
+          <w:rFonts w:ascii="Times New Roman" w:hAnsi="Times New Roman" w:cs="Times New Roman"/>
+          <w:sz w:val="28"/>
+          <w:szCs w:val="28"/>
+        </w:rPr>
+        <w:t>dapat</w:t>
+      </w:r>
+      <w:proofErr w:type="spellEnd"/>
+      <w:r>
+        <w:rPr>
+          <w:rFonts w:ascii="Times New Roman" w:hAnsi="Times New Roman" w:cs="Times New Roman"/>
+          <w:sz w:val="28"/>
+          <w:szCs w:val="28"/>
+        </w:rPr>
+        <w:t xml:space="preserve"> </w:t>
+      </w:r>
+      <w:proofErr w:type="spellStart"/>
+      <w:r>
+        <w:rPr>
+          <w:rFonts w:ascii="Times New Roman" w:hAnsi="Times New Roman" w:cs="Times New Roman"/>
+          <w:sz w:val="28"/>
+          <w:szCs w:val="28"/>
+        </w:rPr>
+        <w:t>digunakan</w:t>
+      </w:r>
+      <w:proofErr w:type="spellEnd"/>
+      <w:r>
+        <w:rPr>
+          <w:rFonts w:ascii="Times New Roman" w:hAnsi="Times New Roman" w:cs="Times New Roman"/>
+          <w:sz w:val="28"/>
+          <w:szCs w:val="28"/>
+        </w:rPr>
+        <w:t xml:space="preserve"> </w:t>
+      </w:r>
+      <w:proofErr w:type="spellStart"/>
+      <w:r>
+        <w:rPr>
+          <w:rFonts w:ascii="Times New Roman" w:hAnsi="Times New Roman" w:cs="Times New Roman"/>
+          <w:sz w:val="28"/>
+          <w:szCs w:val="28"/>
+        </w:rPr>
+        <w:t>untuk</w:t>
+      </w:r>
+      <w:proofErr w:type="spellEnd"/>
+      <w:r>
+        <w:rPr>
+          <w:rFonts w:ascii="Times New Roman" w:hAnsi="Times New Roman" w:cs="Times New Roman"/>
+          <w:sz w:val="28"/>
+          <w:szCs w:val="28"/>
+        </w:rPr>
+        <w:t xml:space="preserve"> </w:t>
+      </w:r>
+      <w:proofErr w:type="spellStart"/>
+      <w:r>
+        <w:rPr>
+          <w:rFonts w:ascii="Times New Roman" w:hAnsi="Times New Roman" w:cs="Times New Roman"/>
+          <w:sz w:val="28"/>
+          <w:szCs w:val="28"/>
+        </w:rPr>
+        <w:t>membantu</w:t>
+      </w:r>
+      <w:proofErr w:type="spellEnd"/>
+      <w:r>
+        <w:rPr>
+          <w:rFonts w:ascii="Times New Roman" w:hAnsi="Times New Roman" w:cs="Times New Roman"/>
+          <w:sz w:val="28"/>
+          <w:szCs w:val="28"/>
+        </w:rPr>
+        <w:t xml:space="preserve"> </w:t>
+      </w:r>
+      <w:proofErr w:type="spellStart"/>
+      <w:r>
+        <w:rPr>
+          <w:rFonts w:ascii="Times New Roman" w:hAnsi="Times New Roman" w:cs="Times New Roman"/>
+          <w:sz w:val="28"/>
+          <w:szCs w:val="28"/>
+        </w:rPr>
+        <w:t>pengambilan</w:t>
+      </w:r>
+      <w:proofErr w:type="spellEnd"/>
+      <w:r>
+        <w:rPr>
+          <w:rFonts w:ascii="Times New Roman" w:hAnsi="Times New Roman" w:cs="Times New Roman"/>
+          <w:sz w:val="28"/>
+          <w:szCs w:val="28"/>
+        </w:rPr>
+        <w:t xml:space="preserve"> </w:t>
+      </w:r>
+      <w:proofErr w:type="spellStart"/>
+      <w:r>
+        <w:rPr>
+          <w:rFonts w:ascii="Times New Roman" w:hAnsi="Times New Roman" w:cs="Times New Roman"/>
+          <w:sz w:val="28"/>
+          <w:szCs w:val="28"/>
+        </w:rPr>
+        <w:t>keputusan</w:t>
+      </w:r>
+      <w:proofErr w:type="spellEnd"/>
+      <w:r>
+        <w:rPr>
+          <w:rFonts w:ascii="Times New Roman" w:hAnsi="Times New Roman" w:cs="Times New Roman"/>
+          <w:sz w:val="28"/>
+          <w:szCs w:val="28"/>
+        </w:rPr>
+        <w:t>.</w:t>
+      </w:r>
+    </w:p>
+    <w:p>
+      <w:pPr>
+        <w:pStyle w:val="ListParagraph"/>
+        <w:tabs>
+          <w:tab w:val="right" w:pos="8505"/>
+        </w:tabs>
+        <w:spacing w:after="0"/>
+        <w:ind w:left="794" w:firstLine="567"/>
+        <w:jc w:val="both"/>
+        <w:rPr>
+          <w:rFonts w:ascii="Times New Roman" w:hAnsi="Times New Roman" w:cs="Times New Roman"/>
+          <w:sz w:val="28"/>
+          <w:szCs w:val="28"/>
+        </w:rPr>
+      </w:pPr>
+    </w:p>
+    <w:p>
+      <w:pPr>
+        <w:pStyle w:val="ListParagraph"/>
+        <w:tabs>
+          <w:tab w:val="right" w:pos="8505"/>
+        </w:tabs>
+        <w:spacing w:after="0"/>
+        <w:ind w:left="794" w:firstLine="567"/>
+        <w:jc w:val="both"/>
+        <w:rPr>
+          <w:rFonts w:ascii="Times New Roman" w:hAnsi="Times New Roman" w:cs="Times New Roman"/>
+          <w:sz w:val="28"/>
+          <w:szCs w:val="28"/>
+        </w:rPr>
+      </w:pPr>
+    </w:p>
+    <w:p>
+      <w:pPr>
+        <w:pStyle w:val="ListParagraph"/>
+        <w:tabs>
+          <w:tab w:val="right" w:pos="8505"/>
+        </w:tabs>
+        <w:spacing w:after="0"/>
+        <w:ind w:left="794" w:firstLine="567"/>
+        <w:jc w:val="both"/>
+        <w:rPr>
+          <w:rFonts w:ascii="Times New Roman" w:hAnsi="Times New Roman" w:cs="Times New Roman"/>
+          <w:sz w:val="28"/>
+          <w:szCs w:val="28"/>
+        </w:rPr>
+      </w:pPr>
+    </w:p>
+    <w:p>
+      <w:pPr>
+        <w:pStyle w:val="ListParagraph"/>
+        <w:tabs>
+          <w:tab w:val="right" w:pos="8505"/>
+        </w:tabs>
+        <w:spacing w:after="0"/>
+        <w:ind w:left="794" w:firstLine="567"/>
+        <w:jc w:val="both"/>
+        <w:rPr>
+          <w:rFonts w:ascii="Times New Roman" w:hAnsi="Times New Roman" w:cs="Times New Roman"/>
+          <w:sz w:val="28"/>
+          <w:szCs w:val="28"/>
+        </w:rPr>
+      </w:pPr>
     </w:p>
     <w:p>
       <w:pPr>
@@ -4351,8 +8350,2648 @@
           <w:sz w:val="28"/>
           <w:szCs w:val="28"/>
         </w:rPr>
+        <w:t xml:space="preserve">Data </w:t>
+      </w:r>
+      <w:proofErr w:type="spellStart"/>
+      <w:r>
+        <w:rPr>
+          <w:rFonts w:ascii="Times New Roman" w:hAnsi="Times New Roman" w:cs="Times New Roman"/>
+          <w:sz w:val="28"/>
+          <w:szCs w:val="28"/>
+        </w:rPr>
+        <w:t>Visualitation</w:t>
+      </w:r>
+      <w:proofErr w:type="spellEnd"/>
+    </w:p>
+    <w:p>
+      <w:pPr>
+        <w:pStyle w:val="ListParagraph"/>
+        <w:tabs>
+          <w:tab w:val="right" w:pos="8505"/>
+        </w:tabs>
+        <w:spacing w:after="0"/>
+        <w:ind w:left="794" w:firstLine="567"/>
+        <w:jc w:val="both"/>
+        <w:rPr>
+          <w:rFonts w:ascii="Times New Roman" w:hAnsi="Times New Roman" w:cs="Times New Roman"/>
+          <w:sz w:val="28"/>
+          <w:szCs w:val="28"/>
+        </w:rPr>
+      </w:pPr>
+      <w:proofErr w:type="spellStart"/>
+      <w:r>
+        <w:rPr>
+          <w:rFonts w:ascii="Times New Roman" w:hAnsi="Times New Roman" w:cs="Times New Roman"/>
+          <w:sz w:val="28"/>
+          <w:szCs w:val="28"/>
+        </w:rPr>
+        <w:t>Visualisasi</w:t>
+      </w:r>
+      <w:proofErr w:type="spellEnd"/>
+      <w:r>
+        <w:rPr>
+          <w:rFonts w:ascii="Times New Roman" w:hAnsi="Times New Roman" w:cs="Times New Roman"/>
+          <w:sz w:val="28"/>
+          <w:szCs w:val="28"/>
+        </w:rPr>
+        <w:t xml:space="preserve"> data </w:t>
+      </w:r>
+      <w:proofErr w:type="spellStart"/>
+      <w:r>
+        <w:rPr>
+          <w:rFonts w:ascii="Times New Roman" w:hAnsi="Times New Roman" w:cs="Times New Roman"/>
+          <w:sz w:val="28"/>
+          <w:szCs w:val="28"/>
+        </w:rPr>
+        <w:t>adalah</w:t>
+      </w:r>
+      <w:proofErr w:type="spellEnd"/>
+      <w:r>
+        <w:rPr>
+          <w:rFonts w:ascii="Times New Roman" w:hAnsi="Times New Roman" w:cs="Times New Roman"/>
+          <w:sz w:val="28"/>
+          <w:szCs w:val="28"/>
+        </w:rPr>
+        <w:t xml:space="preserve"> proses </w:t>
+      </w:r>
+      <w:proofErr w:type="spellStart"/>
+      <w:r>
+        <w:rPr>
+          <w:rFonts w:ascii="Times New Roman" w:hAnsi="Times New Roman" w:cs="Times New Roman"/>
+          <w:sz w:val="28"/>
+          <w:szCs w:val="28"/>
+        </w:rPr>
+        <w:t>menyajikan</w:t>
+      </w:r>
+      <w:proofErr w:type="spellEnd"/>
+      <w:r>
+        <w:rPr>
+          <w:rFonts w:ascii="Times New Roman" w:hAnsi="Times New Roman" w:cs="Times New Roman"/>
+          <w:sz w:val="28"/>
+          <w:szCs w:val="28"/>
+        </w:rPr>
+        <w:t xml:space="preserve"> data </w:t>
+      </w:r>
+      <w:proofErr w:type="spellStart"/>
+      <w:r>
+        <w:rPr>
+          <w:rFonts w:ascii="Times New Roman" w:hAnsi="Times New Roman" w:cs="Times New Roman"/>
+          <w:sz w:val="28"/>
+          <w:szCs w:val="28"/>
+        </w:rPr>
+        <w:t>mentah</w:t>
+      </w:r>
+      <w:proofErr w:type="spellEnd"/>
+      <w:r>
+        <w:rPr>
+          <w:rFonts w:ascii="Times New Roman" w:hAnsi="Times New Roman" w:cs="Times New Roman"/>
+          <w:sz w:val="28"/>
+          <w:szCs w:val="28"/>
+        </w:rPr>
+        <w:t xml:space="preserve"> </w:t>
+      </w:r>
+      <w:proofErr w:type="spellStart"/>
+      <w:r>
+        <w:rPr>
+          <w:rFonts w:ascii="Times New Roman" w:hAnsi="Times New Roman" w:cs="Times New Roman"/>
+          <w:sz w:val="28"/>
+          <w:szCs w:val="28"/>
+        </w:rPr>
+        <w:t>ke</w:t>
+      </w:r>
+      <w:proofErr w:type="spellEnd"/>
+      <w:r>
+        <w:rPr>
+          <w:rFonts w:ascii="Times New Roman" w:hAnsi="Times New Roman" w:cs="Times New Roman"/>
+          <w:sz w:val="28"/>
+          <w:szCs w:val="28"/>
+        </w:rPr>
+        <w:t xml:space="preserve"> </w:t>
+      </w:r>
+      <w:proofErr w:type="spellStart"/>
+      <w:r>
+        <w:rPr>
+          <w:rFonts w:ascii="Times New Roman" w:hAnsi="Times New Roman" w:cs="Times New Roman"/>
+          <w:sz w:val="28"/>
+          <w:szCs w:val="28"/>
+        </w:rPr>
+        <w:t>dalam</w:t>
+      </w:r>
+      <w:proofErr w:type="spellEnd"/>
+      <w:r>
+        <w:rPr>
+          <w:rFonts w:ascii="Times New Roman" w:hAnsi="Times New Roman" w:cs="Times New Roman"/>
+          <w:sz w:val="28"/>
+          <w:szCs w:val="28"/>
+        </w:rPr>
+        <w:t xml:space="preserve"> </w:t>
+      </w:r>
+      <w:proofErr w:type="spellStart"/>
+      <w:r>
+        <w:rPr>
+          <w:rFonts w:ascii="Times New Roman" w:hAnsi="Times New Roman" w:cs="Times New Roman"/>
+          <w:sz w:val="28"/>
+          <w:szCs w:val="28"/>
+        </w:rPr>
+        <w:t>bentuk</w:t>
+      </w:r>
+      <w:proofErr w:type="spellEnd"/>
+      <w:r>
+        <w:rPr>
+          <w:rFonts w:ascii="Times New Roman" w:hAnsi="Times New Roman" w:cs="Times New Roman"/>
+          <w:sz w:val="28"/>
+          <w:szCs w:val="28"/>
+        </w:rPr>
+        <w:t xml:space="preserve"> </w:t>
+      </w:r>
+      <w:proofErr w:type="spellStart"/>
+      <w:r>
+        <w:rPr>
+          <w:rFonts w:ascii="Times New Roman" w:hAnsi="Times New Roman" w:cs="Times New Roman"/>
+          <w:sz w:val="28"/>
+          <w:szCs w:val="28"/>
+        </w:rPr>
+        <w:t>tampilan</w:t>
+      </w:r>
+      <w:proofErr w:type="spellEnd"/>
+      <w:r>
+        <w:rPr>
+          <w:rFonts w:ascii="Times New Roman" w:hAnsi="Times New Roman" w:cs="Times New Roman"/>
+          <w:sz w:val="28"/>
+          <w:szCs w:val="28"/>
+        </w:rPr>
+        <w:t xml:space="preserve"> visual </w:t>
+      </w:r>
+      <w:proofErr w:type="spellStart"/>
+      <w:r>
+        <w:rPr>
+          <w:rFonts w:ascii="Times New Roman" w:hAnsi="Times New Roman" w:cs="Times New Roman"/>
+          <w:sz w:val="28"/>
+          <w:szCs w:val="28"/>
+        </w:rPr>
+        <w:t>seperti</w:t>
+      </w:r>
+      <w:proofErr w:type="spellEnd"/>
+      <w:r>
+        <w:rPr>
+          <w:rFonts w:ascii="Times New Roman" w:hAnsi="Times New Roman" w:cs="Times New Roman"/>
+          <w:sz w:val="28"/>
+          <w:szCs w:val="28"/>
+        </w:rPr>
+        <w:t xml:space="preserve"> </w:t>
+      </w:r>
+      <w:proofErr w:type="spellStart"/>
+      <w:r>
+        <w:rPr>
+          <w:rFonts w:ascii="Times New Roman" w:hAnsi="Times New Roman" w:cs="Times New Roman"/>
+          <w:sz w:val="28"/>
+          <w:szCs w:val="28"/>
+        </w:rPr>
+        <w:t>grafik</w:t>
+      </w:r>
+      <w:proofErr w:type="spellEnd"/>
+      <w:r>
+        <w:rPr>
+          <w:rFonts w:ascii="Times New Roman" w:hAnsi="Times New Roman" w:cs="Times New Roman"/>
+          <w:sz w:val="28"/>
+          <w:szCs w:val="28"/>
+        </w:rPr>
+        <w:t xml:space="preserve">, diagram, </w:t>
+      </w:r>
+      <w:proofErr w:type="spellStart"/>
+      <w:r>
+        <w:rPr>
+          <w:rFonts w:ascii="Times New Roman" w:hAnsi="Times New Roman" w:cs="Times New Roman"/>
+          <w:sz w:val="28"/>
+          <w:szCs w:val="28"/>
+        </w:rPr>
+        <w:t>bagan</w:t>
+      </w:r>
+      <w:proofErr w:type="spellEnd"/>
+      <w:r>
+        <w:rPr>
+          <w:rFonts w:ascii="Times New Roman" w:hAnsi="Times New Roman" w:cs="Times New Roman"/>
+          <w:sz w:val="28"/>
+          <w:szCs w:val="28"/>
+        </w:rPr>
+        <w:t xml:space="preserve">, peta, </w:t>
+      </w:r>
+      <w:proofErr w:type="spellStart"/>
+      <w:r>
+        <w:rPr>
+          <w:rFonts w:ascii="Times New Roman" w:hAnsi="Times New Roman" w:cs="Times New Roman"/>
+          <w:sz w:val="28"/>
+          <w:szCs w:val="28"/>
+        </w:rPr>
+        <w:t>atau</w:t>
+      </w:r>
+      <w:proofErr w:type="spellEnd"/>
+      <w:r>
+        <w:rPr>
+          <w:rFonts w:ascii="Times New Roman" w:hAnsi="Times New Roman" w:cs="Times New Roman"/>
+          <w:sz w:val="28"/>
+          <w:szCs w:val="28"/>
+        </w:rPr>
+        <w:t xml:space="preserve"> </w:t>
+      </w:r>
+      <w:proofErr w:type="spellStart"/>
+      <w:r>
+        <w:rPr>
+          <w:rFonts w:ascii="Times New Roman" w:hAnsi="Times New Roman" w:cs="Times New Roman"/>
+          <w:sz w:val="28"/>
+          <w:szCs w:val="28"/>
+        </w:rPr>
+        <w:t>infografis</w:t>
+      </w:r>
+      <w:proofErr w:type="spellEnd"/>
+      <w:r>
+        <w:rPr>
+          <w:rFonts w:ascii="Times New Roman" w:hAnsi="Times New Roman" w:cs="Times New Roman"/>
+          <w:sz w:val="28"/>
+          <w:szCs w:val="28"/>
+        </w:rPr>
+        <w:t xml:space="preserve">. </w:t>
+      </w:r>
+      <w:proofErr w:type="spellStart"/>
+      <w:r>
+        <w:rPr>
+          <w:rFonts w:ascii="Times New Roman" w:hAnsi="Times New Roman" w:cs="Times New Roman"/>
+          <w:sz w:val="28"/>
+          <w:szCs w:val="28"/>
+        </w:rPr>
+        <w:t>Penyajian</w:t>
+      </w:r>
+      <w:proofErr w:type="spellEnd"/>
+      <w:r>
+        <w:rPr>
+          <w:rFonts w:ascii="Times New Roman" w:hAnsi="Times New Roman" w:cs="Times New Roman"/>
+          <w:sz w:val="28"/>
+          <w:szCs w:val="28"/>
+        </w:rPr>
+        <w:t xml:space="preserve"> </w:t>
+      </w:r>
+      <w:proofErr w:type="spellStart"/>
+      <w:r>
+        <w:rPr>
+          <w:rFonts w:ascii="Times New Roman" w:hAnsi="Times New Roman" w:cs="Times New Roman"/>
+          <w:sz w:val="28"/>
+          <w:szCs w:val="28"/>
+        </w:rPr>
+        <w:t>ini</w:t>
+      </w:r>
+      <w:proofErr w:type="spellEnd"/>
+      <w:r>
+        <w:rPr>
+          <w:rFonts w:ascii="Times New Roman" w:hAnsi="Times New Roman" w:cs="Times New Roman"/>
+          <w:sz w:val="28"/>
+          <w:szCs w:val="28"/>
+        </w:rPr>
+        <w:t xml:space="preserve"> </w:t>
+      </w:r>
+      <w:proofErr w:type="spellStart"/>
+      <w:r>
+        <w:rPr>
+          <w:rFonts w:ascii="Times New Roman" w:hAnsi="Times New Roman" w:cs="Times New Roman"/>
+          <w:sz w:val="28"/>
+          <w:szCs w:val="28"/>
+        </w:rPr>
+        <w:t>bertujuan</w:t>
+      </w:r>
+      <w:proofErr w:type="spellEnd"/>
+      <w:r>
+        <w:rPr>
+          <w:rFonts w:ascii="Times New Roman" w:hAnsi="Times New Roman" w:cs="Times New Roman"/>
+          <w:sz w:val="28"/>
+          <w:szCs w:val="28"/>
+        </w:rPr>
+        <w:t xml:space="preserve"> </w:t>
+      </w:r>
+      <w:proofErr w:type="spellStart"/>
+      <w:r>
+        <w:rPr>
+          <w:rFonts w:ascii="Times New Roman" w:hAnsi="Times New Roman" w:cs="Times New Roman"/>
+          <w:sz w:val="28"/>
+          <w:szCs w:val="28"/>
+        </w:rPr>
+        <w:t>untuk</w:t>
+      </w:r>
+      <w:proofErr w:type="spellEnd"/>
+      <w:r>
+        <w:rPr>
+          <w:rFonts w:ascii="Times New Roman" w:hAnsi="Times New Roman" w:cs="Times New Roman"/>
+          <w:sz w:val="28"/>
+          <w:szCs w:val="28"/>
+        </w:rPr>
+        <w:t xml:space="preserve"> </w:t>
+      </w:r>
+      <w:proofErr w:type="spellStart"/>
+      <w:r>
+        <w:rPr>
+          <w:rFonts w:ascii="Times New Roman" w:hAnsi="Times New Roman" w:cs="Times New Roman"/>
+          <w:sz w:val="28"/>
+          <w:szCs w:val="28"/>
+        </w:rPr>
+        <w:t>mengubah</w:t>
+      </w:r>
+      <w:proofErr w:type="spellEnd"/>
+      <w:r>
+        <w:rPr>
+          <w:rFonts w:ascii="Times New Roman" w:hAnsi="Times New Roman" w:cs="Times New Roman"/>
+          <w:sz w:val="28"/>
+          <w:szCs w:val="28"/>
+        </w:rPr>
+        <w:t xml:space="preserve"> </w:t>
+      </w:r>
+      <w:proofErr w:type="spellStart"/>
+      <w:r>
+        <w:rPr>
+          <w:rFonts w:ascii="Times New Roman" w:hAnsi="Times New Roman" w:cs="Times New Roman"/>
+          <w:sz w:val="28"/>
+          <w:szCs w:val="28"/>
+        </w:rPr>
+        <w:t>kumpulan</w:t>
+      </w:r>
+      <w:proofErr w:type="spellEnd"/>
+      <w:r>
+        <w:rPr>
+          <w:rFonts w:ascii="Times New Roman" w:hAnsi="Times New Roman" w:cs="Times New Roman"/>
+          <w:sz w:val="28"/>
+          <w:szCs w:val="28"/>
+        </w:rPr>
+        <w:t xml:space="preserve"> </w:t>
+      </w:r>
+      <w:proofErr w:type="spellStart"/>
+      <w:r>
+        <w:rPr>
+          <w:rFonts w:ascii="Times New Roman" w:hAnsi="Times New Roman" w:cs="Times New Roman"/>
+          <w:sz w:val="28"/>
+          <w:szCs w:val="28"/>
+        </w:rPr>
+        <w:t>angka</w:t>
+      </w:r>
+      <w:proofErr w:type="spellEnd"/>
+      <w:r>
+        <w:rPr>
+          <w:rFonts w:ascii="Times New Roman" w:hAnsi="Times New Roman" w:cs="Times New Roman"/>
+          <w:sz w:val="28"/>
+          <w:szCs w:val="28"/>
+        </w:rPr>
+        <w:t xml:space="preserve"> </w:t>
+      </w:r>
+      <w:proofErr w:type="spellStart"/>
+      <w:r>
+        <w:rPr>
+          <w:rFonts w:ascii="Times New Roman" w:hAnsi="Times New Roman" w:cs="Times New Roman"/>
+          <w:sz w:val="28"/>
+          <w:szCs w:val="28"/>
+        </w:rPr>
+        <w:t>atau</w:t>
+      </w:r>
+      <w:proofErr w:type="spellEnd"/>
+      <w:r>
+        <w:rPr>
+          <w:rFonts w:ascii="Times New Roman" w:hAnsi="Times New Roman" w:cs="Times New Roman"/>
+          <w:sz w:val="28"/>
+          <w:szCs w:val="28"/>
+        </w:rPr>
+        <w:t xml:space="preserve"> </w:t>
+      </w:r>
+      <w:proofErr w:type="spellStart"/>
+      <w:r>
+        <w:rPr>
+          <w:rFonts w:ascii="Times New Roman" w:hAnsi="Times New Roman" w:cs="Times New Roman"/>
+          <w:sz w:val="28"/>
+          <w:szCs w:val="28"/>
+        </w:rPr>
+        <w:t>informasi</w:t>
+      </w:r>
+      <w:proofErr w:type="spellEnd"/>
+      <w:r>
+        <w:rPr>
+          <w:rFonts w:ascii="Times New Roman" w:hAnsi="Times New Roman" w:cs="Times New Roman"/>
+          <w:sz w:val="28"/>
+          <w:szCs w:val="28"/>
+        </w:rPr>
+        <w:t xml:space="preserve"> yang </w:t>
+      </w:r>
+      <w:proofErr w:type="spellStart"/>
+      <w:r>
+        <w:rPr>
+          <w:rFonts w:ascii="Times New Roman" w:hAnsi="Times New Roman" w:cs="Times New Roman"/>
+          <w:sz w:val="28"/>
+          <w:szCs w:val="28"/>
+        </w:rPr>
+        <w:t>kompleks</w:t>
+      </w:r>
+      <w:proofErr w:type="spellEnd"/>
+      <w:r>
+        <w:rPr>
+          <w:rFonts w:ascii="Times New Roman" w:hAnsi="Times New Roman" w:cs="Times New Roman"/>
+          <w:sz w:val="28"/>
+          <w:szCs w:val="28"/>
+        </w:rPr>
+        <w:t xml:space="preserve"> </w:t>
+      </w:r>
+      <w:proofErr w:type="spellStart"/>
+      <w:r>
+        <w:rPr>
+          <w:rFonts w:ascii="Times New Roman" w:hAnsi="Times New Roman" w:cs="Times New Roman"/>
+          <w:sz w:val="28"/>
+          <w:szCs w:val="28"/>
+        </w:rPr>
+        <w:t>menjadi</w:t>
+      </w:r>
+      <w:proofErr w:type="spellEnd"/>
+      <w:r>
+        <w:rPr>
+          <w:rFonts w:ascii="Times New Roman" w:hAnsi="Times New Roman" w:cs="Times New Roman"/>
+          <w:sz w:val="28"/>
+          <w:szCs w:val="28"/>
+        </w:rPr>
+        <w:t xml:space="preserve"> </w:t>
+      </w:r>
+      <w:proofErr w:type="spellStart"/>
+      <w:r>
+        <w:rPr>
+          <w:rFonts w:ascii="Times New Roman" w:hAnsi="Times New Roman" w:cs="Times New Roman"/>
+          <w:sz w:val="28"/>
+          <w:szCs w:val="28"/>
+        </w:rPr>
+        <w:t>representasi</w:t>
+      </w:r>
+      <w:proofErr w:type="spellEnd"/>
+      <w:r>
+        <w:rPr>
+          <w:rFonts w:ascii="Times New Roman" w:hAnsi="Times New Roman" w:cs="Times New Roman"/>
+          <w:sz w:val="28"/>
+          <w:szCs w:val="28"/>
+        </w:rPr>
+        <w:t xml:space="preserve"> yang </w:t>
+      </w:r>
+      <w:proofErr w:type="spellStart"/>
+      <w:r>
+        <w:rPr>
+          <w:rFonts w:ascii="Times New Roman" w:hAnsi="Times New Roman" w:cs="Times New Roman"/>
+          <w:sz w:val="28"/>
+          <w:szCs w:val="28"/>
+        </w:rPr>
+        <w:t>lebih</w:t>
+      </w:r>
+      <w:proofErr w:type="spellEnd"/>
+      <w:r>
+        <w:rPr>
+          <w:rFonts w:ascii="Times New Roman" w:hAnsi="Times New Roman" w:cs="Times New Roman"/>
+          <w:sz w:val="28"/>
+          <w:szCs w:val="28"/>
+        </w:rPr>
+        <w:t xml:space="preserve"> </w:t>
+      </w:r>
+      <w:proofErr w:type="spellStart"/>
+      <w:r>
+        <w:rPr>
+          <w:rFonts w:ascii="Times New Roman" w:hAnsi="Times New Roman" w:cs="Times New Roman"/>
+          <w:sz w:val="28"/>
+          <w:szCs w:val="28"/>
+        </w:rPr>
+        <w:t>jelas</w:t>
+      </w:r>
+      <w:proofErr w:type="spellEnd"/>
+      <w:r>
+        <w:rPr>
+          <w:rFonts w:ascii="Times New Roman" w:hAnsi="Times New Roman" w:cs="Times New Roman"/>
+          <w:sz w:val="28"/>
+          <w:szCs w:val="28"/>
+        </w:rPr>
+        <w:t xml:space="preserve"> dan </w:t>
+      </w:r>
+      <w:proofErr w:type="spellStart"/>
+      <w:r>
+        <w:rPr>
+          <w:rFonts w:ascii="Times New Roman" w:hAnsi="Times New Roman" w:cs="Times New Roman"/>
+          <w:sz w:val="28"/>
+          <w:szCs w:val="28"/>
+        </w:rPr>
+        <w:t>komunikatif</w:t>
+      </w:r>
+      <w:proofErr w:type="spellEnd"/>
+      <w:r>
+        <w:rPr>
+          <w:rFonts w:ascii="Times New Roman" w:hAnsi="Times New Roman" w:cs="Times New Roman"/>
+          <w:sz w:val="28"/>
+          <w:szCs w:val="28"/>
+        </w:rPr>
+        <w:t>.</w:t>
+      </w:r>
+    </w:p>
+    <w:p>
+      <w:pPr>
+        <w:pStyle w:val="ListParagraph"/>
+        <w:tabs>
+          <w:tab w:val="right" w:pos="8505"/>
+        </w:tabs>
+        <w:spacing w:after="0"/>
+        <w:ind w:left="794" w:firstLine="567"/>
+        <w:jc w:val="both"/>
+        <w:rPr>
+          <w:rFonts w:ascii="Times New Roman" w:hAnsi="Times New Roman" w:cs="Times New Roman"/>
+          <w:sz w:val="28"/>
+          <w:szCs w:val="28"/>
+        </w:rPr>
+      </w:pPr>
+      <w:proofErr w:type="spellStart"/>
+      <w:r>
+        <w:rPr>
+          <w:rFonts w:ascii="Times New Roman" w:hAnsi="Times New Roman" w:cs="Times New Roman"/>
+          <w:sz w:val="28"/>
+          <w:szCs w:val="28"/>
+        </w:rPr>
+        <w:t>Dengan</w:t>
+      </w:r>
+      <w:proofErr w:type="spellEnd"/>
+      <w:r>
+        <w:rPr>
+          <w:rFonts w:ascii="Times New Roman" w:hAnsi="Times New Roman" w:cs="Times New Roman"/>
+          <w:sz w:val="28"/>
+          <w:szCs w:val="28"/>
+        </w:rPr>
+        <w:t xml:space="preserve"> </w:t>
+      </w:r>
+      <w:proofErr w:type="spellStart"/>
+      <w:r>
+        <w:rPr>
+          <w:rFonts w:ascii="Times New Roman" w:hAnsi="Times New Roman" w:cs="Times New Roman"/>
+          <w:sz w:val="28"/>
+          <w:szCs w:val="28"/>
+        </w:rPr>
+        <w:t>visualisasi</w:t>
+      </w:r>
+      <w:proofErr w:type="spellEnd"/>
+      <w:r>
+        <w:rPr>
+          <w:rFonts w:ascii="Times New Roman" w:hAnsi="Times New Roman" w:cs="Times New Roman"/>
+          <w:sz w:val="28"/>
+          <w:szCs w:val="28"/>
+        </w:rPr>
+        <w:t xml:space="preserve">, </w:t>
+      </w:r>
+      <w:proofErr w:type="spellStart"/>
+      <w:r>
+        <w:rPr>
+          <w:rFonts w:ascii="Times New Roman" w:hAnsi="Times New Roman" w:cs="Times New Roman"/>
+          <w:sz w:val="28"/>
+          <w:szCs w:val="28"/>
+        </w:rPr>
+        <w:t>pola</w:t>
+      </w:r>
+      <w:proofErr w:type="spellEnd"/>
+      <w:r>
+        <w:rPr>
+          <w:rFonts w:ascii="Times New Roman" w:hAnsi="Times New Roman" w:cs="Times New Roman"/>
+          <w:sz w:val="28"/>
+          <w:szCs w:val="28"/>
+        </w:rPr>
+        <w:t xml:space="preserve">, </w:t>
+      </w:r>
+      <w:proofErr w:type="spellStart"/>
+      <w:r>
+        <w:rPr>
+          <w:rFonts w:ascii="Times New Roman" w:hAnsi="Times New Roman" w:cs="Times New Roman"/>
+          <w:sz w:val="28"/>
+          <w:szCs w:val="28"/>
+        </w:rPr>
+        <w:t>tren</w:t>
+      </w:r>
+      <w:proofErr w:type="spellEnd"/>
+      <w:r>
+        <w:rPr>
+          <w:rFonts w:ascii="Times New Roman" w:hAnsi="Times New Roman" w:cs="Times New Roman"/>
+          <w:sz w:val="28"/>
+          <w:szCs w:val="28"/>
+        </w:rPr>
+        <w:t xml:space="preserve">, </w:t>
+      </w:r>
+      <w:proofErr w:type="spellStart"/>
+      <w:r>
+        <w:rPr>
+          <w:rFonts w:ascii="Times New Roman" w:hAnsi="Times New Roman" w:cs="Times New Roman"/>
+          <w:sz w:val="28"/>
+          <w:szCs w:val="28"/>
+        </w:rPr>
+        <w:t>perbandingan</w:t>
+      </w:r>
+      <w:proofErr w:type="spellEnd"/>
+      <w:r>
+        <w:rPr>
+          <w:rFonts w:ascii="Times New Roman" w:hAnsi="Times New Roman" w:cs="Times New Roman"/>
+          <w:sz w:val="28"/>
+          <w:szCs w:val="28"/>
+        </w:rPr>
+        <w:t xml:space="preserve">, dan </w:t>
+      </w:r>
+      <w:proofErr w:type="spellStart"/>
+      <w:r>
+        <w:rPr>
+          <w:rFonts w:ascii="Times New Roman" w:hAnsi="Times New Roman" w:cs="Times New Roman"/>
+          <w:sz w:val="28"/>
+          <w:szCs w:val="28"/>
+        </w:rPr>
+        <w:t>hubungan</w:t>
+      </w:r>
+      <w:proofErr w:type="spellEnd"/>
+      <w:r>
+        <w:rPr>
+          <w:rFonts w:ascii="Times New Roman" w:hAnsi="Times New Roman" w:cs="Times New Roman"/>
+          <w:sz w:val="28"/>
+          <w:szCs w:val="28"/>
+        </w:rPr>
+        <w:t xml:space="preserve"> </w:t>
+      </w:r>
+      <w:proofErr w:type="spellStart"/>
+      <w:r>
+        <w:rPr>
+          <w:rFonts w:ascii="Times New Roman" w:hAnsi="Times New Roman" w:cs="Times New Roman"/>
+          <w:sz w:val="28"/>
+          <w:szCs w:val="28"/>
+        </w:rPr>
+        <w:t>antar</w:t>
+      </w:r>
+      <w:proofErr w:type="spellEnd"/>
+      <w:r>
+        <w:rPr>
+          <w:rFonts w:ascii="Times New Roman" w:hAnsi="Times New Roman" w:cs="Times New Roman"/>
+          <w:sz w:val="28"/>
+          <w:szCs w:val="28"/>
+        </w:rPr>
+        <w:t xml:space="preserve"> data </w:t>
+      </w:r>
+      <w:proofErr w:type="spellStart"/>
+      <w:r>
+        <w:rPr>
+          <w:rFonts w:ascii="Times New Roman" w:hAnsi="Times New Roman" w:cs="Times New Roman"/>
+          <w:sz w:val="28"/>
+          <w:szCs w:val="28"/>
+        </w:rPr>
+        <w:t>dapat</w:t>
+      </w:r>
+      <w:proofErr w:type="spellEnd"/>
+      <w:r>
+        <w:rPr>
+          <w:rFonts w:ascii="Times New Roman" w:hAnsi="Times New Roman" w:cs="Times New Roman"/>
+          <w:sz w:val="28"/>
+          <w:szCs w:val="28"/>
+        </w:rPr>
+        <w:t xml:space="preserve"> </w:t>
+      </w:r>
+      <w:proofErr w:type="spellStart"/>
+      <w:r>
+        <w:rPr>
+          <w:rFonts w:ascii="Times New Roman" w:hAnsi="Times New Roman" w:cs="Times New Roman"/>
+          <w:sz w:val="28"/>
+          <w:szCs w:val="28"/>
+        </w:rPr>
+        <w:t>terlihat</w:t>
+      </w:r>
+      <w:proofErr w:type="spellEnd"/>
+      <w:r>
+        <w:rPr>
+          <w:rFonts w:ascii="Times New Roman" w:hAnsi="Times New Roman" w:cs="Times New Roman"/>
+          <w:sz w:val="28"/>
+          <w:szCs w:val="28"/>
+        </w:rPr>
+        <w:t xml:space="preserve"> </w:t>
+      </w:r>
+      <w:proofErr w:type="spellStart"/>
+      <w:r>
+        <w:rPr>
+          <w:rFonts w:ascii="Times New Roman" w:hAnsi="Times New Roman" w:cs="Times New Roman"/>
+          <w:sz w:val="28"/>
+          <w:szCs w:val="28"/>
+        </w:rPr>
+        <w:t>dengan</w:t>
+      </w:r>
+      <w:proofErr w:type="spellEnd"/>
+      <w:r>
+        <w:rPr>
+          <w:rFonts w:ascii="Times New Roman" w:hAnsi="Times New Roman" w:cs="Times New Roman"/>
+          <w:sz w:val="28"/>
+          <w:szCs w:val="28"/>
+        </w:rPr>
+        <w:t xml:space="preserve"> </w:t>
+      </w:r>
+      <w:proofErr w:type="spellStart"/>
+      <w:r>
+        <w:rPr>
+          <w:rFonts w:ascii="Times New Roman" w:hAnsi="Times New Roman" w:cs="Times New Roman"/>
+          <w:sz w:val="28"/>
+          <w:szCs w:val="28"/>
+        </w:rPr>
+        <w:t>lebih</w:t>
+      </w:r>
+      <w:proofErr w:type="spellEnd"/>
+      <w:r>
+        <w:rPr>
+          <w:rFonts w:ascii="Times New Roman" w:hAnsi="Times New Roman" w:cs="Times New Roman"/>
+          <w:sz w:val="28"/>
+          <w:szCs w:val="28"/>
+        </w:rPr>
+        <w:t xml:space="preserve"> </w:t>
+      </w:r>
+      <w:proofErr w:type="spellStart"/>
+      <w:r>
+        <w:rPr>
+          <w:rFonts w:ascii="Times New Roman" w:hAnsi="Times New Roman" w:cs="Times New Roman"/>
+          <w:sz w:val="28"/>
+          <w:szCs w:val="28"/>
+        </w:rPr>
+        <w:t>mudah</w:t>
+      </w:r>
+      <w:proofErr w:type="spellEnd"/>
+      <w:r>
+        <w:rPr>
+          <w:rFonts w:ascii="Times New Roman" w:hAnsi="Times New Roman" w:cs="Times New Roman"/>
+          <w:sz w:val="28"/>
+          <w:szCs w:val="28"/>
+        </w:rPr>
+        <w:t xml:space="preserve"> </w:t>
+      </w:r>
+      <w:proofErr w:type="spellStart"/>
+      <w:r>
+        <w:rPr>
+          <w:rFonts w:ascii="Times New Roman" w:hAnsi="Times New Roman" w:cs="Times New Roman"/>
+          <w:sz w:val="28"/>
+          <w:szCs w:val="28"/>
+        </w:rPr>
+        <w:t>dibandingkan</w:t>
+      </w:r>
+      <w:proofErr w:type="spellEnd"/>
+      <w:r>
+        <w:rPr>
+          <w:rFonts w:ascii="Times New Roman" w:hAnsi="Times New Roman" w:cs="Times New Roman"/>
+          <w:sz w:val="28"/>
+          <w:szCs w:val="28"/>
+        </w:rPr>
+        <w:t xml:space="preserve"> </w:t>
+      </w:r>
+      <w:proofErr w:type="spellStart"/>
+      <w:r>
+        <w:rPr>
+          <w:rFonts w:ascii="Times New Roman" w:hAnsi="Times New Roman" w:cs="Times New Roman"/>
+          <w:sz w:val="28"/>
+          <w:szCs w:val="28"/>
+        </w:rPr>
+        <w:t>jika</w:t>
+      </w:r>
+      <w:proofErr w:type="spellEnd"/>
+      <w:r>
+        <w:rPr>
+          <w:rFonts w:ascii="Times New Roman" w:hAnsi="Times New Roman" w:cs="Times New Roman"/>
+          <w:sz w:val="28"/>
+          <w:szCs w:val="28"/>
+        </w:rPr>
+        <w:t xml:space="preserve"> </w:t>
+      </w:r>
+      <w:proofErr w:type="spellStart"/>
+      <w:r>
+        <w:rPr>
+          <w:rFonts w:ascii="Times New Roman" w:hAnsi="Times New Roman" w:cs="Times New Roman"/>
+          <w:sz w:val="28"/>
+          <w:szCs w:val="28"/>
+        </w:rPr>
+        <w:t>hanya</w:t>
+      </w:r>
+      <w:proofErr w:type="spellEnd"/>
+      <w:r>
+        <w:rPr>
+          <w:rFonts w:ascii="Times New Roman" w:hAnsi="Times New Roman" w:cs="Times New Roman"/>
+          <w:sz w:val="28"/>
+          <w:szCs w:val="28"/>
+        </w:rPr>
+        <w:t xml:space="preserve"> </w:t>
+      </w:r>
+      <w:proofErr w:type="spellStart"/>
+      <w:r>
+        <w:rPr>
+          <w:rFonts w:ascii="Times New Roman" w:hAnsi="Times New Roman" w:cs="Times New Roman"/>
+          <w:sz w:val="28"/>
+          <w:szCs w:val="28"/>
+        </w:rPr>
+        <w:t>ditampilkan</w:t>
+      </w:r>
+      <w:proofErr w:type="spellEnd"/>
+      <w:r>
+        <w:rPr>
+          <w:rFonts w:ascii="Times New Roman" w:hAnsi="Times New Roman" w:cs="Times New Roman"/>
+          <w:sz w:val="28"/>
+          <w:szCs w:val="28"/>
+        </w:rPr>
+        <w:t xml:space="preserve"> </w:t>
+      </w:r>
+      <w:proofErr w:type="spellStart"/>
+      <w:r>
+        <w:rPr>
+          <w:rFonts w:ascii="Times New Roman" w:hAnsi="Times New Roman" w:cs="Times New Roman"/>
+          <w:sz w:val="28"/>
+          <w:szCs w:val="28"/>
+        </w:rPr>
+        <w:t>dalam</w:t>
+      </w:r>
+      <w:proofErr w:type="spellEnd"/>
+      <w:r>
+        <w:rPr>
+          <w:rFonts w:ascii="Times New Roman" w:hAnsi="Times New Roman" w:cs="Times New Roman"/>
+          <w:sz w:val="28"/>
+          <w:szCs w:val="28"/>
+        </w:rPr>
+        <w:t xml:space="preserve"> </w:t>
+      </w:r>
+      <w:proofErr w:type="spellStart"/>
+      <w:r>
+        <w:rPr>
+          <w:rFonts w:ascii="Times New Roman" w:hAnsi="Times New Roman" w:cs="Times New Roman"/>
+          <w:sz w:val="28"/>
+          <w:szCs w:val="28"/>
+        </w:rPr>
+        <w:t>bentuk</w:t>
+      </w:r>
+      <w:proofErr w:type="spellEnd"/>
+      <w:r>
+        <w:rPr>
+          <w:rFonts w:ascii="Times New Roman" w:hAnsi="Times New Roman" w:cs="Times New Roman"/>
+          <w:sz w:val="28"/>
+          <w:szCs w:val="28"/>
+        </w:rPr>
+        <w:t xml:space="preserve"> </w:t>
+      </w:r>
+      <w:proofErr w:type="spellStart"/>
+      <w:r>
+        <w:rPr>
+          <w:rFonts w:ascii="Times New Roman" w:hAnsi="Times New Roman" w:cs="Times New Roman"/>
+          <w:sz w:val="28"/>
+          <w:szCs w:val="28"/>
+        </w:rPr>
+        <w:t>tabel</w:t>
+      </w:r>
+      <w:proofErr w:type="spellEnd"/>
+      <w:r>
+        <w:rPr>
+          <w:rFonts w:ascii="Times New Roman" w:hAnsi="Times New Roman" w:cs="Times New Roman"/>
+          <w:sz w:val="28"/>
+          <w:szCs w:val="28"/>
+        </w:rPr>
+        <w:t xml:space="preserve"> </w:t>
+      </w:r>
+      <w:proofErr w:type="spellStart"/>
+      <w:r>
+        <w:rPr>
+          <w:rFonts w:ascii="Times New Roman" w:hAnsi="Times New Roman" w:cs="Times New Roman"/>
+          <w:sz w:val="28"/>
+          <w:szCs w:val="28"/>
+        </w:rPr>
+        <w:t>atau</w:t>
+      </w:r>
+      <w:proofErr w:type="spellEnd"/>
+      <w:r>
+        <w:rPr>
+          <w:rFonts w:ascii="Times New Roman" w:hAnsi="Times New Roman" w:cs="Times New Roman"/>
+          <w:sz w:val="28"/>
+          <w:szCs w:val="28"/>
+        </w:rPr>
+        <w:t xml:space="preserve"> </w:t>
+      </w:r>
+      <w:proofErr w:type="spellStart"/>
+      <w:r>
+        <w:rPr>
+          <w:rFonts w:ascii="Times New Roman" w:hAnsi="Times New Roman" w:cs="Times New Roman"/>
+          <w:sz w:val="28"/>
+          <w:szCs w:val="28"/>
+        </w:rPr>
+        <w:t>angka</w:t>
+      </w:r>
+      <w:proofErr w:type="spellEnd"/>
+      <w:r>
+        <w:rPr>
+          <w:rFonts w:ascii="Times New Roman" w:hAnsi="Times New Roman" w:cs="Times New Roman"/>
+          <w:sz w:val="28"/>
+          <w:szCs w:val="28"/>
+        </w:rPr>
+        <w:t xml:space="preserve"> </w:t>
+      </w:r>
+      <w:proofErr w:type="spellStart"/>
+      <w:r>
+        <w:rPr>
+          <w:rFonts w:ascii="Times New Roman" w:hAnsi="Times New Roman" w:cs="Times New Roman"/>
+          <w:sz w:val="28"/>
+          <w:szCs w:val="28"/>
+        </w:rPr>
+        <w:t>saja</w:t>
+      </w:r>
+      <w:proofErr w:type="spellEnd"/>
+      <w:r>
+        <w:rPr>
+          <w:rFonts w:ascii="Times New Roman" w:hAnsi="Times New Roman" w:cs="Times New Roman"/>
+          <w:sz w:val="28"/>
+          <w:szCs w:val="28"/>
+        </w:rPr>
+        <w:t xml:space="preserve">. Oleh </w:t>
+      </w:r>
+      <w:proofErr w:type="spellStart"/>
+      <w:r>
+        <w:rPr>
+          <w:rFonts w:ascii="Times New Roman" w:hAnsi="Times New Roman" w:cs="Times New Roman"/>
+          <w:sz w:val="28"/>
+          <w:szCs w:val="28"/>
+        </w:rPr>
+        <w:t>karena</w:t>
+      </w:r>
+      <w:proofErr w:type="spellEnd"/>
+      <w:r>
+        <w:rPr>
+          <w:rFonts w:ascii="Times New Roman" w:hAnsi="Times New Roman" w:cs="Times New Roman"/>
+          <w:sz w:val="28"/>
+          <w:szCs w:val="28"/>
+        </w:rPr>
+        <w:t xml:space="preserve"> </w:t>
+      </w:r>
+      <w:proofErr w:type="spellStart"/>
+      <w:r>
+        <w:rPr>
+          <w:rFonts w:ascii="Times New Roman" w:hAnsi="Times New Roman" w:cs="Times New Roman"/>
+          <w:sz w:val="28"/>
+          <w:szCs w:val="28"/>
+        </w:rPr>
+        <w:t>itu</w:t>
+      </w:r>
+      <w:proofErr w:type="spellEnd"/>
+      <w:r>
+        <w:rPr>
+          <w:rFonts w:ascii="Times New Roman" w:hAnsi="Times New Roman" w:cs="Times New Roman"/>
+          <w:sz w:val="28"/>
+          <w:szCs w:val="28"/>
+        </w:rPr>
+        <w:t xml:space="preserve">, </w:t>
+      </w:r>
+      <w:proofErr w:type="spellStart"/>
+      <w:r>
+        <w:rPr>
+          <w:rFonts w:ascii="Times New Roman" w:hAnsi="Times New Roman" w:cs="Times New Roman"/>
+          <w:sz w:val="28"/>
+          <w:szCs w:val="28"/>
+        </w:rPr>
+        <w:t>visualisasi</w:t>
+      </w:r>
+      <w:proofErr w:type="spellEnd"/>
+      <w:r>
+        <w:rPr>
+          <w:rFonts w:ascii="Times New Roman" w:hAnsi="Times New Roman" w:cs="Times New Roman"/>
+          <w:sz w:val="28"/>
+          <w:szCs w:val="28"/>
+        </w:rPr>
+        <w:t xml:space="preserve"> data </w:t>
+      </w:r>
+      <w:proofErr w:type="spellStart"/>
+      <w:r>
+        <w:rPr>
+          <w:rFonts w:ascii="Times New Roman" w:hAnsi="Times New Roman" w:cs="Times New Roman"/>
+          <w:sz w:val="28"/>
+          <w:szCs w:val="28"/>
+        </w:rPr>
+        <w:t>berperan</w:t>
+      </w:r>
+      <w:proofErr w:type="spellEnd"/>
+      <w:r>
+        <w:rPr>
+          <w:rFonts w:ascii="Times New Roman" w:hAnsi="Times New Roman" w:cs="Times New Roman"/>
+          <w:sz w:val="28"/>
+          <w:szCs w:val="28"/>
+        </w:rPr>
+        <w:t xml:space="preserve"> </w:t>
+      </w:r>
+      <w:proofErr w:type="spellStart"/>
+      <w:r>
+        <w:rPr>
+          <w:rFonts w:ascii="Times New Roman" w:hAnsi="Times New Roman" w:cs="Times New Roman"/>
+          <w:sz w:val="28"/>
+          <w:szCs w:val="28"/>
+        </w:rPr>
+        <w:t>penting</w:t>
+      </w:r>
+      <w:proofErr w:type="spellEnd"/>
+      <w:r>
+        <w:rPr>
+          <w:rFonts w:ascii="Times New Roman" w:hAnsi="Times New Roman" w:cs="Times New Roman"/>
+          <w:sz w:val="28"/>
+          <w:szCs w:val="28"/>
+        </w:rPr>
+        <w:t xml:space="preserve"> </w:t>
+      </w:r>
+      <w:proofErr w:type="spellStart"/>
+      <w:r>
+        <w:rPr>
+          <w:rFonts w:ascii="Times New Roman" w:hAnsi="Times New Roman" w:cs="Times New Roman"/>
+          <w:sz w:val="28"/>
+          <w:szCs w:val="28"/>
+        </w:rPr>
+        <w:t>dalam</w:t>
+      </w:r>
+      <w:proofErr w:type="spellEnd"/>
+      <w:r>
+        <w:rPr>
+          <w:rFonts w:ascii="Times New Roman" w:hAnsi="Times New Roman" w:cs="Times New Roman"/>
+          <w:sz w:val="28"/>
+          <w:szCs w:val="28"/>
+        </w:rPr>
+        <w:t xml:space="preserve"> </w:t>
+      </w:r>
+      <w:proofErr w:type="spellStart"/>
+      <w:r>
+        <w:rPr>
+          <w:rFonts w:ascii="Times New Roman" w:hAnsi="Times New Roman" w:cs="Times New Roman"/>
+          <w:sz w:val="28"/>
+          <w:szCs w:val="28"/>
+        </w:rPr>
+        <w:t>membantu</w:t>
+      </w:r>
+      <w:proofErr w:type="spellEnd"/>
+      <w:r>
+        <w:rPr>
+          <w:rFonts w:ascii="Times New Roman" w:hAnsi="Times New Roman" w:cs="Times New Roman"/>
+          <w:sz w:val="28"/>
+          <w:szCs w:val="28"/>
+        </w:rPr>
+        <w:t xml:space="preserve"> proses </w:t>
+      </w:r>
+      <w:proofErr w:type="spellStart"/>
+      <w:r>
+        <w:rPr>
+          <w:rFonts w:ascii="Times New Roman" w:hAnsi="Times New Roman" w:cs="Times New Roman"/>
+          <w:sz w:val="28"/>
+          <w:szCs w:val="28"/>
+        </w:rPr>
+        <w:t>analisis</w:t>
+      </w:r>
+      <w:proofErr w:type="spellEnd"/>
+      <w:r>
+        <w:rPr>
+          <w:rFonts w:ascii="Times New Roman" w:hAnsi="Times New Roman" w:cs="Times New Roman"/>
+          <w:sz w:val="28"/>
+          <w:szCs w:val="28"/>
+        </w:rPr>
+        <w:t xml:space="preserve"> </w:t>
+      </w:r>
+      <w:proofErr w:type="spellStart"/>
+      <w:r>
+        <w:rPr>
+          <w:rFonts w:ascii="Times New Roman" w:hAnsi="Times New Roman" w:cs="Times New Roman"/>
+          <w:sz w:val="28"/>
+          <w:szCs w:val="28"/>
+        </w:rPr>
+        <w:t>serta</w:t>
+      </w:r>
+      <w:proofErr w:type="spellEnd"/>
+      <w:r>
+        <w:rPr>
+          <w:rFonts w:ascii="Times New Roman" w:hAnsi="Times New Roman" w:cs="Times New Roman"/>
+          <w:sz w:val="28"/>
+          <w:szCs w:val="28"/>
+        </w:rPr>
+        <w:t xml:space="preserve"> </w:t>
+      </w:r>
+      <w:proofErr w:type="spellStart"/>
+      <w:r>
+        <w:rPr>
+          <w:rFonts w:ascii="Times New Roman" w:hAnsi="Times New Roman" w:cs="Times New Roman"/>
+          <w:sz w:val="28"/>
+          <w:szCs w:val="28"/>
+        </w:rPr>
+        <w:t>mendukung</w:t>
+      </w:r>
+      <w:proofErr w:type="spellEnd"/>
+      <w:r>
+        <w:rPr>
+          <w:rFonts w:ascii="Times New Roman" w:hAnsi="Times New Roman" w:cs="Times New Roman"/>
+          <w:sz w:val="28"/>
+          <w:szCs w:val="28"/>
+        </w:rPr>
+        <w:t xml:space="preserve"> </w:t>
+      </w:r>
+      <w:proofErr w:type="spellStart"/>
+      <w:r>
+        <w:rPr>
+          <w:rFonts w:ascii="Times New Roman" w:hAnsi="Times New Roman" w:cs="Times New Roman"/>
+          <w:sz w:val="28"/>
+          <w:szCs w:val="28"/>
+        </w:rPr>
+        <w:t>pengambilan</w:t>
+      </w:r>
+      <w:proofErr w:type="spellEnd"/>
+      <w:r>
+        <w:rPr>
+          <w:rFonts w:ascii="Times New Roman" w:hAnsi="Times New Roman" w:cs="Times New Roman"/>
+          <w:sz w:val="28"/>
+          <w:szCs w:val="28"/>
+        </w:rPr>
+        <w:t xml:space="preserve"> </w:t>
+      </w:r>
+      <w:proofErr w:type="spellStart"/>
+      <w:r>
+        <w:rPr>
+          <w:rFonts w:ascii="Times New Roman" w:hAnsi="Times New Roman" w:cs="Times New Roman"/>
+          <w:sz w:val="28"/>
+          <w:szCs w:val="28"/>
+        </w:rPr>
+        <w:t>keputusan</w:t>
+      </w:r>
+      <w:proofErr w:type="spellEnd"/>
+      <w:r>
+        <w:rPr>
+          <w:rFonts w:ascii="Times New Roman" w:hAnsi="Times New Roman" w:cs="Times New Roman"/>
+          <w:sz w:val="28"/>
+          <w:szCs w:val="28"/>
+        </w:rPr>
+        <w:t xml:space="preserve"> </w:t>
+      </w:r>
+      <w:proofErr w:type="spellStart"/>
+      <w:r>
+        <w:rPr>
+          <w:rFonts w:ascii="Times New Roman" w:hAnsi="Times New Roman" w:cs="Times New Roman"/>
+          <w:sz w:val="28"/>
+          <w:szCs w:val="28"/>
+        </w:rPr>
+        <w:t>secara</w:t>
+      </w:r>
+      <w:proofErr w:type="spellEnd"/>
+      <w:r>
+        <w:rPr>
+          <w:rFonts w:ascii="Times New Roman" w:hAnsi="Times New Roman" w:cs="Times New Roman"/>
+          <w:sz w:val="28"/>
+          <w:szCs w:val="28"/>
+        </w:rPr>
+        <w:t xml:space="preserve"> </w:t>
+      </w:r>
+      <w:proofErr w:type="spellStart"/>
+      <w:r>
+        <w:rPr>
+          <w:rFonts w:ascii="Times New Roman" w:hAnsi="Times New Roman" w:cs="Times New Roman"/>
+          <w:sz w:val="28"/>
+          <w:szCs w:val="28"/>
+        </w:rPr>
+        <w:t>lebih</w:t>
+      </w:r>
+      <w:proofErr w:type="spellEnd"/>
+      <w:r>
+        <w:rPr>
+          <w:rFonts w:ascii="Times New Roman" w:hAnsi="Times New Roman" w:cs="Times New Roman"/>
+          <w:sz w:val="28"/>
+          <w:szCs w:val="28"/>
+        </w:rPr>
+        <w:t xml:space="preserve"> </w:t>
+      </w:r>
+      <w:proofErr w:type="spellStart"/>
+      <w:r>
+        <w:rPr>
+          <w:rFonts w:ascii="Times New Roman" w:hAnsi="Times New Roman" w:cs="Times New Roman"/>
+          <w:sz w:val="28"/>
+          <w:szCs w:val="28"/>
+        </w:rPr>
+        <w:t>cepat</w:t>
+      </w:r>
+      <w:proofErr w:type="spellEnd"/>
+      <w:r>
+        <w:rPr>
+          <w:rFonts w:ascii="Times New Roman" w:hAnsi="Times New Roman" w:cs="Times New Roman"/>
+          <w:sz w:val="28"/>
+          <w:szCs w:val="28"/>
+        </w:rPr>
+        <w:t xml:space="preserve"> dan </w:t>
+      </w:r>
+      <w:proofErr w:type="spellStart"/>
+      <w:r>
+        <w:rPr>
+          <w:rFonts w:ascii="Times New Roman" w:hAnsi="Times New Roman" w:cs="Times New Roman"/>
+          <w:sz w:val="28"/>
+          <w:szCs w:val="28"/>
+        </w:rPr>
+        <w:t>tepat</w:t>
+      </w:r>
+      <w:proofErr w:type="spellEnd"/>
+      <w:r>
+        <w:rPr>
+          <w:rFonts w:ascii="Times New Roman" w:hAnsi="Times New Roman" w:cs="Times New Roman"/>
+          <w:sz w:val="28"/>
+          <w:szCs w:val="28"/>
+        </w:rPr>
+        <w:t>.</w:t>
+      </w:r>
+    </w:p>
+    <w:p>
+      <w:pPr>
+        <w:pStyle w:val="ListParagraph"/>
+        <w:tabs>
+          <w:tab w:val="right" w:pos="8505"/>
+        </w:tabs>
+        <w:spacing w:after="0"/>
+        <w:ind w:left="794" w:firstLine="567"/>
+        <w:jc w:val="both"/>
+        <w:rPr>
+          <w:rFonts w:ascii="Times New Roman" w:hAnsi="Times New Roman" w:cs="Times New Roman"/>
+          <w:sz w:val="28"/>
+          <w:szCs w:val="28"/>
+        </w:rPr>
+      </w:pPr>
+    </w:p>
+    <w:p>
+      <w:pPr>
+        <w:pStyle w:val="ListParagraph"/>
+        <w:numPr>
+          <w:ilvl w:val="0"/>
+          <w:numId w:val="14"/>
+        </w:numPr>
+        <w:tabs>
+          <w:tab w:val="right" w:pos="8505"/>
+        </w:tabs>
+        <w:spacing w:after="0"/>
+        <w:jc w:val="both"/>
+        <w:rPr>
+          <w:rFonts w:ascii="Times New Roman" w:hAnsi="Times New Roman" w:cs="Times New Roman"/>
+          <w:sz w:val="28"/>
+          <w:szCs w:val="28"/>
+        </w:rPr>
+      </w:pPr>
+      <w:r>
+        <w:rPr>
+          <w:rFonts w:ascii="Times New Roman" w:hAnsi="Times New Roman" w:cs="Times New Roman"/>
+          <w:sz w:val="28"/>
+          <w:szCs w:val="28"/>
+        </w:rPr>
         <w:t>Tools</w:t>
       </w:r>
+    </w:p>
+    <w:p>
+      <w:pPr>
+        <w:pStyle w:val="ListParagraph"/>
+        <w:tabs>
+          <w:tab w:val="right" w:pos="8505"/>
+        </w:tabs>
+        <w:spacing w:after="0"/>
+        <w:ind w:left="795"/>
+        <w:jc w:val="both"/>
+        <w:rPr>
+          <w:rFonts w:ascii="Times New Roman" w:hAnsi="Times New Roman" w:cs="Times New Roman"/>
+          <w:sz w:val="28"/>
+          <w:szCs w:val="28"/>
+        </w:rPr>
+      </w:pPr>
+      <w:proofErr w:type="spellStart"/>
+      <w:r>
+        <w:rPr>
+          <w:rFonts w:ascii="Times New Roman" w:hAnsi="Times New Roman" w:cs="Times New Roman"/>
+          <w:sz w:val="28"/>
+          <w:szCs w:val="28"/>
+        </w:rPr>
+        <w:t>Berikut</w:t>
+      </w:r>
+      <w:proofErr w:type="spellEnd"/>
+      <w:r>
+        <w:rPr>
+          <w:rFonts w:ascii="Times New Roman" w:hAnsi="Times New Roman" w:cs="Times New Roman"/>
+          <w:sz w:val="28"/>
+          <w:szCs w:val="28"/>
+        </w:rPr>
+        <w:t xml:space="preserve"> </w:t>
+      </w:r>
+      <w:proofErr w:type="spellStart"/>
+      <w:r>
+        <w:rPr>
+          <w:rFonts w:ascii="Times New Roman" w:hAnsi="Times New Roman" w:cs="Times New Roman"/>
+          <w:sz w:val="28"/>
+          <w:szCs w:val="28"/>
+        </w:rPr>
+        <w:t>ini</w:t>
+      </w:r>
+      <w:proofErr w:type="spellEnd"/>
+      <w:r>
+        <w:rPr>
+          <w:rFonts w:ascii="Times New Roman" w:hAnsi="Times New Roman" w:cs="Times New Roman"/>
+          <w:sz w:val="28"/>
+          <w:szCs w:val="28"/>
+        </w:rPr>
+        <w:t xml:space="preserve"> </w:t>
+      </w:r>
+      <w:proofErr w:type="spellStart"/>
+      <w:r>
+        <w:rPr>
+          <w:rFonts w:ascii="Times New Roman" w:hAnsi="Times New Roman" w:cs="Times New Roman"/>
+          <w:sz w:val="28"/>
+          <w:szCs w:val="28"/>
+        </w:rPr>
+        <w:t>adalah</w:t>
+      </w:r>
+      <w:proofErr w:type="spellEnd"/>
+      <w:r>
+        <w:rPr>
+          <w:rFonts w:ascii="Times New Roman" w:hAnsi="Times New Roman" w:cs="Times New Roman"/>
+          <w:sz w:val="28"/>
+          <w:szCs w:val="28"/>
+        </w:rPr>
+        <w:t xml:space="preserve"> tools yang </w:t>
+      </w:r>
+      <w:proofErr w:type="spellStart"/>
+      <w:r>
+        <w:rPr>
+          <w:rFonts w:ascii="Times New Roman" w:hAnsi="Times New Roman" w:cs="Times New Roman"/>
+          <w:sz w:val="28"/>
+          <w:szCs w:val="28"/>
+        </w:rPr>
+        <w:t>saya</w:t>
+      </w:r>
+      <w:proofErr w:type="spellEnd"/>
+      <w:r>
+        <w:rPr>
+          <w:rFonts w:ascii="Times New Roman" w:hAnsi="Times New Roman" w:cs="Times New Roman"/>
+          <w:sz w:val="28"/>
+          <w:szCs w:val="28"/>
+        </w:rPr>
+        <w:t xml:space="preserve"> </w:t>
+      </w:r>
+      <w:proofErr w:type="spellStart"/>
+      <w:r>
+        <w:rPr>
+          <w:rFonts w:ascii="Times New Roman" w:hAnsi="Times New Roman" w:cs="Times New Roman"/>
+          <w:sz w:val="28"/>
+          <w:szCs w:val="28"/>
+        </w:rPr>
+        <w:t>pakai</w:t>
+      </w:r>
+      <w:proofErr w:type="spellEnd"/>
+      <w:r>
+        <w:rPr>
+          <w:rFonts w:ascii="Times New Roman" w:hAnsi="Times New Roman" w:cs="Times New Roman"/>
+          <w:sz w:val="28"/>
+          <w:szCs w:val="28"/>
+        </w:rPr>
+        <w:t xml:space="preserve"> </w:t>
+      </w:r>
+      <w:proofErr w:type="spellStart"/>
+      <w:r>
+        <w:rPr>
+          <w:rFonts w:ascii="Times New Roman" w:hAnsi="Times New Roman" w:cs="Times New Roman"/>
+          <w:sz w:val="28"/>
+          <w:szCs w:val="28"/>
+        </w:rPr>
+        <w:t>dalam</w:t>
+      </w:r>
+      <w:proofErr w:type="spellEnd"/>
+      <w:r>
+        <w:rPr>
+          <w:rFonts w:ascii="Times New Roman" w:hAnsi="Times New Roman" w:cs="Times New Roman"/>
+          <w:sz w:val="28"/>
+          <w:szCs w:val="28"/>
+        </w:rPr>
+        <w:t xml:space="preserve"> </w:t>
+      </w:r>
+      <w:proofErr w:type="spellStart"/>
+      <w:r>
+        <w:rPr>
+          <w:rFonts w:ascii="Times New Roman" w:hAnsi="Times New Roman" w:cs="Times New Roman"/>
+          <w:sz w:val="28"/>
+          <w:szCs w:val="28"/>
+        </w:rPr>
+        <w:t>melakukan</w:t>
+      </w:r>
+      <w:proofErr w:type="spellEnd"/>
+      <w:r>
+        <w:rPr>
+          <w:rFonts w:ascii="Times New Roman" w:hAnsi="Times New Roman" w:cs="Times New Roman"/>
+          <w:sz w:val="28"/>
+          <w:szCs w:val="28"/>
+        </w:rPr>
+        <w:t xml:space="preserve"> scrapping da</w:t>
+      </w:r>
+      <w:r>
+        <w:rPr>
+          <w:rFonts w:ascii="Times New Roman" w:hAnsi="Times New Roman" w:cs="Times New Roman"/>
+          <w:sz w:val="28"/>
+          <w:szCs w:val="28"/>
+        </w:rPr>
+        <w:t>ta</w:t>
+      </w:r>
+      <w:r>
+        <w:rPr>
+          <w:rFonts w:ascii="Times New Roman" w:hAnsi="Times New Roman" w:cs="Times New Roman"/>
+          <w:sz w:val="28"/>
+          <w:szCs w:val="28"/>
+        </w:rPr>
+        <w:t>:</w:t>
+      </w:r>
+    </w:p>
+    <w:p>
+      <w:pPr>
+        <w:pStyle w:val="ListParagraph"/>
+        <w:tabs>
+          <w:tab w:val="right" w:pos="8505"/>
+        </w:tabs>
+        <w:spacing w:after="0"/>
+        <w:ind w:left="795"/>
+        <w:jc w:val="both"/>
+        <w:rPr>
+          <w:rFonts w:ascii="Times New Roman" w:hAnsi="Times New Roman" w:cs="Times New Roman"/>
+          <w:sz w:val="28"/>
+          <w:szCs w:val="28"/>
+        </w:rPr>
+      </w:pPr>
+    </w:p>
+    <w:p>
+      <w:pPr>
+        <w:pStyle w:val="ListParagraph"/>
+        <w:numPr>
+          <w:ilvl w:val="0"/>
+          <w:numId w:val="19"/>
+        </w:numPr>
+        <w:tabs>
+          <w:tab w:val="right" w:pos="8505"/>
+        </w:tabs>
+        <w:spacing w:after="0"/>
+        <w:jc w:val="both"/>
+        <w:rPr>
+          <w:rFonts w:ascii="Times New Roman" w:hAnsi="Times New Roman" w:cs="Times New Roman"/>
+          <w:sz w:val="28"/>
+          <w:szCs w:val="28"/>
+        </w:rPr>
+      </w:pPr>
+      <w:r>
+        <w:rPr>
+          <w:rFonts w:ascii="Times New Roman" w:hAnsi="Times New Roman" w:cs="Times New Roman"/>
+          <w:sz w:val="28"/>
+          <w:szCs w:val="28"/>
+        </w:rPr>
+        <w:t xml:space="preserve">Python: </w:t>
+      </w:r>
+      <w:proofErr w:type="spellStart"/>
+      <w:r>
+        <w:rPr>
+          <w:rFonts w:ascii="Times New Roman" w:hAnsi="Times New Roman" w:cs="Times New Roman"/>
+          <w:sz w:val="28"/>
+          <w:szCs w:val="28"/>
+        </w:rPr>
+        <w:t>ini</w:t>
+      </w:r>
+      <w:proofErr w:type="spellEnd"/>
+      <w:r>
+        <w:rPr>
+          <w:rFonts w:ascii="Times New Roman" w:hAnsi="Times New Roman" w:cs="Times New Roman"/>
+          <w:sz w:val="28"/>
+          <w:szCs w:val="28"/>
+        </w:rPr>
+        <w:t xml:space="preserve"> </w:t>
+      </w:r>
+      <w:proofErr w:type="spellStart"/>
+      <w:r>
+        <w:rPr>
+          <w:rFonts w:ascii="Times New Roman" w:hAnsi="Times New Roman" w:cs="Times New Roman"/>
+          <w:sz w:val="28"/>
+          <w:szCs w:val="28"/>
+        </w:rPr>
+        <w:t>adalah</w:t>
+      </w:r>
+      <w:proofErr w:type="spellEnd"/>
+      <w:r>
+        <w:rPr>
+          <w:rFonts w:ascii="Times New Roman" w:hAnsi="Times New Roman" w:cs="Times New Roman"/>
+          <w:sz w:val="28"/>
+          <w:szCs w:val="28"/>
+        </w:rPr>
+        <w:t xml:space="preserve"> Bahasa </w:t>
+      </w:r>
+      <w:proofErr w:type="spellStart"/>
+      <w:r>
+        <w:rPr>
+          <w:rFonts w:ascii="Times New Roman" w:hAnsi="Times New Roman" w:cs="Times New Roman"/>
+          <w:sz w:val="28"/>
+          <w:szCs w:val="28"/>
+        </w:rPr>
+        <w:t>pemrograman</w:t>
+      </w:r>
+      <w:proofErr w:type="spellEnd"/>
+      <w:r>
+        <w:rPr>
+          <w:rFonts w:ascii="Times New Roman" w:hAnsi="Times New Roman" w:cs="Times New Roman"/>
+          <w:sz w:val="28"/>
+          <w:szCs w:val="28"/>
+        </w:rPr>
+        <w:t xml:space="preserve"> yang di </w:t>
+      </w:r>
+      <w:proofErr w:type="spellStart"/>
+      <w:r>
+        <w:rPr>
+          <w:rFonts w:ascii="Times New Roman" w:hAnsi="Times New Roman" w:cs="Times New Roman"/>
+          <w:sz w:val="28"/>
+          <w:szCs w:val="28"/>
+        </w:rPr>
+        <w:t>gunakan</w:t>
+      </w:r>
+      <w:proofErr w:type="spellEnd"/>
+      <w:r>
+        <w:rPr>
+          <w:rFonts w:ascii="Times New Roman" w:hAnsi="Times New Roman" w:cs="Times New Roman"/>
+          <w:sz w:val="28"/>
+          <w:szCs w:val="28"/>
+        </w:rPr>
+        <w:t xml:space="preserve"> </w:t>
+      </w:r>
+      <w:proofErr w:type="spellStart"/>
+      <w:r>
+        <w:rPr>
+          <w:rFonts w:ascii="Times New Roman" w:hAnsi="Times New Roman" w:cs="Times New Roman"/>
+          <w:sz w:val="28"/>
+          <w:szCs w:val="28"/>
+        </w:rPr>
+        <w:t>untuk</w:t>
+      </w:r>
+      <w:proofErr w:type="spellEnd"/>
+      <w:r>
+        <w:rPr>
+          <w:rFonts w:ascii="Times New Roman" w:hAnsi="Times New Roman" w:cs="Times New Roman"/>
+          <w:sz w:val="28"/>
+          <w:szCs w:val="28"/>
+        </w:rPr>
+        <w:t xml:space="preserve"> </w:t>
+      </w:r>
+      <w:proofErr w:type="spellStart"/>
+      <w:r>
+        <w:rPr>
+          <w:rFonts w:ascii="Times New Roman" w:hAnsi="Times New Roman" w:cs="Times New Roman"/>
+          <w:sz w:val="28"/>
+          <w:szCs w:val="28"/>
+        </w:rPr>
+        <w:t>melakukan</w:t>
+      </w:r>
+      <w:proofErr w:type="spellEnd"/>
+      <w:r>
+        <w:rPr>
+          <w:rFonts w:ascii="Times New Roman" w:hAnsi="Times New Roman" w:cs="Times New Roman"/>
+          <w:sz w:val="28"/>
+          <w:szCs w:val="28"/>
+        </w:rPr>
+        <w:t xml:space="preserve"> </w:t>
+      </w:r>
+      <w:proofErr w:type="spellStart"/>
+      <w:r>
+        <w:rPr>
+          <w:rFonts w:ascii="Times New Roman" w:hAnsi="Times New Roman" w:cs="Times New Roman"/>
+          <w:sz w:val="28"/>
+          <w:szCs w:val="28"/>
+        </w:rPr>
+        <w:t>sebuah</w:t>
+      </w:r>
+      <w:proofErr w:type="spellEnd"/>
+      <w:r>
+        <w:rPr>
+          <w:rFonts w:ascii="Times New Roman" w:hAnsi="Times New Roman" w:cs="Times New Roman"/>
+          <w:sz w:val="28"/>
+          <w:szCs w:val="28"/>
+        </w:rPr>
+        <w:t xml:space="preserve"> scrapping </w:t>
+      </w:r>
+    </w:p>
+    <w:p>
+      <w:pPr>
+        <w:pStyle w:val="ListParagraph"/>
+        <w:numPr>
+          <w:ilvl w:val="0"/>
+          <w:numId w:val="19"/>
+        </w:numPr>
+        <w:tabs>
+          <w:tab w:val="right" w:pos="8505"/>
+        </w:tabs>
+        <w:spacing w:after="0"/>
+        <w:jc w:val="both"/>
+        <w:rPr>
+          <w:rFonts w:ascii="Times New Roman" w:hAnsi="Times New Roman" w:cs="Times New Roman"/>
+          <w:sz w:val="28"/>
+          <w:szCs w:val="28"/>
+        </w:rPr>
+      </w:pPr>
+      <w:proofErr w:type="spellStart"/>
+      <w:r>
+        <w:rPr>
+          <w:rFonts w:ascii="Times New Roman" w:hAnsi="Times New Roman" w:cs="Times New Roman"/>
+          <w:sz w:val="28"/>
+          <w:szCs w:val="28"/>
+        </w:rPr>
+        <w:t>BeautifulSoup</w:t>
+      </w:r>
+      <w:proofErr w:type="spellEnd"/>
+      <w:r>
+        <w:rPr>
+          <w:rFonts w:ascii="Times New Roman" w:hAnsi="Times New Roman" w:cs="Times New Roman"/>
+          <w:sz w:val="28"/>
+          <w:szCs w:val="28"/>
+        </w:rPr>
+        <w:t xml:space="preserve">: </w:t>
+      </w:r>
+      <w:r>
+        <w:rPr>
+          <w:rFonts w:ascii="Times New Roman" w:hAnsi="Times New Roman" w:cs="Times New Roman"/>
+          <w:sz w:val="28"/>
+          <w:szCs w:val="28"/>
+        </w:rPr>
+        <w:t xml:space="preserve">Library </w:t>
+      </w:r>
+      <w:proofErr w:type="spellStart"/>
+      <w:r>
+        <w:rPr>
+          <w:rFonts w:ascii="Times New Roman" w:hAnsi="Times New Roman" w:cs="Times New Roman"/>
+          <w:sz w:val="28"/>
+          <w:szCs w:val="28"/>
+        </w:rPr>
+        <w:t>ini</w:t>
+      </w:r>
+      <w:proofErr w:type="spellEnd"/>
+      <w:r>
+        <w:rPr>
+          <w:rFonts w:ascii="Times New Roman" w:hAnsi="Times New Roman" w:cs="Times New Roman"/>
+          <w:sz w:val="28"/>
+          <w:szCs w:val="28"/>
+        </w:rPr>
+        <w:t xml:space="preserve"> </w:t>
+      </w:r>
+      <w:proofErr w:type="spellStart"/>
+      <w:r>
+        <w:rPr>
+          <w:rFonts w:ascii="Times New Roman" w:hAnsi="Times New Roman" w:cs="Times New Roman"/>
+          <w:sz w:val="28"/>
+          <w:szCs w:val="28"/>
+        </w:rPr>
+        <w:t>berfungsi</w:t>
+      </w:r>
+      <w:proofErr w:type="spellEnd"/>
+      <w:r>
+        <w:rPr>
+          <w:rFonts w:ascii="Times New Roman" w:hAnsi="Times New Roman" w:cs="Times New Roman"/>
+          <w:sz w:val="28"/>
+          <w:szCs w:val="28"/>
+        </w:rPr>
+        <w:t xml:space="preserve"> </w:t>
+      </w:r>
+      <w:proofErr w:type="spellStart"/>
+      <w:r>
+        <w:rPr>
+          <w:rFonts w:ascii="Times New Roman" w:hAnsi="Times New Roman" w:cs="Times New Roman"/>
+          <w:sz w:val="28"/>
+          <w:szCs w:val="28"/>
+        </w:rPr>
+        <w:t>untuk</w:t>
+      </w:r>
+      <w:proofErr w:type="spellEnd"/>
+      <w:r>
+        <w:rPr>
+          <w:rFonts w:ascii="Times New Roman" w:hAnsi="Times New Roman" w:cs="Times New Roman"/>
+          <w:sz w:val="28"/>
+          <w:szCs w:val="28"/>
+        </w:rPr>
+        <w:t xml:space="preserve"> </w:t>
+      </w:r>
+      <w:proofErr w:type="spellStart"/>
+      <w:r>
+        <w:rPr>
+          <w:rFonts w:ascii="Times New Roman" w:hAnsi="Times New Roman" w:cs="Times New Roman"/>
+          <w:sz w:val="28"/>
+          <w:szCs w:val="28"/>
+        </w:rPr>
+        <w:t>membaca</w:t>
+      </w:r>
+      <w:proofErr w:type="spellEnd"/>
+      <w:r>
+        <w:rPr>
+          <w:rFonts w:ascii="Times New Roman" w:hAnsi="Times New Roman" w:cs="Times New Roman"/>
+          <w:sz w:val="28"/>
+          <w:szCs w:val="28"/>
+        </w:rPr>
+        <w:t xml:space="preserve"> dan </w:t>
+      </w:r>
+      <w:proofErr w:type="spellStart"/>
+      <w:r>
+        <w:rPr>
+          <w:rFonts w:ascii="Times New Roman" w:hAnsi="Times New Roman" w:cs="Times New Roman"/>
+          <w:sz w:val="28"/>
+          <w:szCs w:val="28"/>
+        </w:rPr>
+        <w:t>memproses</w:t>
+      </w:r>
+      <w:proofErr w:type="spellEnd"/>
+      <w:r>
+        <w:rPr>
+          <w:rFonts w:ascii="Times New Roman" w:hAnsi="Times New Roman" w:cs="Times New Roman"/>
+          <w:sz w:val="28"/>
+          <w:szCs w:val="28"/>
+        </w:rPr>
+        <w:t xml:space="preserve"> </w:t>
+      </w:r>
+      <w:proofErr w:type="spellStart"/>
+      <w:r>
+        <w:rPr>
+          <w:rFonts w:ascii="Times New Roman" w:hAnsi="Times New Roman" w:cs="Times New Roman"/>
+          <w:sz w:val="28"/>
+          <w:szCs w:val="28"/>
+        </w:rPr>
+        <w:t>struktur</w:t>
+      </w:r>
+      <w:proofErr w:type="spellEnd"/>
+      <w:r>
+        <w:rPr>
+          <w:rFonts w:ascii="Times New Roman" w:hAnsi="Times New Roman" w:cs="Times New Roman"/>
+          <w:sz w:val="28"/>
+          <w:szCs w:val="28"/>
+        </w:rPr>
+        <w:t xml:space="preserve"> HTML </w:t>
+      </w:r>
+      <w:proofErr w:type="spellStart"/>
+      <w:r>
+        <w:rPr>
+          <w:rFonts w:ascii="Times New Roman" w:hAnsi="Times New Roman" w:cs="Times New Roman"/>
+          <w:sz w:val="28"/>
+          <w:szCs w:val="28"/>
+        </w:rPr>
+        <w:t>dari</w:t>
+      </w:r>
+      <w:proofErr w:type="spellEnd"/>
+      <w:r>
+        <w:rPr>
+          <w:rFonts w:ascii="Times New Roman" w:hAnsi="Times New Roman" w:cs="Times New Roman"/>
+          <w:sz w:val="28"/>
+          <w:szCs w:val="28"/>
+        </w:rPr>
+        <w:t xml:space="preserve"> </w:t>
+      </w:r>
+      <w:proofErr w:type="spellStart"/>
+      <w:r>
+        <w:rPr>
+          <w:rFonts w:ascii="Times New Roman" w:hAnsi="Times New Roman" w:cs="Times New Roman"/>
+          <w:sz w:val="28"/>
+          <w:szCs w:val="28"/>
+        </w:rPr>
+        <w:t>sebuah</w:t>
+      </w:r>
+      <w:proofErr w:type="spellEnd"/>
+      <w:r>
+        <w:rPr>
+          <w:rFonts w:ascii="Times New Roman" w:hAnsi="Times New Roman" w:cs="Times New Roman"/>
+          <w:sz w:val="28"/>
+          <w:szCs w:val="28"/>
+        </w:rPr>
+        <w:t xml:space="preserve"> </w:t>
+      </w:r>
+      <w:proofErr w:type="spellStart"/>
+      <w:r>
+        <w:rPr>
+          <w:rFonts w:ascii="Times New Roman" w:hAnsi="Times New Roman" w:cs="Times New Roman"/>
+          <w:sz w:val="28"/>
+          <w:szCs w:val="28"/>
+        </w:rPr>
+        <w:t>halaman</w:t>
+      </w:r>
+      <w:proofErr w:type="spellEnd"/>
+      <w:r>
+        <w:rPr>
+          <w:rFonts w:ascii="Times New Roman" w:hAnsi="Times New Roman" w:cs="Times New Roman"/>
+          <w:sz w:val="28"/>
+          <w:szCs w:val="28"/>
+        </w:rPr>
+        <w:t xml:space="preserve"> web, </w:t>
+      </w:r>
+      <w:proofErr w:type="spellStart"/>
+      <w:r>
+        <w:rPr>
+          <w:rFonts w:ascii="Times New Roman" w:hAnsi="Times New Roman" w:cs="Times New Roman"/>
+          <w:sz w:val="28"/>
+          <w:szCs w:val="28"/>
+        </w:rPr>
+        <w:t>sehingga</w:t>
+      </w:r>
+      <w:proofErr w:type="spellEnd"/>
+      <w:r>
+        <w:rPr>
+          <w:rFonts w:ascii="Times New Roman" w:hAnsi="Times New Roman" w:cs="Times New Roman"/>
+          <w:sz w:val="28"/>
+          <w:szCs w:val="28"/>
+        </w:rPr>
+        <w:t xml:space="preserve"> data yang </w:t>
+      </w:r>
+      <w:proofErr w:type="spellStart"/>
+      <w:r>
+        <w:rPr>
+          <w:rFonts w:ascii="Times New Roman" w:hAnsi="Times New Roman" w:cs="Times New Roman"/>
+          <w:sz w:val="28"/>
+          <w:szCs w:val="28"/>
+        </w:rPr>
+        <w:t>dibutuhkan</w:t>
+      </w:r>
+      <w:proofErr w:type="spellEnd"/>
+      <w:r>
+        <w:rPr>
+          <w:rFonts w:ascii="Times New Roman" w:hAnsi="Times New Roman" w:cs="Times New Roman"/>
+          <w:sz w:val="28"/>
+          <w:szCs w:val="28"/>
+        </w:rPr>
+        <w:t xml:space="preserve"> </w:t>
+      </w:r>
+      <w:proofErr w:type="spellStart"/>
+      <w:r>
+        <w:rPr>
+          <w:rFonts w:ascii="Times New Roman" w:hAnsi="Times New Roman" w:cs="Times New Roman"/>
+          <w:sz w:val="28"/>
+          <w:szCs w:val="28"/>
+        </w:rPr>
+        <w:t>dapat</w:t>
+      </w:r>
+      <w:proofErr w:type="spellEnd"/>
+      <w:r>
+        <w:rPr>
+          <w:rFonts w:ascii="Times New Roman" w:hAnsi="Times New Roman" w:cs="Times New Roman"/>
+          <w:sz w:val="28"/>
+          <w:szCs w:val="28"/>
+        </w:rPr>
+        <w:t xml:space="preserve"> </w:t>
+      </w:r>
+      <w:proofErr w:type="spellStart"/>
+      <w:r>
+        <w:rPr>
+          <w:rFonts w:ascii="Times New Roman" w:hAnsi="Times New Roman" w:cs="Times New Roman"/>
+          <w:sz w:val="28"/>
+          <w:szCs w:val="28"/>
+        </w:rPr>
+        <w:t>diekstraksi</w:t>
+      </w:r>
+      <w:proofErr w:type="spellEnd"/>
+      <w:r>
+        <w:rPr>
+          <w:rFonts w:ascii="Times New Roman" w:hAnsi="Times New Roman" w:cs="Times New Roman"/>
+          <w:sz w:val="28"/>
+          <w:szCs w:val="28"/>
+        </w:rPr>
+        <w:t xml:space="preserve"> </w:t>
+      </w:r>
+      <w:proofErr w:type="spellStart"/>
+      <w:r>
+        <w:rPr>
+          <w:rFonts w:ascii="Times New Roman" w:hAnsi="Times New Roman" w:cs="Times New Roman"/>
+          <w:sz w:val="28"/>
+          <w:szCs w:val="28"/>
+        </w:rPr>
+        <w:t>dengan</w:t>
+      </w:r>
+      <w:proofErr w:type="spellEnd"/>
+      <w:r>
+        <w:rPr>
+          <w:rFonts w:ascii="Times New Roman" w:hAnsi="Times New Roman" w:cs="Times New Roman"/>
+          <w:sz w:val="28"/>
+          <w:szCs w:val="28"/>
+        </w:rPr>
+        <w:t xml:space="preserve"> </w:t>
+      </w:r>
+      <w:proofErr w:type="spellStart"/>
+      <w:r>
+        <w:rPr>
+          <w:rFonts w:ascii="Times New Roman" w:hAnsi="Times New Roman" w:cs="Times New Roman"/>
+          <w:sz w:val="28"/>
+          <w:szCs w:val="28"/>
+        </w:rPr>
+        <w:t>lebih</w:t>
+      </w:r>
+      <w:proofErr w:type="spellEnd"/>
+      <w:r>
+        <w:rPr>
+          <w:rFonts w:ascii="Times New Roman" w:hAnsi="Times New Roman" w:cs="Times New Roman"/>
+          <w:sz w:val="28"/>
+          <w:szCs w:val="28"/>
+        </w:rPr>
+        <w:t xml:space="preserve"> </w:t>
+      </w:r>
+      <w:proofErr w:type="spellStart"/>
+      <w:r>
+        <w:rPr>
+          <w:rFonts w:ascii="Times New Roman" w:hAnsi="Times New Roman" w:cs="Times New Roman"/>
+          <w:sz w:val="28"/>
+          <w:szCs w:val="28"/>
+        </w:rPr>
+        <w:t>mudah</w:t>
+      </w:r>
+      <w:proofErr w:type="spellEnd"/>
+      <w:r>
+        <w:rPr>
+          <w:rFonts w:ascii="Times New Roman" w:hAnsi="Times New Roman" w:cs="Times New Roman"/>
+          <w:sz w:val="28"/>
+          <w:szCs w:val="28"/>
+        </w:rPr>
+        <w:t xml:space="preserve"> dan </w:t>
+      </w:r>
+      <w:proofErr w:type="spellStart"/>
+      <w:r>
+        <w:rPr>
+          <w:rFonts w:ascii="Times New Roman" w:hAnsi="Times New Roman" w:cs="Times New Roman"/>
+          <w:sz w:val="28"/>
+          <w:szCs w:val="28"/>
+        </w:rPr>
+        <w:t>terarah</w:t>
+      </w:r>
+      <w:proofErr w:type="spellEnd"/>
+      <w:r>
+        <w:rPr>
+          <w:rFonts w:ascii="Times New Roman" w:hAnsi="Times New Roman" w:cs="Times New Roman"/>
+          <w:sz w:val="28"/>
+          <w:szCs w:val="28"/>
+        </w:rPr>
+        <w:t>.</w:t>
+      </w:r>
+    </w:p>
+    <w:p>
+      <w:pPr>
+        <w:pStyle w:val="ListParagraph"/>
+        <w:numPr>
+          <w:ilvl w:val="0"/>
+          <w:numId w:val="19"/>
+        </w:numPr>
+        <w:tabs>
+          <w:tab w:val="right" w:pos="8505"/>
+        </w:tabs>
+        <w:spacing w:after="0"/>
+        <w:jc w:val="both"/>
+        <w:rPr>
+          <w:rFonts w:ascii="Times New Roman" w:hAnsi="Times New Roman" w:cs="Times New Roman"/>
+          <w:sz w:val="28"/>
+          <w:szCs w:val="28"/>
+        </w:rPr>
+      </w:pPr>
+      <w:r>
+        <w:rPr>
+          <w:rFonts w:ascii="Times New Roman" w:hAnsi="Times New Roman" w:cs="Times New Roman"/>
+          <w:sz w:val="28"/>
+          <w:szCs w:val="28"/>
+        </w:rPr>
+        <w:t xml:space="preserve">Pandas: </w:t>
+      </w:r>
+      <w:proofErr w:type="spellStart"/>
+      <w:r>
+        <w:rPr>
+          <w:rFonts w:ascii="Times New Roman" w:hAnsi="Times New Roman" w:cs="Times New Roman"/>
+          <w:sz w:val="28"/>
+          <w:szCs w:val="28"/>
+        </w:rPr>
+        <w:t>digunakan</w:t>
+      </w:r>
+      <w:proofErr w:type="spellEnd"/>
+      <w:r>
+        <w:rPr>
+          <w:rFonts w:ascii="Times New Roman" w:hAnsi="Times New Roman" w:cs="Times New Roman"/>
+          <w:sz w:val="28"/>
+          <w:szCs w:val="28"/>
+        </w:rPr>
+        <w:t xml:space="preserve"> </w:t>
+      </w:r>
+      <w:proofErr w:type="spellStart"/>
+      <w:r>
+        <w:rPr>
+          <w:rFonts w:ascii="Times New Roman" w:hAnsi="Times New Roman" w:cs="Times New Roman"/>
+          <w:sz w:val="28"/>
+          <w:szCs w:val="28"/>
+        </w:rPr>
+        <w:t>untuk</w:t>
+      </w:r>
+      <w:proofErr w:type="spellEnd"/>
+      <w:r>
+        <w:rPr>
+          <w:rFonts w:ascii="Times New Roman" w:hAnsi="Times New Roman" w:cs="Times New Roman"/>
+          <w:sz w:val="28"/>
+          <w:szCs w:val="28"/>
+        </w:rPr>
+        <w:t xml:space="preserve"> </w:t>
+      </w:r>
+      <w:proofErr w:type="spellStart"/>
+      <w:r>
+        <w:rPr>
+          <w:rFonts w:ascii="Times New Roman" w:hAnsi="Times New Roman" w:cs="Times New Roman"/>
+          <w:sz w:val="28"/>
+          <w:szCs w:val="28"/>
+        </w:rPr>
+        <w:t>mengelola</w:t>
+      </w:r>
+      <w:proofErr w:type="spellEnd"/>
+      <w:r>
+        <w:rPr>
+          <w:rFonts w:ascii="Times New Roman" w:hAnsi="Times New Roman" w:cs="Times New Roman"/>
+          <w:sz w:val="28"/>
+          <w:szCs w:val="28"/>
+        </w:rPr>
+        <w:t xml:space="preserve"> dan </w:t>
+      </w:r>
+      <w:proofErr w:type="spellStart"/>
+      <w:r>
+        <w:rPr>
+          <w:rFonts w:ascii="Times New Roman" w:hAnsi="Times New Roman" w:cs="Times New Roman"/>
+          <w:sz w:val="28"/>
+          <w:szCs w:val="28"/>
+        </w:rPr>
+        <w:t>memanipulasi</w:t>
+      </w:r>
+      <w:proofErr w:type="spellEnd"/>
+      <w:r>
+        <w:rPr>
+          <w:rFonts w:ascii="Times New Roman" w:hAnsi="Times New Roman" w:cs="Times New Roman"/>
+          <w:sz w:val="28"/>
+          <w:szCs w:val="28"/>
+        </w:rPr>
+        <w:t xml:space="preserve"> data </w:t>
+      </w:r>
+      <w:proofErr w:type="spellStart"/>
+      <w:r>
+        <w:rPr>
+          <w:rFonts w:ascii="Times New Roman" w:hAnsi="Times New Roman" w:cs="Times New Roman"/>
+          <w:sz w:val="28"/>
+          <w:szCs w:val="28"/>
+        </w:rPr>
+        <w:t>dalam</w:t>
+      </w:r>
+      <w:proofErr w:type="spellEnd"/>
+      <w:r>
+        <w:rPr>
+          <w:rFonts w:ascii="Times New Roman" w:hAnsi="Times New Roman" w:cs="Times New Roman"/>
+          <w:sz w:val="28"/>
+          <w:szCs w:val="28"/>
+        </w:rPr>
+        <w:t xml:space="preserve"> </w:t>
+      </w:r>
+      <w:proofErr w:type="spellStart"/>
+      <w:r>
+        <w:rPr>
+          <w:rFonts w:ascii="Times New Roman" w:hAnsi="Times New Roman" w:cs="Times New Roman"/>
+          <w:sz w:val="28"/>
+          <w:szCs w:val="28"/>
+        </w:rPr>
+        <w:t>bentuk</w:t>
+      </w:r>
+      <w:proofErr w:type="spellEnd"/>
+      <w:r>
+        <w:rPr>
+          <w:rFonts w:ascii="Times New Roman" w:hAnsi="Times New Roman" w:cs="Times New Roman"/>
+          <w:sz w:val="28"/>
+          <w:szCs w:val="28"/>
+        </w:rPr>
+        <w:t xml:space="preserve"> </w:t>
+      </w:r>
+      <w:proofErr w:type="spellStart"/>
+      <w:r>
+        <w:rPr>
+          <w:rFonts w:ascii="Times New Roman" w:hAnsi="Times New Roman" w:cs="Times New Roman"/>
+          <w:sz w:val="28"/>
+          <w:szCs w:val="28"/>
+        </w:rPr>
+        <w:t>tabel</w:t>
+      </w:r>
+      <w:proofErr w:type="spellEnd"/>
+      <w:r>
+        <w:rPr>
+          <w:rFonts w:ascii="Times New Roman" w:hAnsi="Times New Roman" w:cs="Times New Roman"/>
+          <w:sz w:val="28"/>
+          <w:szCs w:val="28"/>
+        </w:rPr>
+        <w:t xml:space="preserve"> (</w:t>
+      </w:r>
+      <w:proofErr w:type="spellStart"/>
+      <w:r>
+        <w:rPr>
+          <w:rFonts w:ascii="Times New Roman" w:hAnsi="Times New Roman" w:cs="Times New Roman"/>
+          <w:sz w:val="28"/>
+          <w:szCs w:val="28"/>
+        </w:rPr>
+        <w:t>DataFrame</w:t>
+      </w:r>
+      <w:proofErr w:type="spellEnd"/>
+      <w:r>
+        <w:rPr>
+          <w:rFonts w:ascii="Times New Roman" w:hAnsi="Times New Roman" w:cs="Times New Roman"/>
+          <w:sz w:val="28"/>
+          <w:szCs w:val="28"/>
+        </w:rPr>
+        <w:t xml:space="preserve">), </w:t>
+      </w:r>
+      <w:proofErr w:type="spellStart"/>
+      <w:r>
+        <w:rPr>
+          <w:rFonts w:ascii="Times New Roman" w:hAnsi="Times New Roman" w:cs="Times New Roman"/>
+          <w:sz w:val="28"/>
+          <w:szCs w:val="28"/>
+        </w:rPr>
+        <w:t>seperti</w:t>
+      </w:r>
+      <w:proofErr w:type="spellEnd"/>
+      <w:r>
+        <w:rPr>
+          <w:rFonts w:ascii="Times New Roman" w:hAnsi="Times New Roman" w:cs="Times New Roman"/>
+          <w:sz w:val="28"/>
+          <w:szCs w:val="28"/>
+        </w:rPr>
+        <w:t xml:space="preserve"> </w:t>
+      </w:r>
+      <w:proofErr w:type="spellStart"/>
+      <w:r>
+        <w:rPr>
+          <w:rFonts w:ascii="Times New Roman" w:hAnsi="Times New Roman" w:cs="Times New Roman"/>
+          <w:sz w:val="28"/>
+          <w:szCs w:val="28"/>
+        </w:rPr>
+        <w:t>membersihkan</w:t>
+      </w:r>
+      <w:proofErr w:type="spellEnd"/>
+      <w:r>
+        <w:rPr>
+          <w:rFonts w:ascii="Times New Roman" w:hAnsi="Times New Roman" w:cs="Times New Roman"/>
+          <w:sz w:val="28"/>
+          <w:szCs w:val="28"/>
+        </w:rPr>
+        <w:t xml:space="preserve"> data, </w:t>
+      </w:r>
+      <w:proofErr w:type="spellStart"/>
+      <w:r>
+        <w:rPr>
+          <w:rFonts w:ascii="Times New Roman" w:hAnsi="Times New Roman" w:cs="Times New Roman"/>
+          <w:sz w:val="28"/>
+          <w:szCs w:val="28"/>
+        </w:rPr>
+        <w:t>menghapus</w:t>
+      </w:r>
+      <w:proofErr w:type="spellEnd"/>
+      <w:r>
+        <w:rPr>
+          <w:rFonts w:ascii="Times New Roman" w:hAnsi="Times New Roman" w:cs="Times New Roman"/>
+          <w:sz w:val="28"/>
+          <w:szCs w:val="28"/>
+        </w:rPr>
+        <w:t xml:space="preserve"> </w:t>
+      </w:r>
+      <w:proofErr w:type="spellStart"/>
+      <w:r>
+        <w:rPr>
+          <w:rFonts w:ascii="Times New Roman" w:hAnsi="Times New Roman" w:cs="Times New Roman"/>
+          <w:sz w:val="28"/>
+          <w:szCs w:val="28"/>
+        </w:rPr>
+        <w:t>nilai</w:t>
+      </w:r>
+      <w:proofErr w:type="spellEnd"/>
+      <w:r>
+        <w:rPr>
+          <w:rFonts w:ascii="Times New Roman" w:hAnsi="Times New Roman" w:cs="Times New Roman"/>
+          <w:sz w:val="28"/>
+          <w:szCs w:val="28"/>
+        </w:rPr>
+        <w:t xml:space="preserve"> </w:t>
+      </w:r>
+      <w:proofErr w:type="spellStart"/>
+      <w:r>
+        <w:rPr>
+          <w:rFonts w:ascii="Times New Roman" w:hAnsi="Times New Roman" w:cs="Times New Roman"/>
+          <w:sz w:val="28"/>
+          <w:szCs w:val="28"/>
+        </w:rPr>
+        <w:t>kosong</w:t>
+      </w:r>
+      <w:proofErr w:type="spellEnd"/>
+      <w:r>
+        <w:rPr>
+          <w:rFonts w:ascii="Times New Roman" w:hAnsi="Times New Roman" w:cs="Times New Roman"/>
+          <w:sz w:val="28"/>
+          <w:szCs w:val="28"/>
+        </w:rPr>
+        <w:t xml:space="preserve">, dan </w:t>
+      </w:r>
+      <w:proofErr w:type="spellStart"/>
+      <w:r>
+        <w:rPr>
+          <w:rFonts w:ascii="Times New Roman" w:hAnsi="Times New Roman" w:cs="Times New Roman"/>
+          <w:sz w:val="28"/>
+          <w:szCs w:val="28"/>
+        </w:rPr>
+        <w:t>mengubah</w:t>
+      </w:r>
+      <w:proofErr w:type="spellEnd"/>
+      <w:r>
+        <w:rPr>
+          <w:rFonts w:ascii="Times New Roman" w:hAnsi="Times New Roman" w:cs="Times New Roman"/>
+          <w:sz w:val="28"/>
+          <w:szCs w:val="28"/>
+        </w:rPr>
+        <w:t xml:space="preserve"> format data.</w:t>
+      </w:r>
+    </w:p>
+    <w:p>
+      <w:pPr>
+        <w:pStyle w:val="ListParagraph"/>
+        <w:numPr>
+          <w:ilvl w:val="0"/>
+          <w:numId w:val="19"/>
+        </w:numPr>
+        <w:tabs>
+          <w:tab w:val="right" w:pos="8505"/>
+        </w:tabs>
+        <w:spacing w:after="0"/>
+        <w:jc w:val="both"/>
+        <w:rPr>
+          <w:rFonts w:ascii="Times New Roman" w:hAnsi="Times New Roman" w:cs="Times New Roman"/>
+          <w:sz w:val="28"/>
+          <w:szCs w:val="28"/>
+        </w:rPr>
+      </w:pPr>
+      <w:r>
+        <w:rPr>
+          <w:rFonts w:ascii="Times New Roman" w:hAnsi="Times New Roman" w:cs="Times New Roman"/>
+          <w:sz w:val="28"/>
+          <w:szCs w:val="28"/>
+        </w:rPr>
+        <w:t xml:space="preserve">NumPy: </w:t>
+      </w:r>
+      <w:proofErr w:type="spellStart"/>
+      <w:r>
+        <w:rPr>
+          <w:rFonts w:ascii="Times New Roman" w:hAnsi="Times New Roman" w:cs="Times New Roman"/>
+          <w:sz w:val="28"/>
+          <w:szCs w:val="28"/>
+        </w:rPr>
+        <w:t>digunakan</w:t>
+      </w:r>
+      <w:proofErr w:type="spellEnd"/>
+      <w:r>
+        <w:rPr>
+          <w:rFonts w:ascii="Times New Roman" w:hAnsi="Times New Roman" w:cs="Times New Roman"/>
+          <w:sz w:val="28"/>
+          <w:szCs w:val="28"/>
+        </w:rPr>
+        <w:t xml:space="preserve"> </w:t>
+      </w:r>
+      <w:proofErr w:type="spellStart"/>
+      <w:r>
+        <w:rPr>
+          <w:rFonts w:ascii="Times New Roman" w:hAnsi="Times New Roman" w:cs="Times New Roman"/>
+          <w:sz w:val="28"/>
+          <w:szCs w:val="28"/>
+        </w:rPr>
+        <w:t>untuk</w:t>
+      </w:r>
+      <w:proofErr w:type="spellEnd"/>
+      <w:r>
+        <w:rPr>
+          <w:rFonts w:ascii="Times New Roman" w:hAnsi="Times New Roman" w:cs="Times New Roman"/>
+          <w:sz w:val="28"/>
+          <w:szCs w:val="28"/>
+        </w:rPr>
+        <w:t xml:space="preserve"> </w:t>
+      </w:r>
+      <w:proofErr w:type="spellStart"/>
+      <w:r>
+        <w:rPr>
+          <w:rFonts w:ascii="Times New Roman" w:hAnsi="Times New Roman" w:cs="Times New Roman"/>
+          <w:sz w:val="28"/>
+          <w:szCs w:val="28"/>
+        </w:rPr>
+        <w:t>membantu</w:t>
+      </w:r>
+      <w:proofErr w:type="spellEnd"/>
+      <w:r>
+        <w:rPr>
+          <w:rFonts w:ascii="Times New Roman" w:hAnsi="Times New Roman" w:cs="Times New Roman"/>
+          <w:sz w:val="28"/>
+          <w:szCs w:val="28"/>
+        </w:rPr>
+        <w:t xml:space="preserve"> </w:t>
+      </w:r>
+      <w:proofErr w:type="spellStart"/>
+      <w:r>
+        <w:rPr>
+          <w:rFonts w:ascii="Times New Roman" w:hAnsi="Times New Roman" w:cs="Times New Roman"/>
+          <w:sz w:val="28"/>
+          <w:szCs w:val="28"/>
+        </w:rPr>
+        <w:t>perhitungan</w:t>
+      </w:r>
+      <w:proofErr w:type="spellEnd"/>
+      <w:r>
+        <w:rPr>
+          <w:rFonts w:ascii="Times New Roman" w:hAnsi="Times New Roman" w:cs="Times New Roman"/>
+          <w:sz w:val="28"/>
+          <w:szCs w:val="28"/>
+        </w:rPr>
+        <w:t xml:space="preserve"> </w:t>
+      </w:r>
+      <w:proofErr w:type="spellStart"/>
+      <w:r>
+        <w:rPr>
+          <w:rFonts w:ascii="Times New Roman" w:hAnsi="Times New Roman" w:cs="Times New Roman"/>
+          <w:sz w:val="28"/>
+          <w:szCs w:val="28"/>
+        </w:rPr>
+        <w:t>numerik</w:t>
+      </w:r>
+      <w:proofErr w:type="spellEnd"/>
+      <w:r>
+        <w:rPr>
+          <w:rFonts w:ascii="Times New Roman" w:hAnsi="Times New Roman" w:cs="Times New Roman"/>
+          <w:sz w:val="28"/>
+          <w:szCs w:val="28"/>
+        </w:rPr>
+        <w:t xml:space="preserve"> dan </w:t>
+      </w:r>
+      <w:proofErr w:type="spellStart"/>
+      <w:r>
+        <w:rPr>
+          <w:rFonts w:ascii="Times New Roman" w:hAnsi="Times New Roman" w:cs="Times New Roman"/>
+          <w:sz w:val="28"/>
+          <w:szCs w:val="28"/>
+        </w:rPr>
+        <w:t>operasi</w:t>
+      </w:r>
+      <w:proofErr w:type="spellEnd"/>
+      <w:r>
+        <w:rPr>
+          <w:rFonts w:ascii="Times New Roman" w:hAnsi="Times New Roman" w:cs="Times New Roman"/>
+          <w:sz w:val="28"/>
+          <w:szCs w:val="28"/>
+        </w:rPr>
+        <w:t xml:space="preserve"> </w:t>
+      </w:r>
+      <w:proofErr w:type="spellStart"/>
+      <w:r>
+        <w:rPr>
+          <w:rFonts w:ascii="Times New Roman" w:hAnsi="Times New Roman" w:cs="Times New Roman"/>
+          <w:sz w:val="28"/>
+          <w:szCs w:val="28"/>
+        </w:rPr>
+        <w:t>matematis</w:t>
+      </w:r>
+      <w:proofErr w:type="spellEnd"/>
+      <w:r>
+        <w:rPr>
+          <w:rFonts w:ascii="Times New Roman" w:hAnsi="Times New Roman" w:cs="Times New Roman"/>
+          <w:sz w:val="28"/>
+          <w:szCs w:val="28"/>
+        </w:rPr>
+        <w:t xml:space="preserve"> yang </w:t>
+      </w:r>
+      <w:proofErr w:type="spellStart"/>
+      <w:r>
+        <w:rPr>
+          <w:rFonts w:ascii="Times New Roman" w:hAnsi="Times New Roman" w:cs="Times New Roman"/>
+          <w:sz w:val="28"/>
+          <w:szCs w:val="28"/>
+        </w:rPr>
+        <w:t>dibutuhkan</w:t>
+      </w:r>
+      <w:proofErr w:type="spellEnd"/>
+      <w:r>
+        <w:rPr>
+          <w:rFonts w:ascii="Times New Roman" w:hAnsi="Times New Roman" w:cs="Times New Roman"/>
+          <w:sz w:val="28"/>
+          <w:szCs w:val="28"/>
+        </w:rPr>
+        <w:t xml:space="preserve"> </w:t>
+      </w:r>
+      <w:proofErr w:type="spellStart"/>
+      <w:r>
+        <w:rPr>
+          <w:rFonts w:ascii="Times New Roman" w:hAnsi="Times New Roman" w:cs="Times New Roman"/>
+          <w:sz w:val="28"/>
+          <w:szCs w:val="28"/>
+        </w:rPr>
+        <w:t>dalam</w:t>
+      </w:r>
+      <w:proofErr w:type="spellEnd"/>
+      <w:r>
+        <w:rPr>
+          <w:rFonts w:ascii="Times New Roman" w:hAnsi="Times New Roman" w:cs="Times New Roman"/>
+          <w:sz w:val="28"/>
+          <w:szCs w:val="28"/>
+        </w:rPr>
+        <w:t xml:space="preserve"> </w:t>
+      </w:r>
+      <w:proofErr w:type="spellStart"/>
+      <w:r>
+        <w:rPr>
+          <w:rFonts w:ascii="Times New Roman" w:hAnsi="Times New Roman" w:cs="Times New Roman"/>
+          <w:sz w:val="28"/>
+          <w:szCs w:val="28"/>
+        </w:rPr>
+        <w:t>analisis</w:t>
+      </w:r>
+      <w:proofErr w:type="spellEnd"/>
+      <w:r>
+        <w:rPr>
+          <w:rFonts w:ascii="Times New Roman" w:hAnsi="Times New Roman" w:cs="Times New Roman"/>
+          <w:sz w:val="28"/>
+          <w:szCs w:val="28"/>
+        </w:rPr>
+        <w:t xml:space="preserve"> data.</w:t>
+      </w:r>
+    </w:p>
+    <w:p>
+      <w:pPr>
+        <w:pStyle w:val="ListParagraph"/>
+        <w:numPr>
+          <w:ilvl w:val="0"/>
+          <w:numId w:val="19"/>
+        </w:numPr>
+        <w:tabs>
+          <w:tab w:val="right" w:pos="8505"/>
+        </w:tabs>
+        <w:spacing w:after="0"/>
+        <w:jc w:val="both"/>
+        <w:rPr>
+          <w:rFonts w:ascii="Times New Roman" w:hAnsi="Times New Roman" w:cs="Times New Roman"/>
+          <w:sz w:val="28"/>
+          <w:szCs w:val="28"/>
+        </w:rPr>
+      </w:pPr>
+      <w:r>
+        <w:rPr>
+          <w:rFonts w:ascii="Times New Roman" w:hAnsi="Times New Roman" w:cs="Times New Roman"/>
+          <w:sz w:val="28"/>
+          <w:szCs w:val="28"/>
+        </w:rPr>
+        <w:t xml:space="preserve">Matplotlib &amp; Seaborn: </w:t>
+      </w:r>
+      <w:proofErr w:type="spellStart"/>
+      <w:r>
+        <w:rPr>
+          <w:rFonts w:ascii="Times New Roman" w:hAnsi="Times New Roman" w:cs="Times New Roman"/>
+          <w:sz w:val="28"/>
+          <w:szCs w:val="28"/>
+        </w:rPr>
+        <w:t>menyajikan</w:t>
+      </w:r>
+      <w:proofErr w:type="spellEnd"/>
+      <w:r>
+        <w:rPr>
+          <w:rFonts w:ascii="Times New Roman" w:hAnsi="Times New Roman" w:cs="Times New Roman"/>
+          <w:sz w:val="28"/>
+          <w:szCs w:val="28"/>
+        </w:rPr>
+        <w:t xml:space="preserve"> data </w:t>
+      </w:r>
+      <w:proofErr w:type="spellStart"/>
+      <w:r>
+        <w:rPr>
+          <w:rFonts w:ascii="Times New Roman" w:hAnsi="Times New Roman" w:cs="Times New Roman"/>
+          <w:sz w:val="28"/>
+          <w:szCs w:val="28"/>
+        </w:rPr>
+        <w:t>dalam</w:t>
+      </w:r>
+      <w:proofErr w:type="spellEnd"/>
+      <w:r>
+        <w:rPr>
+          <w:rFonts w:ascii="Times New Roman" w:hAnsi="Times New Roman" w:cs="Times New Roman"/>
+          <w:sz w:val="28"/>
+          <w:szCs w:val="28"/>
+        </w:rPr>
+        <w:t xml:space="preserve"> </w:t>
+      </w:r>
+      <w:proofErr w:type="spellStart"/>
+      <w:r>
+        <w:rPr>
+          <w:rFonts w:ascii="Times New Roman" w:hAnsi="Times New Roman" w:cs="Times New Roman"/>
+          <w:sz w:val="28"/>
+          <w:szCs w:val="28"/>
+        </w:rPr>
+        <w:t>bentuk</w:t>
+      </w:r>
+      <w:proofErr w:type="spellEnd"/>
+      <w:r>
+        <w:rPr>
+          <w:rFonts w:ascii="Times New Roman" w:hAnsi="Times New Roman" w:cs="Times New Roman"/>
+          <w:sz w:val="28"/>
+          <w:szCs w:val="28"/>
+        </w:rPr>
+        <w:t xml:space="preserve"> </w:t>
+      </w:r>
+      <w:proofErr w:type="spellStart"/>
+      <w:r>
+        <w:rPr>
+          <w:rFonts w:ascii="Times New Roman" w:hAnsi="Times New Roman" w:cs="Times New Roman"/>
+          <w:sz w:val="28"/>
+          <w:szCs w:val="28"/>
+        </w:rPr>
+        <w:t>grafik</w:t>
+      </w:r>
+      <w:proofErr w:type="spellEnd"/>
+      <w:r>
+        <w:rPr>
+          <w:rFonts w:ascii="Times New Roman" w:hAnsi="Times New Roman" w:cs="Times New Roman"/>
+          <w:sz w:val="28"/>
+          <w:szCs w:val="28"/>
+        </w:rPr>
+        <w:t xml:space="preserve"> yang </w:t>
+      </w:r>
+      <w:proofErr w:type="spellStart"/>
+      <w:r>
+        <w:rPr>
+          <w:rFonts w:ascii="Times New Roman" w:hAnsi="Times New Roman" w:cs="Times New Roman"/>
+          <w:sz w:val="28"/>
+          <w:szCs w:val="28"/>
+        </w:rPr>
+        <w:t>informatif</w:t>
+      </w:r>
+      <w:proofErr w:type="spellEnd"/>
+      <w:r>
+        <w:rPr>
+          <w:rFonts w:ascii="Times New Roman" w:hAnsi="Times New Roman" w:cs="Times New Roman"/>
+          <w:sz w:val="28"/>
+          <w:szCs w:val="28"/>
+        </w:rPr>
+        <w:t xml:space="preserve"> dan </w:t>
+      </w:r>
+      <w:proofErr w:type="spellStart"/>
+      <w:r>
+        <w:rPr>
+          <w:rFonts w:ascii="Times New Roman" w:hAnsi="Times New Roman" w:cs="Times New Roman"/>
+          <w:sz w:val="28"/>
+          <w:szCs w:val="28"/>
+        </w:rPr>
+        <w:t>mudah</w:t>
+      </w:r>
+      <w:proofErr w:type="spellEnd"/>
+      <w:r>
+        <w:rPr>
+          <w:rFonts w:ascii="Times New Roman" w:hAnsi="Times New Roman" w:cs="Times New Roman"/>
+          <w:sz w:val="28"/>
+          <w:szCs w:val="28"/>
+        </w:rPr>
+        <w:t xml:space="preserve"> </w:t>
+      </w:r>
+      <w:proofErr w:type="spellStart"/>
+      <w:r>
+        <w:rPr>
+          <w:rFonts w:ascii="Times New Roman" w:hAnsi="Times New Roman" w:cs="Times New Roman"/>
+          <w:sz w:val="28"/>
+          <w:szCs w:val="28"/>
+        </w:rPr>
+        <w:t>dipahami</w:t>
+      </w:r>
+      <w:proofErr w:type="spellEnd"/>
+      <w:r>
+        <w:rPr>
+          <w:rFonts w:ascii="Times New Roman" w:hAnsi="Times New Roman" w:cs="Times New Roman"/>
+          <w:sz w:val="28"/>
+          <w:szCs w:val="28"/>
+        </w:rPr>
+        <w:t>.</w:t>
+      </w:r>
+    </w:p>
+    <w:p>
+      <w:pPr>
+        <w:pStyle w:val="ListParagraph"/>
+        <w:tabs>
+          <w:tab w:val="right" w:pos="8505"/>
+        </w:tabs>
+        <w:spacing w:after="0"/>
+        <w:ind w:left="795"/>
+        <w:jc w:val="both"/>
+        <w:rPr>
+          <w:rFonts w:ascii="Times New Roman" w:hAnsi="Times New Roman" w:cs="Times New Roman"/>
+          <w:sz w:val="28"/>
+          <w:szCs w:val="28"/>
+        </w:rPr>
+      </w:pPr>
+    </w:p>
+    <w:p>
+      <w:pPr>
+        <w:pStyle w:val="ListParagraph"/>
+        <w:tabs>
+          <w:tab w:val="right" w:pos="8505"/>
+        </w:tabs>
+        <w:spacing w:after="0"/>
+        <w:ind w:left="795"/>
+        <w:jc w:val="both"/>
+        <w:rPr>
+          <w:rFonts w:ascii="Times New Roman" w:hAnsi="Times New Roman" w:cs="Times New Roman"/>
+          <w:sz w:val="28"/>
+          <w:szCs w:val="28"/>
+        </w:rPr>
+      </w:pPr>
+    </w:p>
+    <w:p>
+      <w:pPr>
+        <w:pStyle w:val="ListParagraph"/>
+        <w:tabs>
+          <w:tab w:val="right" w:pos="8505"/>
+        </w:tabs>
+        <w:spacing w:after="0"/>
+        <w:ind w:left="795"/>
+        <w:jc w:val="both"/>
+        <w:rPr>
+          <w:rFonts w:ascii="Times New Roman" w:hAnsi="Times New Roman" w:cs="Times New Roman"/>
+          <w:sz w:val="28"/>
+          <w:szCs w:val="28"/>
+        </w:rPr>
+      </w:pPr>
+      <w:bookmarkStart w:id="0" w:name="_GoBack"/>
+      <w:bookmarkEnd w:id="0"/>
     </w:p>
     <w:p>
       <w:pPr>
@@ -4776,7 +11415,6 @@
           <w:sz w:val="28"/>
           <w:szCs w:val="28"/>
         </w:rPr>
-        <w:lastRenderedPageBreak/>
         <w:t xml:space="preserve">HASIL &amp; PEMBAHASAN </w:t>
       </w:r>
     </w:p>
@@ -5313,6 +11951,92 @@
     </w:lvl>
   </w:abstractNum>
   <w:abstractNum w:abstractNumId="3" w15:restartNumberingAfterBreak="0">
+    <w:nsid w:val="10A12B69"/>
+    <w:multiLevelType w:val="hybridMultilevel"/>
+    <w:tmpl w:val="3D7665AC"/>
+    <w:lvl w:ilvl="0" w:tplc="3809000F">
+      <w:start w:val="1"/>
+      <w:numFmt w:val="decimal"/>
+      <w:lvlText w:val="%1."/>
+      <w:lvlJc w:val="left"/>
+      <w:pPr>
+        <w:ind w:left="1440" w:hanging="360"/>
+      </w:pPr>
+    </w:lvl>
+    <w:lvl w:ilvl="1" w:tplc="38090019" w:tentative="1">
+      <w:start w:val="1"/>
+      <w:numFmt w:val="lowerLetter"/>
+      <w:lvlText w:val="%2."/>
+      <w:lvlJc w:val="left"/>
+      <w:pPr>
+        <w:ind w:left="2160" w:hanging="360"/>
+      </w:pPr>
+    </w:lvl>
+    <w:lvl w:ilvl="2" w:tplc="3809001B" w:tentative="1">
+      <w:start w:val="1"/>
+      <w:numFmt w:val="lowerRoman"/>
+      <w:lvlText w:val="%3."/>
+      <w:lvlJc w:val="right"/>
+      <w:pPr>
+        <w:ind w:left="2880" w:hanging="180"/>
+      </w:pPr>
+    </w:lvl>
+    <w:lvl w:ilvl="3" w:tplc="3809000F" w:tentative="1">
+      <w:start w:val="1"/>
+      <w:numFmt w:val="decimal"/>
+      <w:lvlText w:val="%4."/>
+      <w:lvlJc w:val="left"/>
+      <w:pPr>
+        <w:ind w:left="3600" w:hanging="360"/>
+      </w:pPr>
+    </w:lvl>
+    <w:lvl w:ilvl="4" w:tplc="38090019" w:tentative="1">
+      <w:start w:val="1"/>
+      <w:numFmt w:val="lowerLetter"/>
+      <w:lvlText w:val="%5."/>
+      <w:lvlJc w:val="left"/>
+      <w:pPr>
+        <w:ind w:left="4320" w:hanging="360"/>
+      </w:pPr>
+    </w:lvl>
+    <w:lvl w:ilvl="5" w:tplc="3809001B" w:tentative="1">
+      <w:start w:val="1"/>
+      <w:numFmt w:val="lowerRoman"/>
+      <w:lvlText w:val="%6."/>
+      <w:lvlJc w:val="right"/>
+      <w:pPr>
+        <w:ind w:left="5040" w:hanging="180"/>
+      </w:pPr>
+    </w:lvl>
+    <w:lvl w:ilvl="6" w:tplc="3809000F" w:tentative="1">
+      <w:start w:val="1"/>
+      <w:numFmt w:val="decimal"/>
+      <w:lvlText w:val="%7."/>
+      <w:lvlJc w:val="left"/>
+      <w:pPr>
+        <w:ind w:left="5760" w:hanging="360"/>
+      </w:pPr>
+    </w:lvl>
+    <w:lvl w:ilvl="7" w:tplc="38090019" w:tentative="1">
+      <w:start w:val="1"/>
+      <w:numFmt w:val="lowerLetter"/>
+      <w:lvlText w:val="%8."/>
+      <w:lvlJc w:val="left"/>
+      <w:pPr>
+        <w:ind w:left="6480" w:hanging="360"/>
+      </w:pPr>
+    </w:lvl>
+    <w:lvl w:ilvl="8" w:tplc="3809001B" w:tentative="1">
+      <w:start w:val="1"/>
+      <w:numFmt w:val="lowerRoman"/>
+      <w:lvlText w:val="%9."/>
+      <w:lvlJc w:val="right"/>
+      <w:pPr>
+        <w:ind w:left="7200" w:hanging="180"/>
+      </w:pPr>
+    </w:lvl>
+  </w:abstractNum>
+  <w:abstractNum w:abstractNumId="4" w15:restartNumberingAfterBreak="0">
     <w:nsid w:val="1596487E"/>
     <w:multiLevelType w:val="hybridMultilevel"/>
     <w:tmpl w:val="800E20EC"/>
@@ -5398,7 +12122,7 @@
       </w:pPr>
     </w:lvl>
   </w:abstractNum>
-  <w:abstractNum w:abstractNumId="4" w15:restartNumberingAfterBreak="0">
+  <w:abstractNum w:abstractNumId="5" w15:restartNumberingAfterBreak="0">
     <w:nsid w:val="1F442E14"/>
     <w:multiLevelType w:val="hybridMultilevel"/>
     <w:tmpl w:val="DE6A125A"/>
@@ -5484,7 +12208,7 @@
       </w:pPr>
     </w:lvl>
   </w:abstractNum>
-  <w:abstractNum w:abstractNumId="5" w15:restartNumberingAfterBreak="0">
+  <w:abstractNum w:abstractNumId="6" w15:restartNumberingAfterBreak="0">
     <w:nsid w:val="22460519"/>
     <w:multiLevelType w:val="hybridMultilevel"/>
     <w:tmpl w:val="6B9492A0"/>
@@ -5570,7 +12294,7 @@
       </w:pPr>
     </w:lvl>
   </w:abstractNum>
-  <w:abstractNum w:abstractNumId="6" w15:restartNumberingAfterBreak="0">
+  <w:abstractNum w:abstractNumId="7" w15:restartNumberingAfterBreak="0">
     <w:nsid w:val="2F82503A"/>
     <w:multiLevelType w:val="hybridMultilevel"/>
     <w:tmpl w:val="C388E9D2"/>
@@ -5656,7 +12380,7 @@
       </w:pPr>
     </w:lvl>
   </w:abstractNum>
-  <w:abstractNum w:abstractNumId="7" w15:restartNumberingAfterBreak="0">
+  <w:abstractNum w:abstractNumId="8" w15:restartNumberingAfterBreak="0">
     <w:nsid w:val="384B5215"/>
     <w:multiLevelType w:val="hybridMultilevel"/>
     <w:tmpl w:val="48508BAA"/>
@@ -5742,7 +12466,7 @@
       </w:pPr>
     </w:lvl>
   </w:abstractNum>
-  <w:abstractNum w:abstractNumId="8" w15:restartNumberingAfterBreak="0">
+  <w:abstractNum w:abstractNumId="9" w15:restartNumberingAfterBreak="0">
     <w:nsid w:val="3B463813"/>
     <w:multiLevelType w:val="hybridMultilevel"/>
     <w:tmpl w:val="C75C8704"/>
@@ -5828,7 +12552,7 @@
       </w:pPr>
     </w:lvl>
   </w:abstractNum>
-  <w:abstractNum w:abstractNumId="9" w15:restartNumberingAfterBreak="0">
+  <w:abstractNum w:abstractNumId="10" w15:restartNumberingAfterBreak="0">
     <w:nsid w:val="3CB3660D"/>
     <w:multiLevelType w:val="hybridMultilevel"/>
     <w:tmpl w:val="B128CA32"/>
@@ -5919,7 +12643,7 @@
       </w:pPr>
     </w:lvl>
   </w:abstractNum>
-  <w:abstractNum w:abstractNumId="10" w15:restartNumberingAfterBreak="0">
+  <w:abstractNum w:abstractNumId="11" w15:restartNumberingAfterBreak="0">
     <w:nsid w:val="4AF276C4"/>
     <w:multiLevelType w:val="hybridMultilevel"/>
     <w:tmpl w:val="324871FC"/>
@@ -6008,7 +12732,93 @@
       </w:pPr>
     </w:lvl>
   </w:abstractNum>
-  <w:abstractNum w:abstractNumId="11" w15:restartNumberingAfterBreak="0">
+  <w:abstractNum w:abstractNumId="12" w15:restartNumberingAfterBreak="0">
+    <w:nsid w:val="4E514FEB"/>
+    <w:multiLevelType w:val="hybridMultilevel"/>
+    <w:tmpl w:val="7F7642F0"/>
+    <w:lvl w:ilvl="0" w:tplc="3809000F">
+      <w:start w:val="1"/>
+      <w:numFmt w:val="decimal"/>
+      <w:lvlText w:val="%1."/>
+      <w:lvlJc w:val="left"/>
+      <w:pPr>
+        <w:ind w:left="1515" w:hanging="360"/>
+      </w:pPr>
+    </w:lvl>
+    <w:lvl w:ilvl="1" w:tplc="38090019" w:tentative="1">
+      <w:start w:val="1"/>
+      <w:numFmt w:val="lowerLetter"/>
+      <w:lvlText w:val="%2."/>
+      <w:lvlJc w:val="left"/>
+      <w:pPr>
+        <w:ind w:left="2235" w:hanging="360"/>
+      </w:pPr>
+    </w:lvl>
+    <w:lvl w:ilvl="2" w:tplc="3809001B" w:tentative="1">
+      <w:start w:val="1"/>
+      <w:numFmt w:val="lowerRoman"/>
+      <w:lvlText w:val="%3."/>
+      <w:lvlJc w:val="right"/>
+      <w:pPr>
+        <w:ind w:left="2955" w:hanging="180"/>
+      </w:pPr>
+    </w:lvl>
+    <w:lvl w:ilvl="3" w:tplc="3809000F" w:tentative="1">
+      <w:start w:val="1"/>
+      <w:numFmt w:val="decimal"/>
+      <w:lvlText w:val="%4."/>
+      <w:lvlJc w:val="left"/>
+      <w:pPr>
+        <w:ind w:left="3675" w:hanging="360"/>
+      </w:pPr>
+    </w:lvl>
+    <w:lvl w:ilvl="4" w:tplc="38090019" w:tentative="1">
+      <w:start w:val="1"/>
+      <w:numFmt w:val="lowerLetter"/>
+      <w:lvlText w:val="%5."/>
+      <w:lvlJc w:val="left"/>
+      <w:pPr>
+        <w:ind w:left="4395" w:hanging="360"/>
+      </w:pPr>
+    </w:lvl>
+    <w:lvl w:ilvl="5" w:tplc="3809001B" w:tentative="1">
+      <w:start w:val="1"/>
+      <w:numFmt w:val="lowerRoman"/>
+      <w:lvlText w:val="%6."/>
+      <w:lvlJc w:val="right"/>
+      <w:pPr>
+        <w:ind w:left="5115" w:hanging="180"/>
+      </w:pPr>
+    </w:lvl>
+    <w:lvl w:ilvl="6" w:tplc="3809000F" w:tentative="1">
+      <w:start w:val="1"/>
+      <w:numFmt w:val="decimal"/>
+      <w:lvlText w:val="%7."/>
+      <w:lvlJc w:val="left"/>
+      <w:pPr>
+        <w:ind w:left="5835" w:hanging="360"/>
+      </w:pPr>
+    </w:lvl>
+    <w:lvl w:ilvl="7" w:tplc="38090019" w:tentative="1">
+      <w:start w:val="1"/>
+      <w:numFmt w:val="lowerLetter"/>
+      <w:lvlText w:val="%8."/>
+      <w:lvlJc w:val="left"/>
+      <w:pPr>
+        <w:ind w:left="6555" w:hanging="360"/>
+      </w:pPr>
+    </w:lvl>
+    <w:lvl w:ilvl="8" w:tplc="3809001B" w:tentative="1">
+      <w:start w:val="1"/>
+      <w:numFmt w:val="lowerRoman"/>
+      <w:lvlText w:val="%9."/>
+      <w:lvlJc w:val="right"/>
+      <w:pPr>
+        <w:ind w:left="7275" w:hanging="180"/>
+      </w:pPr>
+    </w:lvl>
+  </w:abstractNum>
+  <w:abstractNum w:abstractNumId="13" w15:restartNumberingAfterBreak="0">
     <w:nsid w:val="5314732B"/>
     <w:multiLevelType w:val="hybridMultilevel"/>
     <w:tmpl w:val="F48094D4"/>
@@ -6097,7 +12907,7 @@
       </w:pPr>
     </w:lvl>
   </w:abstractNum>
-  <w:abstractNum w:abstractNumId="12" w15:restartNumberingAfterBreak="0">
+  <w:abstractNum w:abstractNumId="14" w15:restartNumberingAfterBreak="0">
     <w:nsid w:val="6731208F"/>
     <w:multiLevelType w:val="multilevel"/>
     <w:tmpl w:val="3809001F"/>
@@ -6183,7 +12993,93 @@
       </w:pPr>
     </w:lvl>
   </w:abstractNum>
-  <w:abstractNum w:abstractNumId="13" w15:restartNumberingAfterBreak="0">
+  <w:abstractNum w:abstractNumId="15" w15:restartNumberingAfterBreak="0">
+    <w:nsid w:val="68A664F7"/>
+    <w:multiLevelType w:val="hybridMultilevel"/>
+    <w:tmpl w:val="3E722020"/>
+    <w:lvl w:ilvl="0" w:tplc="3809000F">
+      <w:start w:val="1"/>
+      <w:numFmt w:val="decimal"/>
+      <w:lvlText w:val="%1."/>
+      <w:lvlJc w:val="left"/>
+      <w:pPr>
+        <w:ind w:left="1440" w:hanging="360"/>
+      </w:pPr>
+    </w:lvl>
+    <w:lvl w:ilvl="1" w:tplc="38090019" w:tentative="1">
+      <w:start w:val="1"/>
+      <w:numFmt w:val="lowerLetter"/>
+      <w:lvlText w:val="%2."/>
+      <w:lvlJc w:val="left"/>
+      <w:pPr>
+        <w:ind w:left="2160" w:hanging="360"/>
+      </w:pPr>
+    </w:lvl>
+    <w:lvl w:ilvl="2" w:tplc="3809001B" w:tentative="1">
+      <w:start w:val="1"/>
+      <w:numFmt w:val="lowerRoman"/>
+      <w:lvlText w:val="%3."/>
+      <w:lvlJc w:val="right"/>
+      <w:pPr>
+        <w:ind w:left="2880" w:hanging="180"/>
+      </w:pPr>
+    </w:lvl>
+    <w:lvl w:ilvl="3" w:tplc="3809000F" w:tentative="1">
+      <w:start w:val="1"/>
+      <w:numFmt w:val="decimal"/>
+      <w:lvlText w:val="%4."/>
+      <w:lvlJc w:val="left"/>
+      <w:pPr>
+        <w:ind w:left="3600" w:hanging="360"/>
+      </w:pPr>
+    </w:lvl>
+    <w:lvl w:ilvl="4" w:tplc="38090019" w:tentative="1">
+      <w:start w:val="1"/>
+      <w:numFmt w:val="lowerLetter"/>
+      <w:lvlText w:val="%5."/>
+      <w:lvlJc w:val="left"/>
+      <w:pPr>
+        <w:ind w:left="4320" w:hanging="360"/>
+      </w:pPr>
+    </w:lvl>
+    <w:lvl w:ilvl="5" w:tplc="3809001B" w:tentative="1">
+      <w:start w:val="1"/>
+      <w:numFmt w:val="lowerRoman"/>
+      <w:lvlText w:val="%6."/>
+      <w:lvlJc w:val="right"/>
+      <w:pPr>
+        <w:ind w:left="5040" w:hanging="180"/>
+      </w:pPr>
+    </w:lvl>
+    <w:lvl w:ilvl="6" w:tplc="3809000F" w:tentative="1">
+      <w:start w:val="1"/>
+      <w:numFmt w:val="decimal"/>
+      <w:lvlText w:val="%7."/>
+      <w:lvlJc w:val="left"/>
+      <w:pPr>
+        <w:ind w:left="5760" w:hanging="360"/>
+      </w:pPr>
+    </w:lvl>
+    <w:lvl w:ilvl="7" w:tplc="38090019" w:tentative="1">
+      <w:start w:val="1"/>
+      <w:numFmt w:val="lowerLetter"/>
+      <w:lvlText w:val="%8."/>
+      <w:lvlJc w:val="left"/>
+      <w:pPr>
+        <w:ind w:left="6480" w:hanging="360"/>
+      </w:pPr>
+    </w:lvl>
+    <w:lvl w:ilvl="8" w:tplc="3809001B" w:tentative="1">
+      <w:start w:val="1"/>
+      <w:numFmt w:val="lowerRoman"/>
+      <w:lvlText w:val="%9."/>
+      <w:lvlJc w:val="right"/>
+      <w:pPr>
+        <w:ind w:left="7200" w:hanging="180"/>
+      </w:pPr>
+    </w:lvl>
+  </w:abstractNum>
+  <w:abstractNum w:abstractNumId="16" w15:restartNumberingAfterBreak="0">
     <w:nsid w:val="6C374C59"/>
     <w:multiLevelType w:val="hybridMultilevel"/>
     <w:tmpl w:val="574ED282"/>
@@ -6269,7 +13165,7 @@
       </w:pPr>
     </w:lvl>
   </w:abstractNum>
-  <w:abstractNum w:abstractNumId="14" w15:restartNumberingAfterBreak="0">
+  <w:abstractNum w:abstractNumId="17" w15:restartNumberingAfterBreak="0">
     <w:nsid w:val="74B35933"/>
     <w:multiLevelType w:val="hybridMultilevel"/>
     <w:tmpl w:val="D4AEBE16"/>
@@ -6358,7 +13254,7 @@
       </w:pPr>
     </w:lvl>
   </w:abstractNum>
-  <w:abstractNum w:abstractNumId="15" w15:restartNumberingAfterBreak="0">
+  <w:abstractNum w:abstractNumId="18" w15:restartNumberingAfterBreak="0">
     <w:nsid w:val="79382432"/>
     <w:multiLevelType w:val="hybridMultilevel"/>
     <w:tmpl w:val="2C68FE82"/>
@@ -6452,31 +13348,31 @@
     </w:lvl>
   </w:abstractNum>
   <w:num w:numId="1">
+    <w:abstractNumId w:val="8"/>
+  </w:num>
+  <w:num w:numId="2">
+    <w:abstractNumId w:val="5"/>
+  </w:num>
+  <w:num w:numId="3">
+    <w:abstractNumId w:val="6"/>
+  </w:num>
+  <w:num w:numId="4">
+    <w:abstractNumId w:val="9"/>
+  </w:num>
+  <w:num w:numId="5">
     <w:abstractNumId w:val="7"/>
   </w:num>
-  <w:num w:numId="2">
-    <w:abstractNumId w:val="4"/>
+  <w:num w:numId="6">
+    <w:abstractNumId w:val="16"/>
   </w:num>
-  <w:num w:numId="3">
-    <w:abstractNumId w:val="5"/>
-  </w:num>
-  <w:num w:numId="4">
-    <w:abstractNumId w:val="8"/>
-  </w:num>
-  <w:num w:numId="5">
-    <w:abstractNumId w:val="6"/>
-  </w:num>
-  <w:num w:numId="6">
+  <w:num w:numId="7">
     <w:abstractNumId w:val="13"/>
   </w:num>
-  <w:num w:numId="7">
-    <w:abstractNumId w:val="11"/>
-  </w:num>
   <w:num w:numId="8">
-    <w:abstractNumId w:val="12"/>
+    <w:abstractNumId w:val="14"/>
   </w:num>
   <w:num w:numId="9">
-    <w:abstractNumId w:val="9"/>
+    <w:abstractNumId w:val="10"/>
   </w:num>
   <w:num w:numId="10">
     <w:abstractNumId w:val="1"/>
@@ -6485,19 +13381,28 @@
     <w:abstractNumId w:val="0"/>
   </w:num>
   <w:num w:numId="12">
-    <w:abstractNumId w:val="15"/>
+    <w:abstractNumId w:val="18"/>
   </w:num>
   <w:num w:numId="13">
-    <w:abstractNumId w:val="14"/>
+    <w:abstractNumId w:val="17"/>
   </w:num>
   <w:num w:numId="14">
-    <w:abstractNumId w:val="10"/>
+    <w:abstractNumId w:val="11"/>
   </w:num>
   <w:num w:numId="15">
     <w:abstractNumId w:val="2"/>
   </w:num>
   <w:num w:numId="16">
+    <w:abstractNumId w:val="4"/>
+  </w:num>
+  <w:num w:numId="17">
+    <w:abstractNumId w:val="15"/>
+  </w:num>
+  <w:num w:numId="18">
     <w:abstractNumId w:val="3"/>
+  </w:num>
+  <w:num w:numId="19">
+    <w:abstractNumId w:val="12"/>
   </w:num>
   <w:numIdMacAtCleanup w:val="5"/>
 </w:numbering>
@@ -7407,7 +14312,7 @@
 </file>
 
 <file path=customXml/itemProps1.xml><?xml version="1.0" encoding="utf-8"?>
-<ds:datastoreItem xmlns:ds="http://schemas.openxmlformats.org/officeDocument/2006/customXml" ds:itemID="{3BBF6EA7-FC0F-439B-909D-B2E0703F4088}">
+<ds:datastoreItem xmlns:ds="http://schemas.openxmlformats.org/officeDocument/2006/customXml" ds:itemID="{E2D6240A-5853-43EA-9341-2FAD97DF8B95}">
   <ds:schemaRefs>
     <ds:schemaRef ds:uri="http://schemas.openxmlformats.org/officeDocument/2006/bibliography"/>
   </ds:schemaRefs>

--- a/Laporan Praktikum Pemrosesan Data UTS projek.docx
+++ b/Laporan Praktikum Pemrosesan Data UTS projek.docx
@@ -16479,8 +16479,6 @@
           <w:szCs w:val="28"/>
         </w:rPr>
       </w:pPr>
-      <w:bookmarkStart w:id="0" w:name="_GoBack"/>
-      <w:bookmarkEnd w:id="0"/>
     </w:p>
     <w:p>
       <w:pPr>
@@ -16734,13 +16732,7 @@
       </w:r>
       <w:proofErr w:type="spellEnd"/>
       <w:r>
-        <w:t xml:space="preserve"> Top Gainers dan Top Loser</w:t>
-      </w:r>
-      <w:r>
-        <w:t>s</w:t>
-      </w:r>
-      <w:r>
-        <w:t>.</w:t>
+        <w:t xml:space="preserve"> Top Gainers dan Top Losers.</w:t>
       </w:r>
     </w:p>
     <w:p>
@@ -17639,6 +17631,3241 @@
         <w:t>KESIMPULAN</w:t>
       </w:r>
     </w:p>
+    <w:p/>
+    <w:p>
+      <w:pPr>
+        <w:ind w:firstLine="567"/>
+        <w:rPr>
+          <w:rFonts w:ascii="Times New Roman" w:hAnsi="Times New Roman" w:cs="Times New Roman"/>
+          <w:sz w:val="24"/>
+          <w:szCs w:val="24"/>
+        </w:rPr>
+      </w:pPr>
+      <w:r>
+        <w:rPr>
+          <w:rFonts w:ascii="Times New Roman" w:hAnsi="Times New Roman" w:cs="Times New Roman"/>
+          <w:sz w:val="24"/>
+          <w:szCs w:val="24"/>
+        </w:rPr>
+        <w:t xml:space="preserve">Teknik web scraping </w:t>
+      </w:r>
+      <w:proofErr w:type="spellStart"/>
+      <w:r>
+        <w:rPr>
+          <w:rFonts w:ascii="Times New Roman" w:hAnsi="Times New Roman" w:cs="Times New Roman"/>
+          <w:sz w:val="24"/>
+          <w:szCs w:val="24"/>
+        </w:rPr>
+        <w:t>menggunakan</w:t>
+      </w:r>
+      <w:proofErr w:type="spellEnd"/>
+      <w:r>
+        <w:rPr>
+          <w:rFonts w:ascii="Times New Roman" w:hAnsi="Times New Roman" w:cs="Times New Roman"/>
+          <w:sz w:val="24"/>
+          <w:szCs w:val="24"/>
+        </w:rPr>
+        <w:t xml:space="preserve"> Python </w:t>
+      </w:r>
+      <w:proofErr w:type="spellStart"/>
+      <w:r>
+        <w:rPr>
+          <w:rFonts w:ascii="Times New Roman" w:hAnsi="Times New Roman" w:cs="Times New Roman"/>
+          <w:sz w:val="24"/>
+          <w:szCs w:val="24"/>
+        </w:rPr>
+        <w:t>terbukti</w:t>
+      </w:r>
+      <w:proofErr w:type="spellEnd"/>
+      <w:r>
+        <w:rPr>
+          <w:rFonts w:ascii="Times New Roman" w:hAnsi="Times New Roman" w:cs="Times New Roman"/>
+          <w:sz w:val="24"/>
+          <w:szCs w:val="24"/>
+        </w:rPr>
+        <w:t xml:space="preserve"> </w:t>
+      </w:r>
+      <w:proofErr w:type="spellStart"/>
+      <w:r>
+        <w:rPr>
+          <w:rFonts w:ascii="Times New Roman" w:hAnsi="Times New Roman" w:cs="Times New Roman"/>
+          <w:sz w:val="24"/>
+          <w:szCs w:val="24"/>
+        </w:rPr>
+        <w:t>menjadi</w:t>
+      </w:r>
+      <w:proofErr w:type="spellEnd"/>
+      <w:r>
+        <w:rPr>
+          <w:rFonts w:ascii="Times New Roman" w:hAnsi="Times New Roman" w:cs="Times New Roman"/>
+          <w:sz w:val="24"/>
+          <w:szCs w:val="24"/>
+        </w:rPr>
+        <w:t xml:space="preserve"> </w:t>
+      </w:r>
+      <w:proofErr w:type="spellStart"/>
+      <w:r>
+        <w:rPr>
+          <w:rFonts w:ascii="Times New Roman" w:hAnsi="Times New Roman" w:cs="Times New Roman"/>
+          <w:sz w:val="24"/>
+          <w:szCs w:val="24"/>
+        </w:rPr>
+        <w:t>solusi</w:t>
+      </w:r>
+      <w:proofErr w:type="spellEnd"/>
+      <w:r>
+        <w:rPr>
+          <w:rFonts w:ascii="Times New Roman" w:hAnsi="Times New Roman" w:cs="Times New Roman"/>
+          <w:sz w:val="24"/>
+          <w:szCs w:val="24"/>
+        </w:rPr>
+        <w:t xml:space="preserve"> </w:t>
+      </w:r>
+      <w:proofErr w:type="spellStart"/>
+      <w:r>
+        <w:rPr>
+          <w:rFonts w:ascii="Times New Roman" w:hAnsi="Times New Roman" w:cs="Times New Roman"/>
+          <w:sz w:val="24"/>
+          <w:szCs w:val="24"/>
+        </w:rPr>
+        <w:t>otomatisasi</w:t>
+      </w:r>
+      <w:proofErr w:type="spellEnd"/>
+      <w:r>
+        <w:rPr>
+          <w:rFonts w:ascii="Times New Roman" w:hAnsi="Times New Roman" w:cs="Times New Roman"/>
+          <w:sz w:val="24"/>
+          <w:szCs w:val="24"/>
+        </w:rPr>
+        <w:t xml:space="preserve"> yang </w:t>
+      </w:r>
+      <w:proofErr w:type="spellStart"/>
+      <w:r>
+        <w:rPr>
+          <w:rFonts w:ascii="Times New Roman" w:hAnsi="Times New Roman" w:cs="Times New Roman"/>
+          <w:sz w:val="24"/>
+          <w:szCs w:val="24"/>
+        </w:rPr>
+        <w:t>sangat</w:t>
+      </w:r>
+      <w:proofErr w:type="spellEnd"/>
+      <w:r>
+        <w:rPr>
+          <w:rFonts w:ascii="Times New Roman" w:hAnsi="Times New Roman" w:cs="Times New Roman"/>
+          <w:sz w:val="24"/>
+          <w:szCs w:val="24"/>
+        </w:rPr>
+        <w:t xml:space="preserve"> </w:t>
+      </w:r>
+      <w:proofErr w:type="spellStart"/>
+      <w:r>
+        <w:rPr>
+          <w:rFonts w:ascii="Times New Roman" w:hAnsi="Times New Roman" w:cs="Times New Roman"/>
+          <w:sz w:val="24"/>
+          <w:szCs w:val="24"/>
+        </w:rPr>
+        <w:t>efektif</w:t>
+      </w:r>
+      <w:proofErr w:type="spellEnd"/>
+      <w:r>
+        <w:rPr>
+          <w:rFonts w:ascii="Times New Roman" w:hAnsi="Times New Roman" w:cs="Times New Roman"/>
+          <w:sz w:val="24"/>
+          <w:szCs w:val="24"/>
+        </w:rPr>
+        <w:t xml:space="preserve"> </w:t>
+      </w:r>
+      <w:proofErr w:type="spellStart"/>
+      <w:r>
+        <w:rPr>
+          <w:rFonts w:ascii="Times New Roman" w:hAnsi="Times New Roman" w:cs="Times New Roman"/>
+          <w:sz w:val="24"/>
+          <w:szCs w:val="24"/>
+        </w:rPr>
+        <w:t>untuk</w:t>
+      </w:r>
+      <w:proofErr w:type="spellEnd"/>
+      <w:r>
+        <w:rPr>
+          <w:rFonts w:ascii="Times New Roman" w:hAnsi="Times New Roman" w:cs="Times New Roman"/>
+          <w:sz w:val="24"/>
+          <w:szCs w:val="24"/>
+        </w:rPr>
+        <w:t xml:space="preserve"> </w:t>
+      </w:r>
+      <w:proofErr w:type="spellStart"/>
+      <w:r>
+        <w:rPr>
+          <w:rFonts w:ascii="Times New Roman" w:hAnsi="Times New Roman" w:cs="Times New Roman"/>
+          <w:sz w:val="24"/>
+          <w:szCs w:val="24"/>
+        </w:rPr>
+        <w:t>memantau</w:t>
+      </w:r>
+      <w:proofErr w:type="spellEnd"/>
+      <w:r>
+        <w:rPr>
+          <w:rFonts w:ascii="Times New Roman" w:hAnsi="Times New Roman" w:cs="Times New Roman"/>
+          <w:sz w:val="24"/>
+          <w:szCs w:val="24"/>
+        </w:rPr>
+        <w:t xml:space="preserve"> pasar </w:t>
+      </w:r>
+      <w:proofErr w:type="spellStart"/>
+      <w:r>
+        <w:rPr>
+          <w:rFonts w:ascii="Times New Roman" w:hAnsi="Times New Roman" w:cs="Times New Roman"/>
+          <w:sz w:val="24"/>
+          <w:szCs w:val="24"/>
+        </w:rPr>
+        <w:t>kripto</w:t>
+      </w:r>
+      <w:proofErr w:type="spellEnd"/>
+      <w:r>
+        <w:rPr>
+          <w:rFonts w:ascii="Times New Roman" w:hAnsi="Times New Roman" w:cs="Times New Roman"/>
+          <w:sz w:val="24"/>
+          <w:szCs w:val="24"/>
+        </w:rPr>
+        <w:t xml:space="preserve"> yang </w:t>
+      </w:r>
+      <w:proofErr w:type="spellStart"/>
+      <w:r>
+        <w:rPr>
+          <w:rFonts w:ascii="Times New Roman" w:hAnsi="Times New Roman" w:cs="Times New Roman"/>
+          <w:sz w:val="24"/>
+          <w:szCs w:val="24"/>
+        </w:rPr>
+        <w:t>fluktuatif</w:t>
+      </w:r>
+      <w:proofErr w:type="spellEnd"/>
+      <w:r>
+        <w:rPr>
+          <w:rFonts w:ascii="Times New Roman" w:hAnsi="Times New Roman" w:cs="Times New Roman"/>
+          <w:sz w:val="24"/>
+          <w:szCs w:val="24"/>
+        </w:rPr>
+        <w:t xml:space="preserve">. </w:t>
+      </w:r>
+      <w:proofErr w:type="spellStart"/>
+      <w:r>
+        <w:rPr>
+          <w:rFonts w:ascii="Times New Roman" w:hAnsi="Times New Roman" w:cs="Times New Roman"/>
+          <w:sz w:val="24"/>
+          <w:szCs w:val="24"/>
+        </w:rPr>
+        <w:t>Dengan</w:t>
+      </w:r>
+      <w:proofErr w:type="spellEnd"/>
+      <w:r>
+        <w:rPr>
+          <w:rFonts w:ascii="Times New Roman" w:hAnsi="Times New Roman" w:cs="Times New Roman"/>
+          <w:sz w:val="24"/>
+          <w:szCs w:val="24"/>
+        </w:rPr>
+        <w:t xml:space="preserve"> </w:t>
+      </w:r>
+      <w:proofErr w:type="spellStart"/>
+      <w:r>
+        <w:rPr>
+          <w:rFonts w:ascii="Times New Roman" w:hAnsi="Times New Roman" w:cs="Times New Roman"/>
+          <w:sz w:val="24"/>
+          <w:szCs w:val="24"/>
+        </w:rPr>
+        <w:t>metode</w:t>
+      </w:r>
+      <w:proofErr w:type="spellEnd"/>
+      <w:r>
+        <w:rPr>
+          <w:rFonts w:ascii="Times New Roman" w:hAnsi="Times New Roman" w:cs="Times New Roman"/>
+          <w:sz w:val="24"/>
+          <w:szCs w:val="24"/>
+        </w:rPr>
+        <w:t xml:space="preserve"> </w:t>
+      </w:r>
+      <w:proofErr w:type="spellStart"/>
+      <w:r>
+        <w:rPr>
+          <w:rFonts w:ascii="Times New Roman" w:hAnsi="Times New Roman" w:cs="Times New Roman"/>
+          <w:sz w:val="24"/>
+          <w:szCs w:val="24"/>
+        </w:rPr>
+        <w:t>ini</w:t>
+      </w:r>
+      <w:proofErr w:type="spellEnd"/>
+      <w:r>
+        <w:rPr>
+          <w:rFonts w:ascii="Times New Roman" w:hAnsi="Times New Roman" w:cs="Times New Roman"/>
+          <w:sz w:val="24"/>
+          <w:szCs w:val="24"/>
+        </w:rPr>
+        <w:t xml:space="preserve">, data </w:t>
+      </w:r>
+      <w:proofErr w:type="spellStart"/>
+      <w:r>
+        <w:rPr>
+          <w:rFonts w:ascii="Times New Roman" w:hAnsi="Times New Roman" w:cs="Times New Roman"/>
+          <w:sz w:val="24"/>
+          <w:szCs w:val="24"/>
+        </w:rPr>
+        <w:t>koin</w:t>
+      </w:r>
+      <w:proofErr w:type="spellEnd"/>
+      <w:r>
+        <w:rPr>
+          <w:rFonts w:ascii="Times New Roman" w:hAnsi="Times New Roman" w:cs="Times New Roman"/>
+          <w:sz w:val="24"/>
+          <w:szCs w:val="24"/>
+        </w:rPr>
+        <w:t xml:space="preserve"> top gainers dan top losers </w:t>
+      </w:r>
+      <w:proofErr w:type="spellStart"/>
+      <w:r>
+        <w:rPr>
+          <w:rFonts w:ascii="Times New Roman" w:hAnsi="Times New Roman" w:cs="Times New Roman"/>
+          <w:sz w:val="24"/>
+          <w:szCs w:val="24"/>
+        </w:rPr>
+        <w:t>dapat</w:t>
+      </w:r>
+      <w:proofErr w:type="spellEnd"/>
+      <w:r>
+        <w:rPr>
+          <w:rFonts w:ascii="Times New Roman" w:hAnsi="Times New Roman" w:cs="Times New Roman"/>
+          <w:sz w:val="24"/>
+          <w:szCs w:val="24"/>
+        </w:rPr>
+        <w:t xml:space="preserve"> </w:t>
+      </w:r>
+      <w:proofErr w:type="spellStart"/>
+      <w:r>
+        <w:rPr>
+          <w:rFonts w:ascii="Times New Roman" w:hAnsi="Times New Roman" w:cs="Times New Roman"/>
+          <w:sz w:val="24"/>
+          <w:szCs w:val="24"/>
+        </w:rPr>
+        <w:t>diperoleh</w:t>
+      </w:r>
+      <w:proofErr w:type="spellEnd"/>
+      <w:r>
+        <w:rPr>
+          <w:rFonts w:ascii="Times New Roman" w:hAnsi="Times New Roman" w:cs="Times New Roman"/>
+          <w:sz w:val="24"/>
+          <w:szCs w:val="24"/>
+        </w:rPr>
+        <w:t xml:space="preserve"> </w:t>
+      </w:r>
+      <w:proofErr w:type="spellStart"/>
+      <w:r>
+        <w:rPr>
+          <w:rFonts w:ascii="Times New Roman" w:hAnsi="Times New Roman" w:cs="Times New Roman"/>
+          <w:sz w:val="24"/>
+          <w:szCs w:val="24"/>
+        </w:rPr>
+        <w:t>dari</w:t>
+      </w:r>
+      <w:proofErr w:type="spellEnd"/>
+      <w:r>
+        <w:rPr>
+          <w:rFonts w:ascii="Times New Roman" w:hAnsi="Times New Roman" w:cs="Times New Roman"/>
+          <w:sz w:val="24"/>
+          <w:szCs w:val="24"/>
+        </w:rPr>
+        <w:t xml:space="preserve"> situs </w:t>
+      </w:r>
+      <w:proofErr w:type="spellStart"/>
+      <w:r>
+        <w:rPr>
+          <w:rFonts w:ascii="Times New Roman" w:hAnsi="Times New Roman" w:cs="Times New Roman"/>
+          <w:sz w:val="24"/>
+          <w:szCs w:val="24"/>
+        </w:rPr>
+        <w:t>eksternal</w:t>
+      </w:r>
+      <w:proofErr w:type="spellEnd"/>
+      <w:r>
+        <w:rPr>
+          <w:rFonts w:ascii="Times New Roman" w:hAnsi="Times New Roman" w:cs="Times New Roman"/>
+          <w:sz w:val="24"/>
+          <w:szCs w:val="24"/>
+        </w:rPr>
+        <w:t xml:space="preserve"> </w:t>
+      </w:r>
+      <w:proofErr w:type="spellStart"/>
+      <w:r>
+        <w:rPr>
+          <w:rFonts w:ascii="Times New Roman" w:hAnsi="Times New Roman" w:cs="Times New Roman"/>
+          <w:sz w:val="24"/>
+          <w:szCs w:val="24"/>
+        </w:rPr>
+        <w:t>secara</w:t>
+      </w:r>
+      <w:proofErr w:type="spellEnd"/>
+      <w:r>
+        <w:rPr>
+          <w:rFonts w:ascii="Times New Roman" w:hAnsi="Times New Roman" w:cs="Times New Roman"/>
+          <w:sz w:val="24"/>
+          <w:szCs w:val="24"/>
+        </w:rPr>
+        <w:t xml:space="preserve"> </w:t>
+      </w:r>
+      <w:proofErr w:type="spellStart"/>
+      <w:r>
+        <w:rPr>
+          <w:rFonts w:ascii="Times New Roman" w:hAnsi="Times New Roman" w:cs="Times New Roman"/>
+          <w:sz w:val="24"/>
+          <w:szCs w:val="24"/>
+        </w:rPr>
+        <w:t>akurat</w:t>
+      </w:r>
+      <w:proofErr w:type="spellEnd"/>
+      <w:r>
+        <w:rPr>
+          <w:rFonts w:ascii="Times New Roman" w:hAnsi="Times New Roman" w:cs="Times New Roman"/>
+          <w:sz w:val="24"/>
+          <w:szCs w:val="24"/>
+        </w:rPr>
+        <w:t xml:space="preserve"> </w:t>
+      </w:r>
+      <w:proofErr w:type="spellStart"/>
+      <w:r>
+        <w:rPr>
+          <w:rFonts w:ascii="Times New Roman" w:hAnsi="Times New Roman" w:cs="Times New Roman"/>
+          <w:sz w:val="24"/>
+          <w:szCs w:val="24"/>
+        </w:rPr>
+        <w:t>dalam</w:t>
+      </w:r>
+      <w:proofErr w:type="spellEnd"/>
+      <w:r>
+        <w:rPr>
+          <w:rFonts w:ascii="Times New Roman" w:hAnsi="Times New Roman" w:cs="Times New Roman"/>
+          <w:sz w:val="24"/>
+          <w:szCs w:val="24"/>
+        </w:rPr>
+        <w:t xml:space="preserve"> </w:t>
+      </w:r>
+      <w:proofErr w:type="spellStart"/>
+      <w:r>
+        <w:rPr>
+          <w:rFonts w:ascii="Times New Roman" w:hAnsi="Times New Roman" w:cs="Times New Roman"/>
+          <w:sz w:val="24"/>
+          <w:szCs w:val="24"/>
+        </w:rPr>
+        <w:t>hitungan</w:t>
+      </w:r>
+      <w:proofErr w:type="spellEnd"/>
+      <w:r>
+        <w:rPr>
+          <w:rFonts w:ascii="Times New Roman" w:hAnsi="Times New Roman" w:cs="Times New Roman"/>
+          <w:sz w:val="24"/>
+          <w:szCs w:val="24"/>
+        </w:rPr>
+        <w:t xml:space="preserve"> </w:t>
+      </w:r>
+      <w:proofErr w:type="spellStart"/>
+      <w:r>
+        <w:rPr>
+          <w:rFonts w:ascii="Times New Roman" w:hAnsi="Times New Roman" w:cs="Times New Roman"/>
+          <w:sz w:val="24"/>
+          <w:szCs w:val="24"/>
+        </w:rPr>
+        <w:t>detik</w:t>
+      </w:r>
+      <w:proofErr w:type="spellEnd"/>
+      <w:r>
+        <w:rPr>
+          <w:rFonts w:ascii="Times New Roman" w:hAnsi="Times New Roman" w:cs="Times New Roman"/>
+          <w:sz w:val="24"/>
+          <w:szCs w:val="24"/>
+        </w:rPr>
+        <w:t xml:space="preserve">, </w:t>
+      </w:r>
+      <w:proofErr w:type="spellStart"/>
+      <w:r>
+        <w:rPr>
+          <w:rFonts w:ascii="Times New Roman" w:hAnsi="Times New Roman" w:cs="Times New Roman"/>
+          <w:sz w:val="24"/>
+          <w:szCs w:val="24"/>
+        </w:rPr>
+        <w:t>sehingga</w:t>
+      </w:r>
+      <w:proofErr w:type="spellEnd"/>
+      <w:r>
+        <w:rPr>
+          <w:rFonts w:ascii="Times New Roman" w:hAnsi="Times New Roman" w:cs="Times New Roman"/>
+          <w:sz w:val="24"/>
+          <w:szCs w:val="24"/>
+        </w:rPr>
+        <w:t xml:space="preserve"> </w:t>
+      </w:r>
+      <w:proofErr w:type="spellStart"/>
+      <w:r>
+        <w:rPr>
+          <w:rFonts w:ascii="Times New Roman" w:hAnsi="Times New Roman" w:cs="Times New Roman"/>
+          <w:sz w:val="24"/>
+          <w:szCs w:val="24"/>
+        </w:rPr>
+        <w:t>menghilangkan</w:t>
+      </w:r>
+      <w:proofErr w:type="spellEnd"/>
+      <w:r>
+        <w:rPr>
+          <w:rFonts w:ascii="Times New Roman" w:hAnsi="Times New Roman" w:cs="Times New Roman"/>
+          <w:sz w:val="24"/>
+          <w:szCs w:val="24"/>
+        </w:rPr>
+        <w:t xml:space="preserve"> </w:t>
+      </w:r>
+      <w:proofErr w:type="spellStart"/>
+      <w:r>
+        <w:rPr>
+          <w:rFonts w:ascii="Times New Roman" w:hAnsi="Times New Roman" w:cs="Times New Roman"/>
+          <w:sz w:val="24"/>
+          <w:szCs w:val="24"/>
+        </w:rPr>
+        <w:t>kebutuhan</w:t>
+      </w:r>
+      <w:proofErr w:type="spellEnd"/>
+      <w:r>
+        <w:rPr>
+          <w:rFonts w:ascii="Times New Roman" w:hAnsi="Times New Roman" w:cs="Times New Roman"/>
+          <w:sz w:val="24"/>
+          <w:szCs w:val="24"/>
+        </w:rPr>
+        <w:t xml:space="preserve"> </w:t>
+      </w:r>
+      <w:proofErr w:type="spellStart"/>
+      <w:r>
+        <w:rPr>
+          <w:rFonts w:ascii="Times New Roman" w:hAnsi="Times New Roman" w:cs="Times New Roman"/>
+          <w:sz w:val="24"/>
+          <w:szCs w:val="24"/>
+        </w:rPr>
+        <w:t>untuk</w:t>
+      </w:r>
+      <w:proofErr w:type="spellEnd"/>
+      <w:r>
+        <w:rPr>
+          <w:rFonts w:ascii="Times New Roman" w:hAnsi="Times New Roman" w:cs="Times New Roman"/>
+          <w:sz w:val="24"/>
+          <w:szCs w:val="24"/>
+        </w:rPr>
+        <w:t xml:space="preserve"> </w:t>
+      </w:r>
+      <w:proofErr w:type="spellStart"/>
+      <w:r>
+        <w:rPr>
+          <w:rFonts w:ascii="Times New Roman" w:hAnsi="Times New Roman" w:cs="Times New Roman"/>
+          <w:sz w:val="24"/>
+          <w:szCs w:val="24"/>
+        </w:rPr>
+        <w:t>pencatatan</w:t>
+      </w:r>
+      <w:proofErr w:type="spellEnd"/>
+      <w:r>
+        <w:rPr>
+          <w:rFonts w:ascii="Times New Roman" w:hAnsi="Times New Roman" w:cs="Times New Roman"/>
+          <w:sz w:val="24"/>
+          <w:szCs w:val="24"/>
+        </w:rPr>
+        <w:t xml:space="preserve"> data </w:t>
+      </w:r>
+      <w:proofErr w:type="spellStart"/>
+      <w:r>
+        <w:rPr>
+          <w:rFonts w:ascii="Times New Roman" w:hAnsi="Times New Roman" w:cs="Times New Roman"/>
+          <w:sz w:val="24"/>
+          <w:szCs w:val="24"/>
+        </w:rPr>
+        <w:t>secara</w:t>
+      </w:r>
+      <w:proofErr w:type="spellEnd"/>
+      <w:r>
+        <w:rPr>
+          <w:rFonts w:ascii="Times New Roman" w:hAnsi="Times New Roman" w:cs="Times New Roman"/>
+          <w:sz w:val="24"/>
+          <w:szCs w:val="24"/>
+        </w:rPr>
+        <w:t xml:space="preserve"> manual yang </w:t>
+      </w:r>
+      <w:proofErr w:type="spellStart"/>
+      <w:r>
+        <w:rPr>
+          <w:rFonts w:ascii="Times New Roman" w:hAnsi="Times New Roman" w:cs="Times New Roman"/>
+          <w:sz w:val="24"/>
+          <w:szCs w:val="24"/>
+        </w:rPr>
+        <w:t>memakan</w:t>
+      </w:r>
+      <w:proofErr w:type="spellEnd"/>
+      <w:r>
+        <w:rPr>
+          <w:rFonts w:ascii="Times New Roman" w:hAnsi="Times New Roman" w:cs="Times New Roman"/>
+          <w:sz w:val="24"/>
+          <w:szCs w:val="24"/>
+        </w:rPr>
+        <w:t xml:space="preserve"> </w:t>
+      </w:r>
+      <w:proofErr w:type="spellStart"/>
+      <w:r>
+        <w:rPr>
+          <w:rFonts w:ascii="Times New Roman" w:hAnsi="Times New Roman" w:cs="Times New Roman"/>
+          <w:sz w:val="24"/>
+          <w:szCs w:val="24"/>
+        </w:rPr>
+        <w:t>waktu</w:t>
+      </w:r>
+      <w:proofErr w:type="spellEnd"/>
+      <w:r>
+        <w:rPr>
+          <w:rFonts w:ascii="Times New Roman" w:hAnsi="Times New Roman" w:cs="Times New Roman"/>
+          <w:sz w:val="24"/>
+          <w:szCs w:val="24"/>
+        </w:rPr>
+        <w:t>.</w:t>
+      </w:r>
+    </w:p>
+    <w:p>
+      <w:pPr>
+        <w:ind w:firstLine="567"/>
+        <w:rPr>
+          <w:rFonts w:ascii="Times New Roman" w:hAnsi="Times New Roman" w:cs="Times New Roman"/>
+          <w:sz w:val="24"/>
+          <w:szCs w:val="24"/>
+        </w:rPr>
+      </w:pPr>
+      <w:proofErr w:type="spellStart"/>
+      <w:r>
+        <w:rPr>
+          <w:rFonts w:ascii="Times New Roman" w:hAnsi="Times New Roman" w:cs="Times New Roman"/>
+          <w:sz w:val="24"/>
+          <w:szCs w:val="24"/>
+        </w:rPr>
+        <w:t>Praktikum</w:t>
+      </w:r>
+      <w:proofErr w:type="spellEnd"/>
+      <w:r>
+        <w:rPr>
+          <w:rFonts w:ascii="Times New Roman" w:hAnsi="Times New Roman" w:cs="Times New Roman"/>
+          <w:sz w:val="24"/>
+          <w:szCs w:val="24"/>
+        </w:rPr>
+        <w:t xml:space="preserve"> </w:t>
+      </w:r>
+      <w:proofErr w:type="spellStart"/>
+      <w:r>
+        <w:rPr>
+          <w:rFonts w:ascii="Times New Roman" w:hAnsi="Times New Roman" w:cs="Times New Roman"/>
+          <w:sz w:val="24"/>
+          <w:szCs w:val="24"/>
+        </w:rPr>
+        <w:t>ini</w:t>
+      </w:r>
+      <w:proofErr w:type="spellEnd"/>
+      <w:r>
+        <w:rPr>
+          <w:rFonts w:ascii="Times New Roman" w:hAnsi="Times New Roman" w:cs="Times New Roman"/>
+          <w:sz w:val="24"/>
+          <w:szCs w:val="24"/>
+        </w:rPr>
+        <w:t xml:space="preserve"> juga </w:t>
+      </w:r>
+      <w:proofErr w:type="spellStart"/>
+      <w:r>
+        <w:rPr>
+          <w:rFonts w:ascii="Times New Roman" w:hAnsi="Times New Roman" w:cs="Times New Roman"/>
+          <w:sz w:val="24"/>
+          <w:szCs w:val="24"/>
+        </w:rPr>
+        <w:t>menunjukkan</w:t>
+      </w:r>
+      <w:proofErr w:type="spellEnd"/>
+      <w:r>
+        <w:rPr>
+          <w:rFonts w:ascii="Times New Roman" w:hAnsi="Times New Roman" w:cs="Times New Roman"/>
+          <w:sz w:val="24"/>
+          <w:szCs w:val="24"/>
+        </w:rPr>
+        <w:t xml:space="preserve"> </w:t>
+      </w:r>
+      <w:proofErr w:type="spellStart"/>
+      <w:r>
+        <w:rPr>
+          <w:rFonts w:ascii="Times New Roman" w:hAnsi="Times New Roman" w:cs="Times New Roman"/>
+          <w:sz w:val="24"/>
+          <w:szCs w:val="24"/>
+        </w:rPr>
+        <w:t>bahwa</w:t>
+      </w:r>
+      <w:proofErr w:type="spellEnd"/>
+      <w:r>
+        <w:rPr>
+          <w:rFonts w:ascii="Times New Roman" w:hAnsi="Times New Roman" w:cs="Times New Roman"/>
+          <w:sz w:val="24"/>
+          <w:szCs w:val="24"/>
+        </w:rPr>
+        <w:t xml:space="preserve"> </w:t>
+      </w:r>
+      <w:proofErr w:type="spellStart"/>
+      <w:r>
+        <w:rPr>
+          <w:rFonts w:ascii="Times New Roman" w:hAnsi="Times New Roman" w:cs="Times New Roman"/>
+          <w:sz w:val="24"/>
+          <w:szCs w:val="24"/>
+        </w:rPr>
+        <w:t>tahap</w:t>
+      </w:r>
+      <w:proofErr w:type="spellEnd"/>
+      <w:r>
+        <w:rPr>
+          <w:rFonts w:ascii="Times New Roman" w:hAnsi="Times New Roman" w:cs="Times New Roman"/>
+          <w:sz w:val="24"/>
+          <w:szCs w:val="24"/>
+        </w:rPr>
+        <w:t xml:space="preserve"> data cleaning </w:t>
+      </w:r>
+      <w:proofErr w:type="spellStart"/>
+      <w:r>
+        <w:rPr>
+          <w:rFonts w:ascii="Times New Roman" w:hAnsi="Times New Roman" w:cs="Times New Roman"/>
+          <w:sz w:val="24"/>
+          <w:szCs w:val="24"/>
+        </w:rPr>
+        <w:t>sangat</w:t>
+      </w:r>
+      <w:proofErr w:type="spellEnd"/>
+      <w:r>
+        <w:rPr>
+          <w:rFonts w:ascii="Times New Roman" w:hAnsi="Times New Roman" w:cs="Times New Roman"/>
+          <w:sz w:val="24"/>
+          <w:szCs w:val="24"/>
+        </w:rPr>
+        <w:t xml:space="preserve"> </w:t>
+      </w:r>
+      <w:proofErr w:type="spellStart"/>
+      <w:r>
+        <w:rPr>
+          <w:rFonts w:ascii="Times New Roman" w:hAnsi="Times New Roman" w:cs="Times New Roman"/>
+          <w:sz w:val="24"/>
+          <w:szCs w:val="24"/>
+        </w:rPr>
+        <w:t>krusial</w:t>
+      </w:r>
+      <w:proofErr w:type="spellEnd"/>
+      <w:r>
+        <w:rPr>
+          <w:rFonts w:ascii="Times New Roman" w:hAnsi="Times New Roman" w:cs="Times New Roman"/>
+          <w:sz w:val="24"/>
+          <w:szCs w:val="24"/>
+        </w:rPr>
+        <w:t xml:space="preserve"> </w:t>
+      </w:r>
+      <w:proofErr w:type="spellStart"/>
+      <w:r>
+        <w:rPr>
+          <w:rFonts w:ascii="Times New Roman" w:hAnsi="Times New Roman" w:cs="Times New Roman"/>
+          <w:sz w:val="24"/>
+          <w:szCs w:val="24"/>
+        </w:rPr>
+        <w:t>dalam</w:t>
+      </w:r>
+      <w:proofErr w:type="spellEnd"/>
+      <w:r>
+        <w:rPr>
+          <w:rFonts w:ascii="Times New Roman" w:hAnsi="Times New Roman" w:cs="Times New Roman"/>
+          <w:sz w:val="24"/>
+          <w:szCs w:val="24"/>
+        </w:rPr>
+        <w:t xml:space="preserve"> </w:t>
+      </w:r>
+      <w:proofErr w:type="spellStart"/>
+      <w:r>
+        <w:rPr>
+          <w:rFonts w:ascii="Times New Roman" w:hAnsi="Times New Roman" w:cs="Times New Roman"/>
+          <w:sz w:val="24"/>
+          <w:szCs w:val="24"/>
+        </w:rPr>
+        <w:t>pemrosesan</w:t>
+      </w:r>
+      <w:proofErr w:type="spellEnd"/>
+      <w:r>
+        <w:rPr>
+          <w:rFonts w:ascii="Times New Roman" w:hAnsi="Times New Roman" w:cs="Times New Roman"/>
+          <w:sz w:val="24"/>
+          <w:szCs w:val="24"/>
+        </w:rPr>
+        <w:t xml:space="preserve"> data. Karena data </w:t>
+      </w:r>
+      <w:proofErr w:type="spellStart"/>
+      <w:r>
+        <w:rPr>
+          <w:rFonts w:ascii="Times New Roman" w:hAnsi="Times New Roman" w:cs="Times New Roman"/>
+          <w:sz w:val="24"/>
+          <w:szCs w:val="24"/>
+        </w:rPr>
+        <w:t>mentah</w:t>
+      </w:r>
+      <w:proofErr w:type="spellEnd"/>
+      <w:r>
+        <w:rPr>
+          <w:rFonts w:ascii="Times New Roman" w:hAnsi="Times New Roman" w:cs="Times New Roman"/>
+          <w:sz w:val="24"/>
+          <w:szCs w:val="24"/>
+        </w:rPr>
+        <w:t xml:space="preserve"> </w:t>
+      </w:r>
+      <w:proofErr w:type="spellStart"/>
+      <w:r>
+        <w:rPr>
+          <w:rFonts w:ascii="Times New Roman" w:hAnsi="Times New Roman" w:cs="Times New Roman"/>
+          <w:sz w:val="24"/>
+          <w:szCs w:val="24"/>
+        </w:rPr>
+        <w:t>dari</w:t>
+      </w:r>
+      <w:proofErr w:type="spellEnd"/>
+      <w:r>
+        <w:rPr>
+          <w:rFonts w:ascii="Times New Roman" w:hAnsi="Times New Roman" w:cs="Times New Roman"/>
+          <w:sz w:val="24"/>
+          <w:szCs w:val="24"/>
+        </w:rPr>
+        <w:t xml:space="preserve"> internet </w:t>
+      </w:r>
+      <w:proofErr w:type="spellStart"/>
+      <w:r>
+        <w:rPr>
+          <w:rFonts w:ascii="Times New Roman" w:hAnsi="Times New Roman" w:cs="Times New Roman"/>
+          <w:sz w:val="24"/>
+          <w:szCs w:val="24"/>
+        </w:rPr>
+        <w:t>seringkali</w:t>
+      </w:r>
+      <w:proofErr w:type="spellEnd"/>
+      <w:r>
+        <w:rPr>
+          <w:rFonts w:ascii="Times New Roman" w:hAnsi="Times New Roman" w:cs="Times New Roman"/>
+          <w:sz w:val="24"/>
+          <w:szCs w:val="24"/>
+        </w:rPr>
+        <w:t xml:space="preserve"> </w:t>
+      </w:r>
+      <w:proofErr w:type="spellStart"/>
+      <w:r>
+        <w:rPr>
+          <w:rFonts w:ascii="Times New Roman" w:hAnsi="Times New Roman" w:cs="Times New Roman"/>
+          <w:sz w:val="24"/>
+          <w:szCs w:val="24"/>
+        </w:rPr>
+        <w:t>tercampur</w:t>
+      </w:r>
+      <w:proofErr w:type="spellEnd"/>
+      <w:r>
+        <w:rPr>
+          <w:rFonts w:ascii="Times New Roman" w:hAnsi="Times New Roman" w:cs="Times New Roman"/>
+          <w:sz w:val="24"/>
+          <w:szCs w:val="24"/>
+        </w:rPr>
+        <w:t xml:space="preserve"> </w:t>
+      </w:r>
+      <w:proofErr w:type="spellStart"/>
+      <w:r>
+        <w:rPr>
+          <w:rFonts w:ascii="Times New Roman" w:hAnsi="Times New Roman" w:cs="Times New Roman"/>
+          <w:sz w:val="24"/>
+          <w:szCs w:val="24"/>
+        </w:rPr>
+        <w:t>dengan</w:t>
+      </w:r>
+      <w:proofErr w:type="spellEnd"/>
+      <w:r>
+        <w:rPr>
+          <w:rFonts w:ascii="Times New Roman" w:hAnsi="Times New Roman" w:cs="Times New Roman"/>
+          <w:sz w:val="24"/>
+          <w:szCs w:val="24"/>
+        </w:rPr>
+        <w:t xml:space="preserve"> </w:t>
+      </w:r>
+      <w:proofErr w:type="spellStart"/>
+      <w:r>
+        <w:rPr>
+          <w:rFonts w:ascii="Times New Roman" w:hAnsi="Times New Roman" w:cs="Times New Roman"/>
+          <w:sz w:val="24"/>
+          <w:szCs w:val="24"/>
+        </w:rPr>
+        <w:t>simbol</w:t>
+      </w:r>
+      <w:proofErr w:type="spellEnd"/>
+      <w:r>
+        <w:rPr>
+          <w:rFonts w:ascii="Times New Roman" w:hAnsi="Times New Roman" w:cs="Times New Roman"/>
+          <w:sz w:val="24"/>
+          <w:szCs w:val="24"/>
+        </w:rPr>
+        <w:t xml:space="preserve"> </w:t>
+      </w:r>
+      <w:proofErr w:type="spellStart"/>
+      <w:r>
+        <w:rPr>
+          <w:rFonts w:ascii="Times New Roman" w:hAnsi="Times New Roman" w:cs="Times New Roman"/>
+          <w:sz w:val="24"/>
+          <w:szCs w:val="24"/>
+        </w:rPr>
+        <w:t>mata</w:t>
+      </w:r>
+      <w:proofErr w:type="spellEnd"/>
+      <w:r>
+        <w:rPr>
+          <w:rFonts w:ascii="Times New Roman" w:hAnsi="Times New Roman" w:cs="Times New Roman"/>
+          <w:sz w:val="24"/>
+          <w:szCs w:val="24"/>
+        </w:rPr>
+        <w:t xml:space="preserve"> </w:t>
+      </w:r>
+      <w:proofErr w:type="spellStart"/>
+      <w:r>
+        <w:rPr>
+          <w:rFonts w:ascii="Times New Roman" w:hAnsi="Times New Roman" w:cs="Times New Roman"/>
+          <w:sz w:val="24"/>
+          <w:szCs w:val="24"/>
+        </w:rPr>
+        <w:t>uang</w:t>
+      </w:r>
+      <w:proofErr w:type="spellEnd"/>
+      <w:r>
+        <w:rPr>
+          <w:rFonts w:ascii="Times New Roman" w:hAnsi="Times New Roman" w:cs="Times New Roman"/>
+          <w:sz w:val="24"/>
+          <w:szCs w:val="24"/>
+        </w:rPr>
+        <w:t xml:space="preserve"> dan format </w:t>
+      </w:r>
+      <w:proofErr w:type="spellStart"/>
+      <w:r>
+        <w:rPr>
+          <w:rFonts w:ascii="Times New Roman" w:hAnsi="Times New Roman" w:cs="Times New Roman"/>
+          <w:sz w:val="24"/>
+          <w:szCs w:val="24"/>
+        </w:rPr>
+        <w:t>teks</w:t>
+      </w:r>
+      <w:proofErr w:type="spellEnd"/>
+      <w:r>
+        <w:rPr>
+          <w:rFonts w:ascii="Times New Roman" w:hAnsi="Times New Roman" w:cs="Times New Roman"/>
+          <w:sz w:val="24"/>
+          <w:szCs w:val="24"/>
+        </w:rPr>
+        <w:t xml:space="preserve">, proses </w:t>
+      </w:r>
+      <w:proofErr w:type="spellStart"/>
+      <w:r>
+        <w:rPr>
+          <w:rFonts w:ascii="Times New Roman" w:hAnsi="Times New Roman" w:cs="Times New Roman"/>
+          <w:sz w:val="24"/>
+          <w:szCs w:val="24"/>
+        </w:rPr>
+        <w:t>pembersihan</w:t>
+      </w:r>
+      <w:proofErr w:type="spellEnd"/>
+      <w:r>
+        <w:rPr>
+          <w:rFonts w:ascii="Times New Roman" w:hAnsi="Times New Roman" w:cs="Times New Roman"/>
+          <w:sz w:val="24"/>
+          <w:szCs w:val="24"/>
+        </w:rPr>
+        <w:t xml:space="preserve"> </w:t>
+      </w:r>
+      <w:proofErr w:type="spellStart"/>
+      <w:r>
+        <w:rPr>
+          <w:rFonts w:ascii="Times New Roman" w:hAnsi="Times New Roman" w:cs="Times New Roman"/>
+          <w:sz w:val="24"/>
+          <w:szCs w:val="24"/>
+        </w:rPr>
+        <w:t>diperlukan</w:t>
+      </w:r>
+      <w:proofErr w:type="spellEnd"/>
+      <w:r>
+        <w:rPr>
+          <w:rFonts w:ascii="Times New Roman" w:hAnsi="Times New Roman" w:cs="Times New Roman"/>
+          <w:sz w:val="24"/>
+          <w:szCs w:val="24"/>
+        </w:rPr>
+        <w:t xml:space="preserve"> </w:t>
+      </w:r>
+      <w:proofErr w:type="spellStart"/>
+      <w:r>
+        <w:rPr>
+          <w:rFonts w:ascii="Times New Roman" w:hAnsi="Times New Roman" w:cs="Times New Roman"/>
+          <w:sz w:val="24"/>
+          <w:szCs w:val="24"/>
+        </w:rPr>
+        <w:t>untuk</w:t>
+      </w:r>
+      <w:proofErr w:type="spellEnd"/>
+      <w:r>
+        <w:rPr>
+          <w:rFonts w:ascii="Times New Roman" w:hAnsi="Times New Roman" w:cs="Times New Roman"/>
+          <w:sz w:val="24"/>
+          <w:szCs w:val="24"/>
+        </w:rPr>
+        <w:t xml:space="preserve"> </w:t>
+      </w:r>
+      <w:proofErr w:type="spellStart"/>
+      <w:r>
+        <w:rPr>
+          <w:rFonts w:ascii="Times New Roman" w:hAnsi="Times New Roman" w:cs="Times New Roman"/>
+          <w:sz w:val="24"/>
+          <w:szCs w:val="24"/>
+        </w:rPr>
+        <w:t>mengubah</w:t>
+      </w:r>
+      <w:proofErr w:type="spellEnd"/>
+      <w:r>
+        <w:rPr>
+          <w:rFonts w:ascii="Times New Roman" w:hAnsi="Times New Roman" w:cs="Times New Roman"/>
+          <w:sz w:val="24"/>
+          <w:szCs w:val="24"/>
+        </w:rPr>
+        <w:t xml:space="preserve"> data </w:t>
+      </w:r>
+      <w:proofErr w:type="spellStart"/>
+      <w:r>
+        <w:rPr>
+          <w:rFonts w:ascii="Times New Roman" w:hAnsi="Times New Roman" w:cs="Times New Roman"/>
+          <w:sz w:val="24"/>
+          <w:szCs w:val="24"/>
+        </w:rPr>
+        <w:t>tersebut</w:t>
+      </w:r>
+      <w:proofErr w:type="spellEnd"/>
+      <w:r>
+        <w:rPr>
+          <w:rFonts w:ascii="Times New Roman" w:hAnsi="Times New Roman" w:cs="Times New Roman"/>
+          <w:sz w:val="24"/>
+          <w:szCs w:val="24"/>
+        </w:rPr>
+        <w:t xml:space="preserve"> </w:t>
+      </w:r>
+      <w:proofErr w:type="spellStart"/>
+      <w:r>
+        <w:rPr>
+          <w:rFonts w:ascii="Times New Roman" w:hAnsi="Times New Roman" w:cs="Times New Roman"/>
+          <w:sz w:val="24"/>
+          <w:szCs w:val="24"/>
+        </w:rPr>
+        <w:t>menjadi</w:t>
+      </w:r>
+      <w:proofErr w:type="spellEnd"/>
+      <w:r>
+        <w:rPr>
+          <w:rFonts w:ascii="Times New Roman" w:hAnsi="Times New Roman" w:cs="Times New Roman"/>
+          <w:sz w:val="24"/>
+          <w:szCs w:val="24"/>
+        </w:rPr>
+        <w:t xml:space="preserve"> format </w:t>
+      </w:r>
+      <w:proofErr w:type="spellStart"/>
+      <w:r>
+        <w:rPr>
+          <w:rFonts w:ascii="Times New Roman" w:hAnsi="Times New Roman" w:cs="Times New Roman"/>
+          <w:sz w:val="24"/>
+          <w:szCs w:val="24"/>
+        </w:rPr>
+        <w:t>terstruktur</w:t>
+      </w:r>
+      <w:proofErr w:type="spellEnd"/>
+      <w:r>
+        <w:rPr>
+          <w:rFonts w:ascii="Times New Roman" w:hAnsi="Times New Roman" w:cs="Times New Roman"/>
+          <w:sz w:val="24"/>
+          <w:szCs w:val="24"/>
+        </w:rPr>
+        <w:t xml:space="preserve"> yang </w:t>
+      </w:r>
+      <w:proofErr w:type="spellStart"/>
+      <w:r>
+        <w:rPr>
+          <w:rFonts w:ascii="Times New Roman" w:hAnsi="Times New Roman" w:cs="Times New Roman"/>
+          <w:sz w:val="24"/>
+          <w:szCs w:val="24"/>
+        </w:rPr>
+        <w:t>dapat</w:t>
+      </w:r>
+      <w:proofErr w:type="spellEnd"/>
+      <w:r>
+        <w:rPr>
+          <w:rFonts w:ascii="Times New Roman" w:hAnsi="Times New Roman" w:cs="Times New Roman"/>
+          <w:sz w:val="24"/>
+          <w:szCs w:val="24"/>
+        </w:rPr>
+        <w:t xml:space="preserve"> </w:t>
+      </w:r>
+      <w:proofErr w:type="spellStart"/>
+      <w:r>
+        <w:rPr>
+          <w:rFonts w:ascii="Times New Roman" w:hAnsi="Times New Roman" w:cs="Times New Roman"/>
+          <w:sz w:val="24"/>
+          <w:szCs w:val="24"/>
+        </w:rPr>
+        <w:t>dihitung</w:t>
+      </w:r>
+      <w:proofErr w:type="spellEnd"/>
+      <w:r>
+        <w:rPr>
+          <w:rFonts w:ascii="Times New Roman" w:hAnsi="Times New Roman" w:cs="Times New Roman"/>
+          <w:sz w:val="24"/>
+          <w:szCs w:val="24"/>
+        </w:rPr>
+        <w:t xml:space="preserve"> </w:t>
+      </w:r>
+      <w:proofErr w:type="spellStart"/>
+      <w:r>
+        <w:rPr>
+          <w:rFonts w:ascii="Times New Roman" w:hAnsi="Times New Roman" w:cs="Times New Roman"/>
+          <w:sz w:val="24"/>
+          <w:szCs w:val="24"/>
+        </w:rPr>
+        <w:t>secara</w:t>
+      </w:r>
+      <w:proofErr w:type="spellEnd"/>
+      <w:r>
+        <w:rPr>
+          <w:rFonts w:ascii="Times New Roman" w:hAnsi="Times New Roman" w:cs="Times New Roman"/>
+          <w:sz w:val="24"/>
+          <w:szCs w:val="24"/>
+        </w:rPr>
+        <w:t xml:space="preserve"> </w:t>
+      </w:r>
+      <w:proofErr w:type="spellStart"/>
+      <w:r>
+        <w:rPr>
+          <w:rFonts w:ascii="Times New Roman" w:hAnsi="Times New Roman" w:cs="Times New Roman"/>
+          <w:sz w:val="24"/>
+          <w:szCs w:val="24"/>
+        </w:rPr>
+        <w:t>matematis</w:t>
+      </w:r>
+      <w:proofErr w:type="spellEnd"/>
+      <w:r>
+        <w:rPr>
+          <w:rFonts w:ascii="Times New Roman" w:hAnsi="Times New Roman" w:cs="Times New Roman"/>
+          <w:sz w:val="24"/>
+          <w:szCs w:val="24"/>
+        </w:rPr>
+        <w:t xml:space="preserve"> dan </w:t>
+      </w:r>
+      <w:proofErr w:type="spellStart"/>
+      <w:r>
+        <w:rPr>
+          <w:rFonts w:ascii="Times New Roman" w:hAnsi="Times New Roman" w:cs="Times New Roman"/>
+          <w:sz w:val="24"/>
+          <w:szCs w:val="24"/>
+        </w:rPr>
+        <w:t>diolah</w:t>
+      </w:r>
+      <w:proofErr w:type="spellEnd"/>
+      <w:r>
+        <w:rPr>
+          <w:rFonts w:ascii="Times New Roman" w:hAnsi="Times New Roman" w:cs="Times New Roman"/>
+          <w:sz w:val="24"/>
+          <w:szCs w:val="24"/>
+        </w:rPr>
+        <w:t xml:space="preserve"> </w:t>
+      </w:r>
+      <w:proofErr w:type="spellStart"/>
+      <w:r>
+        <w:rPr>
+          <w:rFonts w:ascii="Times New Roman" w:hAnsi="Times New Roman" w:cs="Times New Roman"/>
+          <w:sz w:val="24"/>
+          <w:szCs w:val="24"/>
+        </w:rPr>
+        <w:t>lebih</w:t>
+      </w:r>
+      <w:proofErr w:type="spellEnd"/>
+      <w:r>
+        <w:rPr>
+          <w:rFonts w:ascii="Times New Roman" w:hAnsi="Times New Roman" w:cs="Times New Roman"/>
+          <w:sz w:val="24"/>
+          <w:szCs w:val="24"/>
+        </w:rPr>
+        <w:t xml:space="preserve"> </w:t>
+      </w:r>
+      <w:proofErr w:type="spellStart"/>
+      <w:r>
+        <w:rPr>
+          <w:rFonts w:ascii="Times New Roman" w:hAnsi="Times New Roman" w:cs="Times New Roman"/>
+          <w:sz w:val="24"/>
+          <w:szCs w:val="24"/>
+        </w:rPr>
+        <w:t>lanjut</w:t>
+      </w:r>
+      <w:proofErr w:type="spellEnd"/>
+      <w:r>
+        <w:rPr>
+          <w:rFonts w:ascii="Times New Roman" w:hAnsi="Times New Roman" w:cs="Times New Roman"/>
+          <w:sz w:val="24"/>
+          <w:szCs w:val="24"/>
+        </w:rPr>
+        <w:t>.</w:t>
+      </w:r>
+    </w:p>
+    <w:p>
+      <w:pPr>
+        <w:ind w:firstLine="567"/>
+        <w:rPr>
+          <w:rFonts w:ascii="Times New Roman" w:hAnsi="Times New Roman" w:cs="Times New Roman"/>
+          <w:sz w:val="24"/>
+          <w:szCs w:val="24"/>
+        </w:rPr>
+      </w:pPr>
+      <w:r>
+        <w:rPr>
+          <w:rFonts w:ascii="Times New Roman" w:hAnsi="Times New Roman" w:cs="Times New Roman"/>
+          <w:sz w:val="24"/>
+          <w:szCs w:val="24"/>
+        </w:rPr>
+        <w:t xml:space="preserve">Dari </w:t>
+      </w:r>
+      <w:proofErr w:type="spellStart"/>
+      <w:r>
+        <w:rPr>
+          <w:rFonts w:ascii="Times New Roman" w:hAnsi="Times New Roman" w:cs="Times New Roman"/>
+          <w:sz w:val="24"/>
+          <w:szCs w:val="24"/>
+        </w:rPr>
+        <w:t>hasil</w:t>
+      </w:r>
+      <w:proofErr w:type="spellEnd"/>
+      <w:r>
+        <w:rPr>
+          <w:rFonts w:ascii="Times New Roman" w:hAnsi="Times New Roman" w:cs="Times New Roman"/>
+          <w:sz w:val="24"/>
+          <w:szCs w:val="24"/>
+        </w:rPr>
+        <w:t xml:space="preserve"> </w:t>
+      </w:r>
+      <w:proofErr w:type="spellStart"/>
+      <w:r>
+        <w:rPr>
+          <w:rFonts w:ascii="Times New Roman" w:hAnsi="Times New Roman" w:cs="Times New Roman"/>
+          <w:sz w:val="24"/>
+          <w:szCs w:val="24"/>
+        </w:rPr>
+        <w:t>analisis</w:t>
+      </w:r>
+      <w:proofErr w:type="spellEnd"/>
+      <w:r>
+        <w:rPr>
+          <w:rFonts w:ascii="Times New Roman" w:hAnsi="Times New Roman" w:cs="Times New Roman"/>
+          <w:sz w:val="24"/>
+          <w:szCs w:val="24"/>
+        </w:rPr>
+        <w:t xml:space="preserve">, </w:t>
+      </w:r>
+      <w:proofErr w:type="spellStart"/>
+      <w:r>
+        <w:rPr>
+          <w:rFonts w:ascii="Times New Roman" w:hAnsi="Times New Roman" w:cs="Times New Roman"/>
+          <w:sz w:val="24"/>
+          <w:szCs w:val="24"/>
+        </w:rPr>
+        <w:t>pengelompokan</w:t>
+      </w:r>
+      <w:proofErr w:type="spellEnd"/>
+      <w:r>
+        <w:rPr>
+          <w:rFonts w:ascii="Times New Roman" w:hAnsi="Times New Roman" w:cs="Times New Roman"/>
+          <w:sz w:val="24"/>
+          <w:szCs w:val="24"/>
+        </w:rPr>
+        <w:t xml:space="preserve"> </w:t>
+      </w:r>
+      <w:proofErr w:type="spellStart"/>
+      <w:r>
+        <w:rPr>
+          <w:rFonts w:ascii="Times New Roman" w:hAnsi="Times New Roman" w:cs="Times New Roman"/>
+          <w:sz w:val="24"/>
+          <w:szCs w:val="24"/>
+        </w:rPr>
+        <w:t>koin</w:t>
+      </w:r>
+      <w:proofErr w:type="spellEnd"/>
+      <w:r>
+        <w:rPr>
+          <w:rFonts w:ascii="Times New Roman" w:hAnsi="Times New Roman" w:cs="Times New Roman"/>
+          <w:sz w:val="24"/>
+          <w:szCs w:val="24"/>
+        </w:rPr>
+        <w:t xml:space="preserve"> </w:t>
+      </w:r>
+      <w:proofErr w:type="spellStart"/>
+      <w:r>
+        <w:rPr>
+          <w:rFonts w:ascii="Times New Roman" w:hAnsi="Times New Roman" w:cs="Times New Roman"/>
+          <w:sz w:val="24"/>
+          <w:szCs w:val="24"/>
+        </w:rPr>
+        <w:t>ke</w:t>
+      </w:r>
+      <w:proofErr w:type="spellEnd"/>
+      <w:r>
+        <w:rPr>
+          <w:rFonts w:ascii="Times New Roman" w:hAnsi="Times New Roman" w:cs="Times New Roman"/>
+          <w:sz w:val="24"/>
+          <w:szCs w:val="24"/>
+        </w:rPr>
+        <w:t xml:space="preserve"> </w:t>
+      </w:r>
+      <w:proofErr w:type="spellStart"/>
+      <w:r>
+        <w:rPr>
+          <w:rFonts w:ascii="Times New Roman" w:hAnsi="Times New Roman" w:cs="Times New Roman"/>
+          <w:sz w:val="24"/>
+          <w:szCs w:val="24"/>
+        </w:rPr>
+        <w:t>dalam</w:t>
+      </w:r>
+      <w:proofErr w:type="spellEnd"/>
+      <w:r>
+        <w:rPr>
+          <w:rFonts w:ascii="Times New Roman" w:hAnsi="Times New Roman" w:cs="Times New Roman"/>
+          <w:sz w:val="24"/>
+          <w:szCs w:val="24"/>
+        </w:rPr>
+        <w:t xml:space="preserve"> </w:t>
+      </w:r>
+      <w:proofErr w:type="spellStart"/>
+      <w:r>
+        <w:rPr>
+          <w:rFonts w:ascii="Times New Roman" w:hAnsi="Times New Roman" w:cs="Times New Roman"/>
+          <w:sz w:val="24"/>
+          <w:szCs w:val="24"/>
+        </w:rPr>
+        <w:t>kategori</w:t>
+      </w:r>
+      <w:proofErr w:type="spellEnd"/>
+      <w:r>
+        <w:rPr>
+          <w:rFonts w:ascii="Times New Roman" w:hAnsi="Times New Roman" w:cs="Times New Roman"/>
+          <w:sz w:val="24"/>
+          <w:szCs w:val="24"/>
+        </w:rPr>
+        <w:t xml:space="preserve"> gainers dan losers </w:t>
+      </w:r>
+      <w:proofErr w:type="spellStart"/>
+      <w:r>
+        <w:rPr>
+          <w:rFonts w:ascii="Times New Roman" w:hAnsi="Times New Roman" w:cs="Times New Roman"/>
+          <w:sz w:val="24"/>
+          <w:szCs w:val="24"/>
+        </w:rPr>
+        <w:t>memberikan</w:t>
+      </w:r>
+      <w:proofErr w:type="spellEnd"/>
+      <w:r>
+        <w:rPr>
+          <w:rFonts w:ascii="Times New Roman" w:hAnsi="Times New Roman" w:cs="Times New Roman"/>
+          <w:sz w:val="24"/>
+          <w:szCs w:val="24"/>
+        </w:rPr>
+        <w:t xml:space="preserve"> </w:t>
+      </w:r>
+      <w:proofErr w:type="spellStart"/>
+      <w:r>
+        <w:rPr>
+          <w:rFonts w:ascii="Times New Roman" w:hAnsi="Times New Roman" w:cs="Times New Roman"/>
+          <w:sz w:val="24"/>
+          <w:szCs w:val="24"/>
+        </w:rPr>
+        <w:t>gambaran</w:t>
+      </w:r>
+      <w:proofErr w:type="spellEnd"/>
+      <w:r>
+        <w:rPr>
+          <w:rFonts w:ascii="Times New Roman" w:hAnsi="Times New Roman" w:cs="Times New Roman"/>
+          <w:sz w:val="24"/>
+          <w:szCs w:val="24"/>
+        </w:rPr>
+        <w:t xml:space="preserve"> </w:t>
+      </w:r>
+      <w:proofErr w:type="spellStart"/>
+      <w:r>
+        <w:rPr>
+          <w:rFonts w:ascii="Times New Roman" w:hAnsi="Times New Roman" w:cs="Times New Roman"/>
+          <w:sz w:val="24"/>
+          <w:szCs w:val="24"/>
+        </w:rPr>
+        <w:t>cepat</w:t>
+      </w:r>
+      <w:proofErr w:type="spellEnd"/>
+      <w:r>
+        <w:rPr>
+          <w:rFonts w:ascii="Times New Roman" w:hAnsi="Times New Roman" w:cs="Times New Roman"/>
+          <w:sz w:val="24"/>
+          <w:szCs w:val="24"/>
+        </w:rPr>
+        <w:t xml:space="preserve"> </w:t>
+      </w:r>
+      <w:proofErr w:type="spellStart"/>
+      <w:r>
+        <w:rPr>
+          <w:rFonts w:ascii="Times New Roman" w:hAnsi="Times New Roman" w:cs="Times New Roman"/>
+          <w:sz w:val="24"/>
+          <w:szCs w:val="24"/>
+        </w:rPr>
+        <w:t>mengenai</w:t>
+      </w:r>
+      <w:proofErr w:type="spellEnd"/>
+      <w:r>
+        <w:rPr>
+          <w:rFonts w:ascii="Times New Roman" w:hAnsi="Times New Roman" w:cs="Times New Roman"/>
+          <w:sz w:val="24"/>
+          <w:szCs w:val="24"/>
+        </w:rPr>
+        <w:t xml:space="preserve"> </w:t>
+      </w:r>
+      <w:proofErr w:type="spellStart"/>
+      <w:r>
+        <w:rPr>
+          <w:rFonts w:ascii="Times New Roman" w:hAnsi="Times New Roman" w:cs="Times New Roman"/>
+          <w:sz w:val="24"/>
+          <w:szCs w:val="24"/>
+        </w:rPr>
+        <w:t>sentimen</w:t>
+      </w:r>
+      <w:proofErr w:type="spellEnd"/>
+      <w:r>
+        <w:rPr>
+          <w:rFonts w:ascii="Times New Roman" w:hAnsi="Times New Roman" w:cs="Times New Roman"/>
+          <w:sz w:val="24"/>
+          <w:szCs w:val="24"/>
+        </w:rPr>
+        <w:t xml:space="preserve"> pasar. </w:t>
+      </w:r>
+      <w:proofErr w:type="spellStart"/>
+      <w:r>
+        <w:rPr>
+          <w:rFonts w:ascii="Times New Roman" w:hAnsi="Times New Roman" w:cs="Times New Roman"/>
+          <w:sz w:val="24"/>
+          <w:szCs w:val="24"/>
+        </w:rPr>
+        <w:t>Koin</w:t>
+      </w:r>
+      <w:proofErr w:type="spellEnd"/>
+      <w:r>
+        <w:rPr>
+          <w:rFonts w:ascii="Times New Roman" w:hAnsi="Times New Roman" w:cs="Times New Roman"/>
+          <w:sz w:val="24"/>
+          <w:szCs w:val="24"/>
+        </w:rPr>
+        <w:t xml:space="preserve"> di daftar gainers </w:t>
+      </w:r>
+      <w:proofErr w:type="spellStart"/>
+      <w:r>
+        <w:rPr>
+          <w:rFonts w:ascii="Times New Roman" w:hAnsi="Times New Roman" w:cs="Times New Roman"/>
+          <w:sz w:val="24"/>
+          <w:szCs w:val="24"/>
+        </w:rPr>
+        <w:t>mencerminkan</w:t>
+      </w:r>
+      <w:proofErr w:type="spellEnd"/>
+      <w:r>
+        <w:rPr>
+          <w:rFonts w:ascii="Times New Roman" w:hAnsi="Times New Roman" w:cs="Times New Roman"/>
+          <w:sz w:val="24"/>
+          <w:szCs w:val="24"/>
+        </w:rPr>
+        <w:t xml:space="preserve"> </w:t>
+      </w:r>
+      <w:proofErr w:type="spellStart"/>
+      <w:r>
+        <w:rPr>
+          <w:rFonts w:ascii="Times New Roman" w:hAnsi="Times New Roman" w:cs="Times New Roman"/>
+          <w:sz w:val="24"/>
+          <w:szCs w:val="24"/>
+        </w:rPr>
+        <w:t>minat</w:t>
+      </w:r>
+      <w:proofErr w:type="spellEnd"/>
+      <w:r>
+        <w:rPr>
+          <w:rFonts w:ascii="Times New Roman" w:hAnsi="Times New Roman" w:cs="Times New Roman"/>
+          <w:sz w:val="24"/>
+          <w:szCs w:val="24"/>
+        </w:rPr>
+        <w:t xml:space="preserve"> </w:t>
+      </w:r>
+      <w:proofErr w:type="spellStart"/>
+      <w:r>
+        <w:rPr>
+          <w:rFonts w:ascii="Times New Roman" w:hAnsi="Times New Roman" w:cs="Times New Roman"/>
+          <w:sz w:val="24"/>
+          <w:szCs w:val="24"/>
+        </w:rPr>
+        <w:t>beli</w:t>
+      </w:r>
+      <w:proofErr w:type="spellEnd"/>
+      <w:r>
+        <w:rPr>
+          <w:rFonts w:ascii="Times New Roman" w:hAnsi="Times New Roman" w:cs="Times New Roman"/>
+          <w:sz w:val="24"/>
+          <w:szCs w:val="24"/>
+        </w:rPr>
+        <w:t xml:space="preserve"> yang </w:t>
+      </w:r>
+      <w:proofErr w:type="spellStart"/>
+      <w:r>
+        <w:rPr>
+          <w:rFonts w:ascii="Times New Roman" w:hAnsi="Times New Roman" w:cs="Times New Roman"/>
+          <w:sz w:val="24"/>
+          <w:szCs w:val="24"/>
+        </w:rPr>
+        <w:t>tinggi</w:t>
+      </w:r>
+      <w:proofErr w:type="spellEnd"/>
+      <w:r>
+        <w:rPr>
+          <w:rFonts w:ascii="Times New Roman" w:hAnsi="Times New Roman" w:cs="Times New Roman"/>
+          <w:sz w:val="24"/>
+          <w:szCs w:val="24"/>
+        </w:rPr>
+        <w:t xml:space="preserve">, </w:t>
+      </w:r>
+      <w:proofErr w:type="spellStart"/>
+      <w:r>
+        <w:rPr>
+          <w:rFonts w:ascii="Times New Roman" w:hAnsi="Times New Roman" w:cs="Times New Roman"/>
+          <w:sz w:val="24"/>
+          <w:szCs w:val="24"/>
+        </w:rPr>
+        <w:t>sementara</w:t>
+      </w:r>
+      <w:proofErr w:type="spellEnd"/>
+      <w:r>
+        <w:rPr>
+          <w:rFonts w:ascii="Times New Roman" w:hAnsi="Times New Roman" w:cs="Times New Roman"/>
+          <w:sz w:val="24"/>
+          <w:szCs w:val="24"/>
+        </w:rPr>
+        <w:t xml:space="preserve"> daftar losers </w:t>
+      </w:r>
+      <w:proofErr w:type="spellStart"/>
+      <w:r>
+        <w:rPr>
+          <w:rFonts w:ascii="Times New Roman" w:hAnsi="Times New Roman" w:cs="Times New Roman"/>
+          <w:sz w:val="24"/>
+          <w:szCs w:val="24"/>
+        </w:rPr>
+        <w:t>menunjukkan</w:t>
+      </w:r>
+      <w:proofErr w:type="spellEnd"/>
+      <w:r>
+        <w:rPr>
+          <w:rFonts w:ascii="Times New Roman" w:hAnsi="Times New Roman" w:cs="Times New Roman"/>
+          <w:sz w:val="24"/>
+          <w:szCs w:val="24"/>
+        </w:rPr>
+        <w:t xml:space="preserve"> </w:t>
+      </w:r>
+      <w:proofErr w:type="spellStart"/>
+      <w:r>
+        <w:rPr>
+          <w:rFonts w:ascii="Times New Roman" w:hAnsi="Times New Roman" w:cs="Times New Roman"/>
+          <w:sz w:val="24"/>
+          <w:szCs w:val="24"/>
+        </w:rPr>
+        <w:t>tekanan</w:t>
+      </w:r>
+      <w:proofErr w:type="spellEnd"/>
+      <w:r>
+        <w:rPr>
+          <w:rFonts w:ascii="Times New Roman" w:hAnsi="Times New Roman" w:cs="Times New Roman"/>
+          <w:sz w:val="24"/>
+          <w:szCs w:val="24"/>
+        </w:rPr>
+        <w:t xml:space="preserve"> </w:t>
+      </w:r>
+      <w:proofErr w:type="spellStart"/>
+      <w:r>
+        <w:rPr>
+          <w:rFonts w:ascii="Times New Roman" w:hAnsi="Times New Roman" w:cs="Times New Roman"/>
+          <w:sz w:val="24"/>
+          <w:szCs w:val="24"/>
+        </w:rPr>
+        <w:t>jual</w:t>
+      </w:r>
+      <w:proofErr w:type="spellEnd"/>
+      <w:r>
+        <w:rPr>
+          <w:rFonts w:ascii="Times New Roman" w:hAnsi="Times New Roman" w:cs="Times New Roman"/>
+          <w:sz w:val="24"/>
+          <w:szCs w:val="24"/>
+        </w:rPr>
+        <w:t xml:space="preserve">, </w:t>
+      </w:r>
+      <w:proofErr w:type="spellStart"/>
+      <w:r>
+        <w:rPr>
+          <w:rFonts w:ascii="Times New Roman" w:hAnsi="Times New Roman" w:cs="Times New Roman"/>
+          <w:sz w:val="24"/>
+          <w:szCs w:val="24"/>
+        </w:rPr>
+        <w:t>sehingga</w:t>
+      </w:r>
+      <w:proofErr w:type="spellEnd"/>
+      <w:r>
+        <w:rPr>
+          <w:rFonts w:ascii="Times New Roman" w:hAnsi="Times New Roman" w:cs="Times New Roman"/>
+          <w:sz w:val="24"/>
+          <w:szCs w:val="24"/>
+        </w:rPr>
+        <w:t xml:space="preserve"> </w:t>
+      </w:r>
+      <w:proofErr w:type="spellStart"/>
+      <w:r>
+        <w:rPr>
+          <w:rFonts w:ascii="Times New Roman" w:hAnsi="Times New Roman" w:cs="Times New Roman"/>
+          <w:sz w:val="24"/>
+          <w:szCs w:val="24"/>
+        </w:rPr>
+        <w:t>memudahkan</w:t>
+      </w:r>
+      <w:proofErr w:type="spellEnd"/>
+      <w:r>
+        <w:rPr>
+          <w:rFonts w:ascii="Times New Roman" w:hAnsi="Times New Roman" w:cs="Times New Roman"/>
+          <w:sz w:val="24"/>
+          <w:szCs w:val="24"/>
+        </w:rPr>
+        <w:t xml:space="preserve"> </w:t>
+      </w:r>
+      <w:proofErr w:type="spellStart"/>
+      <w:r>
+        <w:rPr>
+          <w:rFonts w:ascii="Times New Roman" w:hAnsi="Times New Roman" w:cs="Times New Roman"/>
+          <w:sz w:val="24"/>
+          <w:szCs w:val="24"/>
+        </w:rPr>
+        <w:t>siapa</w:t>
+      </w:r>
+      <w:proofErr w:type="spellEnd"/>
+      <w:r>
+        <w:rPr>
+          <w:rFonts w:ascii="Times New Roman" w:hAnsi="Times New Roman" w:cs="Times New Roman"/>
+          <w:sz w:val="24"/>
+          <w:szCs w:val="24"/>
+        </w:rPr>
+        <w:t xml:space="preserve"> pun </w:t>
+      </w:r>
+      <w:proofErr w:type="spellStart"/>
+      <w:r>
+        <w:rPr>
+          <w:rFonts w:ascii="Times New Roman" w:hAnsi="Times New Roman" w:cs="Times New Roman"/>
+          <w:sz w:val="24"/>
+          <w:szCs w:val="24"/>
+        </w:rPr>
+        <w:t>untuk</w:t>
+      </w:r>
+      <w:proofErr w:type="spellEnd"/>
+      <w:r>
+        <w:rPr>
+          <w:rFonts w:ascii="Times New Roman" w:hAnsi="Times New Roman" w:cs="Times New Roman"/>
+          <w:sz w:val="24"/>
+          <w:szCs w:val="24"/>
+        </w:rPr>
+        <w:t xml:space="preserve"> </w:t>
+      </w:r>
+      <w:proofErr w:type="spellStart"/>
+      <w:r>
+        <w:rPr>
+          <w:rFonts w:ascii="Times New Roman" w:hAnsi="Times New Roman" w:cs="Times New Roman"/>
+          <w:sz w:val="24"/>
+          <w:szCs w:val="24"/>
+        </w:rPr>
+        <w:t>memahami</w:t>
+      </w:r>
+      <w:proofErr w:type="spellEnd"/>
+      <w:r>
+        <w:rPr>
+          <w:rFonts w:ascii="Times New Roman" w:hAnsi="Times New Roman" w:cs="Times New Roman"/>
+          <w:sz w:val="24"/>
+          <w:szCs w:val="24"/>
+        </w:rPr>
+        <w:t xml:space="preserve"> </w:t>
+      </w:r>
+      <w:proofErr w:type="spellStart"/>
+      <w:r>
+        <w:rPr>
+          <w:rFonts w:ascii="Times New Roman" w:hAnsi="Times New Roman" w:cs="Times New Roman"/>
+          <w:sz w:val="24"/>
+          <w:szCs w:val="24"/>
+        </w:rPr>
+        <w:t>dinamika</w:t>
+      </w:r>
+      <w:proofErr w:type="spellEnd"/>
+      <w:r>
+        <w:rPr>
+          <w:rFonts w:ascii="Times New Roman" w:hAnsi="Times New Roman" w:cs="Times New Roman"/>
+          <w:sz w:val="24"/>
+          <w:szCs w:val="24"/>
+        </w:rPr>
+        <w:t xml:space="preserve"> pasar </w:t>
+      </w:r>
+      <w:proofErr w:type="spellStart"/>
+      <w:r>
+        <w:rPr>
+          <w:rFonts w:ascii="Times New Roman" w:hAnsi="Times New Roman" w:cs="Times New Roman"/>
+          <w:sz w:val="24"/>
+          <w:szCs w:val="24"/>
+        </w:rPr>
+        <w:t>tanpa</w:t>
+      </w:r>
+      <w:proofErr w:type="spellEnd"/>
+      <w:r>
+        <w:rPr>
+          <w:rFonts w:ascii="Times New Roman" w:hAnsi="Times New Roman" w:cs="Times New Roman"/>
+          <w:sz w:val="24"/>
+          <w:szCs w:val="24"/>
+        </w:rPr>
+        <w:t xml:space="preserve"> </w:t>
+      </w:r>
+      <w:proofErr w:type="spellStart"/>
+      <w:r>
+        <w:rPr>
+          <w:rFonts w:ascii="Times New Roman" w:hAnsi="Times New Roman" w:cs="Times New Roman"/>
+          <w:sz w:val="24"/>
+          <w:szCs w:val="24"/>
+        </w:rPr>
+        <w:t>harus</w:t>
+      </w:r>
+      <w:proofErr w:type="spellEnd"/>
+      <w:r>
+        <w:rPr>
+          <w:rFonts w:ascii="Times New Roman" w:hAnsi="Times New Roman" w:cs="Times New Roman"/>
+          <w:sz w:val="24"/>
+          <w:szCs w:val="24"/>
+        </w:rPr>
+        <w:t xml:space="preserve"> </w:t>
+      </w:r>
+      <w:proofErr w:type="spellStart"/>
+      <w:r>
+        <w:rPr>
+          <w:rFonts w:ascii="Times New Roman" w:hAnsi="Times New Roman" w:cs="Times New Roman"/>
+          <w:sz w:val="24"/>
+          <w:szCs w:val="24"/>
+        </w:rPr>
+        <w:t>memeriksa</w:t>
+      </w:r>
+      <w:proofErr w:type="spellEnd"/>
+      <w:r>
+        <w:rPr>
+          <w:rFonts w:ascii="Times New Roman" w:hAnsi="Times New Roman" w:cs="Times New Roman"/>
+          <w:sz w:val="24"/>
+          <w:szCs w:val="24"/>
+        </w:rPr>
+        <w:t xml:space="preserve"> </w:t>
+      </w:r>
+      <w:proofErr w:type="spellStart"/>
+      <w:r>
+        <w:rPr>
+          <w:rFonts w:ascii="Times New Roman" w:hAnsi="Times New Roman" w:cs="Times New Roman"/>
+          <w:sz w:val="24"/>
+          <w:szCs w:val="24"/>
+        </w:rPr>
+        <w:t>ribuan</w:t>
+      </w:r>
+      <w:proofErr w:type="spellEnd"/>
+      <w:r>
+        <w:rPr>
+          <w:rFonts w:ascii="Times New Roman" w:hAnsi="Times New Roman" w:cs="Times New Roman"/>
+          <w:sz w:val="24"/>
+          <w:szCs w:val="24"/>
+        </w:rPr>
+        <w:t xml:space="preserve"> </w:t>
+      </w:r>
+      <w:proofErr w:type="spellStart"/>
+      <w:r>
+        <w:rPr>
+          <w:rFonts w:ascii="Times New Roman" w:hAnsi="Times New Roman" w:cs="Times New Roman"/>
+          <w:sz w:val="24"/>
+          <w:szCs w:val="24"/>
+        </w:rPr>
+        <w:t>aset</w:t>
+      </w:r>
+      <w:proofErr w:type="spellEnd"/>
+      <w:r>
+        <w:rPr>
+          <w:rFonts w:ascii="Times New Roman" w:hAnsi="Times New Roman" w:cs="Times New Roman"/>
+          <w:sz w:val="24"/>
+          <w:szCs w:val="24"/>
+        </w:rPr>
+        <w:t xml:space="preserve"> </w:t>
+      </w:r>
+      <w:proofErr w:type="spellStart"/>
+      <w:r>
+        <w:rPr>
+          <w:rFonts w:ascii="Times New Roman" w:hAnsi="Times New Roman" w:cs="Times New Roman"/>
+          <w:sz w:val="24"/>
+          <w:szCs w:val="24"/>
+        </w:rPr>
+        <w:t>satu</w:t>
+      </w:r>
+      <w:proofErr w:type="spellEnd"/>
+      <w:r>
+        <w:rPr>
+          <w:rFonts w:ascii="Times New Roman" w:hAnsi="Times New Roman" w:cs="Times New Roman"/>
+          <w:sz w:val="24"/>
+          <w:szCs w:val="24"/>
+        </w:rPr>
+        <w:t xml:space="preserve"> per </w:t>
+      </w:r>
+      <w:proofErr w:type="spellStart"/>
+      <w:r>
+        <w:rPr>
+          <w:rFonts w:ascii="Times New Roman" w:hAnsi="Times New Roman" w:cs="Times New Roman"/>
+          <w:sz w:val="24"/>
+          <w:szCs w:val="24"/>
+        </w:rPr>
+        <w:t>satu</w:t>
+      </w:r>
+      <w:proofErr w:type="spellEnd"/>
+      <w:r>
+        <w:rPr>
+          <w:rFonts w:ascii="Times New Roman" w:hAnsi="Times New Roman" w:cs="Times New Roman"/>
+          <w:sz w:val="24"/>
+          <w:szCs w:val="24"/>
+        </w:rPr>
+        <w:t>.</w:t>
+      </w:r>
+    </w:p>
+    <w:p>
+      <w:pPr>
+        <w:ind w:firstLine="567"/>
+        <w:rPr>
+          <w:rFonts w:ascii="Times New Roman" w:hAnsi="Times New Roman" w:cs="Times New Roman"/>
+          <w:sz w:val="24"/>
+          <w:szCs w:val="24"/>
+        </w:rPr>
+      </w:pPr>
+      <w:proofErr w:type="spellStart"/>
+      <w:r>
+        <w:rPr>
+          <w:rFonts w:ascii="Times New Roman" w:hAnsi="Times New Roman" w:cs="Times New Roman"/>
+          <w:sz w:val="24"/>
+          <w:szCs w:val="24"/>
+        </w:rPr>
+        <w:t>Visualisasi</w:t>
+      </w:r>
+      <w:proofErr w:type="spellEnd"/>
+      <w:r>
+        <w:rPr>
+          <w:rFonts w:ascii="Times New Roman" w:hAnsi="Times New Roman" w:cs="Times New Roman"/>
+          <w:sz w:val="24"/>
+          <w:szCs w:val="24"/>
+        </w:rPr>
+        <w:t xml:space="preserve"> data </w:t>
+      </w:r>
+      <w:proofErr w:type="spellStart"/>
+      <w:r>
+        <w:rPr>
+          <w:rFonts w:ascii="Times New Roman" w:hAnsi="Times New Roman" w:cs="Times New Roman"/>
+          <w:sz w:val="24"/>
+          <w:szCs w:val="24"/>
+        </w:rPr>
+        <w:t>melalui</w:t>
+      </w:r>
+      <w:proofErr w:type="spellEnd"/>
+      <w:r>
+        <w:rPr>
+          <w:rFonts w:ascii="Times New Roman" w:hAnsi="Times New Roman" w:cs="Times New Roman"/>
+          <w:sz w:val="24"/>
+          <w:szCs w:val="24"/>
+        </w:rPr>
+        <w:t xml:space="preserve"> </w:t>
+      </w:r>
+      <w:proofErr w:type="spellStart"/>
+      <w:r>
+        <w:rPr>
+          <w:rFonts w:ascii="Times New Roman" w:hAnsi="Times New Roman" w:cs="Times New Roman"/>
+          <w:sz w:val="24"/>
+          <w:szCs w:val="24"/>
+        </w:rPr>
+        <w:t>grafik</w:t>
+      </w:r>
+      <w:proofErr w:type="spellEnd"/>
+      <w:r>
+        <w:rPr>
+          <w:rFonts w:ascii="Times New Roman" w:hAnsi="Times New Roman" w:cs="Times New Roman"/>
+          <w:sz w:val="24"/>
+          <w:szCs w:val="24"/>
+        </w:rPr>
+        <w:t xml:space="preserve"> </w:t>
+      </w:r>
+      <w:proofErr w:type="spellStart"/>
+      <w:r>
+        <w:rPr>
+          <w:rFonts w:ascii="Times New Roman" w:hAnsi="Times New Roman" w:cs="Times New Roman"/>
+          <w:sz w:val="24"/>
+          <w:szCs w:val="24"/>
+        </w:rPr>
+        <w:t>batang</w:t>
+      </w:r>
+      <w:proofErr w:type="spellEnd"/>
+      <w:r>
+        <w:rPr>
+          <w:rFonts w:ascii="Times New Roman" w:hAnsi="Times New Roman" w:cs="Times New Roman"/>
+          <w:sz w:val="24"/>
+          <w:szCs w:val="24"/>
+        </w:rPr>
+        <w:t xml:space="preserve"> </w:t>
+      </w:r>
+      <w:proofErr w:type="spellStart"/>
+      <w:r>
+        <w:rPr>
+          <w:rFonts w:ascii="Times New Roman" w:hAnsi="Times New Roman" w:cs="Times New Roman"/>
+          <w:sz w:val="24"/>
+          <w:szCs w:val="24"/>
+        </w:rPr>
+        <w:t>berperan</w:t>
+      </w:r>
+      <w:proofErr w:type="spellEnd"/>
+      <w:r>
+        <w:rPr>
+          <w:rFonts w:ascii="Times New Roman" w:hAnsi="Times New Roman" w:cs="Times New Roman"/>
+          <w:sz w:val="24"/>
+          <w:szCs w:val="24"/>
+        </w:rPr>
+        <w:t xml:space="preserve"> </w:t>
+      </w:r>
+      <w:proofErr w:type="spellStart"/>
+      <w:r>
+        <w:rPr>
+          <w:rFonts w:ascii="Times New Roman" w:hAnsi="Times New Roman" w:cs="Times New Roman"/>
+          <w:sz w:val="24"/>
+          <w:szCs w:val="24"/>
+        </w:rPr>
+        <w:t>penting</w:t>
+      </w:r>
+      <w:proofErr w:type="spellEnd"/>
+      <w:r>
+        <w:rPr>
+          <w:rFonts w:ascii="Times New Roman" w:hAnsi="Times New Roman" w:cs="Times New Roman"/>
+          <w:sz w:val="24"/>
+          <w:szCs w:val="24"/>
+        </w:rPr>
+        <w:t xml:space="preserve"> </w:t>
+      </w:r>
+      <w:proofErr w:type="spellStart"/>
+      <w:r>
+        <w:rPr>
+          <w:rFonts w:ascii="Times New Roman" w:hAnsi="Times New Roman" w:cs="Times New Roman"/>
+          <w:sz w:val="24"/>
+          <w:szCs w:val="24"/>
+        </w:rPr>
+        <w:t>dalam</w:t>
+      </w:r>
+      <w:proofErr w:type="spellEnd"/>
+      <w:r>
+        <w:rPr>
+          <w:rFonts w:ascii="Times New Roman" w:hAnsi="Times New Roman" w:cs="Times New Roman"/>
+          <w:sz w:val="24"/>
+          <w:szCs w:val="24"/>
+        </w:rPr>
+        <w:t xml:space="preserve"> </w:t>
+      </w:r>
+      <w:proofErr w:type="spellStart"/>
+      <w:r>
+        <w:rPr>
+          <w:rFonts w:ascii="Times New Roman" w:hAnsi="Times New Roman" w:cs="Times New Roman"/>
+          <w:sz w:val="24"/>
+          <w:szCs w:val="24"/>
+        </w:rPr>
+        <w:t>menyederhanakan</w:t>
+      </w:r>
+      <w:proofErr w:type="spellEnd"/>
+      <w:r>
+        <w:rPr>
+          <w:rFonts w:ascii="Times New Roman" w:hAnsi="Times New Roman" w:cs="Times New Roman"/>
+          <w:sz w:val="24"/>
+          <w:szCs w:val="24"/>
+        </w:rPr>
+        <w:t xml:space="preserve"> </w:t>
+      </w:r>
+      <w:proofErr w:type="spellStart"/>
+      <w:r>
+        <w:rPr>
+          <w:rFonts w:ascii="Times New Roman" w:hAnsi="Times New Roman" w:cs="Times New Roman"/>
+          <w:sz w:val="24"/>
+          <w:szCs w:val="24"/>
+        </w:rPr>
+        <w:t>informasi</w:t>
+      </w:r>
+      <w:proofErr w:type="spellEnd"/>
+      <w:r>
+        <w:rPr>
+          <w:rFonts w:ascii="Times New Roman" w:hAnsi="Times New Roman" w:cs="Times New Roman"/>
+          <w:sz w:val="24"/>
+          <w:szCs w:val="24"/>
+        </w:rPr>
+        <w:t xml:space="preserve"> yang </w:t>
+      </w:r>
+      <w:proofErr w:type="spellStart"/>
+      <w:r>
+        <w:rPr>
+          <w:rFonts w:ascii="Times New Roman" w:hAnsi="Times New Roman" w:cs="Times New Roman"/>
+          <w:sz w:val="24"/>
+          <w:szCs w:val="24"/>
+        </w:rPr>
+        <w:t>rumit</w:t>
+      </w:r>
+      <w:proofErr w:type="spellEnd"/>
+      <w:r>
+        <w:rPr>
+          <w:rFonts w:ascii="Times New Roman" w:hAnsi="Times New Roman" w:cs="Times New Roman"/>
+          <w:sz w:val="24"/>
+          <w:szCs w:val="24"/>
+        </w:rPr>
+        <w:t xml:space="preserve">. </w:t>
+      </w:r>
+      <w:proofErr w:type="spellStart"/>
+      <w:r>
+        <w:rPr>
+          <w:rFonts w:ascii="Times New Roman" w:hAnsi="Times New Roman" w:cs="Times New Roman"/>
+          <w:sz w:val="24"/>
+          <w:szCs w:val="24"/>
+        </w:rPr>
+        <w:t>Dengan</w:t>
+      </w:r>
+      <w:proofErr w:type="spellEnd"/>
+      <w:r>
+        <w:rPr>
+          <w:rFonts w:ascii="Times New Roman" w:hAnsi="Times New Roman" w:cs="Times New Roman"/>
+          <w:sz w:val="24"/>
+          <w:szCs w:val="24"/>
+        </w:rPr>
+        <w:t xml:space="preserve"> </w:t>
+      </w:r>
+      <w:proofErr w:type="spellStart"/>
+      <w:r>
+        <w:rPr>
+          <w:rFonts w:ascii="Times New Roman" w:hAnsi="Times New Roman" w:cs="Times New Roman"/>
+          <w:sz w:val="24"/>
+          <w:szCs w:val="24"/>
+        </w:rPr>
+        <w:t>mengubah</w:t>
+      </w:r>
+      <w:proofErr w:type="spellEnd"/>
+      <w:r>
+        <w:rPr>
+          <w:rFonts w:ascii="Times New Roman" w:hAnsi="Times New Roman" w:cs="Times New Roman"/>
+          <w:sz w:val="24"/>
+          <w:szCs w:val="24"/>
+        </w:rPr>
+        <w:t xml:space="preserve"> </w:t>
+      </w:r>
+      <w:proofErr w:type="spellStart"/>
+      <w:r>
+        <w:rPr>
+          <w:rFonts w:ascii="Times New Roman" w:hAnsi="Times New Roman" w:cs="Times New Roman"/>
+          <w:sz w:val="24"/>
+          <w:szCs w:val="24"/>
+        </w:rPr>
+        <w:t>angka-angka</w:t>
+      </w:r>
+      <w:proofErr w:type="spellEnd"/>
+      <w:r>
+        <w:rPr>
+          <w:rFonts w:ascii="Times New Roman" w:hAnsi="Times New Roman" w:cs="Times New Roman"/>
+          <w:sz w:val="24"/>
+          <w:szCs w:val="24"/>
+        </w:rPr>
+        <w:t xml:space="preserve"> </w:t>
+      </w:r>
+      <w:proofErr w:type="spellStart"/>
+      <w:r>
+        <w:rPr>
+          <w:rFonts w:ascii="Times New Roman" w:hAnsi="Times New Roman" w:cs="Times New Roman"/>
+          <w:sz w:val="24"/>
+          <w:szCs w:val="24"/>
+        </w:rPr>
+        <w:t>mentah</w:t>
+      </w:r>
+      <w:proofErr w:type="spellEnd"/>
+      <w:r>
+        <w:rPr>
+          <w:rFonts w:ascii="Times New Roman" w:hAnsi="Times New Roman" w:cs="Times New Roman"/>
+          <w:sz w:val="24"/>
+          <w:szCs w:val="24"/>
+        </w:rPr>
+        <w:t xml:space="preserve"> </w:t>
+      </w:r>
+      <w:proofErr w:type="spellStart"/>
+      <w:r>
+        <w:rPr>
+          <w:rFonts w:ascii="Times New Roman" w:hAnsi="Times New Roman" w:cs="Times New Roman"/>
+          <w:sz w:val="24"/>
+          <w:szCs w:val="24"/>
+        </w:rPr>
+        <w:t>menjadi</w:t>
+      </w:r>
+      <w:proofErr w:type="spellEnd"/>
+      <w:r>
+        <w:rPr>
+          <w:rFonts w:ascii="Times New Roman" w:hAnsi="Times New Roman" w:cs="Times New Roman"/>
+          <w:sz w:val="24"/>
+          <w:szCs w:val="24"/>
+        </w:rPr>
+        <w:t xml:space="preserve"> </w:t>
+      </w:r>
+      <w:proofErr w:type="spellStart"/>
+      <w:r>
+        <w:rPr>
+          <w:rFonts w:ascii="Times New Roman" w:hAnsi="Times New Roman" w:cs="Times New Roman"/>
+          <w:sz w:val="24"/>
+          <w:szCs w:val="24"/>
+        </w:rPr>
+        <w:t>representasi</w:t>
+      </w:r>
+      <w:proofErr w:type="spellEnd"/>
+      <w:r>
+        <w:rPr>
+          <w:rFonts w:ascii="Times New Roman" w:hAnsi="Times New Roman" w:cs="Times New Roman"/>
+          <w:sz w:val="24"/>
+          <w:szCs w:val="24"/>
+        </w:rPr>
+        <w:t xml:space="preserve"> visual, </w:t>
+      </w:r>
+      <w:proofErr w:type="spellStart"/>
+      <w:r>
+        <w:rPr>
+          <w:rFonts w:ascii="Times New Roman" w:hAnsi="Times New Roman" w:cs="Times New Roman"/>
+          <w:sz w:val="24"/>
+          <w:szCs w:val="24"/>
+        </w:rPr>
+        <w:t>informasi</w:t>
+      </w:r>
+      <w:proofErr w:type="spellEnd"/>
+      <w:r>
+        <w:rPr>
+          <w:rFonts w:ascii="Times New Roman" w:hAnsi="Times New Roman" w:cs="Times New Roman"/>
+          <w:sz w:val="24"/>
+          <w:szCs w:val="24"/>
+        </w:rPr>
+        <w:t xml:space="preserve"> </w:t>
+      </w:r>
+      <w:proofErr w:type="spellStart"/>
+      <w:r>
+        <w:rPr>
+          <w:rFonts w:ascii="Times New Roman" w:hAnsi="Times New Roman" w:cs="Times New Roman"/>
+          <w:sz w:val="24"/>
+          <w:szCs w:val="24"/>
+        </w:rPr>
+        <w:t>menjadi</w:t>
+      </w:r>
+      <w:proofErr w:type="spellEnd"/>
+      <w:r>
+        <w:rPr>
+          <w:rFonts w:ascii="Times New Roman" w:hAnsi="Times New Roman" w:cs="Times New Roman"/>
+          <w:sz w:val="24"/>
+          <w:szCs w:val="24"/>
+        </w:rPr>
+        <w:t xml:space="preserve"> </w:t>
+      </w:r>
+      <w:proofErr w:type="spellStart"/>
+      <w:r>
+        <w:rPr>
+          <w:rFonts w:ascii="Times New Roman" w:hAnsi="Times New Roman" w:cs="Times New Roman"/>
+          <w:sz w:val="24"/>
+          <w:szCs w:val="24"/>
+        </w:rPr>
+        <w:t>lebih</w:t>
+      </w:r>
+      <w:proofErr w:type="spellEnd"/>
+      <w:r>
+        <w:rPr>
+          <w:rFonts w:ascii="Times New Roman" w:hAnsi="Times New Roman" w:cs="Times New Roman"/>
+          <w:sz w:val="24"/>
+          <w:szCs w:val="24"/>
+        </w:rPr>
+        <w:t xml:space="preserve"> </w:t>
+      </w:r>
+      <w:proofErr w:type="spellStart"/>
+      <w:r>
+        <w:rPr>
+          <w:rFonts w:ascii="Times New Roman" w:hAnsi="Times New Roman" w:cs="Times New Roman"/>
+          <w:sz w:val="24"/>
+          <w:szCs w:val="24"/>
+        </w:rPr>
+        <w:t>mudah</w:t>
+      </w:r>
+      <w:proofErr w:type="spellEnd"/>
+      <w:r>
+        <w:rPr>
+          <w:rFonts w:ascii="Times New Roman" w:hAnsi="Times New Roman" w:cs="Times New Roman"/>
+          <w:sz w:val="24"/>
+          <w:szCs w:val="24"/>
+        </w:rPr>
+        <w:t xml:space="preserve"> </w:t>
+      </w:r>
+      <w:proofErr w:type="spellStart"/>
+      <w:r>
+        <w:rPr>
+          <w:rFonts w:ascii="Times New Roman" w:hAnsi="Times New Roman" w:cs="Times New Roman"/>
+          <w:sz w:val="24"/>
+          <w:szCs w:val="24"/>
+        </w:rPr>
+        <w:t>dicerna</w:t>
+      </w:r>
+      <w:proofErr w:type="spellEnd"/>
+      <w:r>
+        <w:rPr>
+          <w:rFonts w:ascii="Times New Roman" w:hAnsi="Times New Roman" w:cs="Times New Roman"/>
+          <w:sz w:val="24"/>
+          <w:szCs w:val="24"/>
+        </w:rPr>
+        <w:t xml:space="preserve"> oleh orang </w:t>
+      </w:r>
+      <w:proofErr w:type="spellStart"/>
+      <w:r>
+        <w:rPr>
+          <w:rFonts w:ascii="Times New Roman" w:hAnsi="Times New Roman" w:cs="Times New Roman"/>
+          <w:sz w:val="24"/>
+          <w:szCs w:val="24"/>
+        </w:rPr>
+        <w:t>awam</w:t>
+      </w:r>
+      <w:proofErr w:type="spellEnd"/>
+      <w:r>
+        <w:rPr>
+          <w:rFonts w:ascii="Times New Roman" w:hAnsi="Times New Roman" w:cs="Times New Roman"/>
+          <w:sz w:val="24"/>
+          <w:szCs w:val="24"/>
+        </w:rPr>
+        <w:t xml:space="preserve">. Hal </w:t>
+      </w:r>
+      <w:proofErr w:type="spellStart"/>
+      <w:r>
+        <w:rPr>
+          <w:rFonts w:ascii="Times New Roman" w:hAnsi="Times New Roman" w:cs="Times New Roman"/>
+          <w:sz w:val="24"/>
+          <w:szCs w:val="24"/>
+        </w:rPr>
+        <w:t>ini</w:t>
+      </w:r>
+      <w:proofErr w:type="spellEnd"/>
+      <w:r>
+        <w:rPr>
+          <w:rFonts w:ascii="Times New Roman" w:hAnsi="Times New Roman" w:cs="Times New Roman"/>
+          <w:sz w:val="24"/>
+          <w:szCs w:val="24"/>
+        </w:rPr>
+        <w:t xml:space="preserve"> </w:t>
+      </w:r>
+      <w:proofErr w:type="spellStart"/>
+      <w:r>
+        <w:rPr>
+          <w:rFonts w:ascii="Times New Roman" w:hAnsi="Times New Roman" w:cs="Times New Roman"/>
+          <w:sz w:val="24"/>
+          <w:szCs w:val="24"/>
+        </w:rPr>
+        <w:t>membuktikan</w:t>
+      </w:r>
+      <w:proofErr w:type="spellEnd"/>
+      <w:r>
+        <w:rPr>
+          <w:rFonts w:ascii="Times New Roman" w:hAnsi="Times New Roman" w:cs="Times New Roman"/>
+          <w:sz w:val="24"/>
+          <w:szCs w:val="24"/>
+        </w:rPr>
+        <w:t xml:space="preserve"> </w:t>
+      </w:r>
+      <w:proofErr w:type="spellStart"/>
+      <w:r>
+        <w:rPr>
+          <w:rFonts w:ascii="Times New Roman" w:hAnsi="Times New Roman" w:cs="Times New Roman"/>
+          <w:sz w:val="24"/>
+          <w:szCs w:val="24"/>
+        </w:rPr>
+        <w:t>bahwa</w:t>
+      </w:r>
+      <w:proofErr w:type="spellEnd"/>
+      <w:r>
+        <w:rPr>
+          <w:rFonts w:ascii="Times New Roman" w:hAnsi="Times New Roman" w:cs="Times New Roman"/>
+          <w:sz w:val="24"/>
+          <w:szCs w:val="24"/>
+        </w:rPr>
+        <w:t xml:space="preserve"> </w:t>
+      </w:r>
+      <w:proofErr w:type="spellStart"/>
+      <w:r>
+        <w:rPr>
+          <w:rFonts w:ascii="Times New Roman" w:hAnsi="Times New Roman" w:cs="Times New Roman"/>
+          <w:sz w:val="24"/>
+          <w:szCs w:val="24"/>
+        </w:rPr>
+        <w:t>tujuan</w:t>
+      </w:r>
+      <w:proofErr w:type="spellEnd"/>
+      <w:r>
+        <w:rPr>
+          <w:rFonts w:ascii="Times New Roman" w:hAnsi="Times New Roman" w:cs="Times New Roman"/>
+          <w:sz w:val="24"/>
+          <w:szCs w:val="24"/>
+        </w:rPr>
+        <w:t xml:space="preserve"> </w:t>
+      </w:r>
+      <w:proofErr w:type="spellStart"/>
+      <w:r>
+        <w:rPr>
+          <w:rFonts w:ascii="Times New Roman" w:hAnsi="Times New Roman" w:cs="Times New Roman"/>
+          <w:sz w:val="24"/>
+          <w:szCs w:val="24"/>
+        </w:rPr>
+        <w:t>pemrosesan</w:t>
+      </w:r>
+      <w:proofErr w:type="spellEnd"/>
+      <w:r>
+        <w:rPr>
+          <w:rFonts w:ascii="Times New Roman" w:hAnsi="Times New Roman" w:cs="Times New Roman"/>
+          <w:sz w:val="24"/>
+          <w:szCs w:val="24"/>
+        </w:rPr>
+        <w:t xml:space="preserve"> data </w:t>
+      </w:r>
+      <w:proofErr w:type="spellStart"/>
+      <w:r>
+        <w:rPr>
+          <w:rFonts w:ascii="Times New Roman" w:hAnsi="Times New Roman" w:cs="Times New Roman"/>
+          <w:sz w:val="24"/>
+          <w:szCs w:val="24"/>
+        </w:rPr>
+        <w:t>adalah</w:t>
+      </w:r>
+      <w:proofErr w:type="spellEnd"/>
+      <w:r>
+        <w:rPr>
+          <w:rFonts w:ascii="Times New Roman" w:hAnsi="Times New Roman" w:cs="Times New Roman"/>
+          <w:sz w:val="24"/>
+          <w:szCs w:val="24"/>
+        </w:rPr>
+        <w:t xml:space="preserve"> </w:t>
+      </w:r>
+      <w:proofErr w:type="spellStart"/>
+      <w:r>
+        <w:rPr>
+          <w:rFonts w:ascii="Times New Roman" w:hAnsi="Times New Roman" w:cs="Times New Roman"/>
+          <w:sz w:val="24"/>
+          <w:szCs w:val="24"/>
+        </w:rPr>
+        <w:t>untuk</w:t>
+      </w:r>
+      <w:proofErr w:type="spellEnd"/>
+      <w:r>
+        <w:rPr>
+          <w:rFonts w:ascii="Times New Roman" w:hAnsi="Times New Roman" w:cs="Times New Roman"/>
+          <w:sz w:val="24"/>
+          <w:szCs w:val="24"/>
+        </w:rPr>
+        <w:t xml:space="preserve"> </w:t>
+      </w:r>
+      <w:proofErr w:type="spellStart"/>
+      <w:r>
+        <w:rPr>
+          <w:rFonts w:ascii="Times New Roman" w:hAnsi="Times New Roman" w:cs="Times New Roman"/>
+          <w:sz w:val="24"/>
+          <w:szCs w:val="24"/>
+        </w:rPr>
+        <w:t>mengubah</w:t>
+      </w:r>
+      <w:proofErr w:type="spellEnd"/>
+      <w:r>
+        <w:rPr>
+          <w:rFonts w:ascii="Times New Roman" w:hAnsi="Times New Roman" w:cs="Times New Roman"/>
+          <w:sz w:val="24"/>
+          <w:szCs w:val="24"/>
+        </w:rPr>
+        <w:t xml:space="preserve"> </w:t>
+      </w:r>
+      <w:proofErr w:type="spellStart"/>
+      <w:r>
+        <w:rPr>
+          <w:rFonts w:ascii="Times New Roman" w:hAnsi="Times New Roman" w:cs="Times New Roman"/>
+          <w:sz w:val="24"/>
+          <w:szCs w:val="24"/>
+        </w:rPr>
+        <w:t>kumpulan</w:t>
+      </w:r>
+      <w:proofErr w:type="spellEnd"/>
+      <w:r>
+        <w:rPr>
+          <w:rFonts w:ascii="Times New Roman" w:hAnsi="Times New Roman" w:cs="Times New Roman"/>
+          <w:sz w:val="24"/>
+          <w:szCs w:val="24"/>
+        </w:rPr>
+        <w:t xml:space="preserve"> </w:t>
+      </w:r>
+      <w:proofErr w:type="spellStart"/>
+      <w:r>
+        <w:rPr>
+          <w:rFonts w:ascii="Times New Roman" w:hAnsi="Times New Roman" w:cs="Times New Roman"/>
+          <w:sz w:val="24"/>
+          <w:szCs w:val="24"/>
+        </w:rPr>
+        <w:t>angka</w:t>
+      </w:r>
+      <w:proofErr w:type="spellEnd"/>
+      <w:r>
+        <w:rPr>
+          <w:rFonts w:ascii="Times New Roman" w:hAnsi="Times New Roman" w:cs="Times New Roman"/>
+          <w:sz w:val="24"/>
+          <w:szCs w:val="24"/>
+        </w:rPr>
+        <w:t xml:space="preserve"> </w:t>
+      </w:r>
+      <w:proofErr w:type="spellStart"/>
+      <w:r>
+        <w:rPr>
+          <w:rFonts w:ascii="Times New Roman" w:hAnsi="Times New Roman" w:cs="Times New Roman"/>
+          <w:sz w:val="24"/>
+          <w:szCs w:val="24"/>
+        </w:rPr>
+        <w:t>menjadi</w:t>
+      </w:r>
+      <w:proofErr w:type="spellEnd"/>
+      <w:r>
+        <w:rPr>
+          <w:rFonts w:ascii="Times New Roman" w:hAnsi="Times New Roman" w:cs="Times New Roman"/>
+          <w:sz w:val="24"/>
+          <w:szCs w:val="24"/>
+        </w:rPr>
+        <w:t xml:space="preserve"> </w:t>
+      </w:r>
+      <w:proofErr w:type="spellStart"/>
+      <w:r>
+        <w:rPr>
+          <w:rFonts w:ascii="Times New Roman" w:hAnsi="Times New Roman" w:cs="Times New Roman"/>
+          <w:sz w:val="24"/>
+          <w:szCs w:val="24"/>
+        </w:rPr>
+        <w:t>cerita</w:t>
+      </w:r>
+      <w:proofErr w:type="spellEnd"/>
+      <w:r>
+        <w:rPr>
+          <w:rFonts w:ascii="Times New Roman" w:hAnsi="Times New Roman" w:cs="Times New Roman"/>
+          <w:sz w:val="24"/>
+          <w:szCs w:val="24"/>
+        </w:rPr>
+        <w:t xml:space="preserve"> </w:t>
+      </w:r>
+      <w:proofErr w:type="spellStart"/>
+      <w:r>
+        <w:rPr>
+          <w:rFonts w:ascii="Times New Roman" w:hAnsi="Times New Roman" w:cs="Times New Roman"/>
+          <w:sz w:val="24"/>
+          <w:szCs w:val="24"/>
+        </w:rPr>
+        <w:t>atau</w:t>
+      </w:r>
+      <w:proofErr w:type="spellEnd"/>
+      <w:r>
+        <w:rPr>
+          <w:rFonts w:ascii="Times New Roman" w:hAnsi="Times New Roman" w:cs="Times New Roman"/>
+          <w:sz w:val="24"/>
+          <w:szCs w:val="24"/>
+        </w:rPr>
+        <w:t xml:space="preserve"> </w:t>
+      </w:r>
+      <w:proofErr w:type="spellStart"/>
+      <w:r>
+        <w:rPr>
+          <w:rFonts w:ascii="Times New Roman" w:hAnsi="Times New Roman" w:cs="Times New Roman"/>
+          <w:sz w:val="24"/>
+          <w:szCs w:val="24"/>
+        </w:rPr>
+        <w:t>laporan</w:t>
+      </w:r>
+      <w:proofErr w:type="spellEnd"/>
+      <w:r>
+        <w:rPr>
+          <w:rFonts w:ascii="Times New Roman" w:hAnsi="Times New Roman" w:cs="Times New Roman"/>
+          <w:sz w:val="24"/>
+          <w:szCs w:val="24"/>
+        </w:rPr>
+        <w:t xml:space="preserve"> yang </w:t>
+      </w:r>
+      <w:proofErr w:type="spellStart"/>
+      <w:r>
+        <w:rPr>
+          <w:rFonts w:ascii="Times New Roman" w:hAnsi="Times New Roman" w:cs="Times New Roman"/>
+          <w:sz w:val="24"/>
+          <w:szCs w:val="24"/>
+        </w:rPr>
+        <w:t>informatif</w:t>
+      </w:r>
+      <w:proofErr w:type="spellEnd"/>
+      <w:r>
+        <w:rPr>
+          <w:rFonts w:ascii="Times New Roman" w:hAnsi="Times New Roman" w:cs="Times New Roman"/>
+          <w:sz w:val="24"/>
+          <w:szCs w:val="24"/>
+        </w:rPr>
+        <w:t xml:space="preserve"> </w:t>
+      </w:r>
+      <w:proofErr w:type="spellStart"/>
+      <w:r>
+        <w:rPr>
+          <w:rFonts w:ascii="Times New Roman" w:hAnsi="Times New Roman" w:cs="Times New Roman"/>
+          <w:sz w:val="24"/>
+          <w:szCs w:val="24"/>
+        </w:rPr>
+        <w:t>bagi</w:t>
+      </w:r>
+      <w:proofErr w:type="spellEnd"/>
+      <w:r>
+        <w:rPr>
+          <w:rFonts w:ascii="Times New Roman" w:hAnsi="Times New Roman" w:cs="Times New Roman"/>
+          <w:sz w:val="24"/>
+          <w:szCs w:val="24"/>
+        </w:rPr>
+        <w:t xml:space="preserve"> </w:t>
+      </w:r>
+      <w:proofErr w:type="spellStart"/>
+      <w:r>
+        <w:rPr>
+          <w:rFonts w:ascii="Times New Roman" w:hAnsi="Times New Roman" w:cs="Times New Roman"/>
+          <w:sz w:val="24"/>
+          <w:szCs w:val="24"/>
+        </w:rPr>
+        <w:t>pengambil</w:t>
+      </w:r>
+      <w:proofErr w:type="spellEnd"/>
+      <w:r>
+        <w:rPr>
+          <w:rFonts w:ascii="Times New Roman" w:hAnsi="Times New Roman" w:cs="Times New Roman"/>
+          <w:sz w:val="24"/>
+          <w:szCs w:val="24"/>
+        </w:rPr>
+        <w:t xml:space="preserve"> </w:t>
+      </w:r>
+      <w:proofErr w:type="spellStart"/>
+      <w:r>
+        <w:rPr>
+          <w:rFonts w:ascii="Times New Roman" w:hAnsi="Times New Roman" w:cs="Times New Roman"/>
+          <w:sz w:val="24"/>
+          <w:szCs w:val="24"/>
+        </w:rPr>
+        <w:t>keputusan</w:t>
+      </w:r>
+      <w:proofErr w:type="spellEnd"/>
+      <w:r>
+        <w:rPr>
+          <w:rFonts w:ascii="Times New Roman" w:hAnsi="Times New Roman" w:cs="Times New Roman"/>
+          <w:sz w:val="24"/>
+          <w:szCs w:val="24"/>
+        </w:rPr>
+        <w:t>.</w:t>
+      </w:r>
+    </w:p>
+    <w:p>
+      <w:pPr>
+        <w:ind w:firstLine="567"/>
+        <w:rPr>
+          <w:rFonts w:ascii="Times New Roman" w:hAnsi="Times New Roman" w:cs="Times New Roman"/>
+          <w:sz w:val="24"/>
+          <w:szCs w:val="24"/>
+        </w:rPr>
+      </w:pPr>
+      <w:proofErr w:type="spellStart"/>
+      <w:r>
+        <w:rPr>
+          <w:rFonts w:ascii="Times New Roman" w:hAnsi="Times New Roman" w:cs="Times New Roman"/>
+          <w:sz w:val="24"/>
+          <w:szCs w:val="24"/>
+        </w:rPr>
+        <w:t>Sebagai</w:t>
+      </w:r>
+      <w:proofErr w:type="spellEnd"/>
+      <w:r>
+        <w:rPr>
+          <w:rFonts w:ascii="Times New Roman" w:hAnsi="Times New Roman" w:cs="Times New Roman"/>
+          <w:sz w:val="24"/>
+          <w:szCs w:val="24"/>
+        </w:rPr>
+        <w:t xml:space="preserve"> </w:t>
+      </w:r>
+      <w:proofErr w:type="spellStart"/>
+      <w:r>
+        <w:rPr>
+          <w:rFonts w:ascii="Times New Roman" w:hAnsi="Times New Roman" w:cs="Times New Roman"/>
+          <w:sz w:val="24"/>
+          <w:szCs w:val="24"/>
+        </w:rPr>
+        <w:t>penutup</w:t>
+      </w:r>
+      <w:proofErr w:type="spellEnd"/>
+      <w:r>
+        <w:rPr>
+          <w:rFonts w:ascii="Times New Roman" w:hAnsi="Times New Roman" w:cs="Times New Roman"/>
+          <w:sz w:val="24"/>
+          <w:szCs w:val="24"/>
+        </w:rPr>
+        <w:t xml:space="preserve">, </w:t>
+      </w:r>
+      <w:proofErr w:type="spellStart"/>
+      <w:r>
+        <w:rPr>
+          <w:rFonts w:ascii="Times New Roman" w:hAnsi="Times New Roman" w:cs="Times New Roman"/>
+          <w:sz w:val="24"/>
+          <w:szCs w:val="24"/>
+        </w:rPr>
+        <w:t>praktikum</w:t>
+      </w:r>
+      <w:proofErr w:type="spellEnd"/>
+      <w:r>
+        <w:rPr>
+          <w:rFonts w:ascii="Times New Roman" w:hAnsi="Times New Roman" w:cs="Times New Roman"/>
+          <w:sz w:val="24"/>
+          <w:szCs w:val="24"/>
+        </w:rPr>
+        <w:t xml:space="preserve"> </w:t>
+      </w:r>
+      <w:proofErr w:type="spellStart"/>
+      <w:r>
+        <w:rPr>
+          <w:rFonts w:ascii="Times New Roman" w:hAnsi="Times New Roman" w:cs="Times New Roman"/>
+          <w:sz w:val="24"/>
+          <w:szCs w:val="24"/>
+        </w:rPr>
+        <w:t>ini</w:t>
+      </w:r>
+      <w:proofErr w:type="spellEnd"/>
+      <w:r>
+        <w:rPr>
+          <w:rFonts w:ascii="Times New Roman" w:hAnsi="Times New Roman" w:cs="Times New Roman"/>
+          <w:sz w:val="24"/>
+          <w:szCs w:val="24"/>
+        </w:rPr>
+        <w:t xml:space="preserve"> </w:t>
+      </w:r>
+      <w:proofErr w:type="spellStart"/>
+      <w:r>
+        <w:rPr>
+          <w:rFonts w:ascii="Times New Roman" w:hAnsi="Times New Roman" w:cs="Times New Roman"/>
+          <w:sz w:val="24"/>
+          <w:szCs w:val="24"/>
+        </w:rPr>
+        <w:t>memberikan</w:t>
+      </w:r>
+      <w:proofErr w:type="spellEnd"/>
+      <w:r>
+        <w:rPr>
+          <w:rFonts w:ascii="Times New Roman" w:hAnsi="Times New Roman" w:cs="Times New Roman"/>
+          <w:sz w:val="24"/>
+          <w:szCs w:val="24"/>
+        </w:rPr>
+        <w:t xml:space="preserve"> </w:t>
+      </w:r>
+      <w:proofErr w:type="spellStart"/>
+      <w:r>
+        <w:rPr>
+          <w:rFonts w:ascii="Times New Roman" w:hAnsi="Times New Roman" w:cs="Times New Roman"/>
+          <w:sz w:val="24"/>
+          <w:szCs w:val="24"/>
+        </w:rPr>
+        <w:t>pemahaman</w:t>
+      </w:r>
+      <w:proofErr w:type="spellEnd"/>
+      <w:r>
+        <w:rPr>
+          <w:rFonts w:ascii="Times New Roman" w:hAnsi="Times New Roman" w:cs="Times New Roman"/>
+          <w:sz w:val="24"/>
+          <w:szCs w:val="24"/>
+        </w:rPr>
+        <w:t xml:space="preserve"> </w:t>
+      </w:r>
+      <w:proofErr w:type="spellStart"/>
+      <w:r>
+        <w:rPr>
+          <w:rFonts w:ascii="Times New Roman" w:hAnsi="Times New Roman" w:cs="Times New Roman"/>
+          <w:sz w:val="24"/>
+          <w:szCs w:val="24"/>
+        </w:rPr>
+        <w:t>mendalam</w:t>
+      </w:r>
+      <w:proofErr w:type="spellEnd"/>
+      <w:r>
+        <w:rPr>
+          <w:rFonts w:ascii="Times New Roman" w:hAnsi="Times New Roman" w:cs="Times New Roman"/>
+          <w:sz w:val="24"/>
+          <w:szCs w:val="24"/>
+        </w:rPr>
+        <w:t xml:space="preserve"> </w:t>
+      </w:r>
+      <w:proofErr w:type="spellStart"/>
+      <w:r>
+        <w:rPr>
+          <w:rFonts w:ascii="Times New Roman" w:hAnsi="Times New Roman" w:cs="Times New Roman"/>
+          <w:sz w:val="24"/>
+          <w:szCs w:val="24"/>
+        </w:rPr>
+        <w:t>mengenai</w:t>
+      </w:r>
+      <w:proofErr w:type="spellEnd"/>
+      <w:r>
+        <w:rPr>
+          <w:rFonts w:ascii="Times New Roman" w:hAnsi="Times New Roman" w:cs="Times New Roman"/>
+          <w:sz w:val="24"/>
+          <w:szCs w:val="24"/>
+        </w:rPr>
+        <w:t xml:space="preserve"> </w:t>
+      </w:r>
+      <w:proofErr w:type="spellStart"/>
+      <w:r>
+        <w:rPr>
+          <w:rFonts w:ascii="Times New Roman" w:hAnsi="Times New Roman" w:cs="Times New Roman"/>
+          <w:sz w:val="24"/>
+          <w:szCs w:val="24"/>
+        </w:rPr>
+        <w:t>siklus</w:t>
+      </w:r>
+      <w:proofErr w:type="spellEnd"/>
+      <w:r>
+        <w:rPr>
+          <w:rFonts w:ascii="Times New Roman" w:hAnsi="Times New Roman" w:cs="Times New Roman"/>
+          <w:sz w:val="24"/>
+          <w:szCs w:val="24"/>
+        </w:rPr>
+        <w:t xml:space="preserve"> </w:t>
+      </w:r>
+      <w:proofErr w:type="spellStart"/>
+      <w:r>
+        <w:rPr>
+          <w:rFonts w:ascii="Times New Roman" w:hAnsi="Times New Roman" w:cs="Times New Roman"/>
+          <w:sz w:val="24"/>
+          <w:szCs w:val="24"/>
+        </w:rPr>
+        <w:t>hidup</w:t>
+      </w:r>
+      <w:proofErr w:type="spellEnd"/>
+      <w:r>
+        <w:rPr>
+          <w:rFonts w:ascii="Times New Roman" w:hAnsi="Times New Roman" w:cs="Times New Roman"/>
+          <w:sz w:val="24"/>
+          <w:szCs w:val="24"/>
+        </w:rPr>
+        <w:t xml:space="preserve"> data—</w:t>
+      </w:r>
+      <w:proofErr w:type="spellStart"/>
+      <w:r>
+        <w:rPr>
+          <w:rFonts w:ascii="Times New Roman" w:hAnsi="Times New Roman" w:cs="Times New Roman"/>
+          <w:sz w:val="24"/>
+          <w:szCs w:val="24"/>
+        </w:rPr>
+        <w:t>mulai</w:t>
+      </w:r>
+      <w:proofErr w:type="spellEnd"/>
+      <w:r>
+        <w:rPr>
+          <w:rFonts w:ascii="Times New Roman" w:hAnsi="Times New Roman" w:cs="Times New Roman"/>
+          <w:sz w:val="24"/>
+          <w:szCs w:val="24"/>
+        </w:rPr>
+        <w:t xml:space="preserve"> </w:t>
+      </w:r>
+      <w:proofErr w:type="spellStart"/>
+      <w:r>
+        <w:rPr>
+          <w:rFonts w:ascii="Times New Roman" w:hAnsi="Times New Roman" w:cs="Times New Roman"/>
+          <w:sz w:val="24"/>
+          <w:szCs w:val="24"/>
+        </w:rPr>
+        <w:t>dari</w:t>
+      </w:r>
+      <w:proofErr w:type="spellEnd"/>
+      <w:r>
+        <w:rPr>
+          <w:rFonts w:ascii="Times New Roman" w:hAnsi="Times New Roman" w:cs="Times New Roman"/>
+          <w:sz w:val="24"/>
+          <w:szCs w:val="24"/>
+        </w:rPr>
+        <w:t xml:space="preserve"> </w:t>
+      </w:r>
+      <w:proofErr w:type="spellStart"/>
+      <w:r>
+        <w:rPr>
+          <w:rFonts w:ascii="Times New Roman" w:hAnsi="Times New Roman" w:cs="Times New Roman"/>
+          <w:sz w:val="24"/>
+          <w:szCs w:val="24"/>
+        </w:rPr>
+        <w:t>pengambilan</w:t>
+      </w:r>
+      <w:proofErr w:type="spellEnd"/>
+      <w:r>
+        <w:rPr>
+          <w:rFonts w:ascii="Times New Roman" w:hAnsi="Times New Roman" w:cs="Times New Roman"/>
+          <w:sz w:val="24"/>
+          <w:szCs w:val="24"/>
+        </w:rPr>
+        <w:t xml:space="preserve">, </w:t>
+      </w:r>
+      <w:proofErr w:type="spellStart"/>
+      <w:r>
+        <w:rPr>
+          <w:rFonts w:ascii="Times New Roman" w:hAnsi="Times New Roman" w:cs="Times New Roman"/>
+          <w:sz w:val="24"/>
+          <w:szCs w:val="24"/>
+        </w:rPr>
+        <w:t>pembersihan</w:t>
+      </w:r>
+      <w:proofErr w:type="spellEnd"/>
+      <w:r>
+        <w:rPr>
+          <w:rFonts w:ascii="Times New Roman" w:hAnsi="Times New Roman" w:cs="Times New Roman"/>
+          <w:sz w:val="24"/>
+          <w:szCs w:val="24"/>
+        </w:rPr>
+        <w:t xml:space="preserve">, </w:t>
+      </w:r>
+      <w:proofErr w:type="spellStart"/>
+      <w:r>
+        <w:rPr>
+          <w:rFonts w:ascii="Times New Roman" w:hAnsi="Times New Roman" w:cs="Times New Roman"/>
+          <w:sz w:val="24"/>
+          <w:szCs w:val="24"/>
+        </w:rPr>
+        <w:t>hingga</w:t>
+      </w:r>
+      <w:proofErr w:type="spellEnd"/>
+      <w:r>
+        <w:rPr>
+          <w:rFonts w:ascii="Times New Roman" w:hAnsi="Times New Roman" w:cs="Times New Roman"/>
+          <w:sz w:val="24"/>
+          <w:szCs w:val="24"/>
+        </w:rPr>
+        <w:t xml:space="preserve"> </w:t>
+      </w:r>
+      <w:proofErr w:type="spellStart"/>
+      <w:r>
+        <w:rPr>
+          <w:rFonts w:ascii="Times New Roman" w:hAnsi="Times New Roman" w:cs="Times New Roman"/>
+          <w:sz w:val="24"/>
+          <w:szCs w:val="24"/>
+        </w:rPr>
+        <w:t>penyajian</w:t>
+      </w:r>
+      <w:proofErr w:type="spellEnd"/>
+      <w:r>
+        <w:rPr>
+          <w:rFonts w:ascii="Times New Roman" w:hAnsi="Times New Roman" w:cs="Times New Roman"/>
+          <w:sz w:val="24"/>
+          <w:szCs w:val="24"/>
+        </w:rPr>
+        <w:t xml:space="preserve">. </w:t>
+      </w:r>
+      <w:proofErr w:type="spellStart"/>
+      <w:r>
+        <w:rPr>
+          <w:rFonts w:ascii="Times New Roman" w:hAnsi="Times New Roman" w:cs="Times New Roman"/>
+          <w:sz w:val="24"/>
+          <w:szCs w:val="24"/>
+        </w:rPr>
+        <w:t>Penggunaan</w:t>
+      </w:r>
+      <w:proofErr w:type="spellEnd"/>
+      <w:r>
+        <w:rPr>
+          <w:rFonts w:ascii="Times New Roman" w:hAnsi="Times New Roman" w:cs="Times New Roman"/>
+          <w:sz w:val="24"/>
+          <w:szCs w:val="24"/>
+        </w:rPr>
+        <w:t xml:space="preserve"> library </w:t>
+      </w:r>
+      <w:proofErr w:type="spellStart"/>
+      <w:r>
+        <w:rPr>
+          <w:rFonts w:ascii="Times New Roman" w:hAnsi="Times New Roman" w:cs="Times New Roman"/>
+          <w:sz w:val="24"/>
+          <w:szCs w:val="24"/>
+        </w:rPr>
+        <w:t>seperti</w:t>
+      </w:r>
+      <w:proofErr w:type="spellEnd"/>
+      <w:r>
+        <w:rPr>
+          <w:rFonts w:ascii="Times New Roman" w:hAnsi="Times New Roman" w:cs="Times New Roman"/>
+          <w:sz w:val="24"/>
+          <w:szCs w:val="24"/>
+        </w:rPr>
+        <w:t xml:space="preserve"> </w:t>
+      </w:r>
+      <w:proofErr w:type="spellStart"/>
+      <w:r>
+        <w:rPr>
+          <w:rFonts w:ascii="Times New Roman" w:hAnsi="Times New Roman" w:cs="Times New Roman"/>
+          <w:sz w:val="24"/>
+          <w:szCs w:val="24"/>
+        </w:rPr>
+        <w:t>BeautifulSoup</w:t>
+      </w:r>
+      <w:proofErr w:type="spellEnd"/>
+      <w:r>
+        <w:rPr>
+          <w:rFonts w:ascii="Times New Roman" w:hAnsi="Times New Roman" w:cs="Times New Roman"/>
+          <w:sz w:val="24"/>
+          <w:szCs w:val="24"/>
+        </w:rPr>
+        <w:t xml:space="preserve"> dan Pandas </w:t>
+      </w:r>
+      <w:proofErr w:type="spellStart"/>
+      <w:r>
+        <w:rPr>
+          <w:rFonts w:ascii="Times New Roman" w:hAnsi="Times New Roman" w:cs="Times New Roman"/>
+          <w:sz w:val="24"/>
+          <w:szCs w:val="24"/>
+        </w:rPr>
+        <w:t>terbukti</w:t>
+      </w:r>
+      <w:proofErr w:type="spellEnd"/>
+      <w:r>
+        <w:rPr>
+          <w:rFonts w:ascii="Times New Roman" w:hAnsi="Times New Roman" w:cs="Times New Roman"/>
+          <w:sz w:val="24"/>
+          <w:szCs w:val="24"/>
+        </w:rPr>
+        <w:t xml:space="preserve"> </w:t>
+      </w:r>
+      <w:proofErr w:type="spellStart"/>
+      <w:r>
+        <w:rPr>
+          <w:rFonts w:ascii="Times New Roman" w:hAnsi="Times New Roman" w:cs="Times New Roman"/>
+          <w:sz w:val="24"/>
+          <w:szCs w:val="24"/>
+        </w:rPr>
+        <w:t>sangat</w:t>
+      </w:r>
+      <w:proofErr w:type="spellEnd"/>
+      <w:r>
+        <w:rPr>
+          <w:rFonts w:ascii="Times New Roman" w:hAnsi="Times New Roman" w:cs="Times New Roman"/>
+          <w:sz w:val="24"/>
+          <w:szCs w:val="24"/>
+        </w:rPr>
+        <w:t xml:space="preserve"> </w:t>
+      </w:r>
+      <w:proofErr w:type="spellStart"/>
+      <w:r>
+        <w:rPr>
+          <w:rFonts w:ascii="Times New Roman" w:hAnsi="Times New Roman" w:cs="Times New Roman"/>
+          <w:sz w:val="24"/>
+          <w:szCs w:val="24"/>
+        </w:rPr>
+        <w:t>membantu</w:t>
+      </w:r>
+      <w:proofErr w:type="spellEnd"/>
+      <w:r>
+        <w:rPr>
+          <w:rFonts w:ascii="Times New Roman" w:hAnsi="Times New Roman" w:cs="Times New Roman"/>
+          <w:sz w:val="24"/>
+          <w:szCs w:val="24"/>
+        </w:rPr>
+        <w:t xml:space="preserve"> </w:t>
+      </w:r>
+      <w:proofErr w:type="spellStart"/>
+      <w:r>
+        <w:rPr>
+          <w:rFonts w:ascii="Times New Roman" w:hAnsi="Times New Roman" w:cs="Times New Roman"/>
+          <w:sz w:val="24"/>
+          <w:szCs w:val="24"/>
+        </w:rPr>
+        <w:t>dalam</w:t>
+      </w:r>
+      <w:proofErr w:type="spellEnd"/>
+      <w:r>
+        <w:rPr>
+          <w:rFonts w:ascii="Times New Roman" w:hAnsi="Times New Roman" w:cs="Times New Roman"/>
+          <w:sz w:val="24"/>
+          <w:szCs w:val="24"/>
+        </w:rPr>
+        <w:t xml:space="preserve"> </w:t>
+      </w:r>
+      <w:proofErr w:type="spellStart"/>
+      <w:r>
+        <w:rPr>
+          <w:rFonts w:ascii="Times New Roman" w:hAnsi="Times New Roman" w:cs="Times New Roman"/>
+          <w:sz w:val="24"/>
+          <w:szCs w:val="24"/>
+        </w:rPr>
+        <w:t>menyelesaikan</w:t>
+      </w:r>
+      <w:proofErr w:type="spellEnd"/>
+      <w:r>
+        <w:rPr>
+          <w:rFonts w:ascii="Times New Roman" w:hAnsi="Times New Roman" w:cs="Times New Roman"/>
+          <w:sz w:val="24"/>
+          <w:szCs w:val="24"/>
+        </w:rPr>
+        <w:t xml:space="preserve"> </w:t>
+      </w:r>
+      <w:proofErr w:type="spellStart"/>
+      <w:r>
+        <w:rPr>
+          <w:rFonts w:ascii="Times New Roman" w:hAnsi="Times New Roman" w:cs="Times New Roman"/>
+          <w:sz w:val="24"/>
+          <w:szCs w:val="24"/>
+        </w:rPr>
+        <w:t>tantangan</w:t>
+      </w:r>
+      <w:proofErr w:type="spellEnd"/>
+      <w:r>
+        <w:rPr>
+          <w:rFonts w:ascii="Times New Roman" w:hAnsi="Times New Roman" w:cs="Times New Roman"/>
+          <w:sz w:val="24"/>
+          <w:szCs w:val="24"/>
+        </w:rPr>
+        <w:t xml:space="preserve"> </w:t>
+      </w:r>
+      <w:proofErr w:type="spellStart"/>
+      <w:r>
+        <w:rPr>
+          <w:rFonts w:ascii="Times New Roman" w:hAnsi="Times New Roman" w:cs="Times New Roman"/>
+          <w:sz w:val="24"/>
+          <w:szCs w:val="24"/>
+        </w:rPr>
+        <w:t>teknis</w:t>
+      </w:r>
+      <w:proofErr w:type="spellEnd"/>
+      <w:r>
+        <w:rPr>
+          <w:rFonts w:ascii="Times New Roman" w:hAnsi="Times New Roman" w:cs="Times New Roman"/>
+          <w:sz w:val="24"/>
+          <w:szCs w:val="24"/>
+        </w:rPr>
+        <w:t xml:space="preserve"> </w:t>
+      </w:r>
+      <w:proofErr w:type="spellStart"/>
+      <w:r>
+        <w:rPr>
+          <w:rFonts w:ascii="Times New Roman" w:hAnsi="Times New Roman" w:cs="Times New Roman"/>
+          <w:sz w:val="24"/>
+          <w:szCs w:val="24"/>
+        </w:rPr>
+        <w:t>pengambilan</w:t>
+      </w:r>
+      <w:proofErr w:type="spellEnd"/>
+      <w:r>
+        <w:rPr>
+          <w:rFonts w:ascii="Times New Roman" w:hAnsi="Times New Roman" w:cs="Times New Roman"/>
+          <w:sz w:val="24"/>
+          <w:szCs w:val="24"/>
+        </w:rPr>
+        <w:t xml:space="preserve"> data web </w:t>
+      </w:r>
+      <w:proofErr w:type="spellStart"/>
+      <w:r>
+        <w:rPr>
+          <w:rFonts w:ascii="Times New Roman" w:hAnsi="Times New Roman" w:cs="Times New Roman"/>
+          <w:sz w:val="24"/>
+          <w:szCs w:val="24"/>
+        </w:rPr>
+        <w:t>secara</w:t>
+      </w:r>
+      <w:proofErr w:type="spellEnd"/>
+      <w:r>
+        <w:rPr>
+          <w:rFonts w:ascii="Times New Roman" w:hAnsi="Times New Roman" w:cs="Times New Roman"/>
+          <w:sz w:val="24"/>
+          <w:szCs w:val="24"/>
+        </w:rPr>
+        <w:t xml:space="preserve"> </w:t>
+      </w:r>
+      <w:proofErr w:type="spellStart"/>
+      <w:r>
+        <w:rPr>
+          <w:rFonts w:ascii="Times New Roman" w:hAnsi="Times New Roman" w:cs="Times New Roman"/>
+          <w:sz w:val="24"/>
+          <w:szCs w:val="24"/>
+        </w:rPr>
+        <w:t>efisien</w:t>
+      </w:r>
+      <w:proofErr w:type="spellEnd"/>
+      <w:r>
+        <w:rPr>
+          <w:rFonts w:ascii="Times New Roman" w:hAnsi="Times New Roman" w:cs="Times New Roman"/>
+          <w:sz w:val="24"/>
+          <w:szCs w:val="24"/>
+        </w:rPr>
+        <w:t xml:space="preserve">, </w:t>
+      </w:r>
+      <w:proofErr w:type="spellStart"/>
+      <w:r>
+        <w:rPr>
+          <w:rFonts w:ascii="Times New Roman" w:hAnsi="Times New Roman" w:cs="Times New Roman"/>
+          <w:sz w:val="24"/>
+          <w:szCs w:val="24"/>
+        </w:rPr>
+        <w:t>serta</w:t>
+      </w:r>
+      <w:proofErr w:type="spellEnd"/>
+      <w:r>
+        <w:rPr>
+          <w:rFonts w:ascii="Times New Roman" w:hAnsi="Times New Roman" w:cs="Times New Roman"/>
+          <w:sz w:val="24"/>
+          <w:szCs w:val="24"/>
+        </w:rPr>
+        <w:t xml:space="preserve"> </w:t>
+      </w:r>
+      <w:proofErr w:type="spellStart"/>
+      <w:r>
+        <w:rPr>
+          <w:rFonts w:ascii="Times New Roman" w:hAnsi="Times New Roman" w:cs="Times New Roman"/>
+          <w:sz w:val="24"/>
+          <w:szCs w:val="24"/>
+        </w:rPr>
+        <w:t>memperkuat</w:t>
+      </w:r>
+      <w:proofErr w:type="spellEnd"/>
+      <w:r>
+        <w:rPr>
+          <w:rFonts w:ascii="Times New Roman" w:hAnsi="Times New Roman" w:cs="Times New Roman"/>
+          <w:sz w:val="24"/>
+          <w:szCs w:val="24"/>
+        </w:rPr>
+        <w:t xml:space="preserve"> </w:t>
+      </w:r>
+      <w:proofErr w:type="spellStart"/>
+      <w:r>
+        <w:rPr>
+          <w:rFonts w:ascii="Times New Roman" w:hAnsi="Times New Roman" w:cs="Times New Roman"/>
+          <w:sz w:val="24"/>
+          <w:szCs w:val="24"/>
+        </w:rPr>
+        <w:t>pondasi</w:t>
+      </w:r>
+      <w:proofErr w:type="spellEnd"/>
+      <w:r>
+        <w:rPr>
+          <w:rFonts w:ascii="Times New Roman" w:hAnsi="Times New Roman" w:cs="Times New Roman"/>
+          <w:sz w:val="24"/>
+          <w:szCs w:val="24"/>
+        </w:rPr>
+        <w:t xml:space="preserve"> </w:t>
+      </w:r>
+      <w:proofErr w:type="spellStart"/>
+      <w:r>
+        <w:rPr>
+          <w:rFonts w:ascii="Times New Roman" w:hAnsi="Times New Roman" w:cs="Times New Roman"/>
+          <w:sz w:val="24"/>
+          <w:szCs w:val="24"/>
+        </w:rPr>
+        <w:t>analisis</w:t>
+      </w:r>
+      <w:proofErr w:type="spellEnd"/>
+      <w:r>
+        <w:rPr>
+          <w:rFonts w:ascii="Times New Roman" w:hAnsi="Times New Roman" w:cs="Times New Roman"/>
+          <w:sz w:val="24"/>
+          <w:szCs w:val="24"/>
+        </w:rPr>
+        <w:t xml:space="preserve"> </w:t>
+      </w:r>
+      <w:proofErr w:type="spellStart"/>
+      <w:r>
+        <w:rPr>
+          <w:rFonts w:ascii="Times New Roman" w:hAnsi="Times New Roman" w:cs="Times New Roman"/>
+          <w:sz w:val="24"/>
+          <w:szCs w:val="24"/>
+        </w:rPr>
+        <w:t>deskriptif</w:t>
+      </w:r>
+      <w:proofErr w:type="spellEnd"/>
+      <w:r>
+        <w:rPr>
+          <w:rFonts w:ascii="Times New Roman" w:hAnsi="Times New Roman" w:cs="Times New Roman"/>
+          <w:sz w:val="24"/>
+          <w:szCs w:val="24"/>
+        </w:rPr>
+        <w:t xml:space="preserve"> </w:t>
+      </w:r>
+      <w:proofErr w:type="spellStart"/>
+      <w:r>
+        <w:rPr>
+          <w:rFonts w:ascii="Times New Roman" w:hAnsi="Times New Roman" w:cs="Times New Roman"/>
+          <w:sz w:val="24"/>
+          <w:szCs w:val="24"/>
+        </w:rPr>
+        <w:t>kuantitatif</w:t>
+      </w:r>
+      <w:proofErr w:type="spellEnd"/>
+      <w:r>
+        <w:rPr>
+          <w:rFonts w:ascii="Times New Roman" w:hAnsi="Times New Roman" w:cs="Times New Roman"/>
+          <w:sz w:val="24"/>
+          <w:szCs w:val="24"/>
+        </w:rPr>
+        <w:t xml:space="preserve"> </w:t>
+      </w:r>
+      <w:proofErr w:type="spellStart"/>
+      <w:r>
+        <w:rPr>
+          <w:rFonts w:ascii="Times New Roman" w:hAnsi="Times New Roman" w:cs="Times New Roman"/>
+          <w:sz w:val="24"/>
+          <w:szCs w:val="24"/>
+        </w:rPr>
+        <w:t>dalam</w:t>
+      </w:r>
+      <w:proofErr w:type="spellEnd"/>
+      <w:r>
+        <w:rPr>
+          <w:rFonts w:ascii="Times New Roman" w:hAnsi="Times New Roman" w:cs="Times New Roman"/>
+          <w:sz w:val="24"/>
+          <w:szCs w:val="24"/>
+        </w:rPr>
+        <w:t xml:space="preserve"> </w:t>
+      </w:r>
+      <w:proofErr w:type="spellStart"/>
+      <w:r>
+        <w:rPr>
+          <w:rFonts w:ascii="Times New Roman" w:hAnsi="Times New Roman" w:cs="Times New Roman"/>
+          <w:sz w:val="24"/>
+          <w:szCs w:val="24"/>
+        </w:rPr>
+        <w:t>pengolahan</w:t>
+      </w:r>
+      <w:proofErr w:type="spellEnd"/>
+      <w:r>
+        <w:rPr>
+          <w:rFonts w:ascii="Times New Roman" w:hAnsi="Times New Roman" w:cs="Times New Roman"/>
+          <w:sz w:val="24"/>
+          <w:szCs w:val="24"/>
+        </w:rPr>
+        <w:t xml:space="preserve"> data </w:t>
+      </w:r>
+      <w:proofErr w:type="spellStart"/>
+      <w:r>
+        <w:rPr>
+          <w:rFonts w:ascii="Times New Roman" w:hAnsi="Times New Roman" w:cs="Times New Roman"/>
+          <w:sz w:val="24"/>
+          <w:szCs w:val="24"/>
+        </w:rPr>
+        <w:t>ekonomi</w:t>
+      </w:r>
+      <w:proofErr w:type="spellEnd"/>
+      <w:r>
+        <w:rPr>
+          <w:rFonts w:ascii="Times New Roman" w:hAnsi="Times New Roman" w:cs="Times New Roman"/>
+          <w:sz w:val="24"/>
+          <w:szCs w:val="24"/>
+        </w:rPr>
+        <w:t xml:space="preserve"> digital.</w:t>
+      </w:r>
+    </w:p>
     <w:p>
       <w:pPr>
         <w:tabs>
@@ -17673,8 +20900,647 @@
           <w:bCs/>
           <w:color w:val="000000" w:themeColor="text1"/>
         </w:rPr>
+        <w:lastRenderedPageBreak/>
         <w:t>DAFTAR PUSTAKA</w:t>
       </w:r>
+    </w:p>
+    <w:p/>
+    <w:p>
+      <w:pPr>
+        <w:rPr>
+          <w:rFonts w:ascii="Times New Roman" w:hAnsi="Times New Roman" w:cs="Times New Roman"/>
+          <w:sz w:val="24"/>
+          <w:szCs w:val="24"/>
+        </w:rPr>
+      </w:pPr>
+      <w:proofErr w:type="spellStart"/>
+      <w:r>
+        <w:rPr>
+          <w:rFonts w:ascii="Times New Roman" w:hAnsi="Times New Roman" w:cs="Times New Roman"/>
+          <w:sz w:val="24"/>
+          <w:szCs w:val="24"/>
+        </w:rPr>
+        <w:t>Chrisinta</w:t>
+      </w:r>
+      <w:proofErr w:type="spellEnd"/>
+      <w:r>
+        <w:rPr>
+          <w:rFonts w:ascii="Times New Roman" w:hAnsi="Times New Roman" w:cs="Times New Roman"/>
+          <w:sz w:val="24"/>
+          <w:szCs w:val="24"/>
+        </w:rPr>
+        <w:t xml:space="preserve">, D. (2024). </w:t>
+      </w:r>
+      <w:proofErr w:type="spellStart"/>
+      <w:r>
+        <w:rPr>
+          <w:rFonts w:ascii="Times New Roman" w:hAnsi="Times New Roman" w:cs="Times New Roman"/>
+          <w:sz w:val="24"/>
+          <w:szCs w:val="24"/>
+        </w:rPr>
+        <w:t>Eksplorasi</w:t>
+      </w:r>
+      <w:proofErr w:type="spellEnd"/>
+      <w:r>
+        <w:rPr>
+          <w:rFonts w:ascii="Times New Roman" w:hAnsi="Times New Roman" w:cs="Times New Roman"/>
+          <w:sz w:val="24"/>
+          <w:szCs w:val="24"/>
+        </w:rPr>
+        <w:t xml:space="preserve"> Teknik Web Scraping pada Data Mining: </w:t>
+      </w:r>
+      <w:proofErr w:type="spellStart"/>
+      <w:r>
+        <w:rPr>
+          <w:rFonts w:ascii="Times New Roman" w:hAnsi="Times New Roman" w:cs="Times New Roman"/>
+          <w:sz w:val="24"/>
+          <w:szCs w:val="24"/>
+        </w:rPr>
+        <w:t>Pendekatan</w:t>
+      </w:r>
+      <w:proofErr w:type="spellEnd"/>
+      <w:r>
+        <w:rPr>
+          <w:rFonts w:ascii="Times New Roman" w:hAnsi="Times New Roman" w:cs="Times New Roman"/>
+          <w:sz w:val="24"/>
+          <w:szCs w:val="24"/>
+        </w:rPr>
+        <w:t xml:space="preserve"> </w:t>
+      </w:r>
+      <w:proofErr w:type="spellStart"/>
+      <w:r>
+        <w:rPr>
+          <w:rFonts w:ascii="Times New Roman" w:hAnsi="Times New Roman" w:cs="Times New Roman"/>
+          <w:sz w:val="24"/>
+          <w:szCs w:val="24"/>
+        </w:rPr>
+        <w:t>Pencarian</w:t>
+      </w:r>
+      <w:proofErr w:type="spellEnd"/>
+      <w:r>
+        <w:rPr>
+          <w:rFonts w:ascii="Times New Roman" w:hAnsi="Times New Roman" w:cs="Times New Roman"/>
+          <w:sz w:val="24"/>
+          <w:szCs w:val="24"/>
+        </w:rPr>
+        <w:t xml:space="preserve"> Data </w:t>
+      </w:r>
+      <w:proofErr w:type="spellStart"/>
+      <w:r>
+        <w:rPr>
+          <w:rFonts w:ascii="Times New Roman" w:hAnsi="Times New Roman" w:cs="Times New Roman"/>
+          <w:sz w:val="24"/>
+          <w:szCs w:val="24"/>
+        </w:rPr>
+        <w:t>Berbasis</w:t>
+      </w:r>
+      <w:proofErr w:type="spellEnd"/>
+      <w:r>
+        <w:rPr>
+          <w:rFonts w:ascii="Times New Roman" w:hAnsi="Times New Roman" w:cs="Times New Roman"/>
+          <w:sz w:val="24"/>
+          <w:szCs w:val="24"/>
+        </w:rPr>
+        <w:t xml:space="preserve"> Python. </w:t>
+      </w:r>
+      <w:proofErr w:type="spellStart"/>
+      <w:r>
+        <w:rPr>
+          <w:rFonts w:ascii="Times New Roman" w:hAnsi="Times New Roman" w:cs="Times New Roman"/>
+          <w:sz w:val="24"/>
+          <w:szCs w:val="24"/>
+        </w:rPr>
+        <w:t>Faktor</w:t>
+      </w:r>
+      <w:proofErr w:type="spellEnd"/>
+      <w:r>
+        <w:rPr>
+          <w:rFonts w:ascii="Times New Roman" w:hAnsi="Times New Roman" w:cs="Times New Roman"/>
+          <w:sz w:val="24"/>
+          <w:szCs w:val="24"/>
+        </w:rPr>
+        <w:t xml:space="preserve"> Exacta, 17(1). </w:t>
+      </w:r>
+      <w:hyperlink r:id="rId9" w:history="1">
+        <w:r>
+          <w:rPr>
+            <w:rStyle w:val="Hyperlink"/>
+            <w:rFonts w:ascii="Times New Roman" w:hAnsi="Times New Roman" w:cs="Times New Roman"/>
+            <w:sz w:val="24"/>
+            <w:szCs w:val="24"/>
+          </w:rPr>
+          <w:t>https://www.journal.lppmunindra.ac.id/index.php/Faktor_Exacta/article/view/22393</w:t>
+        </w:r>
+      </w:hyperlink>
+    </w:p>
+    <w:p>
+      <w:pPr>
+        <w:rPr>
+          <w:rFonts w:ascii="Times New Roman" w:hAnsi="Times New Roman" w:cs="Times New Roman"/>
+          <w:sz w:val="24"/>
+          <w:szCs w:val="24"/>
+        </w:rPr>
+      </w:pPr>
+      <w:proofErr w:type="spellStart"/>
+      <w:r>
+        <w:rPr>
+          <w:rFonts w:ascii="Times New Roman" w:hAnsi="Times New Roman" w:cs="Times New Roman"/>
+          <w:sz w:val="24"/>
+          <w:szCs w:val="24"/>
+        </w:rPr>
+        <w:t>CoinMarketCap</w:t>
+      </w:r>
+      <w:proofErr w:type="spellEnd"/>
+      <w:r>
+        <w:rPr>
+          <w:rFonts w:ascii="Times New Roman" w:hAnsi="Times New Roman" w:cs="Times New Roman"/>
+          <w:sz w:val="24"/>
+          <w:szCs w:val="24"/>
+        </w:rPr>
+        <w:t xml:space="preserve">. (2026). Top Crypto Gainers and Losers Today. </w:t>
+      </w:r>
+      <w:proofErr w:type="spellStart"/>
+      <w:r>
+        <w:rPr>
+          <w:rFonts w:ascii="Times New Roman" w:hAnsi="Times New Roman" w:cs="Times New Roman"/>
+          <w:sz w:val="24"/>
+          <w:szCs w:val="24"/>
+        </w:rPr>
+        <w:t>Diakses</w:t>
+      </w:r>
+      <w:proofErr w:type="spellEnd"/>
+      <w:r>
+        <w:rPr>
+          <w:rFonts w:ascii="Times New Roman" w:hAnsi="Times New Roman" w:cs="Times New Roman"/>
+          <w:sz w:val="24"/>
+          <w:szCs w:val="24"/>
+        </w:rPr>
+        <w:t xml:space="preserve"> pada 22 April 2026, </w:t>
+      </w:r>
+      <w:proofErr w:type="spellStart"/>
+      <w:r>
+        <w:rPr>
+          <w:rFonts w:ascii="Times New Roman" w:hAnsi="Times New Roman" w:cs="Times New Roman"/>
+          <w:sz w:val="24"/>
+          <w:szCs w:val="24"/>
+        </w:rPr>
+        <w:t>dari</w:t>
+      </w:r>
+      <w:proofErr w:type="spellEnd"/>
+      <w:r>
+        <w:rPr>
+          <w:rFonts w:ascii="Times New Roman" w:hAnsi="Times New Roman" w:cs="Times New Roman"/>
+          <w:sz w:val="24"/>
+          <w:szCs w:val="24"/>
+        </w:rPr>
+        <w:t xml:space="preserve"> </w:t>
+      </w:r>
+      <w:hyperlink r:id="rId10" w:history="1">
+        <w:r>
+          <w:rPr>
+            <w:rStyle w:val="Hyperlink"/>
+            <w:rFonts w:ascii="Times New Roman" w:hAnsi="Times New Roman" w:cs="Times New Roman"/>
+            <w:sz w:val="24"/>
+            <w:szCs w:val="24"/>
+          </w:rPr>
+          <w:t>https://coinmarketcap.com/gainers-losers/</w:t>
+        </w:r>
+      </w:hyperlink>
+    </w:p>
+    <w:p>
+      <w:pPr>
+        <w:rPr>
+          <w:rFonts w:ascii="Times New Roman" w:hAnsi="Times New Roman" w:cs="Times New Roman"/>
+          <w:sz w:val="24"/>
+          <w:szCs w:val="24"/>
+        </w:rPr>
+      </w:pPr>
+      <w:r>
+        <w:rPr>
+          <w:rFonts w:ascii="Times New Roman" w:hAnsi="Times New Roman" w:cs="Times New Roman"/>
+          <w:sz w:val="24"/>
+          <w:szCs w:val="24"/>
+        </w:rPr>
+        <w:t xml:space="preserve">Levi, M., </w:t>
+      </w:r>
+      <w:proofErr w:type="spellStart"/>
+      <w:r>
+        <w:rPr>
+          <w:rFonts w:ascii="Times New Roman" w:hAnsi="Times New Roman" w:cs="Times New Roman"/>
+          <w:sz w:val="24"/>
+          <w:szCs w:val="24"/>
+        </w:rPr>
+        <w:t>dkk</w:t>
+      </w:r>
+      <w:proofErr w:type="spellEnd"/>
+      <w:r>
+        <w:rPr>
+          <w:rFonts w:ascii="Times New Roman" w:hAnsi="Times New Roman" w:cs="Times New Roman"/>
+          <w:sz w:val="24"/>
+          <w:szCs w:val="24"/>
+        </w:rPr>
+        <w:t xml:space="preserve">. (2024). </w:t>
+      </w:r>
+      <w:proofErr w:type="spellStart"/>
+      <w:r>
+        <w:rPr>
+          <w:rFonts w:ascii="Times New Roman" w:hAnsi="Times New Roman" w:cs="Times New Roman"/>
+          <w:sz w:val="24"/>
+          <w:szCs w:val="24"/>
+        </w:rPr>
+        <w:t>Perbandingan</w:t>
+      </w:r>
+      <w:proofErr w:type="spellEnd"/>
+      <w:r>
+        <w:rPr>
+          <w:rFonts w:ascii="Times New Roman" w:hAnsi="Times New Roman" w:cs="Times New Roman"/>
+          <w:sz w:val="24"/>
+          <w:szCs w:val="24"/>
+        </w:rPr>
+        <w:t xml:space="preserve"> </w:t>
+      </w:r>
+      <w:proofErr w:type="spellStart"/>
+      <w:r>
+        <w:rPr>
+          <w:rFonts w:ascii="Times New Roman" w:hAnsi="Times New Roman" w:cs="Times New Roman"/>
+          <w:sz w:val="24"/>
+          <w:szCs w:val="24"/>
+        </w:rPr>
+        <w:t>Metode</w:t>
+      </w:r>
+      <w:proofErr w:type="spellEnd"/>
+      <w:r>
+        <w:rPr>
+          <w:rFonts w:ascii="Times New Roman" w:hAnsi="Times New Roman" w:cs="Times New Roman"/>
+          <w:sz w:val="24"/>
+          <w:szCs w:val="24"/>
+        </w:rPr>
+        <w:t xml:space="preserve"> Web Scraping </w:t>
+      </w:r>
+      <w:proofErr w:type="spellStart"/>
+      <w:r>
+        <w:rPr>
+          <w:rFonts w:ascii="Times New Roman" w:hAnsi="Times New Roman" w:cs="Times New Roman"/>
+          <w:sz w:val="24"/>
+          <w:szCs w:val="24"/>
+        </w:rPr>
+        <w:t>Dalam</w:t>
+      </w:r>
+      <w:proofErr w:type="spellEnd"/>
+      <w:r>
+        <w:rPr>
+          <w:rFonts w:ascii="Times New Roman" w:hAnsi="Times New Roman" w:cs="Times New Roman"/>
+          <w:sz w:val="24"/>
+          <w:szCs w:val="24"/>
+        </w:rPr>
+        <w:t xml:space="preserve"> </w:t>
+      </w:r>
+      <w:proofErr w:type="spellStart"/>
+      <w:r>
+        <w:rPr>
+          <w:rFonts w:ascii="Times New Roman" w:hAnsi="Times New Roman" w:cs="Times New Roman"/>
+          <w:sz w:val="24"/>
+          <w:szCs w:val="24"/>
+        </w:rPr>
+        <w:t>Pengambilan</w:t>
+      </w:r>
+      <w:proofErr w:type="spellEnd"/>
+      <w:r>
+        <w:rPr>
+          <w:rFonts w:ascii="Times New Roman" w:hAnsi="Times New Roman" w:cs="Times New Roman"/>
+          <w:sz w:val="24"/>
+          <w:szCs w:val="24"/>
+        </w:rPr>
+        <w:t xml:space="preserve"> Data: Kajian </w:t>
+      </w:r>
+      <w:proofErr w:type="spellStart"/>
+      <w:r>
+        <w:rPr>
+          <w:rFonts w:ascii="Times New Roman" w:hAnsi="Times New Roman" w:cs="Times New Roman"/>
+          <w:sz w:val="24"/>
+          <w:szCs w:val="24"/>
+        </w:rPr>
+        <w:t>Literatur</w:t>
+      </w:r>
+      <w:proofErr w:type="spellEnd"/>
+      <w:r>
+        <w:rPr>
+          <w:rFonts w:ascii="Times New Roman" w:hAnsi="Times New Roman" w:cs="Times New Roman"/>
+          <w:sz w:val="24"/>
+          <w:szCs w:val="24"/>
+        </w:rPr>
+        <w:t xml:space="preserve">. Automata, 5(1). </w:t>
+      </w:r>
+      <w:hyperlink r:id="rId11" w:history="1">
+        <w:r>
+          <w:rPr>
+            <w:rStyle w:val="Hyperlink"/>
+            <w:rFonts w:ascii="Times New Roman" w:hAnsi="Times New Roman" w:cs="Times New Roman"/>
+            <w:sz w:val="24"/>
+            <w:szCs w:val="24"/>
+          </w:rPr>
+          <w:t>https://journal.uii.ac.id/AUTOMATA/article/download/28635/15859/101114</w:t>
+        </w:r>
+      </w:hyperlink>
+    </w:p>
+    <w:p>
+      <w:pPr>
+        <w:rPr>
+          <w:rFonts w:ascii="Times New Roman" w:hAnsi="Times New Roman" w:cs="Times New Roman"/>
+          <w:sz w:val="24"/>
+          <w:szCs w:val="24"/>
+        </w:rPr>
+      </w:pPr>
+      <w:r>
+        <w:rPr>
+          <w:rFonts w:ascii="Times New Roman" w:hAnsi="Times New Roman" w:cs="Times New Roman"/>
+          <w:sz w:val="24"/>
+          <w:szCs w:val="24"/>
+        </w:rPr>
+        <w:t xml:space="preserve">McKinney, W. (2022). Python for Data Analysis: Data Wrangling with Pandas, NumPy, and </w:t>
+      </w:r>
+      <w:proofErr w:type="spellStart"/>
+      <w:r>
+        <w:rPr>
+          <w:rFonts w:ascii="Times New Roman" w:hAnsi="Times New Roman" w:cs="Times New Roman"/>
+          <w:sz w:val="24"/>
+          <w:szCs w:val="24"/>
+        </w:rPr>
+        <w:t>Jupyter</w:t>
+      </w:r>
+      <w:proofErr w:type="spellEnd"/>
+      <w:r>
+        <w:rPr>
+          <w:rFonts w:ascii="Times New Roman" w:hAnsi="Times New Roman" w:cs="Times New Roman"/>
+          <w:sz w:val="24"/>
+          <w:szCs w:val="24"/>
+        </w:rPr>
+        <w:t>. O'Reilly Media.</w:t>
+      </w:r>
+    </w:p>
+    <w:p>
+      <w:pPr>
+        <w:rPr>
+          <w:rFonts w:ascii="Times New Roman" w:hAnsi="Times New Roman" w:cs="Times New Roman"/>
+          <w:sz w:val="24"/>
+          <w:szCs w:val="24"/>
+        </w:rPr>
+      </w:pPr>
+      <w:proofErr w:type="spellStart"/>
+      <w:r>
+        <w:rPr>
+          <w:rFonts w:ascii="Times New Roman" w:hAnsi="Times New Roman" w:cs="Times New Roman"/>
+          <w:sz w:val="24"/>
+          <w:szCs w:val="24"/>
+        </w:rPr>
+        <w:t>Rizquina</w:t>
+      </w:r>
+      <w:proofErr w:type="spellEnd"/>
+      <w:r>
+        <w:rPr>
+          <w:rFonts w:ascii="Times New Roman" w:hAnsi="Times New Roman" w:cs="Times New Roman"/>
+          <w:sz w:val="24"/>
+          <w:szCs w:val="24"/>
+        </w:rPr>
+        <w:t xml:space="preserve">, A. Z., &amp; </w:t>
+      </w:r>
+      <w:proofErr w:type="spellStart"/>
+      <w:r>
+        <w:rPr>
+          <w:rFonts w:ascii="Times New Roman" w:hAnsi="Times New Roman" w:cs="Times New Roman"/>
+          <w:sz w:val="24"/>
+          <w:szCs w:val="24"/>
+        </w:rPr>
+        <w:t>Ratnasari</w:t>
+      </w:r>
+      <w:proofErr w:type="spellEnd"/>
+      <w:r>
+        <w:rPr>
+          <w:rFonts w:ascii="Times New Roman" w:hAnsi="Times New Roman" w:cs="Times New Roman"/>
+          <w:sz w:val="24"/>
+          <w:szCs w:val="24"/>
+        </w:rPr>
+        <w:t xml:space="preserve">, C. I. (2023). </w:t>
+      </w:r>
+      <w:proofErr w:type="spellStart"/>
+      <w:r>
+        <w:rPr>
+          <w:rFonts w:ascii="Times New Roman" w:hAnsi="Times New Roman" w:cs="Times New Roman"/>
+          <w:sz w:val="24"/>
+          <w:szCs w:val="24"/>
+        </w:rPr>
+        <w:t>Implementasi</w:t>
+      </w:r>
+      <w:proofErr w:type="spellEnd"/>
+      <w:r>
+        <w:rPr>
+          <w:rFonts w:ascii="Times New Roman" w:hAnsi="Times New Roman" w:cs="Times New Roman"/>
+          <w:sz w:val="24"/>
+          <w:szCs w:val="24"/>
+        </w:rPr>
+        <w:t xml:space="preserve"> Web Scraping </w:t>
+      </w:r>
+      <w:proofErr w:type="spellStart"/>
+      <w:r>
+        <w:rPr>
+          <w:rFonts w:ascii="Times New Roman" w:hAnsi="Times New Roman" w:cs="Times New Roman"/>
+          <w:sz w:val="24"/>
+          <w:szCs w:val="24"/>
+        </w:rPr>
+        <w:t>untuk</w:t>
+      </w:r>
+      <w:proofErr w:type="spellEnd"/>
+      <w:r>
+        <w:rPr>
+          <w:rFonts w:ascii="Times New Roman" w:hAnsi="Times New Roman" w:cs="Times New Roman"/>
+          <w:sz w:val="24"/>
+          <w:szCs w:val="24"/>
+        </w:rPr>
+        <w:t xml:space="preserve"> </w:t>
+      </w:r>
+      <w:proofErr w:type="spellStart"/>
+      <w:r>
+        <w:rPr>
+          <w:rFonts w:ascii="Times New Roman" w:hAnsi="Times New Roman" w:cs="Times New Roman"/>
+          <w:sz w:val="24"/>
+          <w:szCs w:val="24"/>
+        </w:rPr>
+        <w:t>Pengambilan</w:t>
+      </w:r>
+      <w:proofErr w:type="spellEnd"/>
+      <w:r>
+        <w:rPr>
+          <w:rFonts w:ascii="Times New Roman" w:hAnsi="Times New Roman" w:cs="Times New Roman"/>
+          <w:sz w:val="24"/>
+          <w:szCs w:val="24"/>
+        </w:rPr>
+        <w:t xml:space="preserve"> Data Pada Website E-Commerce. </w:t>
+      </w:r>
+      <w:proofErr w:type="spellStart"/>
+      <w:r>
+        <w:rPr>
+          <w:rFonts w:ascii="Times New Roman" w:hAnsi="Times New Roman" w:cs="Times New Roman"/>
+          <w:sz w:val="24"/>
+          <w:szCs w:val="24"/>
+        </w:rPr>
+        <w:t>Jurnal</w:t>
+      </w:r>
+      <w:proofErr w:type="spellEnd"/>
+      <w:r>
+        <w:rPr>
+          <w:rFonts w:ascii="Times New Roman" w:hAnsi="Times New Roman" w:cs="Times New Roman"/>
+          <w:sz w:val="24"/>
+          <w:szCs w:val="24"/>
+        </w:rPr>
+        <w:t xml:space="preserve"> </w:t>
+      </w:r>
+      <w:proofErr w:type="spellStart"/>
+      <w:r>
+        <w:rPr>
+          <w:rFonts w:ascii="Times New Roman" w:hAnsi="Times New Roman" w:cs="Times New Roman"/>
+          <w:sz w:val="24"/>
+          <w:szCs w:val="24"/>
+        </w:rPr>
+        <w:t>Teknologi</w:t>
+      </w:r>
+      <w:proofErr w:type="spellEnd"/>
+      <w:r>
+        <w:rPr>
+          <w:rFonts w:ascii="Times New Roman" w:hAnsi="Times New Roman" w:cs="Times New Roman"/>
+          <w:sz w:val="24"/>
+          <w:szCs w:val="24"/>
+        </w:rPr>
+        <w:t xml:space="preserve"> Dan </w:t>
+      </w:r>
+      <w:proofErr w:type="spellStart"/>
+      <w:r>
+        <w:rPr>
+          <w:rFonts w:ascii="Times New Roman" w:hAnsi="Times New Roman" w:cs="Times New Roman"/>
+          <w:sz w:val="24"/>
+          <w:szCs w:val="24"/>
+        </w:rPr>
+        <w:t>Sistem</w:t>
+      </w:r>
+      <w:proofErr w:type="spellEnd"/>
+      <w:r>
+        <w:rPr>
+          <w:rFonts w:ascii="Times New Roman" w:hAnsi="Times New Roman" w:cs="Times New Roman"/>
+          <w:sz w:val="24"/>
+          <w:szCs w:val="24"/>
+        </w:rPr>
+        <w:t xml:space="preserve"> </w:t>
+      </w:r>
+      <w:proofErr w:type="spellStart"/>
+      <w:r>
+        <w:rPr>
+          <w:rFonts w:ascii="Times New Roman" w:hAnsi="Times New Roman" w:cs="Times New Roman"/>
+          <w:sz w:val="24"/>
+          <w:szCs w:val="24"/>
+        </w:rPr>
+        <w:t>Informasi</w:t>
+      </w:r>
+      <w:proofErr w:type="spellEnd"/>
+      <w:r>
+        <w:rPr>
+          <w:rFonts w:ascii="Times New Roman" w:hAnsi="Times New Roman" w:cs="Times New Roman"/>
+          <w:sz w:val="24"/>
+          <w:szCs w:val="24"/>
+        </w:rPr>
+        <w:t xml:space="preserve"> </w:t>
+      </w:r>
+      <w:proofErr w:type="spellStart"/>
+      <w:r>
+        <w:rPr>
+          <w:rFonts w:ascii="Times New Roman" w:hAnsi="Times New Roman" w:cs="Times New Roman"/>
+          <w:sz w:val="24"/>
+          <w:szCs w:val="24"/>
+        </w:rPr>
+        <w:t>Bisnis</w:t>
+      </w:r>
+      <w:proofErr w:type="spellEnd"/>
+      <w:r>
+        <w:rPr>
+          <w:rFonts w:ascii="Times New Roman" w:hAnsi="Times New Roman" w:cs="Times New Roman"/>
+          <w:sz w:val="24"/>
+          <w:szCs w:val="24"/>
+        </w:rPr>
+        <w:t xml:space="preserve">, 5(4). </w:t>
+      </w:r>
+      <w:hyperlink r:id="rId12" w:history="1">
+        <w:r>
+          <w:rPr>
+            <w:rStyle w:val="Hyperlink"/>
+            <w:rFonts w:ascii="Times New Roman" w:hAnsi="Times New Roman" w:cs="Times New Roman"/>
+            <w:sz w:val="24"/>
+            <w:szCs w:val="24"/>
+          </w:rPr>
+          <w:t>http://jurnal.unidha.ac.id/index.php/jteksis/article/view/913</w:t>
+        </w:r>
+      </w:hyperlink>
+    </w:p>
+    <w:p>
+      <w:pPr>
+        <w:rPr>
+          <w:rFonts w:ascii="Times New Roman" w:hAnsi="Times New Roman" w:cs="Times New Roman"/>
+          <w:sz w:val="24"/>
+          <w:szCs w:val="24"/>
+        </w:rPr>
+      </w:pPr>
+      <w:r>
+        <w:rPr>
+          <w:rFonts w:ascii="Times New Roman" w:hAnsi="Times New Roman" w:cs="Times New Roman"/>
+          <w:sz w:val="24"/>
+          <w:szCs w:val="24"/>
+        </w:rPr>
+        <w:t xml:space="preserve">S., A., </w:t>
+      </w:r>
+      <w:proofErr w:type="spellStart"/>
+      <w:r>
+        <w:rPr>
+          <w:rFonts w:ascii="Times New Roman" w:hAnsi="Times New Roman" w:cs="Times New Roman"/>
+          <w:sz w:val="24"/>
+          <w:szCs w:val="24"/>
+        </w:rPr>
+        <w:t>dkk</w:t>
+      </w:r>
+      <w:proofErr w:type="spellEnd"/>
+      <w:r>
+        <w:rPr>
+          <w:rFonts w:ascii="Times New Roman" w:hAnsi="Times New Roman" w:cs="Times New Roman"/>
+          <w:sz w:val="24"/>
+          <w:szCs w:val="24"/>
+        </w:rPr>
+        <w:t xml:space="preserve">. (2025). Cryptocurrency Website Scraper. International Journal of Computer Science and Information Technologies (IJCSIT), 16(2). </w:t>
+      </w:r>
+      <w:hyperlink r:id="rId13" w:history="1">
+        <w:r>
+          <w:rPr>
+            <w:rStyle w:val="Hyperlink"/>
+            <w:rFonts w:ascii="Times New Roman" w:hAnsi="Times New Roman" w:cs="Times New Roman"/>
+            <w:sz w:val="24"/>
+            <w:szCs w:val="24"/>
+          </w:rPr>
+          <w:t>http://www.ijcsit.com/docs/volume16/volume16issue02/ijcsit2025160201.pdf</w:t>
+        </w:r>
+      </w:hyperlink>
+    </w:p>
+    <w:p>
+      <w:pPr>
+        <w:rPr>
+          <w:rFonts w:ascii="Times New Roman" w:hAnsi="Times New Roman" w:cs="Times New Roman"/>
+          <w:sz w:val="24"/>
+          <w:szCs w:val="24"/>
+        </w:rPr>
+      </w:pPr>
+    </w:p>
+    <w:p>
+      <w:pPr>
+        <w:rPr>
+          <w:rFonts w:ascii="Times New Roman" w:hAnsi="Times New Roman" w:cs="Times New Roman"/>
+          <w:sz w:val="24"/>
+          <w:szCs w:val="24"/>
+        </w:rPr>
+      </w:pPr>
     </w:p>
     <w:p>
       <w:pPr>
@@ -17698,18 +21564,1067 @@
       </w:r>
     </w:p>
     <w:p>
-      <w:pPr>
-        <w:pStyle w:val="ListParagraph"/>
-        <w:tabs>
-          <w:tab w:val="right" w:pos="8505"/>
-        </w:tabs>
-        <w:jc w:val="both"/>
-        <w:rPr>
-          <w:rFonts w:ascii="Times New Roman" w:hAnsi="Times New Roman" w:cs="Times New Roman"/>
-          <w:sz w:val="28"/>
-          <w:szCs w:val="28"/>
-        </w:rPr>
-      </w:pPr>
+      <w:r>
+        <w:rPr>
+          <w:rFonts w:ascii="Times New Roman" w:hAnsi="Times New Roman" w:cs="Times New Roman"/>
+          <w:noProof/>
+          <w:sz w:val="28"/>
+          <w:szCs w:val="28"/>
+        </w:rPr>
+        <w:drawing>
+          <wp:anchor distT="0" distB="0" distL="114300" distR="114300" simplePos="0" relativeHeight="251659264" behindDoc="0" locked="0" layoutInCell="1" allowOverlap="1" wp14:anchorId="54E52612" wp14:editId="6A0BF4D8">
+            <wp:simplePos x="0" y="0"/>
+            <wp:positionH relativeFrom="margin">
+              <wp:posOffset>1167130</wp:posOffset>
+            </wp:positionH>
+            <wp:positionV relativeFrom="paragraph">
+              <wp:posOffset>210185</wp:posOffset>
+            </wp:positionV>
+            <wp:extent cx="2937510" cy="2211705"/>
+            <wp:effectExtent l="0" t="0" r="0" b="0"/>
+            <wp:wrapSquare wrapText="bothSides"/>
+            <wp:docPr id="1" name="Picture 1"/>
+            <wp:cNvGraphicFramePr>
+              <a:graphicFrameLocks xmlns:a="http://schemas.openxmlformats.org/drawingml/2006/main" noChangeAspect="1"/>
+            </wp:cNvGraphicFramePr>
+            <a:graphic xmlns:a="http://schemas.openxmlformats.org/drawingml/2006/main">
+              <a:graphicData uri="http://schemas.openxmlformats.org/drawingml/2006/picture">
+                <pic:pic xmlns:pic="http://schemas.openxmlformats.org/drawingml/2006/picture">
+                  <pic:nvPicPr>
+                    <pic:cNvPr id="0" name="Picture 1"/>
+                    <pic:cNvPicPr>
+                      <a:picLocks noChangeAspect="1" noChangeArrowheads="1"/>
+                    </pic:cNvPicPr>
+                  </pic:nvPicPr>
+                  <pic:blipFill>
+                    <a:blip r:embed="rId14" cstate="print">
+                      <a:extLst>
+                        <a:ext uri="{28A0092B-C50C-407E-A947-70E740481C1C}">
+                          <a14:useLocalDpi xmlns:a14="http://schemas.microsoft.com/office/drawing/2010/main" val="0"/>
+                        </a:ext>
+                      </a:extLst>
+                    </a:blip>
+                    <a:srcRect/>
+                    <a:stretch>
+                      <a:fillRect/>
+                    </a:stretch>
+                  </pic:blipFill>
+                  <pic:spPr bwMode="auto">
+                    <a:xfrm>
+                      <a:off x="0" y="0"/>
+                      <a:ext cx="2937510" cy="2211705"/>
+                    </a:xfrm>
+                    <a:prstGeom prst="rect">
+                      <a:avLst/>
+                    </a:prstGeom>
+                    <a:noFill/>
+                    <a:ln>
+                      <a:noFill/>
+                    </a:ln>
+                  </pic:spPr>
+                </pic:pic>
+              </a:graphicData>
+            </a:graphic>
+          </wp:anchor>
+        </w:drawing>
+      </w:r>
+    </w:p>
+    <w:p/>
+    <w:p/>
+    <w:p>
+      <w:pPr>
+        <w:jc w:val="center"/>
+      </w:pPr>
+      <w:r>
+        <w:rPr>
+          <w:noProof/>
+        </w:rPr>
+        <w:lastRenderedPageBreak/>
+        <w:drawing>
+          <wp:inline distT="0" distB="0" distL="0" distR="0" wp14:anchorId="76C21A3A" wp14:editId="78634DA0">
+            <wp:extent cx="4241800" cy="6587543"/>
+            <wp:effectExtent l="0" t="0" r="6350" b="3810"/>
+            <wp:docPr id="2" name="Picture 2"/>
+            <wp:cNvGraphicFramePr>
+              <a:graphicFrameLocks xmlns:a="http://schemas.openxmlformats.org/drawingml/2006/main" noChangeAspect="1"/>
+            </wp:cNvGraphicFramePr>
+            <a:graphic xmlns:a="http://schemas.openxmlformats.org/drawingml/2006/main">
+              <a:graphicData uri="http://schemas.openxmlformats.org/drawingml/2006/picture">
+                <pic:pic xmlns:pic="http://schemas.openxmlformats.org/drawingml/2006/picture">
+                  <pic:nvPicPr>
+                    <pic:cNvPr id="0" name="Picture 2"/>
+                    <pic:cNvPicPr>
+                      <a:picLocks noChangeAspect="1" noChangeArrowheads="1"/>
+                    </pic:cNvPicPr>
+                  </pic:nvPicPr>
+                  <pic:blipFill>
+                    <a:blip r:embed="rId15" cstate="print">
+                      <a:extLst>
+                        <a:ext uri="{28A0092B-C50C-407E-A947-70E740481C1C}">
+                          <a14:useLocalDpi xmlns:a14="http://schemas.microsoft.com/office/drawing/2010/main" val="0"/>
+                        </a:ext>
+                      </a:extLst>
+                    </a:blip>
+                    <a:srcRect/>
+                    <a:stretch>
+                      <a:fillRect/>
+                    </a:stretch>
+                  </pic:blipFill>
+                  <pic:spPr bwMode="auto">
+                    <a:xfrm>
+                      <a:off x="0" y="0"/>
+                      <a:ext cx="4248691" cy="6598244"/>
+                    </a:xfrm>
+                    <a:prstGeom prst="rect">
+                      <a:avLst/>
+                    </a:prstGeom>
+                    <a:noFill/>
+                    <a:ln>
+                      <a:noFill/>
+                    </a:ln>
+                  </pic:spPr>
+                </pic:pic>
+              </a:graphicData>
+            </a:graphic>
+          </wp:inline>
+        </w:drawing>
+      </w:r>
+    </w:p>
+    <w:p>
+      <w:pPr>
+        <w:jc w:val="center"/>
+      </w:pPr>
+    </w:p>
+    <w:p>
+      <w:pPr>
+        <w:jc w:val="center"/>
+      </w:pPr>
+      <w:r>
+        <w:rPr>
+          <w:noProof/>
+        </w:rPr>
+        <w:lastRenderedPageBreak/>
+        <w:drawing>
+          <wp:inline distT="0" distB="0" distL="0" distR="0" wp14:anchorId="05C6A2BC" wp14:editId="2F15CEBB">
+            <wp:extent cx="4301067" cy="1821705"/>
+            <wp:effectExtent l="0" t="0" r="4445" b="7620"/>
+            <wp:docPr id="3" name="Picture 3"/>
+            <wp:cNvGraphicFramePr>
+              <a:graphicFrameLocks xmlns:a="http://schemas.openxmlformats.org/drawingml/2006/main" noChangeAspect="1"/>
+            </wp:cNvGraphicFramePr>
+            <a:graphic xmlns:a="http://schemas.openxmlformats.org/drawingml/2006/main">
+              <a:graphicData uri="http://schemas.openxmlformats.org/drawingml/2006/picture">
+                <pic:pic xmlns:pic="http://schemas.openxmlformats.org/drawingml/2006/picture">
+                  <pic:nvPicPr>
+                    <pic:cNvPr id="0" name="Picture 3"/>
+                    <pic:cNvPicPr>
+                      <a:picLocks noChangeAspect="1" noChangeArrowheads="1"/>
+                    </pic:cNvPicPr>
+                  </pic:nvPicPr>
+                  <pic:blipFill>
+                    <a:blip r:embed="rId16">
+                      <a:extLst>
+                        <a:ext uri="{28A0092B-C50C-407E-A947-70E740481C1C}">
+                          <a14:useLocalDpi xmlns:a14="http://schemas.microsoft.com/office/drawing/2010/main" val="0"/>
+                        </a:ext>
+                      </a:extLst>
+                    </a:blip>
+                    <a:srcRect/>
+                    <a:stretch>
+                      <a:fillRect/>
+                    </a:stretch>
+                  </pic:blipFill>
+                  <pic:spPr bwMode="auto">
+                    <a:xfrm>
+                      <a:off x="0" y="0"/>
+                      <a:ext cx="4325102" cy="1831885"/>
+                    </a:xfrm>
+                    <a:prstGeom prst="rect">
+                      <a:avLst/>
+                    </a:prstGeom>
+                    <a:noFill/>
+                    <a:ln>
+                      <a:noFill/>
+                    </a:ln>
+                  </pic:spPr>
+                </pic:pic>
+              </a:graphicData>
+            </a:graphic>
+          </wp:inline>
+        </w:drawing>
+      </w:r>
+    </w:p>
+    <w:p>
+      <w:pPr>
+        <w:jc w:val="center"/>
+      </w:pPr>
+    </w:p>
+    <w:p>
+      <w:pPr>
+        <w:jc w:val="center"/>
+      </w:pPr>
+      <w:r>
+        <w:rPr>
+          <w:noProof/>
+        </w:rPr>
+        <w:drawing>
+          <wp:inline distT="0" distB="0" distL="0" distR="0" wp14:anchorId="210B9361" wp14:editId="3DAC2707">
+            <wp:extent cx="4250267" cy="1892877"/>
+            <wp:effectExtent l="0" t="0" r="0" b="0"/>
+            <wp:docPr id="4" name="Picture 4"/>
+            <wp:cNvGraphicFramePr>
+              <a:graphicFrameLocks xmlns:a="http://schemas.openxmlformats.org/drawingml/2006/main" noChangeAspect="1"/>
+            </wp:cNvGraphicFramePr>
+            <a:graphic xmlns:a="http://schemas.openxmlformats.org/drawingml/2006/main">
+              <a:graphicData uri="http://schemas.openxmlformats.org/drawingml/2006/picture">
+                <pic:pic xmlns:pic="http://schemas.openxmlformats.org/drawingml/2006/picture">
+                  <pic:nvPicPr>
+                    <pic:cNvPr id="0" name="Picture 4"/>
+                    <pic:cNvPicPr>
+                      <a:picLocks noChangeAspect="1" noChangeArrowheads="1"/>
+                    </pic:cNvPicPr>
+                  </pic:nvPicPr>
+                  <pic:blipFill>
+                    <a:blip r:embed="rId17">
+                      <a:extLst>
+                        <a:ext uri="{28A0092B-C50C-407E-A947-70E740481C1C}">
+                          <a14:useLocalDpi xmlns:a14="http://schemas.microsoft.com/office/drawing/2010/main" val="0"/>
+                        </a:ext>
+                      </a:extLst>
+                    </a:blip>
+                    <a:srcRect/>
+                    <a:stretch>
+                      <a:fillRect/>
+                    </a:stretch>
+                  </pic:blipFill>
+                  <pic:spPr bwMode="auto">
+                    <a:xfrm>
+                      <a:off x="0" y="0"/>
+                      <a:ext cx="4305357" cy="1917411"/>
+                    </a:xfrm>
+                    <a:prstGeom prst="rect">
+                      <a:avLst/>
+                    </a:prstGeom>
+                    <a:noFill/>
+                    <a:ln>
+                      <a:noFill/>
+                    </a:ln>
+                  </pic:spPr>
+                </pic:pic>
+              </a:graphicData>
+            </a:graphic>
+          </wp:inline>
+        </w:drawing>
+      </w:r>
+    </w:p>
+    <w:p>
+      <w:pPr>
+        <w:jc w:val="center"/>
+      </w:pPr>
+    </w:p>
+    <w:p>
+      <w:pPr>
+        <w:jc w:val="center"/>
+      </w:pPr>
+    </w:p>
+    <w:p>
+      <w:pPr>
+        <w:jc w:val="center"/>
+      </w:pPr>
+      <w:r>
+        <w:rPr>
+          <w:noProof/>
+        </w:rPr>
+        <w:drawing>
+          <wp:inline distT="0" distB="0" distL="0" distR="0" wp14:anchorId="5EA478E6" wp14:editId="7833778A">
+            <wp:extent cx="4157134" cy="2019090"/>
+            <wp:effectExtent l="0" t="0" r="0" b="635"/>
+            <wp:docPr id="5" name="Picture 5"/>
+            <wp:cNvGraphicFramePr>
+              <a:graphicFrameLocks xmlns:a="http://schemas.openxmlformats.org/drawingml/2006/main" noChangeAspect="1"/>
+            </wp:cNvGraphicFramePr>
+            <a:graphic xmlns:a="http://schemas.openxmlformats.org/drawingml/2006/main">
+              <a:graphicData uri="http://schemas.openxmlformats.org/drawingml/2006/picture">
+                <pic:pic xmlns:pic="http://schemas.openxmlformats.org/drawingml/2006/picture">
+                  <pic:nvPicPr>
+                    <pic:cNvPr id="0" name="Picture 5"/>
+                    <pic:cNvPicPr>
+                      <a:picLocks noChangeAspect="1" noChangeArrowheads="1"/>
+                    </pic:cNvPicPr>
+                  </pic:nvPicPr>
+                  <pic:blipFill>
+                    <a:blip r:embed="rId18">
+                      <a:extLst>
+                        <a:ext uri="{28A0092B-C50C-407E-A947-70E740481C1C}">
+                          <a14:useLocalDpi xmlns:a14="http://schemas.microsoft.com/office/drawing/2010/main" val="0"/>
+                        </a:ext>
+                      </a:extLst>
+                    </a:blip>
+                    <a:srcRect/>
+                    <a:stretch>
+                      <a:fillRect/>
+                    </a:stretch>
+                  </pic:blipFill>
+                  <pic:spPr bwMode="auto">
+                    <a:xfrm>
+                      <a:off x="0" y="0"/>
+                      <a:ext cx="4200158" cy="2039986"/>
+                    </a:xfrm>
+                    <a:prstGeom prst="rect">
+                      <a:avLst/>
+                    </a:prstGeom>
+                    <a:noFill/>
+                    <a:ln>
+                      <a:noFill/>
+                    </a:ln>
+                  </pic:spPr>
+                </pic:pic>
+              </a:graphicData>
+            </a:graphic>
+          </wp:inline>
+        </w:drawing>
+      </w:r>
+    </w:p>
+    <w:p>
+      <w:pPr>
+        <w:jc w:val="center"/>
+      </w:pPr>
+      <w:r>
+        <w:rPr>
+          <w:noProof/>
+        </w:rPr>
+        <w:lastRenderedPageBreak/>
+        <w:drawing>
+          <wp:inline distT="0" distB="0" distL="0" distR="0" wp14:anchorId="7C6443B9" wp14:editId="61D96D26">
+            <wp:extent cx="4131734" cy="2055711"/>
+            <wp:effectExtent l="0" t="0" r="2540" b="1905"/>
+            <wp:docPr id="6" name="Picture 6"/>
+            <wp:cNvGraphicFramePr>
+              <a:graphicFrameLocks xmlns:a="http://schemas.openxmlformats.org/drawingml/2006/main" noChangeAspect="1"/>
+            </wp:cNvGraphicFramePr>
+            <a:graphic xmlns:a="http://schemas.openxmlformats.org/drawingml/2006/main">
+              <a:graphicData uri="http://schemas.openxmlformats.org/drawingml/2006/picture">
+                <pic:pic xmlns:pic="http://schemas.openxmlformats.org/drawingml/2006/picture">
+                  <pic:nvPicPr>
+                    <pic:cNvPr id="0" name="Picture 6"/>
+                    <pic:cNvPicPr>
+                      <a:picLocks noChangeAspect="1" noChangeArrowheads="1"/>
+                    </pic:cNvPicPr>
+                  </pic:nvPicPr>
+                  <pic:blipFill>
+                    <a:blip r:embed="rId19">
+                      <a:extLst>
+                        <a:ext uri="{28A0092B-C50C-407E-A947-70E740481C1C}">
+                          <a14:useLocalDpi xmlns:a14="http://schemas.microsoft.com/office/drawing/2010/main" val="0"/>
+                        </a:ext>
+                      </a:extLst>
+                    </a:blip>
+                    <a:srcRect/>
+                    <a:stretch>
+                      <a:fillRect/>
+                    </a:stretch>
+                  </pic:blipFill>
+                  <pic:spPr bwMode="auto">
+                    <a:xfrm>
+                      <a:off x="0" y="0"/>
+                      <a:ext cx="4144689" cy="2062157"/>
+                    </a:xfrm>
+                    <a:prstGeom prst="rect">
+                      <a:avLst/>
+                    </a:prstGeom>
+                    <a:noFill/>
+                    <a:ln>
+                      <a:noFill/>
+                    </a:ln>
+                  </pic:spPr>
+                </pic:pic>
+              </a:graphicData>
+            </a:graphic>
+          </wp:inline>
+        </w:drawing>
+      </w:r>
+    </w:p>
+    <w:p>
+      <w:pPr>
+        <w:jc w:val="center"/>
+      </w:pPr>
+    </w:p>
+    <w:p>
+      <w:pPr>
+        <w:jc w:val="center"/>
+      </w:pPr>
+      <w:r>
+        <w:rPr>
+          <w:noProof/>
+        </w:rPr>
+        <w:drawing>
+          <wp:inline distT="0" distB="0" distL="0" distR="0" wp14:anchorId="72C5F12A" wp14:editId="2EC1CB33">
+            <wp:extent cx="4315691" cy="1130105"/>
+            <wp:effectExtent l="0" t="0" r="0" b="0"/>
+            <wp:docPr id="8" name="Picture 8"/>
+            <wp:cNvGraphicFramePr>
+              <a:graphicFrameLocks xmlns:a="http://schemas.openxmlformats.org/drawingml/2006/main" noChangeAspect="1"/>
+            </wp:cNvGraphicFramePr>
+            <a:graphic xmlns:a="http://schemas.openxmlformats.org/drawingml/2006/main">
+              <a:graphicData uri="http://schemas.openxmlformats.org/drawingml/2006/picture">
+                <pic:pic xmlns:pic="http://schemas.openxmlformats.org/drawingml/2006/picture">
+                  <pic:nvPicPr>
+                    <pic:cNvPr id="0" name="Picture 7"/>
+                    <pic:cNvPicPr>
+                      <a:picLocks noChangeAspect="1" noChangeArrowheads="1"/>
+                    </pic:cNvPicPr>
+                  </pic:nvPicPr>
+                  <pic:blipFill>
+                    <a:blip r:embed="rId20" cstate="print">
+                      <a:extLst>
+                        <a:ext uri="{28A0092B-C50C-407E-A947-70E740481C1C}">
+                          <a14:useLocalDpi xmlns:a14="http://schemas.microsoft.com/office/drawing/2010/main" val="0"/>
+                        </a:ext>
+                      </a:extLst>
+                    </a:blip>
+                    <a:srcRect/>
+                    <a:stretch>
+                      <a:fillRect/>
+                    </a:stretch>
+                  </pic:blipFill>
+                  <pic:spPr bwMode="auto">
+                    <a:xfrm>
+                      <a:off x="0" y="0"/>
+                      <a:ext cx="4353921" cy="1140116"/>
+                    </a:xfrm>
+                    <a:prstGeom prst="rect">
+                      <a:avLst/>
+                    </a:prstGeom>
+                    <a:noFill/>
+                    <a:ln>
+                      <a:noFill/>
+                    </a:ln>
+                  </pic:spPr>
+                </pic:pic>
+              </a:graphicData>
+            </a:graphic>
+          </wp:inline>
+        </w:drawing>
+      </w:r>
+    </w:p>
+    <w:p>
+      <w:pPr>
+        <w:jc w:val="center"/>
+      </w:pPr>
+    </w:p>
+    <w:p>
+      <w:pPr>
+        <w:jc w:val="center"/>
+      </w:pPr>
+      <w:r>
+        <w:rPr>
+          <w:noProof/>
+        </w:rPr>
+        <w:drawing>
+          <wp:inline distT="0" distB="0" distL="0" distR="0" wp14:anchorId="2D81EE44" wp14:editId="4EFF7AC0">
+            <wp:extent cx="4405745" cy="2517410"/>
+            <wp:effectExtent l="0" t="0" r="0" b="0"/>
+            <wp:docPr id="9" name="Picture 9"/>
+            <wp:cNvGraphicFramePr>
+              <a:graphicFrameLocks xmlns:a="http://schemas.openxmlformats.org/drawingml/2006/main" noChangeAspect="1"/>
+            </wp:cNvGraphicFramePr>
+            <a:graphic xmlns:a="http://schemas.openxmlformats.org/drawingml/2006/main">
+              <a:graphicData uri="http://schemas.openxmlformats.org/drawingml/2006/picture">
+                <pic:pic xmlns:pic="http://schemas.openxmlformats.org/drawingml/2006/picture">
+                  <pic:nvPicPr>
+                    <pic:cNvPr id="0" name="Picture 8"/>
+                    <pic:cNvPicPr>
+                      <a:picLocks noChangeAspect="1" noChangeArrowheads="1"/>
+                    </pic:cNvPicPr>
+                  </pic:nvPicPr>
+                  <pic:blipFill>
+                    <a:blip r:embed="rId21" cstate="print">
+                      <a:extLst>
+                        <a:ext uri="{28A0092B-C50C-407E-A947-70E740481C1C}">
+                          <a14:useLocalDpi xmlns:a14="http://schemas.microsoft.com/office/drawing/2010/main" val="0"/>
+                        </a:ext>
+                      </a:extLst>
+                    </a:blip>
+                    <a:srcRect/>
+                    <a:stretch>
+                      <a:fillRect/>
+                    </a:stretch>
+                  </pic:blipFill>
+                  <pic:spPr bwMode="auto">
+                    <a:xfrm>
+                      <a:off x="0" y="0"/>
+                      <a:ext cx="4428294" cy="2530294"/>
+                    </a:xfrm>
+                    <a:prstGeom prst="rect">
+                      <a:avLst/>
+                    </a:prstGeom>
+                    <a:noFill/>
+                    <a:ln>
+                      <a:noFill/>
+                    </a:ln>
+                  </pic:spPr>
+                </pic:pic>
+              </a:graphicData>
+            </a:graphic>
+          </wp:inline>
+        </w:drawing>
+      </w:r>
+    </w:p>
+    <w:p>
+      <w:pPr>
+        <w:jc w:val="center"/>
+      </w:pPr>
+    </w:p>
+    <w:p>
+      <w:pPr>
+        <w:jc w:val="center"/>
+      </w:pPr>
+    </w:p>
+    <w:p>
+      <w:pPr>
+        <w:jc w:val="center"/>
+      </w:pPr>
+    </w:p>
+    <w:p>
+      <w:pPr>
+        <w:jc w:val="center"/>
+      </w:pPr>
+      <w:r>
+        <w:rPr>
+          <w:noProof/>
+        </w:rPr>
+        <w:lastRenderedPageBreak/>
+        <w:drawing>
+          <wp:inline distT="0" distB="0" distL="0" distR="0" wp14:anchorId="2FE2A7E4" wp14:editId="690755E8">
+            <wp:extent cx="3803073" cy="2223056"/>
+            <wp:effectExtent l="0" t="0" r="6985" b="6350"/>
+            <wp:docPr id="10" name="Picture 10"/>
+            <wp:cNvGraphicFramePr>
+              <a:graphicFrameLocks xmlns:a="http://schemas.openxmlformats.org/drawingml/2006/main" noChangeAspect="1"/>
+            </wp:cNvGraphicFramePr>
+            <a:graphic xmlns:a="http://schemas.openxmlformats.org/drawingml/2006/main">
+              <a:graphicData uri="http://schemas.openxmlformats.org/drawingml/2006/picture">
+                <pic:pic xmlns:pic="http://schemas.openxmlformats.org/drawingml/2006/picture">
+                  <pic:nvPicPr>
+                    <pic:cNvPr id="0" name="Picture 9"/>
+                    <pic:cNvPicPr>
+                      <a:picLocks noChangeAspect="1" noChangeArrowheads="1"/>
+                    </pic:cNvPicPr>
+                  </pic:nvPicPr>
+                  <pic:blipFill>
+                    <a:blip r:embed="rId22" cstate="print">
+                      <a:extLst>
+                        <a:ext uri="{28A0092B-C50C-407E-A947-70E740481C1C}">
+                          <a14:useLocalDpi xmlns:a14="http://schemas.microsoft.com/office/drawing/2010/main" val="0"/>
+                        </a:ext>
+                      </a:extLst>
+                    </a:blip>
+                    <a:srcRect/>
+                    <a:stretch>
+                      <a:fillRect/>
+                    </a:stretch>
+                  </pic:blipFill>
+                  <pic:spPr bwMode="auto">
+                    <a:xfrm>
+                      <a:off x="0" y="0"/>
+                      <a:ext cx="3842036" cy="2245832"/>
+                    </a:xfrm>
+                    <a:prstGeom prst="rect">
+                      <a:avLst/>
+                    </a:prstGeom>
+                    <a:noFill/>
+                    <a:ln>
+                      <a:noFill/>
+                    </a:ln>
+                  </pic:spPr>
+                </pic:pic>
+              </a:graphicData>
+            </a:graphic>
+          </wp:inline>
+        </w:drawing>
+      </w:r>
+    </w:p>
+    <w:p>
+      <w:pPr>
+        <w:jc w:val="center"/>
+      </w:pPr>
+      <w:r>
+        <w:rPr>
+          <w:noProof/>
+        </w:rPr>
+        <w:drawing>
+          <wp:inline distT="0" distB="0" distL="0" distR="0" wp14:anchorId="68C24E84" wp14:editId="058438A1">
+            <wp:extent cx="3858491" cy="1401142"/>
+            <wp:effectExtent l="0" t="0" r="0" b="8890"/>
+            <wp:docPr id="11" name="Picture 11"/>
+            <wp:cNvGraphicFramePr>
+              <a:graphicFrameLocks xmlns:a="http://schemas.openxmlformats.org/drawingml/2006/main" noChangeAspect="1"/>
+            </wp:cNvGraphicFramePr>
+            <a:graphic xmlns:a="http://schemas.openxmlformats.org/drawingml/2006/main">
+              <a:graphicData uri="http://schemas.openxmlformats.org/drawingml/2006/picture">
+                <pic:pic xmlns:pic="http://schemas.openxmlformats.org/drawingml/2006/picture">
+                  <pic:nvPicPr>
+                    <pic:cNvPr id="0" name="Picture 10"/>
+                    <pic:cNvPicPr>
+                      <a:picLocks noChangeAspect="1" noChangeArrowheads="1"/>
+                    </pic:cNvPicPr>
+                  </pic:nvPicPr>
+                  <pic:blipFill>
+                    <a:blip r:embed="rId23" cstate="print">
+                      <a:extLst>
+                        <a:ext uri="{28A0092B-C50C-407E-A947-70E740481C1C}">
+                          <a14:useLocalDpi xmlns:a14="http://schemas.microsoft.com/office/drawing/2010/main" val="0"/>
+                        </a:ext>
+                      </a:extLst>
+                    </a:blip>
+                    <a:srcRect/>
+                    <a:stretch>
+                      <a:fillRect/>
+                    </a:stretch>
+                  </pic:blipFill>
+                  <pic:spPr bwMode="auto">
+                    <a:xfrm>
+                      <a:off x="0" y="0"/>
+                      <a:ext cx="3902323" cy="1417059"/>
+                    </a:xfrm>
+                    <a:prstGeom prst="rect">
+                      <a:avLst/>
+                    </a:prstGeom>
+                    <a:noFill/>
+                    <a:ln>
+                      <a:noFill/>
+                    </a:ln>
+                  </pic:spPr>
+                </pic:pic>
+              </a:graphicData>
+            </a:graphic>
+          </wp:inline>
+        </w:drawing>
+      </w:r>
+    </w:p>
+    <w:p>
+      <w:pPr>
+        <w:jc w:val="center"/>
+      </w:pPr>
+      <w:r>
+        <w:rPr>
+          <w:noProof/>
+        </w:rPr>
+        <w:drawing>
+          <wp:inline distT="0" distB="0" distL="0" distR="0" wp14:anchorId="3860BC45" wp14:editId="0E9EB807">
+            <wp:extent cx="3962400" cy="1471349"/>
+            <wp:effectExtent l="0" t="0" r="0" b="0"/>
+            <wp:docPr id="12" name="Picture 12"/>
+            <wp:cNvGraphicFramePr>
+              <a:graphicFrameLocks xmlns:a="http://schemas.openxmlformats.org/drawingml/2006/main" noChangeAspect="1"/>
+            </wp:cNvGraphicFramePr>
+            <a:graphic xmlns:a="http://schemas.openxmlformats.org/drawingml/2006/main">
+              <a:graphicData uri="http://schemas.openxmlformats.org/drawingml/2006/picture">
+                <pic:pic xmlns:pic="http://schemas.openxmlformats.org/drawingml/2006/picture">
+                  <pic:nvPicPr>
+                    <pic:cNvPr id="0" name="Picture 11"/>
+                    <pic:cNvPicPr>
+                      <a:picLocks noChangeAspect="1" noChangeArrowheads="1"/>
+                    </pic:cNvPicPr>
+                  </pic:nvPicPr>
+                  <pic:blipFill>
+                    <a:blip r:embed="rId24" cstate="print">
+                      <a:extLst>
+                        <a:ext uri="{28A0092B-C50C-407E-A947-70E740481C1C}">
+                          <a14:useLocalDpi xmlns:a14="http://schemas.microsoft.com/office/drawing/2010/main" val="0"/>
+                        </a:ext>
+                      </a:extLst>
+                    </a:blip>
+                    <a:srcRect/>
+                    <a:stretch>
+                      <a:fillRect/>
+                    </a:stretch>
+                  </pic:blipFill>
+                  <pic:spPr bwMode="auto">
+                    <a:xfrm>
+                      <a:off x="0" y="0"/>
+                      <a:ext cx="3979728" cy="1477783"/>
+                    </a:xfrm>
+                    <a:prstGeom prst="rect">
+                      <a:avLst/>
+                    </a:prstGeom>
+                    <a:noFill/>
+                    <a:ln>
+                      <a:noFill/>
+                    </a:ln>
+                  </pic:spPr>
+                </pic:pic>
+              </a:graphicData>
+            </a:graphic>
+          </wp:inline>
+        </w:drawing>
+      </w:r>
+    </w:p>
+    <w:p>
+      <w:pPr>
+        <w:jc w:val="center"/>
+      </w:pPr>
+      <w:r>
+        <w:rPr>
+          <w:noProof/>
+        </w:rPr>
+        <w:drawing>
+          <wp:inline distT="0" distB="0" distL="0" distR="0" wp14:anchorId="5B350439" wp14:editId="6D74094C">
+            <wp:extent cx="4114800" cy="1077500"/>
+            <wp:effectExtent l="0" t="0" r="0" b="8890"/>
+            <wp:docPr id="14" name="Picture 14"/>
+            <wp:cNvGraphicFramePr>
+              <a:graphicFrameLocks xmlns:a="http://schemas.openxmlformats.org/drawingml/2006/main" noChangeAspect="1"/>
+            </wp:cNvGraphicFramePr>
+            <a:graphic xmlns:a="http://schemas.openxmlformats.org/drawingml/2006/main">
+              <a:graphicData uri="http://schemas.openxmlformats.org/drawingml/2006/picture">
+                <pic:pic xmlns:pic="http://schemas.openxmlformats.org/drawingml/2006/picture">
+                  <pic:nvPicPr>
+                    <pic:cNvPr id="0" name="Picture 7"/>
+                    <pic:cNvPicPr>
+                      <a:picLocks noChangeAspect="1" noChangeArrowheads="1"/>
+                    </pic:cNvPicPr>
+                  </pic:nvPicPr>
+                  <pic:blipFill>
+                    <a:blip r:embed="rId25" cstate="print">
+                      <a:extLst>
+                        <a:ext uri="{28A0092B-C50C-407E-A947-70E740481C1C}">
+                          <a14:useLocalDpi xmlns:a14="http://schemas.microsoft.com/office/drawing/2010/main" val="0"/>
+                        </a:ext>
+                      </a:extLst>
+                    </a:blip>
+                    <a:srcRect/>
+                    <a:stretch>
+                      <a:fillRect/>
+                    </a:stretch>
+                  </pic:blipFill>
+                  <pic:spPr bwMode="auto">
+                    <a:xfrm>
+                      <a:off x="0" y="0"/>
+                      <a:ext cx="4161921" cy="1089839"/>
+                    </a:xfrm>
+                    <a:prstGeom prst="rect">
+                      <a:avLst/>
+                    </a:prstGeom>
+                    <a:noFill/>
+                    <a:ln>
+                      <a:noFill/>
+                    </a:ln>
+                  </pic:spPr>
+                </pic:pic>
+              </a:graphicData>
+            </a:graphic>
+          </wp:inline>
+        </w:drawing>
+      </w:r>
+    </w:p>
+    <w:p>
+      <w:pPr>
+        <w:jc w:val="center"/>
+      </w:pPr>
+      <w:r>
+        <w:rPr>
+          <w:noProof/>
+        </w:rPr>
+        <w:drawing>
+          <wp:inline distT="0" distB="0" distL="0" distR="0" wp14:anchorId="2B01F71D" wp14:editId="15A27AD3">
+            <wp:extent cx="4239491" cy="1267030"/>
+            <wp:effectExtent l="0" t="0" r="8890" b="9525"/>
+            <wp:docPr id="15" name="Picture 15"/>
+            <wp:cNvGraphicFramePr>
+              <a:graphicFrameLocks xmlns:a="http://schemas.openxmlformats.org/drawingml/2006/main" noChangeAspect="1"/>
+            </wp:cNvGraphicFramePr>
+            <a:graphic xmlns:a="http://schemas.openxmlformats.org/drawingml/2006/main">
+              <a:graphicData uri="http://schemas.openxmlformats.org/drawingml/2006/picture">
+                <pic:pic xmlns:pic="http://schemas.openxmlformats.org/drawingml/2006/picture">
+                  <pic:nvPicPr>
+                    <pic:cNvPr id="0" name="Picture 13"/>
+                    <pic:cNvPicPr>
+                      <a:picLocks noChangeAspect="1" noChangeArrowheads="1"/>
+                    </pic:cNvPicPr>
+                  </pic:nvPicPr>
+                  <pic:blipFill>
+                    <a:blip r:embed="rId26" cstate="print">
+                      <a:extLst>
+                        <a:ext uri="{28A0092B-C50C-407E-A947-70E740481C1C}">
+                          <a14:useLocalDpi xmlns:a14="http://schemas.microsoft.com/office/drawing/2010/main" val="0"/>
+                        </a:ext>
+                      </a:extLst>
+                    </a:blip>
+                    <a:srcRect/>
+                    <a:stretch>
+                      <a:fillRect/>
+                    </a:stretch>
+                  </pic:blipFill>
+                  <pic:spPr bwMode="auto">
+                    <a:xfrm>
+                      <a:off x="0" y="0"/>
+                      <a:ext cx="4271725" cy="1276664"/>
+                    </a:xfrm>
+                    <a:prstGeom prst="rect">
+                      <a:avLst/>
+                    </a:prstGeom>
+                    <a:noFill/>
+                    <a:ln>
+                      <a:noFill/>
+                    </a:ln>
+                  </pic:spPr>
+                </pic:pic>
+              </a:graphicData>
+            </a:graphic>
+          </wp:inline>
+        </w:drawing>
+      </w:r>
+    </w:p>
+    <w:p>
+      <w:pPr>
+        <w:jc w:val="center"/>
+      </w:pPr>
+    </w:p>
+    <w:p>
+      <w:pPr>
+        <w:jc w:val="center"/>
+      </w:pPr>
+    </w:p>
+    <w:p>
+      <w:pPr>
+        <w:jc w:val="center"/>
+      </w:pPr>
+      <w:r>
+        <w:rPr>
+          <w:noProof/>
+        </w:rPr>
+        <w:lastRenderedPageBreak/>
+        <w:drawing>
+          <wp:inline distT="0" distB="0" distL="0" distR="0" wp14:anchorId="6DA84F97" wp14:editId="5DF44AFC">
+            <wp:extent cx="4301836" cy="995614"/>
+            <wp:effectExtent l="0" t="0" r="3810" b="0"/>
+            <wp:docPr id="16" name="Picture 16"/>
+            <wp:cNvGraphicFramePr>
+              <a:graphicFrameLocks xmlns:a="http://schemas.openxmlformats.org/drawingml/2006/main" noChangeAspect="1"/>
+            </wp:cNvGraphicFramePr>
+            <a:graphic xmlns:a="http://schemas.openxmlformats.org/drawingml/2006/main">
+              <a:graphicData uri="http://schemas.openxmlformats.org/drawingml/2006/picture">
+                <pic:pic xmlns:pic="http://schemas.openxmlformats.org/drawingml/2006/picture">
+                  <pic:nvPicPr>
+                    <pic:cNvPr id="0" name="Picture 14"/>
+                    <pic:cNvPicPr>
+                      <a:picLocks noChangeAspect="1" noChangeArrowheads="1"/>
+                    </pic:cNvPicPr>
+                  </pic:nvPicPr>
+                  <pic:blipFill>
+                    <a:blip r:embed="rId27" cstate="print">
+                      <a:extLst>
+                        <a:ext uri="{28A0092B-C50C-407E-A947-70E740481C1C}">
+                          <a14:useLocalDpi xmlns:a14="http://schemas.microsoft.com/office/drawing/2010/main" val="0"/>
+                        </a:ext>
+                      </a:extLst>
+                    </a:blip>
+                    <a:srcRect/>
+                    <a:stretch>
+                      <a:fillRect/>
+                    </a:stretch>
+                  </pic:blipFill>
+                  <pic:spPr bwMode="auto">
+                    <a:xfrm>
+                      <a:off x="0" y="0"/>
+                      <a:ext cx="4316639" cy="999040"/>
+                    </a:xfrm>
+                    <a:prstGeom prst="rect">
+                      <a:avLst/>
+                    </a:prstGeom>
+                    <a:noFill/>
+                    <a:ln>
+                      <a:noFill/>
+                    </a:ln>
+                  </pic:spPr>
+                </pic:pic>
+              </a:graphicData>
+            </a:graphic>
+          </wp:inline>
+        </w:drawing>
+      </w:r>
+    </w:p>
+    <w:p>
+      <w:pPr>
+        <w:jc w:val="center"/>
+      </w:pPr>
+      <w:r>
+        <w:rPr>
+          <w:noProof/>
+        </w:rPr>
+        <w:drawing>
+          <wp:inline distT="0" distB="0" distL="0" distR="0" wp14:anchorId="1F3BB2CF" wp14:editId="0D14440D">
+            <wp:extent cx="4371109" cy="1033943"/>
+            <wp:effectExtent l="0" t="0" r="0" b="0"/>
+            <wp:docPr id="17" name="Picture 17"/>
+            <wp:cNvGraphicFramePr>
+              <a:graphicFrameLocks xmlns:a="http://schemas.openxmlformats.org/drawingml/2006/main" noChangeAspect="1"/>
+            </wp:cNvGraphicFramePr>
+            <a:graphic xmlns:a="http://schemas.openxmlformats.org/drawingml/2006/main">
+              <a:graphicData uri="http://schemas.openxmlformats.org/drawingml/2006/picture">
+                <pic:pic xmlns:pic="http://schemas.openxmlformats.org/drawingml/2006/picture">
+                  <pic:nvPicPr>
+                    <pic:cNvPr id="0" name="Picture 15"/>
+                    <pic:cNvPicPr>
+                      <a:picLocks noChangeAspect="1" noChangeArrowheads="1"/>
+                    </pic:cNvPicPr>
+                  </pic:nvPicPr>
+                  <pic:blipFill>
+                    <a:blip r:embed="rId28" cstate="print">
+                      <a:extLst>
+                        <a:ext uri="{28A0092B-C50C-407E-A947-70E740481C1C}">
+                          <a14:useLocalDpi xmlns:a14="http://schemas.microsoft.com/office/drawing/2010/main" val="0"/>
+                        </a:ext>
+                      </a:extLst>
+                    </a:blip>
+                    <a:srcRect/>
+                    <a:stretch>
+                      <a:fillRect/>
+                    </a:stretch>
+                  </pic:blipFill>
+                  <pic:spPr bwMode="auto">
+                    <a:xfrm>
+                      <a:off x="0" y="0"/>
+                      <a:ext cx="4417451" cy="1044905"/>
+                    </a:xfrm>
+                    <a:prstGeom prst="rect">
+                      <a:avLst/>
+                    </a:prstGeom>
+                    <a:noFill/>
+                    <a:ln>
+                      <a:noFill/>
+                    </a:ln>
+                  </pic:spPr>
+                </pic:pic>
+              </a:graphicData>
+            </a:graphic>
+          </wp:inline>
+        </w:drawing>
+      </w:r>
+    </w:p>
+    <w:p>
+      <w:pPr>
+        <w:jc w:val="center"/>
+      </w:pPr>
+      <w:r>
+        <w:rPr>
+          <w:noProof/>
+        </w:rPr>
+        <w:drawing>
+          <wp:inline distT="0" distB="0" distL="0" distR="0" wp14:anchorId="18A8EFB9" wp14:editId="07EC95DD">
+            <wp:extent cx="4426527" cy="2624326"/>
+            <wp:effectExtent l="0" t="0" r="0" b="5080"/>
+            <wp:docPr id="18" name="Picture 18"/>
+            <wp:cNvGraphicFramePr>
+              <a:graphicFrameLocks xmlns:a="http://schemas.openxmlformats.org/drawingml/2006/main" noChangeAspect="1"/>
+            </wp:cNvGraphicFramePr>
+            <a:graphic xmlns:a="http://schemas.openxmlformats.org/drawingml/2006/main">
+              <a:graphicData uri="http://schemas.openxmlformats.org/drawingml/2006/picture">
+                <pic:pic xmlns:pic="http://schemas.openxmlformats.org/drawingml/2006/picture">
+                  <pic:nvPicPr>
+                    <pic:cNvPr id="0" name="Picture 16"/>
+                    <pic:cNvPicPr>
+                      <a:picLocks noChangeAspect="1" noChangeArrowheads="1"/>
+                    </pic:cNvPicPr>
+                  </pic:nvPicPr>
+                  <pic:blipFill>
+                    <a:blip r:embed="rId29" cstate="print">
+                      <a:extLst>
+                        <a:ext uri="{28A0092B-C50C-407E-A947-70E740481C1C}">
+                          <a14:useLocalDpi xmlns:a14="http://schemas.microsoft.com/office/drawing/2010/main" val="0"/>
+                        </a:ext>
+                      </a:extLst>
+                    </a:blip>
+                    <a:srcRect/>
+                    <a:stretch>
+                      <a:fillRect/>
+                    </a:stretch>
+                  </pic:blipFill>
+                  <pic:spPr bwMode="auto">
+                    <a:xfrm>
+                      <a:off x="0" y="0"/>
+                      <a:ext cx="4451867" cy="2639349"/>
+                    </a:xfrm>
+                    <a:prstGeom prst="rect">
+                      <a:avLst/>
+                    </a:prstGeom>
+                    <a:noFill/>
+                    <a:ln>
+                      <a:noFill/>
+                    </a:ln>
+                  </pic:spPr>
+                </pic:pic>
+              </a:graphicData>
+            </a:graphic>
+          </wp:inline>
+        </w:drawing>
+      </w:r>
+    </w:p>
+    <w:p>
+      <w:pPr>
+        <w:jc w:val="center"/>
+      </w:pPr>
+    </w:p>
+    <w:p>
+      <w:pPr>
+        <w:jc w:val="center"/>
+      </w:pPr>
+      <w:bookmarkStart w:id="0" w:name="_GoBack"/>
+      <w:r>
+        <w:rPr>
+          <w:noProof/>
+        </w:rPr>
+        <w:drawing>
+          <wp:inline distT="0" distB="0" distL="0" distR="0" wp14:anchorId="3D18A69B" wp14:editId="432E43DA">
+            <wp:extent cx="4073237" cy="3053259"/>
+            <wp:effectExtent l="0" t="0" r="3810" b="0"/>
+            <wp:docPr id="20" name="Picture 20"/>
+            <wp:cNvGraphicFramePr>
+              <a:graphicFrameLocks xmlns:a="http://schemas.openxmlformats.org/drawingml/2006/main" noChangeAspect="1"/>
+            </wp:cNvGraphicFramePr>
+            <a:graphic xmlns:a="http://schemas.openxmlformats.org/drawingml/2006/main">
+              <a:graphicData uri="http://schemas.openxmlformats.org/drawingml/2006/picture">
+                <pic:pic xmlns:pic="http://schemas.openxmlformats.org/drawingml/2006/picture">
+                  <pic:nvPicPr>
+                    <pic:cNvPr id="0" name="Picture 18"/>
+                    <pic:cNvPicPr>
+                      <a:picLocks noChangeAspect="1" noChangeArrowheads="1"/>
+                    </pic:cNvPicPr>
+                  </pic:nvPicPr>
+                  <pic:blipFill>
+                    <a:blip r:embed="rId30" cstate="print">
+                      <a:extLst>
+                        <a:ext uri="{28A0092B-C50C-407E-A947-70E740481C1C}">
+                          <a14:useLocalDpi xmlns:a14="http://schemas.microsoft.com/office/drawing/2010/main" val="0"/>
+                        </a:ext>
+                      </a:extLst>
+                    </a:blip>
+                    <a:srcRect/>
+                    <a:stretch>
+                      <a:fillRect/>
+                    </a:stretch>
+                  </pic:blipFill>
+                  <pic:spPr bwMode="auto">
+                    <a:xfrm>
+                      <a:off x="0" y="0"/>
+                      <a:ext cx="4082504" cy="3060205"/>
+                    </a:xfrm>
+                    <a:prstGeom prst="rect">
+                      <a:avLst/>
+                    </a:prstGeom>
+                    <a:noFill/>
+                    <a:ln>
+                      <a:noFill/>
+                    </a:ln>
+                  </pic:spPr>
+                </pic:pic>
+              </a:graphicData>
+            </a:graphic>
+          </wp:inline>
+        </w:drawing>
+      </w:r>
+      <w:bookmarkEnd w:id="0"/>
     </w:p>
     <w:p>
       <w:pPr>
@@ -17741,7 +22656,7 @@
       </w:pPr>
     </w:p>
     <w:sectPr>
-      <w:footerReference w:type="default" r:id="rId9"/>
+      <w:footerReference w:type="default" r:id="rId31"/>
       <w:pgSz w:w="11907" w:h="16840" w:code="9"/>
       <w:pgMar w:top="1699" w:right="1699" w:bottom="1699" w:left="2268" w:header="706" w:footer="706" w:gutter="0"/>
       <w:pgNumType w:start="0"/>
@@ -21350,6 +26265,7 @@
   <w:style w:type="character" w:default="1" w:styleId="DefaultParagraphFont">
     <w:name w:val="Default Paragraph Font"/>
     <w:uiPriority w:val="1"/>
+    <w:semiHidden/>
     <w:unhideWhenUsed/>
   </w:style>
   <w:style w:type="table" w:default="1" w:styleId="TableNormal">
@@ -21903,7 +26819,7 @@
 </file>
 
 <file path=customXml/itemProps1.xml><?xml version="1.0" encoding="utf-8"?>
-<ds:datastoreItem xmlns:ds="http://schemas.openxmlformats.org/officeDocument/2006/customXml" ds:itemID="{0395CBD8-00E6-412D-A740-B5F4BC002D7B}">
+<ds:datastoreItem xmlns:ds="http://schemas.openxmlformats.org/officeDocument/2006/customXml" ds:itemID="{807AF9B9-79D2-4FA2-9EEE-3ACA5AA07CEE}">
   <ds:schemaRefs>
     <ds:schemaRef ds:uri="http://schemas.openxmlformats.org/officeDocument/2006/bibliography"/>
   </ds:schemaRefs>
